--- a/IT244 -#5- Project.docx
+++ b/IT244 -#5- Project.docx
@@ -450,13 +450,13 @@
               </wp:anchor>
             </w:drawing>
           </mc:Choice>
-          <mc:Fallback xmlns:w16du="http://schemas.microsoft.com/office/word/2023/wordml/word16du" xmlns:w16sdtfl="http://schemas.microsoft.com/office/word/2024/wordml/sdtformatlock" xmlns:w16sdtdh="http://schemas.microsoft.com/office/word/2020/wordml/sdtdatahash" xmlns:w16="http://schemas.microsoft.com/office/word/2018/wordml" xmlns:w16cid="http://schemas.microsoft.com/office/word/2016/wordml/cid" xmlns:w16cex="http://schemas.microsoft.com/office/word/2018/wordml/cex" xmlns:w16cei="http://schemas.microsoft.com/office/word/2026/wordml/cei" xmlns:oel="http://schemas.microsoft.com/office/2019/extlst" xmlns:am3d="http://schemas.microsoft.com/office/drawing/2017/model3d" xmlns:aink="http://schemas.microsoft.com/office/drawing/2016/ink" xmlns:cx8="http://schemas.microsoft.com/office/drawing/2016/5/14/chartex" xmlns:cx7="http://schemas.microsoft.com/office/drawing/2016/5/13/chartex" xmlns:cx6="http://schemas.microsoft.com/office/drawing/2016/5/12/chartex" xmlns:cx5="http://schemas.microsoft.com/office/drawing/2016/5/11/chartex" xmlns:cx4="http://schemas.microsoft.com/office/drawing/2016/5/10/chartex" xmlns:cx3="http://schemas.microsoft.com/office/drawing/2016/5/9/chartex" xmlns:cx2="http://schemas.microsoft.com/office/drawing/2015/10/21/chartex" xmlns:cx1="http://schemas.microsoft.com/office/drawing/2015/9/8/chartex">
+          <mc:Fallback>
             <w:pict>
               <v:shapetype w14:anchorId="31BDEDF3" id="_x0000_t202" coordsize="21600,21600" o:spt="202" path="m,l,21600r21600,l21600,xe">
                 <v:stroke joinstyle="miter"/>
                 <v:path gradientshapeok="t" o:connecttype="rect"/>
               </v:shapetype>
-              <v:shape id="Text Box 14" o:spid="_x0000_s1026" type="#_x0000_t202" alt="Report title" style="position:absolute;margin-left:36pt;margin-top:85.4pt;width:540pt;height:148.1pt;z-index:-251641856;visibility:visible;mso-wrap-style:square;mso-width-percent:0;mso-height-percent:0;mso-wrap-distance-left:9pt;mso-wrap-distance-top:0;mso-wrap-distance-right:9pt;mso-wrap-distance-bottom:0;mso-position-horizontal:absolute;mso-position-horizontal-relative:page;mso-position-vertical:absolute;mso-position-vertical-relative:margin;mso-width-percent:0;mso-height-percent:0;mso-width-relative:margin;mso-height-relative:margin;v-text-anchor:bottom" o:gfxdata="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" o:allowoverlap="f" filled="f" stroked="f">
+              <v:shape id="Text Box 14" o:spid="_x0000_s1026" type="#_x0000_t202" alt="Report title" style="position:absolute;margin-left:36pt;margin-top:85.4pt;width:540pt;height:148.1pt;z-index:-251641856;visibility:visible;mso-wrap-style:square;mso-width-percent:0;mso-height-percent:0;mso-wrap-distance-left:9pt;mso-wrap-distance-top:0;mso-wrap-distance-right:9pt;mso-wrap-distance-bottom:0;mso-position-horizontal:absolute;mso-position-horizontal-relative:page;mso-position-vertical:absolute;mso-position-vertical-relative:margin;mso-width-percent:0;mso-height-percent:0;mso-width-relative:margin;mso-height-relative:margin;v-text-anchor:bottom" o:gfxdata="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" o:allowoverlap="f" filled="f" stroked="f">
                 <v:textbox inset="0,0,0,0">
                   <w:txbxContent>
                     <w:sdt>
@@ -474,6 +474,7 @@
                         <w:dataBinding w:prefixMappings="xmlns:ns0='http://purl.org/dc/elements/1.1/' xmlns:ns1='http://schemas.openxmlformats.org/package/2006/metadata/core-properties' " w:xpath="/ns1:coreProperties[1]/ns0:title[1]" w:storeItemID="{6C3C8BC8-F283-45AE-878A-BAB7291924A1}"/>
                         <w:text/>
                       </w:sdtPr>
+                      <w:sdtEndPr/>
                       <w:sdtContent>
                         <w:p>
                           <w:pPr>
@@ -531,6 +532,7 @@
                           <w:dataBinding w:prefixMappings="xmlns:ns0='http://purl.org/dc/elements/1.1/' xmlns:ns1='http://schemas.openxmlformats.org/package/2006/metadata/core-properties' " w:xpath="/ns1:coreProperties[1]/ns0:subject[1]" w:storeItemID="{6C3C8BC8-F283-45AE-878A-BAB7291924A1}"/>
                           <w:text/>
                         </w:sdtPr>
+                        <w:sdtEndPr/>
                         <w:sdtContent>
                           <w:r>
                             <w:rPr>
@@ -773,6 +775,7 @@
                         <w:dataBinding w:prefixMappings="xmlns:ns0='http://schemas.microsoft.com/office/2006/coverPageProps'" w:xpath="/ns0:CoverPageProperties[1]/ns0:Abstract[1]" w:storeItemID="{55AF091B-3C7A-41E3-B477-F2FDAA23CFDA}"/>
                         <w:text/>
                       </w:sdtPr>
+                      <w:sdtEndPr/>
                       <w:sdtContent>
                         <w:p>
                           <w:pPr>
@@ -988,9 +991,9 @@
               </wp:anchor>
             </w:drawing>
           </mc:Choice>
-          <mc:Fallback xmlns:w16du="http://schemas.microsoft.com/office/word/2023/wordml/word16du" xmlns:w16sdtfl="http://schemas.microsoft.com/office/word/2024/wordml/sdtformatlock" xmlns:w16sdtdh="http://schemas.microsoft.com/office/word/2020/wordml/sdtdatahash" xmlns:w16="http://schemas.microsoft.com/office/word/2018/wordml" xmlns:w16cid="http://schemas.microsoft.com/office/word/2016/wordml/cid" xmlns:w16cex="http://schemas.microsoft.com/office/word/2018/wordml/cex" xmlns:w16cei="http://schemas.microsoft.com/office/word/2026/wordml/cei" xmlns:oel="http://schemas.microsoft.com/office/2019/extlst" xmlns:am3d="http://schemas.microsoft.com/office/drawing/2017/model3d" xmlns:aink="http://schemas.microsoft.com/office/drawing/2016/ink" xmlns:cx8="http://schemas.microsoft.com/office/drawing/2016/5/14/chartex" xmlns:cx7="http://schemas.microsoft.com/office/drawing/2016/5/13/chartex" xmlns:cx6="http://schemas.microsoft.com/office/drawing/2016/5/12/chartex" xmlns:cx5="http://schemas.microsoft.com/office/drawing/2016/5/11/chartex" xmlns:cx4="http://schemas.microsoft.com/office/drawing/2016/5/10/chartex" xmlns:cx3="http://schemas.microsoft.com/office/drawing/2016/5/9/chartex" xmlns:cx2="http://schemas.microsoft.com/office/drawing/2015/10/21/chartex" xmlns:cx1="http://schemas.microsoft.com/office/drawing/2015/9/8/chartex">
+          <mc:Fallback>
             <w:pict>
-              <v:shape w14:anchorId="6466823C" id="Text Box 2" o:spid="_x0000_s1027" type="#_x0000_t202" style="position:absolute;margin-left:40.3pt;margin-top:.05pt;width:545.45pt;height:87.55pt;z-index:251679744;visibility:visible;mso-wrap-style:square;mso-width-percent:0;mso-height-percent:0;mso-wrap-distance-left:9pt;mso-wrap-distance-top:7.2pt;mso-wrap-distance-right:9pt;mso-wrap-distance-bottom:7.2pt;mso-position-horizontal:absolute;mso-position-horizontal-relative:page;mso-position-vertical:absolute;mso-position-vertical-relative:text;mso-width-percent:0;mso-height-percent:0;mso-width-relative:margin;mso-height-relative:margin;v-text-anchor:top" o:gfxdata="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" filled="f" stroked="f">
+              <v:shape w14:anchorId="6466823C" id="Text Box 2" o:spid="_x0000_s1027" type="#_x0000_t202" style="position:absolute;margin-left:40.3pt;margin-top:.05pt;width:545.45pt;height:87.55pt;z-index:251679744;visibility:visible;mso-wrap-style:square;mso-width-percent:0;mso-height-percent:0;mso-wrap-distance-left:9pt;mso-wrap-distance-top:7.2pt;mso-wrap-distance-right:9pt;mso-wrap-distance-bottom:7.2pt;mso-position-horizontal:absolute;mso-position-horizontal-relative:page;mso-position-vertical:absolute;mso-position-vertical-relative:text;mso-width-percent:0;mso-height-percent:0;mso-width-relative:margin;mso-height-relative:margin;v-text-anchor:top" o:gfxdata="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" filled="f" stroked="f">
                 <v:textbox>
                   <w:txbxContent>
                     <w:p>
@@ -1377,7 +1380,14 @@
                                     <w:rPr>
                                       <w:color w:val="auto"/>
                                     </w:rPr>
-                                    <w:t xml:space="preserve"> will be given if you try to bypass the SafeAssi</w:t>
+                                    <w:t xml:space="preserve"> will be given if you try to bypass the </w:t>
+                                  </w:r>
+                                  <w:proofErr w:type="spellStart"/>
+                                  <w:r>
+                                    <w:rPr>
+                                      <w:color w:val="auto"/>
+                                    </w:rPr>
+                                    <w:t>SafeAssi</w:t>
                                   </w:r>
                                   <w:r>
                                     <w:rPr>
@@ -1385,6 +1395,7 @@
                                     </w:rPr>
                                     <w:t>gn</w:t>
                                   </w:r>
+                                  <w:proofErr w:type="spellEnd"/>
                                   <w:r>
                                     <w:rPr>
                                       <w:color w:val="auto"/>
@@ -1701,10 +1712,10 @@
                   </wp:anchor>
                 </w:drawing>
               </mc:Choice>
-              <mc:Fallback xmlns:w16du="http://schemas.microsoft.com/office/word/2023/wordml/word16du" xmlns:w16sdtfl="http://schemas.microsoft.com/office/word/2024/wordml/sdtformatlock" xmlns:w16sdtdh="http://schemas.microsoft.com/office/word/2020/wordml/sdtdatahash" xmlns:w16="http://schemas.microsoft.com/office/word/2018/wordml" xmlns:w16cid="http://schemas.microsoft.com/office/word/2016/wordml/cid" xmlns:w16cex="http://schemas.microsoft.com/office/word/2018/wordml/cex" xmlns:w16cei="http://schemas.microsoft.com/office/word/2026/wordml/cei" xmlns:oel="http://schemas.microsoft.com/office/2019/extlst" xmlns:am3d="http://schemas.microsoft.com/office/drawing/2017/model3d" xmlns:aink="http://schemas.microsoft.com/office/drawing/2016/ink" xmlns:cx8="http://schemas.microsoft.com/office/drawing/2016/5/14/chartex" xmlns:cx7="http://schemas.microsoft.com/office/drawing/2016/5/13/chartex" xmlns:cx6="http://schemas.microsoft.com/office/drawing/2016/5/12/chartex" xmlns:cx5="http://schemas.microsoft.com/office/drawing/2016/5/11/chartex" xmlns:cx4="http://schemas.microsoft.com/office/drawing/2016/5/10/chartex" xmlns:cx3="http://schemas.microsoft.com/office/drawing/2016/5/9/chartex" xmlns:cx2="http://schemas.microsoft.com/office/drawing/2015/10/21/chartex" xmlns:cx1="http://schemas.microsoft.com/office/drawing/2015/9/8/chartex">
+              <mc:Fallback>
                 <w:pict>
-                  <v:group w14:anchorId="31857F9A" id="Group 198" o:spid="_x0000_s1028" style="position:absolute;margin-left:-105.75pt;margin-top:341.4pt;width:518.25pt;height:318.6pt;z-index:251677696;mso-wrap-distance-left:14.4pt;mso-wrap-distance-top:3.6pt;mso-wrap-distance-right:14.4pt;mso-wrap-distance-bottom:3.6pt;mso-position-horizontal-relative:margin;mso-position-vertical-relative:margin;mso-width-relative:margin;mso-height-relative:margin" coordorigin=",228" coordsize="35784,22576" o:gfxdata="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">
-                    <v:rect id="Rectangle 199" o:spid="_x0000_s1029" style="position:absolute;top:228;width:35674;height:2448;visibility:visible;mso-wrap-style:square;v-text-anchor:middle" o:gfxdata="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" fillcolor="#ef4623 [3204]" stroked="f" strokeweight="2pt">
+                  <v:group w14:anchorId="31857F9A" id="Group 198" o:spid="_x0000_s1028" style="position:absolute;margin-left:-105.75pt;margin-top:341.4pt;width:518.25pt;height:318.6pt;z-index:251677696;mso-wrap-distance-left:14.4pt;mso-wrap-distance-top:3.6pt;mso-wrap-distance-right:14.4pt;mso-wrap-distance-bottom:3.6pt;mso-position-horizontal-relative:margin;mso-position-vertical-relative:margin;mso-width-relative:margin;mso-height-relative:margin" coordorigin=",228" coordsize="35784,22576" o:gfxdata="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">
+                    <v:rect id="Rectangle 199" o:spid="_x0000_s1029" style="position:absolute;top:228;width:35674;height:2448;visibility:visible;mso-wrap-style:square;v-text-anchor:middle" o:gfxdata="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" fillcolor="#ef4623 [3204]" stroked="f" strokeweight="2pt">
                       <v:textbox>
                         <w:txbxContent>
                           <w:p>
@@ -1733,7 +1744,7 @@
                         </w:txbxContent>
                       </v:textbox>
                     </v:rect>
-                    <v:shape id="Text Box 200" o:spid="_x0000_s1030" type="#_x0000_t202" style="position:absolute;top:2896;width:35784;height:19908;visibility:visible;mso-wrap-style:square;v-text-anchor:top" o:gfxdata="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" filled="f" stroked="f" strokeweight=".5pt">
+                    <v:shape id="Text Box 200" o:spid="_x0000_s1030" type="#_x0000_t202" style="position:absolute;top:2896;width:35784;height:19908;visibility:visible;mso-wrap-style:square;v-text-anchor:top" o:gfxdata="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" filled="f" stroked="f" strokeweight=".5pt">
                       <v:textbox inset=",7.2pt,,0">
                         <w:txbxContent>
                           <w:p>
@@ -1857,7 +1868,14 @@
                               <w:rPr>
                                 <w:color w:val="auto"/>
                               </w:rPr>
-                              <w:t xml:space="preserve"> will be given if you try to bypass the SafeAssi</w:t>
+                              <w:t xml:space="preserve"> will be given if you try to bypass the </w:t>
+                            </w:r>
+                            <w:proofErr w:type="spellStart"/>
+                            <w:r>
+                              <w:rPr>
+                                <w:color w:val="auto"/>
+                              </w:rPr>
+                              <w:t>SafeAssi</w:t>
                             </w:r>
                             <w:r>
                               <w:rPr>
@@ -1865,6 +1883,7 @@
                               </w:rPr>
                               <w:t>gn</w:t>
                             </w:r>
+                            <w:proofErr w:type="spellEnd"/>
                             <w:r>
                               <w:rPr>
                                 <w:color w:val="auto"/>
@@ -2623,11 +2642,7 @@
               </mc:Choice>
               <mc:Fallback>
                 <w:pict>
-                  <v:shapetype w14:anchorId="7CBAAF0B" id="_x0000_t202" coordsize="21600,21600" o:spt="202" path="m,l,21600r21600,l21600,xe">
-                    <v:stroke joinstyle="miter"/>
-                    <v:path gradientshapeok="t" o:connecttype="rect"/>
-                  </v:shapetype>
-                  <v:shape id="Text Box 15" o:spid="_x0000_s1031" type="#_x0000_t202" alt="contact info" style="position:absolute;margin-left:36pt;margin-top:228.75pt;width:540pt;height:99.75pt;z-index:251675648;visibility:visible;mso-wrap-style:square;mso-width-percent:1282;mso-height-percent:0;mso-wrap-distance-left:9pt;mso-wrap-distance-top:0;mso-wrap-distance-right:9pt;mso-wrap-distance-bottom:0;mso-position-horizontal:absolute;mso-position-horizontal-relative:page;mso-position-vertical:absolute;mso-position-vertical-relative:margin;mso-width-percent:1282;mso-height-percent:0;mso-width-relative:margin;mso-height-relative:margin;v-text-anchor:bottom" o:gfxdata="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" o:allowoverlap="f" filled="f" stroked="f" strokeweight=".5pt">
+                  <v:shape w14:anchorId="7CBAAF0B" id="Text Box 15" o:spid="_x0000_s1031" type="#_x0000_t202" alt="contact info" style="position:absolute;margin-left:36pt;margin-top:228.75pt;width:540pt;height:99.75pt;z-index:251675648;visibility:visible;mso-wrap-style:square;mso-width-percent:1282;mso-height-percent:0;mso-wrap-distance-left:9pt;mso-wrap-distance-top:0;mso-wrap-distance-right:9pt;mso-wrap-distance-bottom:0;mso-position-horizontal:absolute;mso-position-horizontal-relative:page;mso-position-vertical:absolute;mso-position-vertical-relative:margin;mso-width-percent:1282;mso-height-percent:0;mso-width-relative:margin;mso-height-relative:margin;v-text-anchor:bottom" o:gfxdata="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" o:allowoverlap="f" filled="f" stroked="f" strokeweight=".5pt">
                     <v:textbox inset="0,0,0,0">
                       <w:txbxContent>
                         <w:p>
@@ -3701,7 +3716,25 @@
           <w:sz w:val="24"/>
           <w:szCs w:val="24"/>
         </w:rPr>
-        <w:t>Task 1 : database design</w:t>
+        <w:t xml:space="preserve">Task </w:t>
+      </w:r>
+      <w:proofErr w:type="gramStart"/>
+      <w:r>
+        <w:rPr>
+          <w:rFonts w:ascii="Times New Roman" w:hAnsi="Times New Roman" w:cs="Times New Roman"/>
+          <w:sz w:val="24"/>
+          <w:szCs w:val="24"/>
+        </w:rPr>
+        <w:t>1 :</w:t>
+      </w:r>
+      <w:proofErr w:type="gramEnd"/>
+      <w:r>
+        <w:rPr>
+          <w:rFonts w:ascii="Times New Roman" w:hAnsi="Times New Roman" w:cs="Times New Roman"/>
+          <w:sz w:val="24"/>
+          <w:szCs w:val="24"/>
+        </w:rPr>
+        <w:t xml:space="preserve"> database design</w:t>
       </w:r>
     </w:p>
     <w:p>
@@ -3944,7 +3977,25 @@
           <w:sz w:val="24"/>
           <w:szCs w:val="24"/>
         </w:rPr>
-        <w:t xml:space="preserve"> (or GitLab) repository containing the complete project with regular commits and meaningful commit messages.</w:t>
+        <w:t xml:space="preserve"> (or </w:t>
+      </w:r>
+      <w:proofErr w:type="spellStart"/>
+      <w:r>
+        <w:rPr>
+          <w:rFonts w:ascii="Times New Roman" w:hAnsi="Times New Roman" w:cs="Times New Roman"/>
+          <w:sz w:val="24"/>
+          <w:szCs w:val="24"/>
+        </w:rPr>
+        <w:t>GitLab</w:t>
+      </w:r>
+      <w:proofErr w:type="spellEnd"/>
+      <w:r>
+        <w:rPr>
+          <w:rFonts w:ascii="Times New Roman" w:hAnsi="Times New Roman" w:cs="Times New Roman"/>
+          <w:sz w:val="24"/>
+          <w:szCs w:val="24"/>
+        </w:rPr>
+        <w:t>) repository containing the complete project with regular commits and meaningful commit messages.</w:t>
       </w:r>
     </w:p>
     <w:p>
@@ -4030,7 +4081,43 @@
           <w:sz w:val="24"/>
           <w:szCs w:val="24"/>
         </w:rPr>
-        <w:t xml:space="preserve"> to the live report document, GitHub/GitLab repository, and Google Colab notebook (if applicable) in the </w:t>
+        <w:t xml:space="preserve"> to the live report document, GitHub/</w:t>
+      </w:r>
+      <w:proofErr w:type="spellStart"/>
+      <w:r>
+        <w:rPr>
+          <w:rFonts w:ascii="Times New Roman" w:hAnsi="Times New Roman" w:cs="Times New Roman"/>
+          <w:sz w:val="24"/>
+          <w:szCs w:val="24"/>
+        </w:rPr>
+        <w:t>GitLab</w:t>
+      </w:r>
+      <w:proofErr w:type="spellEnd"/>
+      <w:r>
+        <w:rPr>
+          <w:rFonts w:ascii="Times New Roman" w:hAnsi="Times New Roman" w:cs="Times New Roman"/>
+          <w:sz w:val="24"/>
+          <w:szCs w:val="24"/>
+        </w:rPr>
+        <w:t xml:space="preserve"> repository, and Google </w:t>
+      </w:r>
+      <w:proofErr w:type="spellStart"/>
+      <w:r>
+        <w:rPr>
+          <w:rFonts w:ascii="Times New Roman" w:hAnsi="Times New Roman" w:cs="Times New Roman"/>
+          <w:sz w:val="24"/>
+          <w:szCs w:val="24"/>
+        </w:rPr>
+        <w:t>Colab</w:t>
+      </w:r>
+      <w:proofErr w:type="spellEnd"/>
+      <w:r>
+        <w:rPr>
+          <w:rFonts w:ascii="Times New Roman" w:hAnsi="Times New Roman" w:cs="Times New Roman"/>
+          <w:sz w:val="24"/>
+          <w:szCs w:val="24"/>
+        </w:rPr>
+        <w:t xml:space="preserve"> notebook (if applicable) in the </w:t>
       </w:r>
       <w:r>
         <w:rPr>
@@ -4581,9 +4668,9 @@
               </wp:anchor>
             </w:drawing>
           </mc:Choice>
-          <mc:Fallback xmlns:w16du="http://schemas.microsoft.com/office/word/2023/wordml/word16du" xmlns:w16sdtfl="http://schemas.microsoft.com/office/word/2024/wordml/sdtformatlock" xmlns:w16sdtdh="http://schemas.microsoft.com/office/word/2020/wordml/sdtdatahash" xmlns:w16="http://schemas.microsoft.com/office/word/2018/wordml" xmlns:w16cid="http://schemas.microsoft.com/office/word/2016/wordml/cid" xmlns:w16cex="http://schemas.microsoft.com/office/word/2018/wordml/cex" xmlns:w16cei="http://schemas.microsoft.com/office/word/2026/wordml/cei" xmlns:oel="http://schemas.microsoft.com/office/2019/extlst" xmlns:am3d="http://schemas.microsoft.com/office/drawing/2017/model3d" xmlns:aink="http://schemas.microsoft.com/office/drawing/2016/ink" xmlns:cx8="http://schemas.microsoft.com/office/drawing/2016/5/14/chartex" xmlns:cx7="http://schemas.microsoft.com/office/drawing/2016/5/13/chartex" xmlns:cx6="http://schemas.microsoft.com/office/drawing/2016/5/12/chartex" xmlns:cx5="http://schemas.microsoft.com/office/drawing/2016/5/11/chartex" xmlns:cx4="http://schemas.microsoft.com/office/drawing/2016/5/10/chartex" xmlns:cx3="http://schemas.microsoft.com/office/drawing/2016/5/9/chartex" xmlns:cx2="http://schemas.microsoft.com/office/drawing/2015/10/21/chartex" xmlns:cx1="http://schemas.microsoft.com/office/drawing/2015/9/8/chartex">
+          <mc:Fallback>
             <w:pict>
-              <v:shape w14:anchorId="2E8B6DDD" id="Text Box 1" o:spid="_x0000_s1032" type="#_x0000_t202" alt="Sidebar" style="position:absolute;left:0;text-align:left;margin-left:32.5pt;margin-top:6.6pt;width:95.9pt;height:181.45pt;z-index:251681792;visibility:visible;mso-wrap-style:square;mso-width-percent:250;mso-height-percent:950;mso-wrap-distance-left:14.4pt;mso-wrap-distance-top:0;mso-wrap-distance-right:14.4pt;mso-wrap-distance-bottom:3in;mso-position-horizontal:absolute;mso-position-horizontal-relative:page;mso-position-vertical:absolute;mso-position-vertical-relative:margin;mso-width-percent:250;mso-height-percent:950;mso-width-relative:margin;mso-height-relative:margin;v-text-anchor:top" o:gfxdata="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" filled="f" stroked="f" strokeweight=".5pt">
+              <v:shape w14:anchorId="2E8B6DDD" id="Text Box 1" o:spid="_x0000_s1032" type="#_x0000_t202" alt="Sidebar" style="position:absolute;left:0;text-align:left;margin-left:32.5pt;margin-top:6.6pt;width:95.9pt;height:181.45pt;z-index:251681792;visibility:visible;mso-wrap-style:square;mso-width-percent:250;mso-height-percent:950;mso-wrap-distance-left:14.4pt;mso-wrap-distance-top:0;mso-wrap-distance-right:14.4pt;mso-wrap-distance-bottom:3in;mso-position-horizontal:absolute;mso-position-horizontal-relative:page;mso-position-vertical:absolute;mso-position-vertical-relative:margin;mso-width-percent:250;mso-height-percent:950;mso-width-relative:margin;mso-height-relative:margin;v-text-anchor:top" o:gfxdata="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" filled="f" stroked="f" strokeweight=".5pt">
                 <v:textbox inset="3.6pt,0,3.6pt,0">
                   <w:txbxContent>
                     <w:p>
@@ -4761,13 +4848,23 @@
           <w:szCs w:val="24"/>
         </w:rPr>
       </w:pPr>
-      <w:r>
-        <w:rPr>
-          <w:rFonts w:ascii="Times New Roman" w:hAnsi="Times New Roman" w:cs="Times New Roman"/>
-          <w:sz w:val="24"/>
-          <w:szCs w:val="24"/>
-        </w:rPr>
-        <w:t>Design a complete database for the clinic that includes at least six entities such as Patients, Doctors, Appointments, Treatments, Medicines, Payments, or any other appropriate entities.</w:t>
+      <w:bookmarkStart w:id="5" w:name="_GoBack"/>
+      <w:r>
+        <w:rPr>
+          <w:rFonts w:ascii="Times New Roman" w:hAnsi="Times New Roman" w:cs="Times New Roman"/>
+          <w:sz w:val="24"/>
+          <w:szCs w:val="24"/>
+        </w:rPr>
+        <w:t xml:space="preserve">Design a complete database </w:t>
+      </w:r>
+      <w:bookmarkEnd w:id="5"/>
+      <w:r>
+        <w:rPr>
+          <w:rFonts w:ascii="Times New Roman" w:hAnsi="Times New Roman" w:cs="Times New Roman"/>
+          <w:sz w:val="24"/>
+          <w:szCs w:val="24"/>
+        </w:rPr>
+        <w:t>for the clinic that includes at least six entities such as Patients, Doctors, Appointments, Treatments, Medicines, Payments, or any other appropriate entities.</w:t>
       </w:r>
     </w:p>
     <w:p>
@@ -4787,7 +4884,27 @@
           <w:szCs w:val="24"/>
           <w:lang w:val="es-ES"/>
         </w:rPr>
-        <w:t>A complete ER/EER diagram.</w:t>
+        <w:t xml:space="preserve">A complete ER/EER </w:t>
+      </w:r>
+      <w:proofErr w:type="spellStart"/>
+      <w:r>
+        <w:rPr>
+          <w:rFonts w:ascii="Times New Roman" w:hAnsi="Times New Roman" w:cs="Times New Roman"/>
+          <w:sz w:val="24"/>
+          <w:szCs w:val="24"/>
+          <w:lang w:val="es-ES"/>
+        </w:rPr>
+        <w:t>diagram</w:t>
+      </w:r>
+      <w:proofErr w:type="spellEnd"/>
+      <w:r>
+        <w:rPr>
+          <w:rFonts w:ascii="Times New Roman" w:hAnsi="Times New Roman" w:cs="Times New Roman"/>
+          <w:sz w:val="24"/>
+          <w:szCs w:val="24"/>
+          <w:lang w:val="es-ES"/>
+        </w:rPr>
+        <w:t>.</w:t>
       </w:r>
     </w:p>
     <w:p>
@@ -4885,7 +5002,7 @@
           <w:bCs/>
         </w:rPr>
       </w:pPr>
-      <w:bookmarkStart w:id="4" w:name="_Hlk235258935"/>
+      <w:bookmarkStart w:id="6" w:name="_Hlk235258935"/>
       <w:r>
         <w:rPr>
           <w:b/>
@@ -4898,11 +5015,3731 @@
       <w:pPr>
         <w:pStyle w:val="IT"/>
         <w:rPr>
+          <w:b/>
+          <w:bCs/>
+          <w:color w:val="EF4623" w:themeColor="accent1"/>
+        </w:rPr>
+      </w:pPr>
+      <w:r>
+        <w:rPr>
+          <w:b/>
+          <w:bCs/>
+          <w:color w:val="EF4623" w:themeColor="accent1"/>
+          <w:highlight w:val="yellow"/>
+        </w:rPr>
+        <w:t>1)</w:t>
+      </w:r>
+    </w:p>
+    <w:p>
+      <w:pPr>
+        <w:pStyle w:val="IT"/>
+        <w:rPr>
           <w:lang/>
         </w:rPr>
       </w:pPr>
+      <w:r>
+        <w:rPr>
+          <w:b/>
+          <w:bCs/>
+          <w:lang/>
+        </w:rPr>
+        <w:t>Smart Clinic Database Design</w:t>
+      </w:r>
     </w:p>
-    <w:bookmarkEnd w:id="4"/>
+    <w:p>
+      <w:pPr>
+        <w:pStyle w:val="IT"/>
+        <w:rPr>
+          <w:lang/>
+        </w:rPr>
+      </w:pPr>
+      <w:r>
+        <w:rPr>
+          <w:lang/>
+        </w:rPr>
+        <w:t>The database contains six related entities: Patients, Doctors, Appointments, Medicines, Treatments, and Payments. It supports patient registration, appointment scheduling, treatment documentation, medicine recording, and payment tracking.</w:t>
+      </w:r>
+    </w:p>
+    <w:p>
+      <w:pPr>
+        <w:pStyle w:val="IT"/>
+        <w:rPr>
+          <w:lang/>
+        </w:rPr>
+      </w:pPr>
+      <w:r>
+        <w:rPr>
+          <w:b/>
+          <w:bCs/>
+          <w:lang/>
+        </w:rPr>
+        <w:t>1. Patients</w:t>
+      </w:r>
+    </w:p>
+    <w:p>
+      <w:pPr>
+        <w:pStyle w:val="IT"/>
+        <w:rPr>
+          <w:lang/>
+        </w:rPr>
+      </w:pPr>
+      <w:r>
+        <w:rPr>
+          <w:lang/>
+        </w:rPr>
+        <w:t>Stores the personal and contact information of each clinic patient.</w:t>
+      </w:r>
+    </w:p>
+    <w:tbl>
+      <w:tblPr>
+        <w:tblStyle w:val="GridTable3-Accent1"/>
+        <w:tblW w:w="0" w:type="auto"/>
+        <w:tblLook w:val="04A0" w:firstRow="1" w:lastRow="0" w:firstColumn="1" w:lastColumn="0" w:noHBand="0" w:noVBand="1"/>
+      </w:tblPr>
+      <w:tblGrid>
+        <w:gridCol w:w="1523"/>
+        <w:gridCol w:w="1879"/>
+        <w:gridCol w:w="2953"/>
+      </w:tblGrid>
+      <w:tr>
+        <w:trPr>
+          <w:cnfStyle w:val="100000000000" w:firstRow="1" w:lastRow="0" w:firstColumn="0" w:lastColumn="0" w:oddVBand="0" w:evenVBand="0" w:oddHBand="0" w:evenHBand="0" w:firstRowFirstColumn="0" w:firstRowLastColumn="0" w:lastRowFirstColumn="0" w:lastRowLastColumn="0"/>
+        </w:trPr>
+        <w:tc>
+          <w:tcPr>
+            <w:cnfStyle w:val="001000000100" w:firstRow="0" w:lastRow="0" w:firstColumn="1" w:lastColumn="0" w:oddVBand="0" w:evenVBand="0" w:oddHBand="0" w:evenHBand="0" w:firstRowFirstColumn="1" w:firstRowLastColumn="0" w:lastRowFirstColumn="0" w:lastRowLastColumn="0"/>
+            <w:tcW w:w="0" w:type="auto"/>
+            <w:hideMark/>
+          </w:tcPr>
+          <w:p>
+            <w:pPr>
+              <w:pStyle w:val="IT"/>
+              <w:rPr>
+                <w:lang/>
+              </w:rPr>
+            </w:pPr>
+            <w:r>
+              <w:rPr>
+                <w:lang/>
+              </w:rPr>
+              <w:t>Attribute</w:t>
+            </w:r>
+          </w:p>
+        </w:tc>
+        <w:tc>
+          <w:tcPr>
+            <w:tcW w:w="0" w:type="auto"/>
+            <w:hideMark/>
+          </w:tcPr>
+          <w:p>
+            <w:pPr>
+              <w:pStyle w:val="IT"/>
+              <w:cnfStyle w:val="100000000000" w:firstRow="1" w:lastRow="0" w:firstColumn="0" w:lastColumn="0" w:oddVBand="0" w:evenVBand="0" w:oddHBand="0" w:evenHBand="0" w:firstRowFirstColumn="0" w:firstRowLastColumn="0" w:lastRowFirstColumn="0" w:lastRowLastColumn="0"/>
+              <w:rPr>
+                <w:lang/>
+              </w:rPr>
+            </w:pPr>
+            <w:r>
+              <w:rPr>
+                <w:lang/>
+              </w:rPr>
+              <w:t>Data Type</w:t>
+            </w:r>
+          </w:p>
+        </w:tc>
+        <w:tc>
+          <w:tcPr>
+            <w:tcW w:w="0" w:type="auto"/>
+            <w:hideMark/>
+          </w:tcPr>
+          <w:p>
+            <w:pPr>
+              <w:pStyle w:val="IT"/>
+              <w:cnfStyle w:val="100000000000" w:firstRow="1" w:lastRow="0" w:firstColumn="0" w:lastColumn="0" w:oddVBand="0" w:evenVBand="0" w:oddHBand="0" w:evenHBand="0" w:firstRowFirstColumn="0" w:firstRowLastColumn="0" w:lastRowFirstColumn="0" w:lastRowLastColumn="0"/>
+              <w:rPr>
+                <w:lang/>
+              </w:rPr>
+            </w:pPr>
+            <w:r>
+              <w:rPr>
+                <w:lang/>
+              </w:rPr>
+              <w:t>Constraint</w:t>
+            </w:r>
+          </w:p>
+        </w:tc>
+      </w:tr>
+      <w:tr>
+        <w:trPr>
+          <w:cnfStyle w:val="000000100000" w:firstRow="0" w:lastRow="0" w:firstColumn="0" w:lastColumn="0" w:oddVBand="0" w:evenVBand="0" w:oddHBand="1" w:evenHBand="0" w:firstRowFirstColumn="0" w:firstRowLastColumn="0" w:lastRowFirstColumn="0" w:lastRowLastColumn="0"/>
+        </w:trPr>
+        <w:tc>
+          <w:tcPr>
+            <w:cnfStyle w:val="001000000000" w:firstRow="0" w:lastRow="0" w:firstColumn="1" w:lastColumn="0" w:oddVBand="0" w:evenVBand="0" w:oddHBand="0" w:evenHBand="0" w:firstRowFirstColumn="0" w:firstRowLastColumn="0" w:lastRowFirstColumn="0" w:lastRowLastColumn="0"/>
+            <w:tcW w:w="0" w:type="auto"/>
+            <w:hideMark/>
+          </w:tcPr>
+          <w:p>
+            <w:pPr>
+              <w:pStyle w:val="IT"/>
+              <w:rPr>
+                <w:lang/>
+              </w:rPr>
+            </w:pPr>
+            <w:r>
+              <w:rPr>
+                <w:lang/>
+              </w:rPr>
+              <w:t>patient_id</w:t>
+            </w:r>
+          </w:p>
+        </w:tc>
+        <w:tc>
+          <w:tcPr>
+            <w:tcW w:w="0" w:type="auto"/>
+            <w:hideMark/>
+          </w:tcPr>
+          <w:p>
+            <w:pPr>
+              <w:pStyle w:val="IT"/>
+              <w:cnfStyle w:val="000000100000" w:firstRow="0" w:lastRow="0" w:firstColumn="0" w:lastColumn="0" w:oddVBand="0" w:evenVBand="0" w:oddHBand="1" w:evenHBand="0" w:firstRowFirstColumn="0" w:firstRowLastColumn="0" w:lastRowFirstColumn="0" w:lastRowLastColumn="0"/>
+              <w:rPr>
+                <w:lang/>
+              </w:rPr>
+            </w:pPr>
+            <w:r>
+              <w:rPr>
+                <w:lang/>
+              </w:rPr>
+              <w:t>INT</w:t>
+            </w:r>
+          </w:p>
+        </w:tc>
+        <w:tc>
+          <w:tcPr>
+            <w:tcW w:w="0" w:type="auto"/>
+            <w:hideMark/>
+          </w:tcPr>
+          <w:p>
+            <w:pPr>
+              <w:pStyle w:val="IT"/>
+              <w:cnfStyle w:val="000000100000" w:firstRow="0" w:lastRow="0" w:firstColumn="0" w:lastColumn="0" w:oddVBand="0" w:evenVBand="0" w:oddHBand="1" w:evenHBand="0" w:firstRowFirstColumn="0" w:firstRowLastColumn="0" w:lastRowFirstColumn="0" w:lastRowLastColumn="0"/>
+              <w:rPr>
+                <w:lang/>
+              </w:rPr>
+            </w:pPr>
+            <w:r>
+              <w:rPr>
+                <w:lang/>
+              </w:rPr>
+              <w:t>Primary key, auto-increment</w:t>
+            </w:r>
+          </w:p>
+        </w:tc>
+      </w:tr>
+      <w:tr>
+        <w:tc>
+          <w:tcPr>
+            <w:cnfStyle w:val="001000000000" w:firstRow="0" w:lastRow="0" w:firstColumn="1" w:lastColumn="0" w:oddVBand="0" w:evenVBand="0" w:oddHBand="0" w:evenHBand="0" w:firstRowFirstColumn="0" w:firstRowLastColumn="0" w:lastRowFirstColumn="0" w:lastRowLastColumn="0"/>
+            <w:tcW w:w="0" w:type="auto"/>
+            <w:hideMark/>
+          </w:tcPr>
+          <w:p>
+            <w:pPr>
+              <w:pStyle w:val="IT"/>
+              <w:rPr>
+                <w:lang/>
+              </w:rPr>
+            </w:pPr>
+            <w:r>
+              <w:rPr>
+                <w:lang/>
+              </w:rPr>
+              <w:t>first_name</w:t>
+            </w:r>
+          </w:p>
+        </w:tc>
+        <w:tc>
+          <w:tcPr>
+            <w:tcW w:w="0" w:type="auto"/>
+            <w:hideMark/>
+          </w:tcPr>
+          <w:p>
+            <w:pPr>
+              <w:pStyle w:val="IT"/>
+              <w:cnfStyle w:val="000000000000" w:firstRow="0" w:lastRow="0" w:firstColumn="0" w:lastColumn="0" w:oddVBand="0" w:evenVBand="0" w:oddHBand="0" w:evenHBand="0" w:firstRowFirstColumn="0" w:firstRowLastColumn="0" w:lastRowFirstColumn="0" w:lastRowLastColumn="0"/>
+              <w:rPr>
+                <w:lang/>
+              </w:rPr>
+            </w:pPr>
+            <w:r>
+              <w:rPr>
+                <w:lang/>
+              </w:rPr>
+              <w:t>VARCHAR(50)</w:t>
+            </w:r>
+          </w:p>
+        </w:tc>
+        <w:tc>
+          <w:tcPr>
+            <w:tcW w:w="0" w:type="auto"/>
+            <w:hideMark/>
+          </w:tcPr>
+          <w:p>
+            <w:pPr>
+              <w:pStyle w:val="IT"/>
+              <w:cnfStyle w:val="000000000000" w:firstRow="0" w:lastRow="0" w:firstColumn="0" w:lastColumn="0" w:oddVBand="0" w:evenVBand="0" w:oddHBand="0" w:evenHBand="0" w:firstRowFirstColumn="0" w:firstRowLastColumn="0" w:lastRowFirstColumn="0" w:lastRowLastColumn="0"/>
+              <w:rPr>
+                <w:lang/>
+              </w:rPr>
+            </w:pPr>
+            <w:r>
+              <w:rPr>
+                <w:lang/>
+              </w:rPr>
+              <w:t>Not null</w:t>
+            </w:r>
+          </w:p>
+        </w:tc>
+      </w:tr>
+      <w:tr>
+        <w:trPr>
+          <w:cnfStyle w:val="000000100000" w:firstRow="0" w:lastRow="0" w:firstColumn="0" w:lastColumn="0" w:oddVBand="0" w:evenVBand="0" w:oddHBand="1" w:evenHBand="0" w:firstRowFirstColumn="0" w:firstRowLastColumn="0" w:lastRowFirstColumn="0" w:lastRowLastColumn="0"/>
+        </w:trPr>
+        <w:tc>
+          <w:tcPr>
+            <w:cnfStyle w:val="001000000000" w:firstRow="0" w:lastRow="0" w:firstColumn="1" w:lastColumn="0" w:oddVBand="0" w:evenVBand="0" w:oddHBand="0" w:evenHBand="0" w:firstRowFirstColumn="0" w:firstRowLastColumn="0" w:lastRowFirstColumn="0" w:lastRowLastColumn="0"/>
+            <w:tcW w:w="0" w:type="auto"/>
+            <w:hideMark/>
+          </w:tcPr>
+          <w:p>
+            <w:pPr>
+              <w:pStyle w:val="IT"/>
+              <w:rPr>
+                <w:lang/>
+              </w:rPr>
+            </w:pPr>
+            <w:r>
+              <w:rPr>
+                <w:lang/>
+              </w:rPr>
+              <w:t>last_name</w:t>
+            </w:r>
+          </w:p>
+        </w:tc>
+        <w:tc>
+          <w:tcPr>
+            <w:tcW w:w="0" w:type="auto"/>
+            <w:hideMark/>
+          </w:tcPr>
+          <w:p>
+            <w:pPr>
+              <w:pStyle w:val="IT"/>
+              <w:cnfStyle w:val="000000100000" w:firstRow="0" w:lastRow="0" w:firstColumn="0" w:lastColumn="0" w:oddVBand="0" w:evenVBand="0" w:oddHBand="1" w:evenHBand="0" w:firstRowFirstColumn="0" w:firstRowLastColumn="0" w:lastRowFirstColumn="0" w:lastRowLastColumn="0"/>
+              <w:rPr>
+                <w:lang/>
+              </w:rPr>
+            </w:pPr>
+            <w:r>
+              <w:rPr>
+                <w:lang/>
+              </w:rPr>
+              <w:t>VARCHAR(50)</w:t>
+            </w:r>
+          </w:p>
+        </w:tc>
+        <w:tc>
+          <w:tcPr>
+            <w:tcW w:w="0" w:type="auto"/>
+            <w:hideMark/>
+          </w:tcPr>
+          <w:p>
+            <w:pPr>
+              <w:pStyle w:val="IT"/>
+              <w:cnfStyle w:val="000000100000" w:firstRow="0" w:lastRow="0" w:firstColumn="0" w:lastColumn="0" w:oddVBand="0" w:evenVBand="0" w:oddHBand="1" w:evenHBand="0" w:firstRowFirstColumn="0" w:firstRowLastColumn="0" w:lastRowFirstColumn="0" w:lastRowLastColumn="0"/>
+              <w:rPr>
+                <w:lang/>
+              </w:rPr>
+            </w:pPr>
+            <w:r>
+              <w:rPr>
+                <w:lang/>
+              </w:rPr>
+              <w:t>Not null</w:t>
+            </w:r>
+          </w:p>
+        </w:tc>
+      </w:tr>
+      <w:tr>
+        <w:tc>
+          <w:tcPr>
+            <w:cnfStyle w:val="001000000000" w:firstRow="0" w:lastRow="0" w:firstColumn="1" w:lastColumn="0" w:oddVBand="0" w:evenVBand="0" w:oddHBand="0" w:evenHBand="0" w:firstRowFirstColumn="0" w:firstRowLastColumn="0" w:lastRowFirstColumn="0" w:lastRowLastColumn="0"/>
+            <w:tcW w:w="0" w:type="auto"/>
+            <w:hideMark/>
+          </w:tcPr>
+          <w:p>
+            <w:pPr>
+              <w:pStyle w:val="IT"/>
+              <w:rPr>
+                <w:lang/>
+              </w:rPr>
+            </w:pPr>
+            <w:r>
+              <w:rPr>
+                <w:lang/>
+              </w:rPr>
+              <w:t>gender</w:t>
+            </w:r>
+          </w:p>
+        </w:tc>
+        <w:tc>
+          <w:tcPr>
+            <w:tcW w:w="0" w:type="auto"/>
+            <w:hideMark/>
+          </w:tcPr>
+          <w:p>
+            <w:pPr>
+              <w:pStyle w:val="IT"/>
+              <w:cnfStyle w:val="000000000000" w:firstRow="0" w:lastRow="0" w:firstColumn="0" w:lastColumn="0" w:oddVBand="0" w:evenVBand="0" w:oddHBand="0" w:evenHBand="0" w:firstRowFirstColumn="0" w:firstRowLastColumn="0" w:lastRowFirstColumn="0" w:lastRowLastColumn="0"/>
+              <w:rPr>
+                <w:lang/>
+              </w:rPr>
+            </w:pPr>
+            <w:r>
+              <w:rPr>
+                <w:lang/>
+              </w:rPr>
+              <w:t>ENUM</w:t>
+            </w:r>
+          </w:p>
+        </w:tc>
+        <w:tc>
+          <w:tcPr>
+            <w:tcW w:w="0" w:type="auto"/>
+            <w:hideMark/>
+          </w:tcPr>
+          <w:p>
+            <w:pPr>
+              <w:pStyle w:val="IT"/>
+              <w:cnfStyle w:val="000000000000" w:firstRow="0" w:lastRow="0" w:firstColumn="0" w:lastColumn="0" w:oddVBand="0" w:evenVBand="0" w:oddHBand="0" w:evenHBand="0" w:firstRowFirstColumn="0" w:firstRowLastColumn="0" w:lastRowFirstColumn="0" w:lastRowLastColumn="0"/>
+              <w:rPr>
+                <w:lang/>
+              </w:rPr>
+            </w:pPr>
+            <w:r>
+              <w:rPr>
+                <w:lang/>
+              </w:rPr>
+              <w:t>Not null</w:t>
+            </w:r>
+          </w:p>
+        </w:tc>
+      </w:tr>
+      <w:tr>
+        <w:trPr>
+          <w:cnfStyle w:val="000000100000" w:firstRow="0" w:lastRow="0" w:firstColumn="0" w:lastColumn="0" w:oddVBand="0" w:evenVBand="0" w:oddHBand="1" w:evenHBand="0" w:firstRowFirstColumn="0" w:firstRowLastColumn="0" w:lastRowFirstColumn="0" w:lastRowLastColumn="0"/>
+        </w:trPr>
+        <w:tc>
+          <w:tcPr>
+            <w:cnfStyle w:val="001000000000" w:firstRow="0" w:lastRow="0" w:firstColumn="1" w:lastColumn="0" w:oddVBand="0" w:evenVBand="0" w:oddHBand="0" w:evenHBand="0" w:firstRowFirstColumn="0" w:firstRowLastColumn="0" w:lastRowFirstColumn="0" w:lastRowLastColumn="0"/>
+            <w:tcW w:w="0" w:type="auto"/>
+            <w:hideMark/>
+          </w:tcPr>
+          <w:p>
+            <w:pPr>
+              <w:pStyle w:val="IT"/>
+              <w:rPr>
+                <w:lang/>
+              </w:rPr>
+            </w:pPr>
+            <w:r>
+              <w:rPr>
+                <w:lang/>
+              </w:rPr>
+              <w:t>date_of_birth</w:t>
+            </w:r>
+          </w:p>
+        </w:tc>
+        <w:tc>
+          <w:tcPr>
+            <w:tcW w:w="0" w:type="auto"/>
+            <w:hideMark/>
+          </w:tcPr>
+          <w:p>
+            <w:pPr>
+              <w:pStyle w:val="IT"/>
+              <w:cnfStyle w:val="000000100000" w:firstRow="0" w:lastRow="0" w:firstColumn="0" w:lastColumn="0" w:oddVBand="0" w:evenVBand="0" w:oddHBand="1" w:evenHBand="0" w:firstRowFirstColumn="0" w:firstRowLastColumn="0" w:lastRowFirstColumn="0" w:lastRowLastColumn="0"/>
+              <w:rPr>
+                <w:lang/>
+              </w:rPr>
+            </w:pPr>
+            <w:r>
+              <w:rPr>
+                <w:lang/>
+              </w:rPr>
+              <w:t>DATE</w:t>
+            </w:r>
+          </w:p>
+        </w:tc>
+        <w:tc>
+          <w:tcPr>
+            <w:tcW w:w="0" w:type="auto"/>
+            <w:hideMark/>
+          </w:tcPr>
+          <w:p>
+            <w:pPr>
+              <w:pStyle w:val="IT"/>
+              <w:cnfStyle w:val="000000100000" w:firstRow="0" w:lastRow="0" w:firstColumn="0" w:lastColumn="0" w:oddVBand="0" w:evenVBand="0" w:oddHBand="1" w:evenHBand="0" w:firstRowFirstColumn="0" w:firstRowLastColumn="0" w:lastRowFirstColumn="0" w:lastRowLastColumn="0"/>
+              <w:rPr>
+                <w:lang/>
+              </w:rPr>
+            </w:pPr>
+            <w:r>
+              <w:rPr>
+                <w:lang/>
+              </w:rPr>
+              <w:t>Not null</w:t>
+            </w:r>
+          </w:p>
+        </w:tc>
+      </w:tr>
+      <w:tr>
+        <w:tc>
+          <w:tcPr>
+            <w:cnfStyle w:val="001000000000" w:firstRow="0" w:lastRow="0" w:firstColumn="1" w:lastColumn="0" w:oddVBand="0" w:evenVBand="0" w:oddHBand="0" w:evenHBand="0" w:firstRowFirstColumn="0" w:firstRowLastColumn="0" w:lastRowFirstColumn="0" w:lastRowLastColumn="0"/>
+            <w:tcW w:w="0" w:type="auto"/>
+            <w:hideMark/>
+          </w:tcPr>
+          <w:p>
+            <w:pPr>
+              <w:pStyle w:val="IT"/>
+              <w:rPr>
+                <w:lang/>
+              </w:rPr>
+            </w:pPr>
+            <w:r>
+              <w:rPr>
+                <w:lang/>
+              </w:rPr>
+              <w:lastRenderedPageBreak/>
+              <w:t>phone</w:t>
+            </w:r>
+          </w:p>
+        </w:tc>
+        <w:tc>
+          <w:tcPr>
+            <w:tcW w:w="0" w:type="auto"/>
+            <w:hideMark/>
+          </w:tcPr>
+          <w:p>
+            <w:pPr>
+              <w:pStyle w:val="IT"/>
+              <w:cnfStyle w:val="000000000000" w:firstRow="0" w:lastRow="0" w:firstColumn="0" w:lastColumn="0" w:oddVBand="0" w:evenVBand="0" w:oddHBand="0" w:evenHBand="0" w:firstRowFirstColumn="0" w:firstRowLastColumn="0" w:lastRowFirstColumn="0" w:lastRowLastColumn="0"/>
+              <w:rPr>
+                <w:lang/>
+              </w:rPr>
+            </w:pPr>
+            <w:r>
+              <w:rPr>
+                <w:lang/>
+              </w:rPr>
+              <w:t>VARCHAR(20)</w:t>
+            </w:r>
+          </w:p>
+        </w:tc>
+        <w:tc>
+          <w:tcPr>
+            <w:tcW w:w="0" w:type="auto"/>
+            <w:hideMark/>
+          </w:tcPr>
+          <w:p>
+            <w:pPr>
+              <w:pStyle w:val="IT"/>
+              <w:cnfStyle w:val="000000000000" w:firstRow="0" w:lastRow="0" w:firstColumn="0" w:lastColumn="0" w:oddVBand="0" w:evenVBand="0" w:oddHBand="0" w:evenHBand="0" w:firstRowFirstColumn="0" w:firstRowLastColumn="0" w:lastRowFirstColumn="0" w:lastRowLastColumn="0"/>
+              <w:rPr>
+                <w:lang/>
+              </w:rPr>
+            </w:pPr>
+            <w:r>
+              <w:rPr>
+                <w:lang/>
+              </w:rPr>
+              <w:t>Unique, not null</w:t>
+            </w:r>
+          </w:p>
+        </w:tc>
+      </w:tr>
+      <w:tr>
+        <w:trPr>
+          <w:cnfStyle w:val="000000100000" w:firstRow="0" w:lastRow="0" w:firstColumn="0" w:lastColumn="0" w:oddVBand="0" w:evenVBand="0" w:oddHBand="1" w:evenHBand="0" w:firstRowFirstColumn="0" w:firstRowLastColumn="0" w:lastRowFirstColumn="0" w:lastRowLastColumn="0"/>
+        </w:trPr>
+        <w:tc>
+          <w:tcPr>
+            <w:cnfStyle w:val="001000000000" w:firstRow="0" w:lastRow="0" w:firstColumn="1" w:lastColumn="0" w:oddVBand="0" w:evenVBand="0" w:oddHBand="0" w:evenHBand="0" w:firstRowFirstColumn="0" w:firstRowLastColumn="0" w:lastRowFirstColumn="0" w:lastRowLastColumn="0"/>
+            <w:tcW w:w="0" w:type="auto"/>
+            <w:hideMark/>
+          </w:tcPr>
+          <w:p>
+            <w:pPr>
+              <w:pStyle w:val="IT"/>
+              <w:rPr>
+                <w:lang/>
+              </w:rPr>
+            </w:pPr>
+            <w:r>
+              <w:rPr>
+                <w:lang/>
+              </w:rPr>
+              <w:t>email</w:t>
+            </w:r>
+          </w:p>
+        </w:tc>
+        <w:tc>
+          <w:tcPr>
+            <w:tcW w:w="0" w:type="auto"/>
+            <w:hideMark/>
+          </w:tcPr>
+          <w:p>
+            <w:pPr>
+              <w:pStyle w:val="IT"/>
+              <w:cnfStyle w:val="000000100000" w:firstRow="0" w:lastRow="0" w:firstColumn="0" w:lastColumn="0" w:oddVBand="0" w:evenVBand="0" w:oddHBand="1" w:evenHBand="0" w:firstRowFirstColumn="0" w:firstRowLastColumn="0" w:lastRowFirstColumn="0" w:lastRowLastColumn="0"/>
+              <w:rPr>
+                <w:lang/>
+              </w:rPr>
+            </w:pPr>
+            <w:r>
+              <w:rPr>
+                <w:lang/>
+              </w:rPr>
+              <w:t>VARCHAR(100)</w:t>
+            </w:r>
+          </w:p>
+        </w:tc>
+        <w:tc>
+          <w:tcPr>
+            <w:tcW w:w="0" w:type="auto"/>
+            <w:hideMark/>
+          </w:tcPr>
+          <w:p>
+            <w:pPr>
+              <w:pStyle w:val="IT"/>
+              <w:cnfStyle w:val="000000100000" w:firstRow="0" w:lastRow="0" w:firstColumn="0" w:lastColumn="0" w:oddVBand="0" w:evenVBand="0" w:oddHBand="1" w:evenHBand="0" w:firstRowFirstColumn="0" w:firstRowLastColumn="0" w:lastRowFirstColumn="0" w:lastRowLastColumn="0"/>
+              <w:rPr>
+                <w:lang/>
+              </w:rPr>
+            </w:pPr>
+            <w:r>
+              <w:rPr>
+                <w:lang/>
+              </w:rPr>
+              <w:t>Unique</w:t>
+            </w:r>
+          </w:p>
+        </w:tc>
+      </w:tr>
+      <w:tr>
+        <w:tc>
+          <w:tcPr>
+            <w:cnfStyle w:val="001000000000" w:firstRow="0" w:lastRow="0" w:firstColumn="1" w:lastColumn="0" w:oddVBand="0" w:evenVBand="0" w:oddHBand="0" w:evenHBand="0" w:firstRowFirstColumn="0" w:firstRowLastColumn="0" w:lastRowFirstColumn="0" w:lastRowLastColumn="0"/>
+            <w:tcW w:w="0" w:type="auto"/>
+            <w:hideMark/>
+          </w:tcPr>
+          <w:p>
+            <w:pPr>
+              <w:pStyle w:val="IT"/>
+              <w:rPr>
+                <w:lang/>
+              </w:rPr>
+            </w:pPr>
+            <w:r>
+              <w:rPr>
+                <w:lang/>
+              </w:rPr>
+              <w:t>address</w:t>
+            </w:r>
+          </w:p>
+        </w:tc>
+        <w:tc>
+          <w:tcPr>
+            <w:tcW w:w="0" w:type="auto"/>
+            <w:hideMark/>
+          </w:tcPr>
+          <w:p>
+            <w:pPr>
+              <w:pStyle w:val="IT"/>
+              <w:cnfStyle w:val="000000000000" w:firstRow="0" w:lastRow="0" w:firstColumn="0" w:lastColumn="0" w:oddVBand="0" w:evenVBand="0" w:oddHBand="0" w:evenHBand="0" w:firstRowFirstColumn="0" w:firstRowLastColumn="0" w:lastRowFirstColumn="0" w:lastRowLastColumn="0"/>
+              <w:rPr>
+                <w:lang/>
+              </w:rPr>
+            </w:pPr>
+            <w:r>
+              <w:rPr>
+                <w:lang/>
+              </w:rPr>
+              <w:t>VARCHAR(200)</w:t>
+            </w:r>
+          </w:p>
+        </w:tc>
+        <w:tc>
+          <w:tcPr>
+            <w:tcW w:w="0" w:type="auto"/>
+            <w:hideMark/>
+          </w:tcPr>
+          <w:p>
+            <w:pPr>
+              <w:pStyle w:val="IT"/>
+              <w:cnfStyle w:val="000000000000" w:firstRow="0" w:lastRow="0" w:firstColumn="0" w:lastColumn="0" w:oddVBand="0" w:evenVBand="0" w:oddHBand="0" w:evenHBand="0" w:firstRowFirstColumn="0" w:firstRowLastColumn="0" w:lastRowFirstColumn="0" w:lastRowLastColumn="0"/>
+              <w:rPr>
+                <w:lang/>
+              </w:rPr>
+            </w:pPr>
+            <w:r>
+              <w:rPr>
+                <w:lang/>
+              </w:rPr>
+              <w:t>Optional</w:t>
+            </w:r>
+          </w:p>
+        </w:tc>
+      </w:tr>
+      <w:tr>
+        <w:trPr>
+          <w:cnfStyle w:val="000000100000" w:firstRow="0" w:lastRow="0" w:firstColumn="0" w:lastColumn="0" w:oddVBand="0" w:evenVBand="0" w:oddHBand="1" w:evenHBand="0" w:firstRowFirstColumn="0" w:firstRowLastColumn="0" w:lastRowFirstColumn="0" w:lastRowLastColumn="0"/>
+        </w:trPr>
+        <w:tc>
+          <w:tcPr>
+            <w:cnfStyle w:val="001000000000" w:firstRow="0" w:lastRow="0" w:firstColumn="1" w:lastColumn="0" w:oddVBand="0" w:evenVBand="0" w:oddHBand="0" w:evenHBand="0" w:firstRowFirstColumn="0" w:firstRowLastColumn="0" w:lastRowFirstColumn="0" w:lastRowLastColumn="0"/>
+            <w:tcW w:w="0" w:type="auto"/>
+            <w:hideMark/>
+          </w:tcPr>
+          <w:p>
+            <w:pPr>
+              <w:pStyle w:val="IT"/>
+              <w:rPr>
+                <w:lang/>
+              </w:rPr>
+            </w:pPr>
+            <w:r>
+              <w:rPr>
+                <w:lang/>
+              </w:rPr>
+              <w:t>blood_type</w:t>
+            </w:r>
+          </w:p>
+        </w:tc>
+        <w:tc>
+          <w:tcPr>
+            <w:tcW w:w="0" w:type="auto"/>
+            <w:hideMark/>
+          </w:tcPr>
+          <w:p>
+            <w:pPr>
+              <w:pStyle w:val="IT"/>
+              <w:cnfStyle w:val="000000100000" w:firstRow="0" w:lastRow="0" w:firstColumn="0" w:lastColumn="0" w:oddVBand="0" w:evenVBand="0" w:oddHBand="1" w:evenHBand="0" w:firstRowFirstColumn="0" w:firstRowLastColumn="0" w:lastRowFirstColumn="0" w:lastRowLastColumn="0"/>
+              <w:rPr>
+                <w:lang/>
+              </w:rPr>
+            </w:pPr>
+            <w:r>
+              <w:rPr>
+                <w:lang/>
+              </w:rPr>
+              <w:t>VARCHAR(5)</w:t>
+            </w:r>
+          </w:p>
+        </w:tc>
+        <w:tc>
+          <w:tcPr>
+            <w:tcW w:w="0" w:type="auto"/>
+            <w:hideMark/>
+          </w:tcPr>
+          <w:p>
+            <w:pPr>
+              <w:pStyle w:val="IT"/>
+              <w:cnfStyle w:val="000000100000" w:firstRow="0" w:lastRow="0" w:firstColumn="0" w:lastColumn="0" w:oddVBand="0" w:evenVBand="0" w:oddHBand="1" w:evenHBand="0" w:firstRowFirstColumn="0" w:firstRowLastColumn="0" w:lastRowFirstColumn="0" w:lastRowLastColumn="0"/>
+              <w:rPr>
+                <w:lang/>
+              </w:rPr>
+            </w:pPr>
+            <w:r>
+              <w:rPr>
+                <w:lang/>
+              </w:rPr>
+              <w:t>Optional</w:t>
+            </w:r>
+          </w:p>
+        </w:tc>
+      </w:tr>
+    </w:tbl>
+    <w:p>
+      <w:pPr>
+        <w:pStyle w:val="IT"/>
+        <w:rPr>
+          <w:lang/>
+        </w:rPr>
+      </w:pPr>
+      <w:r>
+        <w:rPr>
+          <w:b/>
+          <w:bCs/>
+          <w:lang/>
+        </w:rPr>
+        <w:t>2. Doctors</w:t>
+      </w:r>
+    </w:p>
+    <w:p>
+      <w:pPr>
+        <w:pStyle w:val="IT"/>
+        <w:rPr>
+          <w:lang/>
+        </w:rPr>
+      </w:pPr>
+      <w:r>
+        <w:rPr>
+          <w:lang/>
+        </w:rPr>
+        <w:t>Stores information about the doctors employed by the clinic.</w:t>
+      </w:r>
+    </w:p>
+    <w:tbl>
+      <w:tblPr>
+        <w:tblStyle w:val="GridTable3-Accent1"/>
+        <w:tblW w:w="0" w:type="auto"/>
+        <w:tblLook w:val="04A0" w:firstRow="1" w:lastRow="0" w:firstColumn="1" w:lastColumn="0" w:noHBand="0" w:noVBand="1"/>
+      </w:tblPr>
+      <w:tblGrid>
+        <w:gridCol w:w="1550"/>
+        <w:gridCol w:w="1879"/>
+        <w:gridCol w:w="2953"/>
+      </w:tblGrid>
+      <w:tr>
+        <w:trPr>
+          <w:cnfStyle w:val="100000000000" w:firstRow="1" w:lastRow="0" w:firstColumn="0" w:lastColumn="0" w:oddVBand="0" w:evenVBand="0" w:oddHBand="0" w:evenHBand="0" w:firstRowFirstColumn="0" w:firstRowLastColumn="0" w:lastRowFirstColumn="0" w:lastRowLastColumn="0"/>
+        </w:trPr>
+        <w:tc>
+          <w:tcPr>
+            <w:cnfStyle w:val="001000000100" w:firstRow="0" w:lastRow="0" w:firstColumn="1" w:lastColumn="0" w:oddVBand="0" w:evenVBand="0" w:oddHBand="0" w:evenHBand="0" w:firstRowFirstColumn="1" w:firstRowLastColumn="0" w:lastRowFirstColumn="0" w:lastRowLastColumn="0"/>
+            <w:tcW w:w="0" w:type="auto"/>
+            <w:hideMark/>
+          </w:tcPr>
+          <w:p>
+            <w:pPr>
+              <w:pStyle w:val="IT"/>
+              <w:rPr>
+                <w:lang/>
+              </w:rPr>
+            </w:pPr>
+            <w:r>
+              <w:rPr>
+                <w:lang/>
+              </w:rPr>
+              <w:t>Attribute</w:t>
+            </w:r>
+          </w:p>
+        </w:tc>
+        <w:tc>
+          <w:tcPr>
+            <w:tcW w:w="0" w:type="auto"/>
+            <w:hideMark/>
+          </w:tcPr>
+          <w:p>
+            <w:pPr>
+              <w:pStyle w:val="IT"/>
+              <w:cnfStyle w:val="100000000000" w:firstRow="1" w:lastRow="0" w:firstColumn="0" w:lastColumn="0" w:oddVBand="0" w:evenVBand="0" w:oddHBand="0" w:evenHBand="0" w:firstRowFirstColumn="0" w:firstRowLastColumn="0" w:lastRowFirstColumn="0" w:lastRowLastColumn="0"/>
+              <w:rPr>
+                <w:lang/>
+              </w:rPr>
+            </w:pPr>
+            <w:r>
+              <w:rPr>
+                <w:lang/>
+              </w:rPr>
+              <w:t>Data Type</w:t>
+            </w:r>
+          </w:p>
+        </w:tc>
+        <w:tc>
+          <w:tcPr>
+            <w:tcW w:w="0" w:type="auto"/>
+            <w:hideMark/>
+          </w:tcPr>
+          <w:p>
+            <w:pPr>
+              <w:pStyle w:val="IT"/>
+              <w:cnfStyle w:val="100000000000" w:firstRow="1" w:lastRow="0" w:firstColumn="0" w:lastColumn="0" w:oddVBand="0" w:evenVBand="0" w:oddHBand="0" w:evenHBand="0" w:firstRowFirstColumn="0" w:firstRowLastColumn="0" w:lastRowFirstColumn="0" w:lastRowLastColumn="0"/>
+              <w:rPr>
+                <w:lang/>
+              </w:rPr>
+            </w:pPr>
+            <w:r>
+              <w:rPr>
+                <w:lang/>
+              </w:rPr>
+              <w:t>Constraint</w:t>
+            </w:r>
+          </w:p>
+        </w:tc>
+      </w:tr>
+      <w:tr>
+        <w:trPr>
+          <w:cnfStyle w:val="000000100000" w:firstRow="0" w:lastRow="0" w:firstColumn="0" w:lastColumn="0" w:oddVBand="0" w:evenVBand="0" w:oddHBand="1" w:evenHBand="0" w:firstRowFirstColumn="0" w:firstRowLastColumn="0" w:lastRowFirstColumn="0" w:lastRowLastColumn="0"/>
+        </w:trPr>
+        <w:tc>
+          <w:tcPr>
+            <w:cnfStyle w:val="001000000000" w:firstRow="0" w:lastRow="0" w:firstColumn="1" w:lastColumn="0" w:oddVBand="0" w:evenVBand="0" w:oddHBand="0" w:evenHBand="0" w:firstRowFirstColumn="0" w:firstRowLastColumn="0" w:lastRowFirstColumn="0" w:lastRowLastColumn="0"/>
+            <w:tcW w:w="0" w:type="auto"/>
+            <w:hideMark/>
+          </w:tcPr>
+          <w:p>
+            <w:pPr>
+              <w:pStyle w:val="IT"/>
+              <w:rPr>
+                <w:lang/>
+              </w:rPr>
+            </w:pPr>
+            <w:r>
+              <w:rPr>
+                <w:lang/>
+              </w:rPr>
+              <w:t>doctor_id</w:t>
+            </w:r>
+          </w:p>
+        </w:tc>
+        <w:tc>
+          <w:tcPr>
+            <w:tcW w:w="0" w:type="auto"/>
+            <w:hideMark/>
+          </w:tcPr>
+          <w:p>
+            <w:pPr>
+              <w:pStyle w:val="IT"/>
+              <w:cnfStyle w:val="000000100000" w:firstRow="0" w:lastRow="0" w:firstColumn="0" w:lastColumn="0" w:oddVBand="0" w:evenVBand="0" w:oddHBand="1" w:evenHBand="0" w:firstRowFirstColumn="0" w:firstRowLastColumn="0" w:lastRowFirstColumn="0" w:lastRowLastColumn="0"/>
+              <w:rPr>
+                <w:lang/>
+              </w:rPr>
+            </w:pPr>
+            <w:r>
+              <w:rPr>
+                <w:lang/>
+              </w:rPr>
+              <w:t>INT</w:t>
+            </w:r>
+          </w:p>
+        </w:tc>
+        <w:tc>
+          <w:tcPr>
+            <w:tcW w:w="0" w:type="auto"/>
+            <w:hideMark/>
+          </w:tcPr>
+          <w:p>
+            <w:pPr>
+              <w:pStyle w:val="IT"/>
+              <w:cnfStyle w:val="000000100000" w:firstRow="0" w:lastRow="0" w:firstColumn="0" w:lastColumn="0" w:oddVBand="0" w:evenVBand="0" w:oddHBand="1" w:evenHBand="0" w:firstRowFirstColumn="0" w:firstRowLastColumn="0" w:lastRowFirstColumn="0" w:lastRowLastColumn="0"/>
+              <w:rPr>
+                <w:lang/>
+              </w:rPr>
+            </w:pPr>
+            <w:r>
+              <w:rPr>
+                <w:lang/>
+              </w:rPr>
+              <w:t>Primary key, auto-increment</w:t>
+            </w:r>
+          </w:p>
+        </w:tc>
+      </w:tr>
+      <w:tr>
+        <w:tc>
+          <w:tcPr>
+            <w:cnfStyle w:val="001000000000" w:firstRow="0" w:lastRow="0" w:firstColumn="1" w:lastColumn="0" w:oddVBand="0" w:evenVBand="0" w:oddHBand="0" w:evenHBand="0" w:firstRowFirstColumn="0" w:firstRowLastColumn="0" w:lastRowFirstColumn="0" w:lastRowLastColumn="0"/>
+            <w:tcW w:w="0" w:type="auto"/>
+            <w:hideMark/>
+          </w:tcPr>
+          <w:p>
+            <w:pPr>
+              <w:pStyle w:val="IT"/>
+              <w:rPr>
+                <w:lang/>
+              </w:rPr>
+            </w:pPr>
+            <w:r>
+              <w:rPr>
+                <w:lang/>
+              </w:rPr>
+              <w:t>first_name</w:t>
+            </w:r>
+          </w:p>
+        </w:tc>
+        <w:tc>
+          <w:tcPr>
+            <w:tcW w:w="0" w:type="auto"/>
+            <w:hideMark/>
+          </w:tcPr>
+          <w:p>
+            <w:pPr>
+              <w:pStyle w:val="IT"/>
+              <w:cnfStyle w:val="000000000000" w:firstRow="0" w:lastRow="0" w:firstColumn="0" w:lastColumn="0" w:oddVBand="0" w:evenVBand="0" w:oddHBand="0" w:evenHBand="0" w:firstRowFirstColumn="0" w:firstRowLastColumn="0" w:lastRowFirstColumn="0" w:lastRowLastColumn="0"/>
+              <w:rPr>
+                <w:lang/>
+              </w:rPr>
+            </w:pPr>
+            <w:r>
+              <w:rPr>
+                <w:lang/>
+              </w:rPr>
+              <w:t>VARCHAR(50)</w:t>
+            </w:r>
+          </w:p>
+        </w:tc>
+        <w:tc>
+          <w:tcPr>
+            <w:tcW w:w="0" w:type="auto"/>
+            <w:hideMark/>
+          </w:tcPr>
+          <w:p>
+            <w:pPr>
+              <w:pStyle w:val="IT"/>
+              <w:cnfStyle w:val="000000000000" w:firstRow="0" w:lastRow="0" w:firstColumn="0" w:lastColumn="0" w:oddVBand="0" w:evenVBand="0" w:oddHBand="0" w:evenHBand="0" w:firstRowFirstColumn="0" w:firstRowLastColumn="0" w:lastRowFirstColumn="0" w:lastRowLastColumn="0"/>
+              <w:rPr>
+                <w:lang/>
+              </w:rPr>
+            </w:pPr>
+            <w:r>
+              <w:rPr>
+                <w:lang/>
+              </w:rPr>
+              <w:t>Not null</w:t>
+            </w:r>
+          </w:p>
+        </w:tc>
+      </w:tr>
+      <w:tr>
+        <w:trPr>
+          <w:cnfStyle w:val="000000100000" w:firstRow="0" w:lastRow="0" w:firstColumn="0" w:lastColumn="0" w:oddVBand="0" w:evenVBand="0" w:oddHBand="1" w:evenHBand="0" w:firstRowFirstColumn="0" w:firstRowLastColumn="0" w:lastRowFirstColumn="0" w:lastRowLastColumn="0"/>
+        </w:trPr>
+        <w:tc>
+          <w:tcPr>
+            <w:cnfStyle w:val="001000000000" w:firstRow="0" w:lastRow="0" w:firstColumn="1" w:lastColumn="0" w:oddVBand="0" w:evenVBand="0" w:oddHBand="0" w:evenHBand="0" w:firstRowFirstColumn="0" w:firstRowLastColumn="0" w:lastRowFirstColumn="0" w:lastRowLastColumn="0"/>
+            <w:tcW w:w="0" w:type="auto"/>
+            <w:hideMark/>
+          </w:tcPr>
+          <w:p>
+            <w:pPr>
+              <w:pStyle w:val="IT"/>
+              <w:rPr>
+                <w:lang/>
+              </w:rPr>
+            </w:pPr>
+            <w:r>
+              <w:rPr>
+                <w:lang/>
+              </w:rPr>
+              <w:t>last_name</w:t>
+            </w:r>
+          </w:p>
+        </w:tc>
+        <w:tc>
+          <w:tcPr>
+            <w:tcW w:w="0" w:type="auto"/>
+            <w:hideMark/>
+          </w:tcPr>
+          <w:p>
+            <w:pPr>
+              <w:pStyle w:val="IT"/>
+              <w:cnfStyle w:val="000000100000" w:firstRow="0" w:lastRow="0" w:firstColumn="0" w:lastColumn="0" w:oddVBand="0" w:evenVBand="0" w:oddHBand="1" w:evenHBand="0" w:firstRowFirstColumn="0" w:firstRowLastColumn="0" w:lastRowFirstColumn="0" w:lastRowLastColumn="0"/>
+              <w:rPr>
+                <w:lang/>
+              </w:rPr>
+            </w:pPr>
+            <w:r>
+              <w:rPr>
+                <w:lang/>
+              </w:rPr>
+              <w:t>VARCHAR(50)</w:t>
+            </w:r>
+          </w:p>
+        </w:tc>
+        <w:tc>
+          <w:tcPr>
+            <w:tcW w:w="0" w:type="auto"/>
+            <w:hideMark/>
+          </w:tcPr>
+          <w:p>
+            <w:pPr>
+              <w:pStyle w:val="IT"/>
+              <w:cnfStyle w:val="000000100000" w:firstRow="0" w:lastRow="0" w:firstColumn="0" w:lastColumn="0" w:oddVBand="0" w:evenVBand="0" w:oddHBand="1" w:evenHBand="0" w:firstRowFirstColumn="0" w:firstRowLastColumn="0" w:lastRowFirstColumn="0" w:lastRowLastColumn="0"/>
+              <w:rPr>
+                <w:lang/>
+              </w:rPr>
+            </w:pPr>
+            <w:r>
+              <w:rPr>
+                <w:lang/>
+              </w:rPr>
+              <w:t>Not null</w:t>
+            </w:r>
+          </w:p>
+        </w:tc>
+      </w:tr>
+      <w:tr>
+        <w:tc>
+          <w:tcPr>
+            <w:cnfStyle w:val="001000000000" w:firstRow="0" w:lastRow="0" w:firstColumn="1" w:lastColumn="0" w:oddVBand="0" w:evenVBand="0" w:oddHBand="0" w:evenHBand="0" w:firstRowFirstColumn="0" w:firstRowLastColumn="0" w:lastRowFirstColumn="0" w:lastRowLastColumn="0"/>
+            <w:tcW w:w="0" w:type="auto"/>
+            <w:hideMark/>
+          </w:tcPr>
+          <w:p>
+            <w:pPr>
+              <w:pStyle w:val="IT"/>
+              <w:rPr>
+                <w:lang/>
+              </w:rPr>
+            </w:pPr>
+            <w:r>
+              <w:rPr>
+                <w:lang/>
+              </w:rPr>
+              <w:t>specialization</w:t>
+            </w:r>
+          </w:p>
+        </w:tc>
+        <w:tc>
+          <w:tcPr>
+            <w:tcW w:w="0" w:type="auto"/>
+            <w:hideMark/>
+          </w:tcPr>
+          <w:p>
+            <w:pPr>
+              <w:pStyle w:val="IT"/>
+              <w:cnfStyle w:val="000000000000" w:firstRow="0" w:lastRow="0" w:firstColumn="0" w:lastColumn="0" w:oddVBand="0" w:evenVBand="0" w:oddHBand="0" w:evenHBand="0" w:firstRowFirstColumn="0" w:firstRowLastColumn="0" w:lastRowFirstColumn="0" w:lastRowLastColumn="0"/>
+              <w:rPr>
+                <w:lang/>
+              </w:rPr>
+            </w:pPr>
+            <w:r>
+              <w:rPr>
+                <w:lang/>
+              </w:rPr>
+              <w:t>VARCHAR(100)</w:t>
+            </w:r>
+          </w:p>
+        </w:tc>
+        <w:tc>
+          <w:tcPr>
+            <w:tcW w:w="0" w:type="auto"/>
+            <w:hideMark/>
+          </w:tcPr>
+          <w:p>
+            <w:pPr>
+              <w:pStyle w:val="IT"/>
+              <w:cnfStyle w:val="000000000000" w:firstRow="0" w:lastRow="0" w:firstColumn="0" w:lastColumn="0" w:oddVBand="0" w:evenVBand="0" w:oddHBand="0" w:evenHBand="0" w:firstRowFirstColumn="0" w:firstRowLastColumn="0" w:lastRowFirstColumn="0" w:lastRowLastColumn="0"/>
+              <w:rPr>
+                <w:lang/>
+              </w:rPr>
+            </w:pPr>
+            <w:r>
+              <w:rPr>
+                <w:lang/>
+              </w:rPr>
+              <w:t>Not null</w:t>
+            </w:r>
+          </w:p>
+        </w:tc>
+      </w:tr>
+      <w:tr>
+        <w:trPr>
+          <w:cnfStyle w:val="000000100000" w:firstRow="0" w:lastRow="0" w:firstColumn="0" w:lastColumn="0" w:oddVBand="0" w:evenVBand="0" w:oddHBand="1" w:evenHBand="0" w:firstRowFirstColumn="0" w:firstRowLastColumn="0" w:lastRowFirstColumn="0" w:lastRowLastColumn="0"/>
+        </w:trPr>
+        <w:tc>
+          <w:tcPr>
+            <w:cnfStyle w:val="001000000000" w:firstRow="0" w:lastRow="0" w:firstColumn="1" w:lastColumn="0" w:oddVBand="0" w:evenVBand="0" w:oddHBand="0" w:evenHBand="0" w:firstRowFirstColumn="0" w:firstRowLastColumn="0" w:lastRowFirstColumn="0" w:lastRowLastColumn="0"/>
+            <w:tcW w:w="0" w:type="auto"/>
+            <w:hideMark/>
+          </w:tcPr>
+          <w:p>
+            <w:pPr>
+              <w:pStyle w:val="IT"/>
+              <w:rPr>
+                <w:lang/>
+              </w:rPr>
+            </w:pPr>
+            <w:r>
+              <w:rPr>
+                <w:lang/>
+              </w:rPr>
+              <w:t>phone</w:t>
+            </w:r>
+          </w:p>
+        </w:tc>
+        <w:tc>
+          <w:tcPr>
+            <w:tcW w:w="0" w:type="auto"/>
+            <w:hideMark/>
+          </w:tcPr>
+          <w:p>
+            <w:pPr>
+              <w:pStyle w:val="IT"/>
+              <w:cnfStyle w:val="000000100000" w:firstRow="0" w:lastRow="0" w:firstColumn="0" w:lastColumn="0" w:oddVBand="0" w:evenVBand="0" w:oddHBand="1" w:evenHBand="0" w:firstRowFirstColumn="0" w:firstRowLastColumn="0" w:lastRowFirstColumn="0" w:lastRowLastColumn="0"/>
+              <w:rPr>
+                <w:lang/>
+              </w:rPr>
+            </w:pPr>
+            <w:r>
+              <w:rPr>
+                <w:lang/>
+              </w:rPr>
+              <w:t>VARCHAR(20)</w:t>
+            </w:r>
+          </w:p>
+        </w:tc>
+        <w:tc>
+          <w:tcPr>
+            <w:tcW w:w="0" w:type="auto"/>
+            <w:hideMark/>
+          </w:tcPr>
+          <w:p>
+            <w:pPr>
+              <w:pStyle w:val="IT"/>
+              <w:cnfStyle w:val="000000100000" w:firstRow="0" w:lastRow="0" w:firstColumn="0" w:lastColumn="0" w:oddVBand="0" w:evenVBand="0" w:oddHBand="1" w:evenHBand="0" w:firstRowFirstColumn="0" w:firstRowLastColumn="0" w:lastRowFirstColumn="0" w:lastRowLastColumn="0"/>
+              <w:rPr>
+                <w:lang/>
+              </w:rPr>
+            </w:pPr>
+            <w:r>
+              <w:rPr>
+                <w:lang/>
+              </w:rPr>
+              <w:t>Unique, not null</w:t>
+            </w:r>
+          </w:p>
+        </w:tc>
+      </w:tr>
+      <w:tr>
+        <w:tc>
+          <w:tcPr>
+            <w:cnfStyle w:val="001000000000" w:firstRow="0" w:lastRow="0" w:firstColumn="1" w:lastColumn="0" w:oddVBand="0" w:evenVBand="0" w:oddHBand="0" w:evenHBand="0" w:firstRowFirstColumn="0" w:firstRowLastColumn="0" w:lastRowFirstColumn="0" w:lastRowLastColumn="0"/>
+            <w:tcW w:w="0" w:type="auto"/>
+            <w:hideMark/>
+          </w:tcPr>
+          <w:p>
+            <w:pPr>
+              <w:pStyle w:val="IT"/>
+              <w:rPr>
+                <w:lang/>
+              </w:rPr>
+            </w:pPr>
+            <w:r>
+              <w:rPr>
+                <w:lang/>
+              </w:rPr>
+              <w:t>email</w:t>
+            </w:r>
+          </w:p>
+        </w:tc>
+        <w:tc>
+          <w:tcPr>
+            <w:tcW w:w="0" w:type="auto"/>
+            <w:hideMark/>
+          </w:tcPr>
+          <w:p>
+            <w:pPr>
+              <w:pStyle w:val="IT"/>
+              <w:cnfStyle w:val="000000000000" w:firstRow="0" w:lastRow="0" w:firstColumn="0" w:lastColumn="0" w:oddVBand="0" w:evenVBand="0" w:oddHBand="0" w:evenHBand="0" w:firstRowFirstColumn="0" w:firstRowLastColumn="0" w:lastRowFirstColumn="0" w:lastRowLastColumn="0"/>
+              <w:rPr>
+                <w:lang/>
+              </w:rPr>
+            </w:pPr>
+            <w:r>
+              <w:rPr>
+                <w:lang/>
+              </w:rPr>
+              <w:t>VARCHAR(100)</w:t>
+            </w:r>
+          </w:p>
+        </w:tc>
+        <w:tc>
+          <w:tcPr>
+            <w:tcW w:w="0" w:type="auto"/>
+            <w:hideMark/>
+          </w:tcPr>
+          <w:p>
+            <w:pPr>
+              <w:pStyle w:val="IT"/>
+              <w:cnfStyle w:val="000000000000" w:firstRow="0" w:lastRow="0" w:firstColumn="0" w:lastColumn="0" w:oddVBand="0" w:evenVBand="0" w:oddHBand="0" w:evenHBand="0" w:firstRowFirstColumn="0" w:firstRowLastColumn="0" w:lastRowFirstColumn="0" w:lastRowLastColumn="0"/>
+              <w:rPr>
+                <w:lang/>
+              </w:rPr>
+            </w:pPr>
+            <w:r>
+              <w:rPr>
+                <w:lang/>
+              </w:rPr>
+              <w:t>Unique, not null</w:t>
+            </w:r>
+          </w:p>
+        </w:tc>
+      </w:tr>
+      <w:tr>
+        <w:trPr>
+          <w:cnfStyle w:val="000000100000" w:firstRow="0" w:lastRow="0" w:firstColumn="0" w:lastColumn="0" w:oddVBand="0" w:evenVBand="0" w:oddHBand="1" w:evenHBand="0" w:firstRowFirstColumn="0" w:firstRowLastColumn="0" w:lastRowFirstColumn="0" w:lastRowLastColumn="0"/>
+        </w:trPr>
+        <w:tc>
+          <w:tcPr>
+            <w:cnfStyle w:val="001000000000" w:firstRow="0" w:lastRow="0" w:firstColumn="1" w:lastColumn="0" w:oddVBand="0" w:evenVBand="0" w:oddHBand="0" w:evenHBand="0" w:firstRowFirstColumn="0" w:firstRowLastColumn="0" w:lastRowFirstColumn="0" w:lastRowLastColumn="0"/>
+            <w:tcW w:w="0" w:type="auto"/>
+            <w:hideMark/>
+          </w:tcPr>
+          <w:p>
+            <w:pPr>
+              <w:pStyle w:val="IT"/>
+              <w:rPr>
+                <w:lang/>
+              </w:rPr>
+            </w:pPr>
+            <w:r>
+              <w:rPr>
+                <w:lang/>
+              </w:rPr>
+              <w:t>hire_date</w:t>
+            </w:r>
+          </w:p>
+        </w:tc>
+        <w:tc>
+          <w:tcPr>
+            <w:tcW w:w="0" w:type="auto"/>
+            <w:hideMark/>
+          </w:tcPr>
+          <w:p>
+            <w:pPr>
+              <w:pStyle w:val="IT"/>
+              <w:cnfStyle w:val="000000100000" w:firstRow="0" w:lastRow="0" w:firstColumn="0" w:lastColumn="0" w:oddVBand="0" w:evenVBand="0" w:oddHBand="1" w:evenHBand="0" w:firstRowFirstColumn="0" w:firstRowLastColumn="0" w:lastRowFirstColumn="0" w:lastRowLastColumn="0"/>
+              <w:rPr>
+                <w:lang/>
+              </w:rPr>
+            </w:pPr>
+            <w:r>
+              <w:rPr>
+                <w:lang/>
+              </w:rPr>
+              <w:t>DATE</w:t>
+            </w:r>
+          </w:p>
+        </w:tc>
+        <w:tc>
+          <w:tcPr>
+            <w:tcW w:w="0" w:type="auto"/>
+            <w:hideMark/>
+          </w:tcPr>
+          <w:p>
+            <w:pPr>
+              <w:pStyle w:val="IT"/>
+              <w:cnfStyle w:val="000000100000" w:firstRow="0" w:lastRow="0" w:firstColumn="0" w:lastColumn="0" w:oddVBand="0" w:evenVBand="0" w:oddHBand="1" w:evenHBand="0" w:firstRowFirstColumn="0" w:firstRowLastColumn="0" w:lastRowFirstColumn="0" w:lastRowLastColumn="0"/>
+              <w:rPr>
+                <w:lang/>
+              </w:rPr>
+            </w:pPr>
+            <w:r>
+              <w:rPr>
+                <w:lang/>
+              </w:rPr>
+              <w:t>Not null</w:t>
+            </w:r>
+          </w:p>
+        </w:tc>
+      </w:tr>
+    </w:tbl>
+    <w:p>
+      <w:pPr>
+        <w:pStyle w:val="IT"/>
+        <w:rPr>
+          <w:lang/>
+        </w:rPr>
+      </w:pPr>
+      <w:r>
+        <w:rPr>
+          <w:b/>
+          <w:bCs/>
+          <w:lang/>
+        </w:rPr>
+        <w:t>3. Appointments</w:t>
+      </w:r>
+    </w:p>
+    <w:p>
+      <w:pPr>
+        <w:pStyle w:val="IT"/>
+        <w:rPr>
+          <w:lang/>
+        </w:rPr>
+      </w:pPr>
+      <w:r>
+        <w:rPr>
+          <w:lang/>
+        </w:rPr>
+        <w:t>Records appointments arranged between patients and doctors.</w:t>
+      </w:r>
+    </w:p>
+    <w:tbl>
+      <w:tblPr>
+        <w:tblStyle w:val="GridTable3-Accent1"/>
+        <w:tblW w:w="0" w:type="auto"/>
+        <w:tblLook w:val="04A0" w:firstRow="1" w:lastRow="0" w:firstColumn="1" w:lastColumn="0" w:noHBand="0" w:noVBand="1"/>
+      </w:tblPr>
+      <w:tblGrid>
+        <w:gridCol w:w="1950"/>
+        <w:gridCol w:w="1879"/>
+        <w:gridCol w:w="2953"/>
+      </w:tblGrid>
+      <w:tr>
+        <w:trPr>
+          <w:cnfStyle w:val="100000000000" w:firstRow="1" w:lastRow="0" w:firstColumn="0" w:lastColumn="0" w:oddVBand="0" w:evenVBand="0" w:oddHBand="0" w:evenHBand="0" w:firstRowFirstColumn="0" w:firstRowLastColumn="0" w:lastRowFirstColumn="0" w:lastRowLastColumn="0"/>
+        </w:trPr>
+        <w:tc>
+          <w:tcPr>
+            <w:cnfStyle w:val="001000000100" w:firstRow="0" w:lastRow="0" w:firstColumn="1" w:lastColumn="0" w:oddVBand="0" w:evenVBand="0" w:oddHBand="0" w:evenHBand="0" w:firstRowFirstColumn="1" w:firstRowLastColumn="0" w:lastRowFirstColumn="0" w:lastRowLastColumn="0"/>
+            <w:tcW w:w="0" w:type="auto"/>
+            <w:hideMark/>
+          </w:tcPr>
+          <w:p>
+            <w:pPr>
+              <w:pStyle w:val="IT"/>
+              <w:rPr>
+                <w:lang/>
+              </w:rPr>
+            </w:pPr>
+            <w:r>
+              <w:rPr>
+                <w:lang/>
+              </w:rPr>
+              <w:t>Attribute</w:t>
+            </w:r>
+          </w:p>
+        </w:tc>
+        <w:tc>
+          <w:tcPr>
+            <w:tcW w:w="0" w:type="auto"/>
+            <w:hideMark/>
+          </w:tcPr>
+          <w:p>
+            <w:pPr>
+              <w:pStyle w:val="IT"/>
+              <w:cnfStyle w:val="100000000000" w:firstRow="1" w:lastRow="0" w:firstColumn="0" w:lastColumn="0" w:oddVBand="0" w:evenVBand="0" w:oddHBand="0" w:evenHBand="0" w:firstRowFirstColumn="0" w:firstRowLastColumn="0" w:lastRowFirstColumn="0" w:lastRowLastColumn="0"/>
+              <w:rPr>
+                <w:lang/>
+              </w:rPr>
+            </w:pPr>
+            <w:r>
+              <w:rPr>
+                <w:lang/>
+              </w:rPr>
+              <w:t>Data Type</w:t>
+            </w:r>
+          </w:p>
+        </w:tc>
+        <w:tc>
+          <w:tcPr>
+            <w:tcW w:w="0" w:type="auto"/>
+            <w:hideMark/>
+          </w:tcPr>
+          <w:p>
+            <w:pPr>
+              <w:pStyle w:val="IT"/>
+              <w:cnfStyle w:val="100000000000" w:firstRow="1" w:lastRow="0" w:firstColumn="0" w:lastColumn="0" w:oddVBand="0" w:evenVBand="0" w:oddHBand="0" w:evenHBand="0" w:firstRowFirstColumn="0" w:firstRowLastColumn="0" w:lastRowFirstColumn="0" w:lastRowLastColumn="0"/>
+              <w:rPr>
+                <w:lang/>
+              </w:rPr>
+            </w:pPr>
+            <w:r>
+              <w:rPr>
+                <w:lang/>
+              </w:rPr>
+              <w:t>Constraint</w:t>
+            </w:r>
+          </w:p>
+        </w:tc>
+      </w:tr>
+      <w:tr>
+        <w:trPr>
+          <w:cnfStyle w:val="000000100000" w:firstRow="0" w:lastRow="0" w:firstColumn="0" w:lastColumn="0" w:oddVBand="0" w:evenVBand="0" w:oddHBand="1" w:evenHBand="0" w:firstRowFirstColumn="0" w:firstRowLastColumn="0" w:lastRowFirstColumn="0" w:lastRowLastColumn="0"/>
+        </w:trPr>
+        <w:tc>
+          <w:tcPr>
+            <w:cnfStyle w:val="001000000000" w:firstRow="0" w:lastRow="0" w:firstColumn="1" w:lastColumn="0" w:oddVBand="0" w:evenVBand="0" w:oddHBand="0" w:evenHBand="0" w:firstRowFirstColumn="0" w:firstRowLastColumn="0" w:lastRowFirstColumn="0" w:lastRowLastColumn="0"/>
+            <w:tcW w:w="0" w:type="auto"/>
+            <w:hideMark/>
+          </w:tcPr>
+          <w:p>
+            <w:pPr>
+              <w:pStyle w:val="IT"/>
+              <w:rPr>
+                <w:lang/>
+              </w:rPr>
+            </w:pPr>
+            <w:r>
+              <w:rPr>
+                <w:lang/>
+              </w:rPr>
+              <w:t>appointment_id</w:t>
+            </w:r>
+          </w:p>
+        </w:tc>
+        <w:tc>
+          <w:tcPr>
+            <w:tcW w:w="0" w:type="auto"/>
+            <w:hideMark/>
+          </w:tcPr>
+          <w:p>
+            <w:pPr>
+              <w:pStyle w:val="IT"/>
+              <w:cnfStyle w:val="000000100000" w:firstRow="0" w:lastRow="0" w:firstColumn="0" w:lastColumn="0" w:oddVBand="0" w:evenVBand="0" w:oddHBand="1" w:evenHBand="0" w:firstRowFirstColumn="0" w:firstRowLastColumn="0" w:lastRowFirstColumn="0" w:lastRowLastColumn="0"/>
+              <w:rPr>
+                <w:lang/>
+              </w:rPr>
+            </w:pPr>
+            <w:r>
+              <w:rPr>
+                <w:lang/>
+              </w:rPr>
+              <w:t>INT</w:t>
+            </w:r>
+          </w:p>
+        </w:tc>
+        <w:tc>
+          <w:tcPr>
+            <w:tcW w:w="0" w:type="auto"/>
+            <w:hideMark/>
+          </w:tcPr>
+          <w:p>
+            <w:pPr>
+              <w:pStyle w:val="IT"/>
+              <w:cnfStyle w:val="000000100000" w:firstRow="0" w:lastRow="0" w:firstColumn="0" w:lastColumn="0" w:oddVBand="0" w:evenVBand="0" w:oddHBand="1" w:evenHBand="0" w:firstRowFirstColumn="0" w:firstRowLastColumn="0" w:lastRowFirstColumn="0" w:lastRowLastColumn="0"/>
+              <w:rPr>
+                <w:lang/>
+              </w:rPr>
+            </w:pPr>
+            <w:r>
+              <w:rPr>
+                <w:lang/>
+              </w:rPr>
+              <w:t>Primary key, auto-increment</w:t>
+            </w:r>
+          </w:p>
+        </w:tc>
+      </w:tr>
+      <w:tr>
+        <w:tc>
+          <w:tcPr>
+            <w:cnfStyle w:val="001000000000" w:firstRow="0" w:lastRow="0" w:firstColumn="1" w:lastColumn="0" w:oddVBand="0" w:evenVBand="0" w:oddHBand="0" w:evenHBand="0" w:firstRowFirstColumn="0" w:firstRowLastColumn="0" w:lastRowFirstColumn="0" w:lastRowLastColumn="0"/>
+            <w:tcW w:w="0" w:type="auto"/>
+            <w:hideMark/>
+          </w:tcPr>
+          <w:p>
+            <w:pPr>
+              <w:pStyle w:val="IT"/>
+              <w:rPr>
+                <w:lang/>
+              </w:rPr>
+            </w:pPr>
+            <w:r>
+              <w:rPr>
+                <w:lang/>
+              </w:rPr>
+              <w:t>patient_id</w:t>
+            </w:r>
+          </w:p>
+        </w:tc>
+        <w:tc>
+          <w:tcPr>
+            <w:tcW w:w="0" w:type="auto"/>
+            <w:hideMark/>
+          </w:tcPr>
+          <w:p>
+            <w:pPr>
+              <w:pStyle w:val="IT"/>
+              <w:cnfStyle w:val="000000000000" w:firstRow="0" w:lastRow="0" w:firstColumn="0" w:lastColumn="0" w:oddVBand="0" w:evenVBand="0" w:oddHBand="0" w:evenHBand="0" w:firstRowFirstColumn="0" w:firstRowLastColumn="0" w:lastRowFirstColumn="0" w:lastRowLastColumn="0"/>
+              <w:rPr>
+                <w:lang/>
+              </w:rPr>
+            </w:pPr>
+            <w:r>
+              <w:rPr>
+                <w:lang/>
+              </w:rPr>
+              <w:t>INT</w:t>
+            </w:r>
+          </w:p>
+        </w:tc>
+        <w:tc>
+          <w:tcPr>
+            <w:tcW w:w="0" w:type="auto"/>
+            <w:hideMark/>
+          </w:tcPr>
+          <w:p>
+            <w:pPr>
+              <w:pStyle w:val="IT"/>
+              <w:cnfStyle w:val="000000000000" w:firstRow="0" w:lastRow="0" w:firstColumn="0" w:lastColumn="0" w:oddVBand="0" w:evenVBand="0" w:oddHBand="0" w:evenHBand="0" w:firstRowFirstColumn="0" w:firstRowLastColumn="0" w:lastRowFirstColumn="0" w:lastRowLastColumn="0"/>
+              <w:rPr>
+                <w:lang/>
+              </w:rPr>
+            </w:pPr>
+            <w:r>
+              <w:rPr>
+                <w:lang/>
+              </w:rPr>
+              <w:t>Foreign key</w:t>
+            </w:r>
+          </w:p>
+        </w:tc>
+      </w:tr>
+      <w:tr>
+        <w:trPr>
+          <w:cnfStyle w:val="000000100000" w:firstRow="0" w:lastRow="0" w:firstColumn="0" w:lastColumn="0" w:oddVBand="0" w:evenVBand="0" w:oddHBand="1" w:evenHBand="0" w:firstRowFirstColumn="0" w:firstRowLastColumn="0" w:lastRowFirstColumn="0" w:lastRowLastColumn="0"/>
+        </w:trPr>
+        <w:tc>
+          <w:tcPr>
+            <w:cnfStyle w:val="001000000000" w:firstRow="0" w:lastRow="0" w:firstColumn="1" w:lastColumn="0" w:oddVBand="0" w:evenVBand="0" w:oddHBand="0" w:evenHBand="0" w:firstRowFirstColumn="0" w:firstRowLastColumn="0" w:lastRowFirstColumn="0" w:lastRowLastColumn="0"/>
+            <w:tcW w:w="0" w:type="auto"/>
+            <w:hideMark/>
+          </w:tcPr>
+          <w:p>
+            <w:pPr>
+              <w:pStyle w:val="IT"/>
+              <w:rPr>
+                <w:lang/>
+              </w:rPr>
+            </w:pPr>
+            <w:r>
+              <w:rPr>
+                <w:lang/>
+              </w:rPr>
+              <w:t>doctor_id</w:t>
+            </w:r>
+          </w:p>
+        </w:tc>
+        <w:tc>
+          <w:tcPr>
+            <w:tcW w:w="0" w:type="auto"/>
+            <w:hideMark/>
+          </w:tcPr>
+          <w:p>
+            <w:pPr>
+              <w:pStyle w:val="IT"/>
+              <w:cnfStyle w:val="000000100000" w:firstRow="0" w:lastRow="0" w:firstColumn="0" w:lastColumn="0" w:oddVBand="0" w:evenVBand="0" w:oddHBand="1" w:evenHBand="0" w:firstRowFirstColumn="0" w:firstRowLastColumn="0" w:lastRowFirstColumn="0" w:lastRowLastColumn="0"/>
+              <w:rPr>
+                <w:lang/>
+              </w:rPr>
+            </w:pPr>
+            <w:r>
+              <w:rPr>
+                <w:lang/>
+              </w:rPr>
+              <w:t>INT</w:t>
+            </w:r>
+          </w:p>
+        </w:tc>
+        <w:tc>
+          <w:tcPr>
+            <w:tcW w:w="0" w:type="auto"/>
+            <w:hideMark/>
+          </w:tcPr>
+          <w:p>
+            <w:pPr>
+              <w:pStyle w:val="IT"/>
+              <w:cnfStyle w:val="000000100000" w:firstRow="0" w:lastRow="0" w:firstColumn="0" w:lastColumn="0" w:oddVBand="0" w:evenVBand="0" w:oddHBand="1" w:evenHBand="0" w:firstRowFirstColumn="0" w:firstRowLastColumn="0" w:lastRowFirstColumn="0" w:lastRowLastColumn="0"/>
+              <w:rPr>
+                <w:lang/>
+              </w:rPr>
+            </w:pPr>
+            <w:r>
+              <w:rPr>
+                <w:lang/>
+              </w:rPr>
+              <w:t>Foreign key</w:t>
+            </w:r>
+          </w:p>
+        </w:tc>
+      </w:tr>
+      <w:tr>
+        <w:tc>
+          <w:tcPr>
+            <w:cnfStyle w:val="001000000000" w:firstRow="0" w:lastRow="0" w:firstColumn="1" w:lastColumn="0" w:oddVBand="0" w:evenVBand="0" w:oddHBand="0" w:evenHBand="0" w:firstRowFirstColumn="0" w:firstRowLastColumn="0" w:lastRowFirstColumn="0" w:lastRowLastColumn="0"/>
+            <w:tcW w:w="0" w:type="auto"/>
+            <w:hideMark/>
+          </w:tcPr>
+          <w:p>
+            <w:pPr>
+              <w:pStyle w:val="IT"/>
+              <w:rPr>
+                <w:lang/>
+              </w:rPr>
+            </w:pPr>
+            <w:r>
+              <w:rPr>
+                <w:lang/>
+              </w:rPr>
+              <w:lastRenderedPageBreak/>
+              <w:t>appointment_date</w:t>
+            </w:r>
+          </w:p>
+        </w:tc>
+        <w:tc>
+          <w:tcPr>
+            <w:tcW w:w="0" w:type="auto"/>
+            <w:hideMark/>
+          </w:tcPr>
+          <w:p>
+            <w:pPr>
+              <w:pStyle w:val="IT"/>
+              <w:cnfStyle w:val="000000000000" w:firstRow="0" w:lastRow="0" w:firstColumn="0" w:lastColumn="0" w:oddVBand="0" w:evenVBand="0" w:oddHBand="0" w:evenHBand="0" w:firstRowFirstColumn="0" w:firstRowLastColumn="0" w:lastRowFirstColumn="0" w:lastRowLastColumn="0"/>
+              <w:rPr>
+                <w:lang/>
+              </w:rPr>
+            </w:pPr>
+            <w:r>
+              <w:rPr>
+                <w:lang/>
+              </w:rPr>
+              <w:t>DATE</w:t>
+            </w:r>
+          </w:p>
+        </w:tc>
+        <w:tc>
+          <w:tcPr>
+            <w:tcW w:w="0" w:type="auto"/>
+            <w:hideMark/>
+          </w:tcPr>
+          <w:p>
+            <w:pPr>
+              <w:pStyle w:val="IT"/>
+              <w:cnfStyle w:val="000000000000" w:firstRow="0" w:lastRow="0" w:firstColumn="0" w:lastColumn="0" w:oddVBand="0" w:evenVBand="0" w:oddHBand="0" w:evenHBand="0" w:firstRowFirstColumn="0" w:firstRowLastColumn="0" w:lastRowFirstColumn="0" w:lastRowLastColumn="0"/>
+              <w:rPr>
+                <w:lang/>
+              </w:rPr>
+            </w:pPr>
+            <w:r>
+              <w:rPr>
+                <w:lang/>
+              </w:rPr>
+              <w:t>Not null</w:t>
+            </w:r>
+          </w:p>
+        </w:tc>
+      </w:tr>
+      <w:tr>
+        <w:trPr>
+          <w:cnfStyle w:val="000000100000" w:firstRow="0" w:lastRow="0" w:firstColumn="0" w:lastColumn="0" w:oddVBand="0" w:evenVBand="0" w:oddHBand="1" w:evenHBand="0" w:firstRowFirstColumn="0" w:firstRowLastColumn="0" w:lastRowFirstColumn="0" w:lastRowLastColumn="0"/>
+        </w:trPr>
+        <w:tc>
+          <w:tcPr>
+            <w:cnfStyle w:val="001000000000" w:firstRow="0" w:lastRow="0" w:firstColumn="1" w:lastColumn="0" w:oddVBand="0" w:evenVBand="0" w:oddHBand="0" w:evenHBand="0" w:firstRowFirstColumn="0" w:firstRowLastColumn="0" w:lastRowFirstColumn="0" w:lastRowLastColumn="0"/>
+            <w:tcW w:w="0" w:type="auto"/>
+            <w:hideMark/>
+          </w:tcPr>
+          <w:p>
+            <w:pPr>
+              <w:pStyle w:val="IT"/>
+              <w:rPr>
+                <w:lang/>
+              </w:rPr>
+            </w:pPr>
+            <w:r>
+              <w:rPr>
+                <w:lang/>
+              </w:rPr>
+              <w:t>appointment_time</w:t>
+            </w:r>
+          </w:p>
+        </w:tc>
+        <w:tc>
+          <w:tcPr>
+            <w:tcW w:w="0" w:type="auto"/>
+            <w:hideMark/>
+          </w:tcPr>
+          <w:p>
+            <w:pPr>
+              <w:pStyle w:val="IT"/>
+              <w:cnfStyle w:val="000000100000" w:firstRow="0" w:lastRow="0" w:firstColumn="0" w:lastColumn="0" w:oddVBand="0" w:evenVBand="0" w:oddHBand="1" w:evenHBand="0" w:firstRowFirstColumn="0" w:firstRowLastColumn="0" w:lastRowFirstColumn="0" w:lastRowLastColumn="0"/>
+              <w:rPr>
+                <w:lang/>
+              </w:rPr>
+            </w:pPr>
+            <w:r>
+              <w:rPr>
+                <w:lang/>
+              </w:rPr>
+              <w:t>TIME</w:t>
+            </w:r>
+          </w:p>
+        </w:tc>
+        <w:tc>
+          <w:tcPr>
+            <w:tcW w:w="0" w:type="auto"/>
+            <w:hideMark/>
+          </w:tcPr>
+          <w:p>
+            <w:pPr>
+              <w:pStyle w:val="IT"/>
+              <w:cnfStyle w:val="000000100000" w:firstRow="0" w:lastRow="0" w:firstColumn="0" w:lastColumn="0" w:oddVBand="0" w:evenVBand="0" w:oddHBand="1" w:evenHBand="0" w:firstRowFirstColumn="0" w:firstRowLastColumn="0" w:lastRowFirstColumn="0" w:lastRowLastColumn="0"/>
+              <w:rPr>
+                <w:lang/>
+              </w:rPr>
+            </w:pPr>
+            <w:r>
+              <w:rPr>
+                <w:lang/>
+              </w:rPr>
+              <w:t>Not null</w:t>
+            </w:r>
+          </w:p>
+        </w:tc>
+      </w:tr>
+      <w:tr>
+        <w:tc>
+          <w:tcPr>
+            <w:cnfStyle w:val="001000000000" w:firstRow="0" w:lastRow="0" w:firstColumn="1" w:lastColumn="0" w:oddVBand="0" w:evenVBand="0" w:oddHBand="0" w:evenHBand="0" w:firstRowFirstColumn="0" w:firstRowLastColumn="0" w:lastRowFirstColumn="0" w:lastRowLastColumn="0"/>
+            <w:tcW w:w="0" w:type="auto"/>
+            <w:hideMark/>
+          </w:tcPr>
+          <w:p>
+            <w:pPr>
+              <w:pStyle w:val="IT"/>
+              <w:rPr>
+                <w:lang/>
+              </w:rPr>
+            </w:pPr>
+            <w:r>
+              <w:rPr>
+                <w:lang/>
+              </w:rPr>
+              <w:t>reason</w:t>
+            </w:r>
+          </w:p>
+        </w:tc>
+        <w:tc>
+          <w:tcPr>
+            <w:tcW w:w="0" w:type="auto"/>
+            <w:hideMark/>
+          </w:tcPr>
+          <w:p>
+            <w:pPr>
+              <w:pStyle w:val="IT"/>
+              <w:cnfStyle w:val="000000000000" w:firstRow="0" w:lastRow="0" w:firstColumn="0" w:lastColumn="0" w:oddVBand="0" w:evenVBand="0" w:oddHBand="0" w:evenHBand="0" w:firstRowFirstColumn="0" w:firstRowLastColumn="0" w:lastRowFirstColumn="0" w:lastRowLastColumn="0"/>
+              <w:rPr>
+                <w:lang/>
+              </w:rPr>
+            </w:pPr>
+            <w:r>
+              <w:rPr>
+                <w:lang/>
+              </w:rPr>
+              <w:t>VARCHAR(255)</w:t>
+            </w:r>
+          </w:p>
+        </w:tc>
+        <w:tc>
+          <w:tcPr>
+            <w:tcW w:w="0" w:type="auto"/>
+            <w:hideMark/>
+          </w:tcPr>
+          <w:p>
+            <w:pPr>
+              <w:pStyle w:val="IT"/>
+              <w:cnfStyle w:val="000000000000" w:firstRow="0" w:lastRow="0" w:firstColumn="0" w:lastColumn="0" w:oddVBand="0" w:evenVBand="0" w:oddHBand="0" w:evenHBand="0" w:firstRowFirstColumn="0" w:firstRowLastColumn="0" w:lastRowFirstColumn="0" w:lastRowLastColumn="0"/>
+              <w:rPr>
+                <w:lang/>
+              </w:rPr>
+            </w:pPr>
+            <w:r>
+              <w:rPr>
+                <w:lang/>
+              </w:rPr>
+              <w:t>Optional</w:t>
+            </w:r>
+          </w:p>
+        </w:tc>
+      </w:tr>
+      <w:tr>
+        <w:trPr>
+          <w:cnfStyle w:val="000000100000" w:firstRow="0" w:lastRow="0" w:firstColumn="0" w:lastColumn="0" w:oddVBand="0" w:evenVBand="0" w:oddHBand="1" w:evenHBand="0" w:firstRowFirstColumn="0" w:firstRowLastColumn="0" w:lastRowFirstColumn="0" w:lastRowLastColumn="0"/>
+        </w:trPr>
+        <w:tc>
+          <w:tcPr>
+            <w:cnfStyle w:val="001000000000" w:firstRow="0" w:lastRow="0" w:firstColumn="1" w:lastColumn="0" w:oddVBand="0" w:evenVBand="0" w:oddHBand="0" w:evenHBand="0" w:firstRowFirstColumn="0" w:firstRowLastColumn="0" w:lastRowFirstColumn="0" w:lastRowLastColumn="0"/>
+            <w:tcW w:w="0" w:type="auto"/>
+            <w:hideMark/>
+          </w:tcPr>
+          <w:p>
+            <w:pPr>
+              <w:pStyle w:val="IT"/>
+              <w:rPr>
+                <w:lang/>
+              </w:rPr>
+            </w:pPr>
+            <w:r>
+              <w:rPr>
+                <w:lang/>
+              </w:rPr>
+              <w:t>status</w:t>
+            </w:r>
+          </w:p>
+        </w:tc>
+        <w:tc>
+          <w:tcPr>
+            <w:tcW w:w="0" w:type="auto"/>
+            <w:hideMark/>
+          </w:tcPr>
+          <w:p>
+            <w:pPr>
+              <w:pStyle w:val="IT"/>
+              <w:cnfStyle w:val="000000100000" w:firstRow="0" w:lastRow="0" w:firstColumn="0" w:lastColumn="0" w:oddVBand="0" w:evenVBand="0" w:oddHBand="1" w:evenHBand="0" w:firstRowFirstColumn="0" w:firstRowLastColumn="0" w:lastRowFirstColumn="0" w:lastRowLastColumn="0"/>
+              <w:rPr>
+                <w:lang/>
+              </w:rPr>
+            </w:pPr>
+            <w:r>
+              <w:rPr>
+                <w:lang/>
+              </w:rPr>
+              <w:t>ENUM</w:t>
+            </w:r>
+          </w:p>
+        </w:tc>
+        <w:tc>
+          <w:tcPr>
+            <w:tcW w:w="0" w:type="auto"/>
+            <w:hideMark/>
+          </w:tcPr>
+          <w:p>
+            <w:pPr>
+              <w:pStyle w:val="IT"/>
+              <w:cnfStyle w:val="000000100000" w:firstRow="0" w:lastRow="0" w:firstColumn="0" w:lastColumn="0" w:oddVBand="0" w:evenVBand="0" w:oddHBand="1" w:evenHBand="0" w:firstRowFirstColumn="0" w:firstRowLastColumn="0" w:lastRowFirstColumn="0" w:lastRowLastColumn="0"/>
+              <w:rPr>
+                <w:lang/>
+              </w:rPr>
+            </w:pPr>
+            <w:r>
+              <w:rPr>
+                <w:lang/>
+              </w:rPr>
+              <w:t>Not null</w:t>
+            </w:r>
+          </w:p>
+        </w:tc>
+      </w:tr>
+      <w:tr>
+        <w:tc>
+          <w:tcPr>
+            <w:cnfStyle w:val="001000000000" w:firstRow="0" w:lastRow="0" w:firstColumn="1" w:lastColumn="0" w:oddVBand="0" w:evenVBand="0" w:oddHBand="0" w:evenHBand="0" w:firstRowFirstColumn="0" w:firstRowLastColumn="0" w:lastRowFirstColumn="0" w:lastRowLastColumn="0"/>
+            <w:tcW w:w="0" w:type="auto"/>
+            <w:hideMark/>
+          </w:tcPr>
+          <w:p>
+            <w:pPr>
+              <w:pStyle w:val="IT"/>
+              <w:rPr>
+                <w:lang/>
+              </w:rPr>
+            </w:pPr>
+            <w:r>
+              <w:rPr>
+                <w:lang/>
+              </w:rPr>
+              <w:t>notes</w:t>
+            </w:r>
+          </w:p>
+        </w:tc>
+        <w:tc>
+          <w:tcPr>
+            <w:tcW w:w="0" w:type="auto"/>
+            <w:hideMark/>
+          </w:tcPr>
+          <w:p>
+            <w:pPr>
+              <w:pStyle w:val="IT"/>
+              <w:cnfStyle w:val="000000000000" w:firstRow="0" w:lastRow="0" w:firstColumn="0" w:lastColumn="0" w:oddVBand="0" w:evenVBand="0" w:oddHBand="0" w:evenHBand="0" w:firstRowFirstColumn="0" w:firstRowLastColumn="0" w:lastRowFirstColumn="0" w:lastRowLastColumn="0"/>
+              <w:rPr>
+                <w:lang/>
+              </w:rPr>
+            </w:pPr>
+            <w:r>
+              <w:rPr>
+                <w:lang/>
+              </w:rPr>
+              <w:t>TEXT</w:t>
+            </w:r>
+          </w:p>
+        </w:tc>
+        <w:tc>
+          <w:tcPr>
+            <w:tcW w:w="0" w:type="auto"/>
+            <w:hideMark/>
+          </w:tcPr>
+          <w:p>
+            <w:pPr>
+              <w:pStyle w:val="IT"/>
+              <w:cnfStyle w:val="000000000000" w:firstRow="0" w:lastRow="0" w:firstColumn="0" w:lastColumn="0" w:oddVBand="0" w:evenVBand="0" w:oddHBand="0" w:evenHBand="0" w:firstRowFirstColumn="0" w:firstRowLastColumn="0" w:lastRowFirstColumn="0" w:lastRowLastColumn="0"/>
+              <w:rPr>
+                <w:lang/>
+              </w:rPr>
+            </w:pPr>
+            <w:r>
+              <w:rPr>
+                <w:lang/>
+              </w:rPr>
+              <w:t>Optional</w:t>
+            </w:r>
+          </w:p>
+        </w:tc>
+      </w:tr>
+    </w:tbl>
+    <w:p>
+      <w:pPr>
+        <w:pStyle w:val="IT"/>
+        <w:rPr>
+          <w:lang/>
+        </w:rPr>
+      </w:pPr>
+      <w:r>
+        <w:rPr>
+          <w:b/>
+          <w:bCs/>
+          <w:lang/>
+        </w:rPr>
+        <w:t>4. Medicines</w:t>
+      </w:r>
+    </w:p>
+    <w:p>
+      <w:pPr>
+        <w:pStyle w:val="IT"/>
+        <w:rPr>
+          <w:lang/>
+        </w:rPr>
+      </w:pPr>
+      <w:r>
+        <w:rPr>
+          <w:lang/>
+        </w:rPr>
+        <w:t>Maintains information about medicines that may be prescribed during treatment.</w:t>
+      </w:r>
+    </w:p>
+    <w:tbl>
+      <w:tblPr>
+        <w:tblStyle w:val="GridTable3-Accent1"/>
+        <w:tblW w:w="0" w:type="auto"/>
+        <w:tblLook w:val="04A0" w:firstRow="1" w:lastRow="0" w:firstColumn="1" w:lastColumn="0" w:noHBand="0" w:noVBand="1"/>
+      </w:tblPr>
+      <w:tblGrid>
+        <w:gridCol w:w="1723"/>
+        <w:gridCol w:w="1890"/>
+        <w:gridCol w:w="2953"/>
+      </w:tblGrid>
+      <w:tr>
+        <w:trPr>
+          <w:cnfStyle w:val="100000000000" w:firstRow="1" w:lastRow="0" w:firstColumn="0" w:lastColumn="0" w:oddVBand="0" w:evenVBand="0" w:oddHBand="0" w:evenHBand="0" w:firstRowFirstColumn="0" w:firstRowLastColumn="0" w:lastRowFirstColumn="0" w:lastRowLastColumn="0"/>
+        </w:trPr>
+        <w:tc>
+          <w:tcPr>
+            <w:cnfStyle w:val="001000000100" w:firstRow="0" w:lastRow="0" w:firstColumn="1" w:lastColumn="0" w:oddVBand="0" w:evenVBand="0" w:oddHBand="0" w:evenHBand="0" w:firstRowFirstColumn="1" w:firstRowLastColumn="0" w:lastRowFirstColumn="0" w:lastRowLastColumn="0"/>
+            <w:tcW w:w="0" w:type="auto"/>
+            <w:hideMark/>
+          </w:tcPr>
+          <w:p>
+            <w:pPr>
+              <w:pStyle w:val="IT"/>
+              <w:rPr>
+                <w:lang/>
+              </w:rPr>
+            </w:pPr>
+            <w:r>
+              <w:rPr>
+                <w:lang/>
+              </w:rPr>
+              <w:t>Attribute</w:t>
+            </w:r>
+          </w:p>
+        </w:tc>
+        <w:tc>
+          <w:tcPr>
+            <w:tcW w:w="0" w:type="auto"/>
+            <w:hideMark/>
+          </w:tcPr>
+          <w:p>
+            <w:pPr>
+              <w:pStyle w:val="IT"/>
+              <w:cnfStyle w:val="100000000000" w:firstRow="1" w:lastRow="0" w:firstColumn="0" w:lastColumn="0" w:oddVBand="0" w:evenVBand="0" w:oddHBand="0" w:evenHBand="0" w:firstRowFirstColumn="0" w:firstRowLastColumn="0" w:lastRowFirstColumn="0" w:lastRowLastColumn="0"/>
+              <w:rPr>
+                <w:lang/>
+              </w:rPr>
+            </w:pPr>
+            <w:r>
+              <w:rPr>
+                <w:lang/>
+              </w:rPr>
+              <w:t>Data Type</w:t>
+            </w:r>
+          </w:p>
+        </w:tc>
+        <w:tc>
+          <w:tcPr>
+            <w:tcW w:w="0" w:type="auto"/>
+            <w:hideMark/>
+          </w:tcPr>
+          <w:p>
+            <w:pPr>
+              <w:pStyle w:val="IT"/>
+              <w:cnfStyle w:val="100000000000" w:firstRow="1" w:lastRow="0" w:firstColumn="0" w:lastColumn="0" w:oddVBand="0" w:evenVBand="0" w:oddHBand="0" w:evenHBand="0" w:firstRowFirstColumn="0" w:firstRowLastColumn="0" w:lastRowFirstColumn="0" w:lastRowLastColumn="0"/>
+              <w:rPr>
+                <w:lang/>
+              </w:rPr>
+            </w:pPr>
+            <w:r>
+              <w:rPr>
+                <w:lang/>
+              </w:rPr>
+              <w:t>Constraint</w:t>
+            </w:r>
+          </w:p>
+        </w:tc>
+      </w:tr>
+      <w:tr>
+        <w:trPr>
+          <w:cnfStyle w:val="000000100000" w:firstRow="0" w:lastRow="0" w:firstColumn="0" w:lastColumn="0" w:oddVBand="0" w:evenVBand="0" w:oddHBand="1" w:evenHBand="0" w:firstRowFirstColumn="0" w:firstRowLastColumn="0" w:lastRowFirstColumn="0" w:lastRowLastColumn="0"/>
+        </w:trPr>
+        <w:tc>
+          <w:tcPr>
+            <w:cnfStyle w:val="001000000000" w:firstRow="0" w:lastRow="0" w:firstColumn="1" w:lastColumn="0" w:oddVBand="0" w:evenVBand="0" w:oddHBand="0" w:evenHBand="0" w:firstRowFirstColumn="0" w:firstRowLastColumn="0" w:lastRowFirstColumn="0" w:lastRowLastColumn="0"/>
+            <w:tcW w:w="0" w:type="auto"/>
+            <w:hideMark/>
+          </w:tcPr>
+          <w:p>
+            <w:pPr>
+              <w:pStyle w:val="IT"/>
+              <w:rPr>
+                <w:lang/>
+              </w:rPr>
+            </w:pPr>
+            <w:r>
+              <w:rPr>
+                <w:lang/>
+              </w:rPr>
+              <w:t>medicine_id</w:t>
+            </w:r>
+          </w:p>
+        </w:tc>
+        <w:tc>
+          <w:tcPr>
+            <w:tcW w:w="0" w:type="auto"/>
+            <w:hideMark/>
+          </w:tcPr>
+          <w:p>
+            <w:pPr>
+              <w:pStyle w:val="IT"/>
+              <w:cnfStyle w:val="000000100000" w:firstRow="0" w:lastRow="0" w:firstColumn="0" w:lastColumn="0" w:oddVBand="0" w:evenVBand="0" w:oddHBand="1" w:evenHBand="0" w:firstRowFirstColumn="0" w:firstRowLastColumn="0" w:lastRowFirstColumn="0" w:lastRowLastColumn="0"/>
+              <w:rPr>
+                <w:lang/>
+              </w:rPr>
+            </w:pPr>
+            <w:r>
+              <w:rPr>
+                <w:lang/>
+              </w:rPr>
+              <w:t>INT</w:t>
+            </w:r>
+          </w:p>
+        </w:tc>
+        <w:tc>
+          <w:tcPr>
+            <w:tcW w:w="0" w:type="auto"/>
+            <w:hideMark/>
+          </w:tcPr>
+          <w:p>
+            <w:pPr>
+              <w:pStyle w:val="IT"/>
+              <w:cnfStyle w:val="000000100000" w:firstRow="0" w:lastRow="0" w:firstColumn="0" w:lastColumn="0" w:oddVBand="0" w:evenVBand="0" w:oddHBand="1" w:evenHBand="0" w:firstRowFirstColumn="0" w:firstRowLastColumn="0" w:lastRowFirstColumn="0" w:lastRowLastColumn="0"/>
+              <w:rPr>
+                <w:lang/>
+              </w:rPr>
+            </w:pPr>
+            <w:r>
+              <w:rPr>
+                <w:lang/>
+              </w:rPr>
+              <w:t>Primary key, auto-increment</w:t>
+            </w:r>
+          </w:p>
+        </w:tc>
+      </w:tr>
+      <w:tr>
+        <w:tc>
+          <w:tcPr>
+            <w:cnfStyle w:val="001000000000" w:firstRow="0" w:lastRow="0" w:firstColumn="1" w:lastColumn="0" w:oddVBand="0" w:evenVBand="0" w:oddHBand="0" w:evenHBand="0" w:firstRowFirstColumn="0" w:firstRowLastColumn="0" w:lastRowFirstColumn="0" w:lastRowLastColumn="0"/>
+            <w:tcW w:w="0" w:type="auto"/>
+            <w:hideMark/>
+          </w:tcPr>
+          <w:p>
+            <w:pPr>
+              <w:pStyle w:val="IT"/>
+              <w:rPr>
+                <w:lang/>
+              </w:rPr>
+            </w:pPr>
+            <w:r>
+              <w:rPr>
+                <w:lang/>
+              </w:rPr>
+              <w:t>medicine_name</w:t>
+            </w:r>
+          </w:p>
+        </w:tc>
+        <w:tc>
+          <w:tcPr>
+            <w:tcW w:w="0" w:type="auto"/>
+            <w:hideMark/>
+          </w:tcPr>
+          <w:p>
+            <w:pPr>
+              <w:pStyle w:val="IT"/>
+              <w:cnfStyle w:val="000000000000" w:firstRow="0" w:lastRow="0" w:firstColumn="0" w:lastColumn="0" w:oddVBand="0" w:evenVBand="0" w:oddHBand="0" w:evenHBand="0" w:firstRowFirstColumn="0" w:firstRowLastColumn="0" w:lastRowFirstColumn="0" w:lastRowLastColumn="0"/>
+              <w:rPr>
+                <w:lang/>
+              </w:rPr>
+            </w:pPr>
+            <w:r>
+              <w:rPr>
+                <w:lang/>
+              </w:rPr>
+              <w:t>VARCHAR(100)</w:t>
+            </w:r>
+          </w:p>
+        </w:tc>
+        <w:tc>
+          <w:tcPr>
+            <w:tcW w:w="0" w:type="auto"/>
+            <w:hideMark/>
+          </w:tcPr>
+          <w:p>
+            <w:pPr>
+              <w:pStyle w:val="IT"/>
+              <w:cnfStyle w:val="000000000000" w:firstRow="0" w:lastRow="0" w:firstColumn="0" w:lastColumn="0" w:oddVBand="0" w:evenVBand="0" w:oddHBand="0" w:evenHBand="0" w:firstRowFirstColumn="0" w:firstRowLastColumn="0" w:lastRowFirstColumn="0" w:lastRowLastColumn="0"/>
+              <w:rPr>
+                <w:lang/>
+              </w:rPr>
+            </w:pPr>
+            <w:r>
+              <w:rPr>
+                <w:lang/>
+              </w:rPr>
+              <w:t>Unique, not null</w:t>
+            </w:r>
+          </w:p>
+        </w:tc>
+      </w:tr>
+      <w:tr>
+        <w:trPr>
+          <w:cnfStyle w:val="000000100000" w:firstRow="0" w:lastRow="0" w:firstColumn="0" w:lastColumn="0" w:oddVBand="0" w:evenVBand="0" w:oddHBand="1" w:evenHBand="0" w:firstRowFirstColumn="0" w:firstRowLastColumn="0" w:lastRowFirstColumn="0" w:lastRowLastColumn="0"/>
+        </w:trPr>
+        <w:tc>
+          <w:tcPr>
+            <w:cnfStyle w:val="001000000000" w:firstRow="0" w:lastRow="0" w:firstColumn="1" w:lastColumn="0" w:oddVBand="0" w:evenVBand="0" w:oddHBand="0" w:evenHBand="0" w:firstRowFirstColumn="0" w:firstRowLastColumn="0" w:lastRowFirstColumn="0" w:lastRowLastColumn="0"/>
+            <w:tcW w:w="0" w:type="auto"/>
+            <w:hideMark/>
+          </w:tcPr>
+          <w:p>
+            <w:pPr>
+              <w:pStyle w:val="IT"/>
+              <w:rPr>
+                <w:lang/>
+              </w:rPr>
+            </w:pPr>
+            <w:r>
+              <w:rPr>
+                <w:lang/>
+              </w:rPr>
+              <w:t>medicine_type</w:t>
+            </w:r>
+          </w:p>
+        </w:tc>
+        <w:tc>
+          <w:tcPr>
+            <w:tcW w:w="0" w:type="auto"/>
+            <w:hideMark/>
+          </w:tcPr>
+          <w:p>
+            <w:pPr>
+              <w:pStyle w:val="IT"/>
+              <w:cnfStyle w:val="000000100000" w:firstRow="0" w:lastRow="0" w:firstColumn="0" w:lastColumn="0" w:oddVBand="0" w:evenVBand="0" w:oddHBand="1" w:evenHBand="0" w:firstRowFirstColumn="0" w:firstRowLastColumn="0" w:lastRowFirstColumn="0" w:lastRowLastColumn="0"/>
+              <w:rPr>
+                <w:lang/>
+              </w:rPr>
+            </w:pPr>
+            <w:r>
+              <w:rPr>
+                <w:lang/>
+              </w:rPr>
+              <w:t>VARCHAR(50)</w:t>
+            </w:r>
+          </w:p>
+        </w:tc>
+        <w:tc>
+          <w:tcPr>
+            <w:tcW w:w="0" w:type="auto"/>
+            <w:hideMark/>
+          </w:tcPr>
+          <w:p>
+            <w:pPr>
+              <w:pStyle w:val="IT"/>
+              <w:cnfStyle w:val="000000100000" w:firstRow="0" w:lastRow="0" w:firstColumn="0" w:lastColumn="0" w:oddVBand="0" w:evenVBand="0" w:oddHBand="1" w:evenHBand="0" w:firstRowFirstColumn="0" w:firstRowLastColumn="0" w:lastRowFirstColumn="0" w:lastRowLastColumn="0"/>
+              <w:rPr>
+                <w:lang/>
+              </w:rPr>
+            </w:pPr>
+            <w:r>
+              <w:rPr>
+                <w:lang/>
+              </w:rPr>
+              <w:t>Not null</w:t>
+            </w:r>
+          </w:p>
+        </w:tc>
+      </w:tr>
+      <w:tr>
+        <w:tc>
+          <w:tcPr>
+            <w:cnfStyle w:val="001000000000" w:firstRow="0" w:lastRow="0" w:firstColumn="1" w:lastColumn="0" w:oddVBand="0" w:evenVBand="0" w:oddHBand="0" w:evenHBand="0" w:firstRowFirstColumn="0" w:firstRowLastColumn="0" w:lastRowFirstColumn="0" w:lastRowLastColumn="0"/>
+            <w:tcW w:w="0" w:type="auto"/>
+            <w:hideMark/>
+          </w:tcPr>
+          <w:p>
+            <w:pPr>
+              <w:pStyle w:val="IT"/>
+              <w:rPr>
+                <w:lang/>
+              </w:rPr>
+            </w:pPr>
+            <w:r>
+              <w:rPr>
+                <w:lang/>
+              </w:rPr>
+              <w:t>unit_price</w:t>
+            </w:r>
+          </w:p>
+        </w:tc>
+        <w:tc>
+          <w:tcPr>
+            <w:tcW w:w="0" w:type="auto"/>
+            <w:hideMark/>
+          </w:tcPr>
+          <w:p>
+            <w:pPr>
+              <w:pStyle w:val="IT"/>
+              <w:cnfStyle w:val="000000000000" w:firstRow="0" w:lastRow="0" w:firstColumn="0" w:lastColumn="0" w:oddVBand="0" w:evenVBand="0" w:oddHBand="0" w:evenHBand="0" w:firstRowFirstColumn="0" w:firstRowLastColumn="0" w:lastRowFirstColumn="0" w:lastRowLastColumn="0"/>
+              <w:rPr>
+                <w:lang/>
+              </w:rPr>
+            </w:pPr>
+            <w:r>
+              <w:rPr>
+                <w:lang/>
+              </w:rPr>
+              <w:t>DECIMAL(10,2)</w:t>
+            </w:r>
+          </w:p>
+        </w:tc>
+        <w:tc>
+          <w:tcPr>
+            <w:tcW w:w="0" w:type="auto"/>
+            <w:hideMark/>
+          </w:tcPr>
+          <w:p>
+            <w:pPr>
+              <w:pStyle w:val="IT"/>
+              <w:cnfStyle w:val="000000000000" w:firstRow="0" w:lastRow="0" w:firstColumn="0" w:lastColumn="0" w:oddVBand="0" w:evenVBand="0" w:oddHBand="0" w:evenHBand="0" w:firstRowFirstColumn="0" w:firstRowLastColumn="0" w:lastRowFirstColumn="0" w:lastRowLastColumn="0"/>
+              <w:rPr>
+                <w:lang/>
+              </w:rPr>
+            </w:pPr>
+            <w:r>
+              <w:rPr>
+                <w:lang/>
+              </w:rPr>
+              <w:t>Not null</w:t>
+            </w:r>
+          </w:p>
+        </w:tc>
+      </w:tr>
+      <w:tr>
+        <w:trPr>
+          <w:cnfStyle w:val="000000100000" w:firstRow="0" w:lastRow="0" w:firstColumn="0" w:lastColumn="0" w:oddVBand="0" w:evenVBand="0" w:oddHBand="1" w:evenHBand="0" w:firstRowFirstColumn="0" w:firstRowLastColumn="0" w:lastRowFirstColumn="0" w:lastRowLastColumn="0"/>
+        </w:trPr>
+        <w:tc>
+          <w:tcPr>
+            <w:cnfStyle w:val="001000000000" w:firstRow="0" w:lastRow="0" w:firstColumn="1" w:lastColumn="0" w:oddVBand="0" w:evenVBand="0" w:oddHBand="0" w:evenHBand="0" w:firstRowFirstColumn="0" w:firstRowLastColumn="0" w:lastRowFirstColumn="0" w:lastRowLastColumn="0"/>
+            <w:tcW w:w="0" w:type="auto"/>
+            <w:hideMark/>
+          </w:tcPr>
+          <w:p>
+            <w:pPr>
+              <w:pStyle w:val="IT"/>
+              <w:rPr>
+                <w:lang/>
+              </w:rPr>
+            </w:pPr>
+            <w:r>
+              <w:rPr>
+                <w:lang/>
+              </w:rPr>
+              <w:t>stock_quantity</w:t>
+            </w:r>
+          </w:p>
+        </w:tc>
+        <w:tc>
+          <w:tcPr>
+            <w:tcW w:w="0" w:type="auto"/>
+            <w:hideMark/>
+          </w:tcPr>
+          <w:p>
+            <w:pPr>
+              <w:pStyle w:val="IT"/>
+              <w:cnfStyle w:val="000000100000" w:firstRow="0" w:lastRow="0" w:firstColumn="0" w:lastColumn="0" w:oddVBand="0" w:evenVBand="0" w:oddHBand="1" w:evenHBand="0" w:firstRowFirstColumn="0" w:firstRowLastColumn="0" w:lastRowFirstColumn="0" w:lastRowLastColumn="0"/>
+              <w:rPr>
+                <w:lang/>
+              </w:rPr>
+            </w:pPr>
+            <w:r>
+              <w:rPr>
+                <w:lang/>
+              </w:rPr>
+              <w:t>INT</w:t>
+            </w:r>
+          </w:p>
+        </w:tc>
+        <w:tc>
+          <w:tcPr>
+            <w:tcW w:w="0" w:type="auto"/>
+            <w:hideMark/>
+          </w:tcPr>
+          <w:p>
+            <w:pPr>
+              <w:pStyle w:val="IT"/>
+              <w:cnfStyle w:val="000000100000" w:firstRow="0" w:lastRow="0" w:firstColumn="0" w:lastColumn="0" w:oddVBand="0" w:evenVBand="0" w:oddHBand="1" w:evenHBand="0" w:firstRowFirstColumn="0" w:firstRowLastColumn="0" w:lastRowFirstColumn="0" w:lastRowLastColumn="0"/>
+              <w:rPr>
+                <w:lang/>
+              </w:rPr>
+            </w:pPr>
+            <w:r>
+              <w:rPr>
+                <w:lang/>
+              </w:rPr>
+              <w:t>Not null</w:t>
+            </w:r>
+          </w:p>
+        </w:tc>
+      </w:tr>
+      <w:tr>
+        <w:tc>
+          <w:tcPr>
+            <w:cnfStyle w:val="001000000000" w:firstRow="0" w:lastRow="0" w:firstColumn="1" w:lastColumn="0" w:oddVBand="0" w:evenVBand="0" w:oddHBand="0" w:evenHBand="0" w:firstRowFirstColumn="0" w:firstRowLastColumn="0" w:lastRowFirstColumn="0" w:lastRowLastColumn="0"/>
+            <w:tcW w:w="0" w:type="auto"/>
+            <w:hideMark/>
+          </w:tcPr>
+          <w:p>
+            <w:pPr>
+              <w:pStyle w:val="IT"/>
+              <w:rPr>
+                <w:lang/>
+              </w:rPr>
+            </w:pPr>
+            <w:r>
+              <w:rPr>
+                <w:lang/>
+              </w:rPr>
+              <w:t>expiry_date</w:t>
+            </w:r>
+          </w:p>
+        </w:tc>
+        <w:tc>
+          <w:tcPr>
+            <w:tcW w:w="0" w:type="auto"/>
+            <w:hideMark/>
+          </w:tcPr>
+          <w:p>
+            <w:pPr>
+              <w:pStyle w:val="IT"/>
+              <w:cnfStyle w:val="000000000000" w:firstRow="0" w:lastRow="0" w:firstColumn="0" w:lastColumn="0" w:oddVBand="0" w:evenVBand="0" w:oddHBand="0" w:evenHBand="0" w:firstRowFirstColumn="0" w:firstRowLastColumn="0" w:lastRowFirstColumn="0" w:lastRowLastColumn="0"/>
+              <w:rPr>
+                <w:lang/>
+              </w:rPr>
+            </w:pPr>
+            <w:r>
+              <w:rPr>
+                <w:lang/>
+              </w:rPr>
+              <w:t>DATE</w:t>
+            </w:r>
+          </w:p>
+        </w:tc>
+        <w:tc>
+          <w:tcPr>
+            <w:tcW w:w="0" w:type="auto"/>
+            <w:hideMark/>
+          </w:tcPr>
+          <w:p>
+            <w:pPr>
+              <w:pStyle w:val="IT"/>
+              <w:cnfStyle w:val="000000000000" w:firstRow="0" w:lastRow="0" w:firstColumn="0" w:lastColumn="0" w:oddVBand="0" w:evenVBand="0" w:oddHBand="0" w:evenHBand="0" w:firstRowFirstColumn="0" w:firstRowLastColumn="0" w:lastRowFirstColumn="0" w:lastRowLastColumn="0"/>
+              <w:rPr>
+                <w:lang/>
+              </w:rPr>
+            </w:pPr>
+            <w:r>
+              <w:rPr>
+                <w:lang/>
+              </w:rPr>
+              <w:t>Not null</w:t>
+            </w:r>
+          </w:p>
+        </w:tc>
+      </w:tr>
+    </w:tbl>
+    <w:p>
+      <w:pPr>
+        <w:pStyle w:val="IT"/>
+        <w:rPr>
+          <w:lang/>
+        </w:rPr>
+      </w:pPr>
+      <w:r>
+        <w:rPr>
+          <w:b/>
+          <w:bCs/>
+          <w:lang/>
+        </w:rPr>
+        <w:t>5. Treatments</w:t>
+      </w:r>
+    </w:p>
+    <w:p>
+      <w:pPr>
+        <w:pStyle w:val="IT"/>
+        <w:rPr>
+          <w:lang/>
+        </w:rPr>
+      </w:pPr>
+      <w:r>
+        <w:rPr>
+          <w:lang/>
+        </w:rPr>
+        <w:t>Stores diagnoses, procedures, and prescribed medicine associated with completed appointments.</w:t>
+      </w:r>
+    </w:p>
+    <w:tbl>
+      <w:tblPr>
+        <w:tblStyle w:val="GridTable3-Accent1"/>
+        <w:tblW w:w="0" w:type="auto"/>
+        <w:tblLook w:val="04A0" w:firstRow="1" w:lastRow="0" w:firstColumn="1" w:lastColumn="0" w:noHBand="0" w:noVBand="1"/>
+      </w:tblPr>
+      <w:tblGrid>
+        <w:gridCol w:w="1825"/>
+        <w:gridCol w:w="1890"/>
+        <w:gridCol w:w="2953"/>
+      </w:tblGrid>
+      <w:tr>
+        <w:trPr>
+          <w:cnfStyle w:val="100000000000" w:firstRow="1" w:lastRow="0" w:firstColumn="0" w:lastColumn="0" w:oddVBand="0" w:evenVBand="0" w:oddHBand="0" w:evenHBand="0" w:firstRowFirstColumn="0" w:firstRowLastColumn="0" w:lastRowFirstColumn="0" w:lastRowLastColumn="0"/>
+        </w:trPr>
+        <w:tc>
+          <w:tcPr>
+            <w:cnfStyle w:val="001000000100" w:firstRow="0" w:lastRow="0" w:firstColumn="1" w:lastColumn="0" w:oddVBand="0" w:evenVBand="0" w:oddHBand="0" w:evenHBand="0" w:firstRowFirstColumn="1" w:firstRowLastColumn="0" w:lastRowFirstColumn="0" w:lastRowLastColumn="0"/>
+            <w:tcW w:w="0" w:type="auto"/>
+            <w:hideMark/>
+          </w:tcPr>
+          <w:p>
+            <w:pPr>
+              <w:pStyle w:val="IT"/>
+              <w:rPr>
+                <w:lang/>
+              </w:rPr>
+            </w:pPr>
+            <w:r>
+              <w:rPr>
+                <w:lang/>
+              </w:rPr>
+              <w:t>Attribute</w:t>
+            </w:r>
+          </w:p>
+        </w:tc>
+        <w:tc>
+          <w:tcPr>
+            <w:tcW w:w="0" w:type="auto"/>
+            <w:hideMark/>
+          </w:tcPr>
+          <w:p>
+            <w:pPr>
+              <w:pStyle w:val="IT"/>
+              <w:cnfStyle w:val="100000000000" w:firstRow="1" w:lastRow="0" w:firstColumn="0" w:lastColumn="0" w:oddVBand="0" w:evenVBand="0" w:oddHBand="0" w:evenHBand="0" w:firstRowFirstColumn="0" w:firstRowLastColumn="0" w:lastRowFirstColumn="0" w:lastRowLastColumn="0"/>
+              <w:rPr>
+                <w:lang/>
+              </w:rPr>
+            </w:pPr>
+            <w:r>
+              <w:rPr>
+                <w:lang/>
+              </w:rPr>
+              <w:t>Data Type</w:t>
+            </w:r>
+          </w:p>
+        </w:tc>
+        <w:tc>
+          <w:tcPr>
+            <w:tcW w:w="0" w:type="auto"/>
+            <w:hideMark/>
+          </w:tcPr>
+          <w:p>
+            <w:pPr>
+              <w:pStyle w:val="IT"/>
+              <w:cnfStyle w:val="100000000000" w:firstRow="1" w:lastRow="0" w:firstColumn="0" w:lastColumn="0" w:oddVBand="0" w:evenVBand="0" w:oddHBand="0" w:evenHBand="0" w:firstRowFirstColumn="0" w:firstRowLastColumn="0" w:lastRowFirstColumn="0" w:lastRowLastColumn="0"/>
+              <w:rPr>
+                <w:lang/>
+              </w:rPr>
+            </w:pPr>
+            <w:r>
+              <w:rPr>
+                <w:lang/>
+              </w:rPr>
+              <w:t>Constraint</w:t>
+            </w:r>
+          </w:p>
+        </w:tc>
+      </w:tr>
+      <w:tr>
+        <w:trPr>
+          <w:cnfStyle w:val="000000100000" w:firstRow="0" w:lastRow="0" w:firstColumn="0" w:lastColumn="0" w:oddVBand="0" w:evenVBand="0" w:oddHBand="1" w:evenHBand="0" w:firstRowFirstColumn="0" w:firstRowLastColumn="0" w:lastRowFirstColumn="0" w:lastRowLastColumn="0"/>
+        </w:trPr>
+        <w:tc>
+          <w:tcPr>
+            <w:cnfStyle w:val="001000000000" w:firstRow="0" w:lastRow="0" w:firstColumn="1" w:lastColumn="0" w:oddVBand="0" w:evenVBand="0" w:oddHBand="0" w:evenHBand="0" w:firstRowFirstColumn="0" w:firstRowLastColumn="0" w:lastRowFirstColumn="0" w:lastRowLastColumn="0"/>
+            <w:tcW w:w="0" w:type="auto"/>
+            <w:hideMark/>
+          </w:tcPr>
+          <w:p>
+            <w:pPr>
+              <w:pStyle w:val="IT"/>
+              <w:rPr>
+                <w:lang/>
+              </w:rPr>
+            </w:pPr>
+            <w:r>
+              <w:rPr>
+                <w:lang/>
+              </w:rPr>
+              <w:t>treatment_id</w:t>
+            </w:r>
+          </w:p>
+        </w:tc>
+        <w:tc>
+          <w:tcPr>
+            <w:tcW w:w="0" w:type="auto"/>
+            <w:hideMark/>
+          </w:tcPr>
+          <w:p>
+            <w:pPr>
+              <w:pStyle w:val="IT"/>
+              <w:cnfStyle w:val="000000100000" w:firstRow="0" w:lastRow="0" w:firstColumn="0" w:lastColumn="0" w:oddVBand="0" w:evenVBand="0" w:oddHBand="1" w:evenHBand="0" w:firstRowFirstColumn="0" w:firstRowLastColumn="0" w:lastRowFirstColumn="0" w:lastRowLastColumn="0"/>
+              <w:rPr>
+                <w:lang/>
+              </w:rPr>
+            </w:pPr>
+            <w:r>
+              <w:rPr>
+                <w:lang/>
+              </w:rPr>
+              <w:t>INT</w:t>
+            </w:r>
+          </w:p>
+        </w:tc>
+        <w:tc>
+          <w:tcPr>
+            <w:tcW w:w="0" w:type="auto"/>
+            <w:hideMark/>
+          </w:tcPr>
+          <w:p>
+            <w:pPr>
+              <w:pStyle w:val="IT"/>
+              <w:cnfStyle w:val="000000100000" w:firstRow="0" w:lastRow="0" w:firstColumn="0" w:lastColumn="0" w:oddVBand="0" w:evenVBand="0" w:oddHBand="1" w:evenHBand="0" w:firstRowFirstColumn="0" w:firstRowLastColumn="0" w:lastRowFirstColumn="0" w:lastRowLastColumn="0"/>
+              <w:rPr>
+                <w:lang/>
+              </w:rPr>
+            </w:pPr>
+            <w:r>
+              <w:rPr>
+                <w:lang/>
+              </w:rPr>
+              <w:t>Primary key, auto-increment</w:t>
+            </w:r>
+          </w:p>
+        </w:tc>
+      </w:tr>
+      <w:tr>
+        <w:tc>
+          <w:tcPr>
+            <w:cnfStyle w:val="001000000000" w:firstRow="0" w:lastRow="0" w:firstColumn="1" w:lastColumn="0" w:oddVBand="0" w:evenVBand="0" w:oddHBand="0" w:evenHBand="0" w:firstRowFirstColumn="0" w:firstRowLastColumn="0" w:lastRowFirstColumn="0" w:lastRowLastColumn="0"/>
+            <w:tcW w:w="0" w:type="auto"/>
+            <w:hideMark/>
+          </w:tcPr>
+          <w:p>
+            <w:pPr>
+              <w:pStyle w:val="IT"/>
+              <w:rPr>
+                <w:lang/>
+              </w:rPr>
+            </w:pPr>
+            <w:r>
+              <w:rPr>
+                <w:lang/>
+              </w:rPr>
+              <w:t>appointment_id</w:t>
+            </w:r>
+          </w:p>
+        </w:tc>
+        <w:tc>
+          <w:tcPr>
+            <w:tcW w:w="0" w:type="auto"/>
+            <w:hideMark/>
+          </w:tcPr>
+          <w:p>
+            <w:pPr>
+              <w:pStyle w:val="IT"/>
+              <w:cnfStyle w:val="000000000000" w:firstRow="0" w:lastRow="0" w:firstColumn="0" w:lastColumn="0" w:oddVBand="0" w:evenVBand="0" w:oddHBand="0" w:evenHBand="0" w:firstRowFirstColumn="0" w:firstRowLastColumn="0" w:lastRowFirstColumn="0" w:lastRowLastColumn="0"/>
+              <w:rPr>
+                <w:lang/>
+              </w:rPr>
+            </w:pPr>
+            <w:r>
+              <w:rPr>
+                <w:lang/>
+              </w:rPr>
+              <w:t>INT</w:t>
+            </w:r>
+          </w:p>
+        </w:tc>
+        <w:tc>
+          <w:tcPr>
+            <w:tcW w:w="0" w:type="auto"/>
+            <w:hideMark/>
+          </w:tcPr>
+          <w:p>
+            <w:pPr>
+              <w:pStyle w:val="IT"/>
+              <w:cnfStyle w:val="000000000000" w:firstRow="0" w:lastRow="0" w:firstColumn="0" w:lastColumn="0" w:oddVBand="0" w:evenVBand="0" w:oddHBand="0" w:evenHBand="0" w:firstRowFirstColumn="0" w:firstRowLastColumn="0" w:lastRowFirstColumn="0" w:lastRowLastColumn="0"/>
+              <w:rPr>
+                <w:lang/>
+              </w:rPr>
+            </w:pPr>
+            <w:r>
+              <w:rPr>
+                <w:lang/>
+              </w:rPr>
+              <w:t>Foreign key</w:t>
+            </w:r>
+          </w:p>
+        </w:tc>
+      </w:tr>
+      <w:tr>
+        <w:trPr>
+          <w:cnfStyle w:val="000000100000" w:firstRow="0" w:lastRow="0" w:firstColumn="0" w:lastColumn="0" w:oddVBand="0" w:evenVBand="0" w:oddHBand="1" w:evenHBand="0" w:firstRowFirstColumn="0" w:firstRowLastColumn="0" w:lastRowFirstColumn="0" w:lastRowLastColumn="0"/>
+        </w:trPr>
+        <w:tc>
+          <w:tcPr>
+            <w:cnfStyle w:val="001000000000" w:firstRow="0" w:lastRow="0" w:firstColumn="1" w:lastColumn="0" w:oddVBand="0" w:evenVBand="0" w:oddHBand="0" w:evenHBand="0" w:firstRowFirstColumn="0" w:firstRowLastColumn="0" w:lastRowFirstColumn="0" w:lastRowLastColumn="0"/>
+            <w:tcW w:w="0" w:type="auto"/>
+            <w:hideMark/>
+          </w:tcPr>
+          <w:p>
+            <w:pPr>
+              <w:pStyle w:val="IT"/>
+              <w:rPr>
+                <w:lang/>
+              </w:rPr>
+            </w:pPr>
+            <w:r>
+              <w:rPr>
+                <w:lang/>
+              </w:rPr>
+              <w:lastRenderedPageBreak/>
+              <w:t>medicine_id</w:t>
+            </w:r>
+          </w:p>
+        </w:tc>
+        <w:tc>
+          <w:tcPr>
+            <w:tcW w:w="0" w:type="auto"/>
+            <w:hideMark/>
+          </w:tcPr>
+          <w:p>
+            <w:pPr>
+              <w:pStyle w:val="IT"/>
+              <w:cnfStyle w:val="000000100000" w:firstRow="0" w:lastRow="0" w:firstColumn="0" w:lastColumn="0" w:oddVBand="0" w:evenVBand="0" w:oddHBand="1" w:evenHBand="0" w:firstRowFirstColumn="0" w:firstRowLastColumn="0" w:lastRowFirstColumn="0" w:lastRowLastColumn="0"/>
+              <w:rPr>
+                <w:lang/>
+              </w:rPr>
+            </w:pPr>
+            <w:r>
+              <w:rPr>
+                <w:lang/>
+              </w:rPr>
+              <w:t>INT</w:t>
+            </w:r>
+          </w:p>
+        </w:tc>
+        <w:tc>
+          <w:tcPr>
+            <w:tcW w:w="0" w:type="auto"/>
+            <w:hideMark/>
+          </w:tcPr>
+          <w:p>
+            <w:pPr>
+              <w:pStyle w:val="IT"/>
+              <w:cnfStyle w:val="000000100000" w:firstRow="0" w:lastRow="0" w:firstColumn="0" w:lastColumn="0" w:oddVBand="0" w:evenVBand="0" w:oddHBand="1" w:evenHBand="0" w:firstRowFirstColumn="0" w:firstRowLastColumn="0" w:lastRowFirstColumn="0" w:lastRowLastColumn="0"/>
+              <w:rPr>
+                <w:lang/>
+              </w:rPr>
+            </w:pPr>
+            <w:r>
+              <w:rPr>
+                <w:lang/>
+              </w:rPr>
+              <w:t>Foreign key, optional</w:t>
+            </w:r>
+          </w:p>
+        </w:tc>
+      </w:tr>
+      <w:tr>
+        <w:tc>
+          <w:tcPr>
+            <w:cnfStyle w:val="001000000000" w:firstRow="0" w:lastRow="0" w:firstColumn="1" w:lastColumn="0" w:oddVBand="0" w:evenVBand="0" w:oddHBand="0" w:evenHBand="0" w:firstRowFirstColumn="0" w:firstRowLastColumn="0" w:lastRowFirstColumn="0" w:lastRowLastColumn="0"/>
+            <w:tcW w:w="0" w:type="auto"/>
+            <w:hideMark/>
+          </w:tcPr>
+          <w:p>
+            <w:pPr>
+              <w:pStyle w:val="IT"/>
+              <w:rPr>
+                <w:lang/>
+              </w:rPr>
+            </w:pPr>
+            <w:r>
+              <w:rPr>
+                <w:lang/>
+              </w:rPr>
+              <w:t>diagnosis</w:t>
+            </w:r>
+          </w:p>
+        </w:tc>
+        <w:tc>
+          <w:tcPr>
+            <w:tcW w:w="0" w:type="auto"/>
+            <w:hideMark/>
+          </w:tcPr>
+          <w:p>
+            <w:pPr>
+              <w:pStyle w:val="IT"/>
+              <w:cnfStyle w:val="000000000000" w:firstRow="0" w:lastRow="0" w:firstColumn="0" w:lastColumn="0" w:oddVBand="0" w:evenVBand="0" w:oddHBand="0" w:evenHBand="0" w:firstRowFirstColumn="0" w:firstRowLastColumn="0" w:lastRowFirstColumn="0" w:lastRowLastColumn="0"/>
+              <w:rPr>
+                <w:lang/>
+              </w:rPr>
+            </w:pPr>
+            <w:r>
+              <w:rPr>
+                <w:lang/>
+              </w:rPr>
+              <w:t>VARCHAR(255)</w:t>
+            </w:r>
+          </w:p>
+        </w:tc>
+        <w:tc>
+          <w:tcPr>
+            <w:tcW w:w="0" w:type="auto"/>
+            <w:hideMark/>
+          </w:tcPr>
+          <w:p>
+            <w:pPr>
+              <w:pStyle w:val="IT"/>
+              <w:cnfStyle w:val="000000000000" w:firstRow="0" w:lastRow="0" w:firstColumn="0" w:lastColumn="0" w:oddVBand="0" w:evenVBand="0" w:oddHBand="0" w:evenHBand="0" w:firstRowFirstColumn="0" w:firstRowLastColumn="0" w:lastRowFirstColumn="0" w:lastRowLastColumn="0"/>
+              <w:rPr>
+                <w:lang/>
+              </w:rPr>
+            </w:pPr>
+            <w:r>
+              <w:rPr>
+                <w:lang/>
+              </w:rPr>
+              <w:t>Not null</w:t>
+            </w:r>
+          </w:p>
+        </w:tc>
+      </w:tr>
+      <w:tr>
+        <w:trPr>
+          <w:cnfStyle w:val="000000100000" w:firstRow="0" w:lastRow="0" w:firstColumn="0" w:lastColumn="0" w:oddVBand="0" w:evenVBand="0" w:oddHBand="1" w:evenHBand="0" w:firstRowFirstColumn="0" w:firstRowLastColumn="0" w:lastRowFirstColumn="0" w:lastRowLastColumn="0"/>
+        </w:trPr>
+        <w:tc>
+          <w:tcPr>
+            <w:cnfStyle w:val="001000000000" w:firstRow="0" w:lastRow="0" w:firstColumn="1" w:lastColumn="0" w:oddVBand="0" w:evenVBand="0" w:oddHBand="0" w:evenHBand="0" w:firstRowFirstColumn="0" w:firstRowLastColumn="0" w:lastRowFirstColumn="0" w:lastRowLastColumn="0"/>
+            <w:tcW w:w="0" w:type="auto"/>
+            <w:hideMark/>
+          </w:tcPr>
+          <w:p>
+            <w:pPr>
+              <w:pStyle w:val="IT"/>
+              <w:rPr>
+                <w:lang/>
+              </w:rPr>
+            </w:pPr>
+            <w:r>
+              <w:rPr>
+                <w:lang/>
+              </w:rPr>
+              <w:t>procedure_name</w:t>
+            </w:r>
+          </w:p>
+        </w:tc>
+        <w:tc>
+          <w:tcPr>
+            <w:tcW w:w="0" w:type="auto"/>
+            <w:hideMark/>
+          </w:tcPr>
+          <w:p>
+            <w:pPr>
+              <w:pStyle w:val="IT"/>
+              <w:cnfStyle w:val="000000100000" w:firstRow="0" w:lastRow="0" w:firstColumn="0" w:lastColumn="0" w:oddVBand="0" w:evenVBand="0" w:oddHBand="1" w:evenHBand="0" w:firstRowFirstColumn="0" w:firstRowLastColumn="0" w:lastRowFirstColumn="0" w:lastRowLastColumn="0"/>
+              <w:rPr>
+                <w:lang/>
+              </w:rPr>
+            </w:pPr>
+            <w:r>
+              <w:rPr>
+                <w:lang/>
+              </w:rPr>
+              <w:t>VARCHAR(150)</w:t>
+            </w:r>
+          </w:p>
+        </w:tc>
+        <w:tc>
+          <w:tcPr>
+            <w:tcW w:w="0" w:type="auto"/>
+            <w:hideMark/>
+          </w:tcPr>
+          <w:p>
+            <w:pPr>
+              <w:pStyle w:val="IT"/>
+              <w:cnfStyle w:val="000000100000" w:firstRow="0" w:lastRow="0" w:firstColumn="0" w:lastColumn="0" w:oddVBand="0" w:evenVBand="0" w:oddHBand="1" w:evenHBand="0" w:firstRowFirstColumn="0" w:firstRowLastColumn="0" w:lastRowFirstColumn="0" w:lastRowLastColumn="0"/>
+              <w:rPr>
+                <w:lang/>
+              </w:rPr>
+            </w:pPr>
+            <w:r>
+              <w:rPr>
+                <w:lang/>
+              </w:rPr>
+              <w:t>Optional</w:t>
+            </w:r>
+          </w:p>
+        </w:tc>
+      </w:tr>
+      <w:tr>
+        <w:tc>
+          <w:tcPr>
+            <w:cnfStyle w:val="001000000000" w:firstRow="0" w:lastRow="0" w:firstColumn="1" w:lastColumn="0" w:oddVBand="0" w:evenVBand="0" w:oddHBand="0" w:evenHBand="0" w:firstRowFirstColumn="0" w:firstRowLastColumn="0" w:lastRowFirstColumn="0" w:lastRowLastColumn="0"/>
+            <w:tcW w:w="0" w:type="auto"/>
+            <w:hideMark/>
+          </w:tcPr>
+          <w:p>
+            <w:pPr>
+              <w:pStyle w:val="IT"/>
+              <w:rPr>
+                <w:lang/>
+              </w:rPr>
+            </w:pPr>
+            <w:r>
+              <w:rPr>
+                <w:lang/>
+              </w:rPr>
+              <w:t>dosage</w:t>
+            </w:r>
+          </w:p>
+        </w:tc>
+        <w:tc>
+          <w:tcPr>
+            <w:tcW w:w="0" w:type="auto"/>
+            <w:hideMark/>
+          </w:tcPr>
+          <w:p>
+            <w:pPr>
+              <w:pStyle w:val="IT"/>
+              <w:cnfStyle w:val="000000000000" w:firstRow="0" w:lastRow="0" w:firstColumn="0" w:lastColumn="0" w:oddVBand="0" w:evenVBand="0" w:oddHBand="0" w:evenHBand="0" w:firstRowFirstColumn="0" w:firstRowLastColumn="0" w:lastRowFirstColumn="0" w:lastRowLastColumn="0"/>
+              <w:rPr>
+                <w:lang/>
+              </w:rPr>
+            </w:pPr>
+            <w:r>
+              <w:rPr>
+                <w:lang/>
+              </w:rPr>
+              <w:t>VARCHAR(100)</w:t>
+            </w:r>
+          </w:p>
+        </w:tc>
+        <w:tc>
+          <w:tcPr>
+            <w:tcW w:w="0" w:type="auto"/>
+            <w:hideMark/>
+          </w:tcPr>
+          <w:p>
+            <w:pPr>
+              <w:pStyle w:val="IT"/>
+              <w:cnfStyle w:val="000000000000" w:firstRow="0" w:lastRow="0" w:firstColumn="0" w:lastColumn="0" w:oddVBand="0" w:evenVBand="0" w:oddHBand="0" w:evenHBand="0" w:firstRowFirstColumn="0" w:firstRowLastColumn="0" w:lastRowFirstColumn="0" w:lastRowLastColumn="0"/>
+              <w:rPr>
+                <w:lang/>
+              </w:rPr>
+            </w:pPr>
+            <w:r>
+              <w:rPr>
+                <w:lang/>
+              </w:rPr>
+              <w:t>Optional</w:t>
+            </w:r>
+          </w:p>
+        </w:tc>
+      </w:tr>
+      <w:tr>
+        <w:trPr>
+          <w:cnfStyle w:val="000000100000" w:firstRow="0" w:lastRow="0" w:firstColumn="0" w:lastColumn="0" w:oddVBand="0" w:evenVBand="0" w:oddHBand="1" w:evenHBand="0" w:firstRowFirstColumn="0" w:firstRowLastColumn="0" w:lastRowFirstColumn="0" w:lastRowLastColumn="0"/>
+        </w:trPr>
+        <w:tc>
+          <w:tcPr>
+            <w:cnfStyle w:val="001000000000" w:firstRow="0" w:lastRow="0" w:firstColumn="1" w:lastColumn="0" w:oddVBand="0" w:evenVBand="0" w:oddHBand="0" w:evenHBand="0" w:firstRowFirstColumn="0" w:firstRowLastColumn="0" w:lastRowFirstColumn="0" w:lastRowLastColumn="0"/>
+            <w:tcW w:w="0" w:type="auto"/>
+            <w:hideMark/>
+          </w:tcPr>
+          <w:p>
+            <w:pPr>
+              <w:pStyle w:val="IT"/>
+              <w:rPr>
+                <w:lang/>
+              </w:rPr>
+            </w:pPr>
+            <w:r>
+              <w:rPr>
+                <w:lang/>
+              </w:rPr>
+              <w:t>treatment_date</w:t>
+            </w:r>
+          </w:p>
+        </w:tc>
+        <w:tc>
+          <w:tcPr>
+            <w:tcW w:w="0" w:type="auto"/>
+            <w:hideMark/>
+          </w:tcPr>
+          <w:p>
+            <w:pPr>
+              <w:pStyle w:val="IT"/>
+              <w:cnfStyle w:val="000000100000" w:firstRow="0" w:lastRow="0" w:firstColumn="0" w:lastColumn="0" w:oddVBand="0" w:evenVBand="0" w:oddHBand="1" w:evenHBand="0" w:firstRowFirstColumn="0" w:firstRowLastColumn="0" w:lastRowFirstColumn="0" w:lastRowLastColumn="0"/>
+              <w:rPr>
+                <w:lang/>
+              </w:rPr>
+            </w:pPr>
+            <w:r>
+              <w:rPr>
+                <w:lang/>
+              </w:rPr>
+              <w:t>DATE</w:t>
+            </w:r>
+          </w:p>
+        </w:tc>
+        <w:tc>
+          <w:tcPr>
+            <w:tcW w:w="0" w:type="auto"/>
+            <w:hideMark/>
+          </w:tcPr>
+          <w:p>
+            <w:pPr>
+              <w:pStyle w:val="IT"/>
+              <w:cnfStyle w:val="000000100000" w:firstRow="0" w:lastRow="0" w:firstColumn="0" w:lastColumn="0" w:oddVBand="0" w:evenVBand="0" w:oddHBand="1" w:evenHBand="0" w:firstRowFirstColumn="0" w:firstRowLastColumn="0" w:lastRowFirstColumn="0" w:lastRowLastColumn="0"/>
+              <w:rPr>
+                <w:lang/>
+              </w:rPr>
+            </w:pPr>
+            <w:r>
+              <w:rPr>
+                <w:lang/>
+              </w:rPr>
+              <w:t>Not null</w:t>
+            </w:r>
+          </w:p>
+        </w:tc>
+      </w:tr>
+      <w:tr>
+        <w:tc>
+          <w:tcPr>
+            <w:cnfStyle w:val="001000000000" w:firstRow="0" w:lastRow="0" w:firstColumn="1" w:lastColumn="0" w:oddVBand="0" w:evenVBand="0" w:oddHBand="0" w:evenHBand="0" w:firstRowFirstColumn="0" w:firstRowLastColumn="0" w:lastRowFirstColumn="0" w:lastRowLastColumn="0"/>
+            <w:tcW w:w="0" w:type="auto"/>
+            <w:hideMark/>
+          </w:tcPr>
+          <w:p>
+            <w:pPr>
+              <w:pStyle w:val="IT"/>
+              <w:rPr>
+                <w:lang/>
+              </w:rPr>
+            </w:pPr>
+            <w:r>
+              <w:rPr>
+                <w:lang/>
+              </w:rPr>
+              <w:t>treatment_cost</w:t>
+            </w:r>
+          </w:p>
+        </w:tc>
+        <w:tc>
+          <w:tcPr>
+            <w:tcW w:w="0" w:type="auto"/>
+            <w:hideMark/>
+          </w:tcPr>
+          <w:p>
+            <w:pPr>
+              <w:pStyle w:val="IT"/>
+              <w:cnfStyle w:val="000000000000" w:firstRow="0" w:lastRow="0" w:firstColumn="0" w:lastColumn="0" w:oddVBand="0" w:evenVBand="0" w:oddHBand="0" w:evenHBand="0" w:firstRowFirstColumn="0" w:firstRowLastColumn="0" w:lastRowFirstColumn="0" w:lastRowLastColumn="0"/>
+              <w:rPr>
+                <w:lang/>
+              </w:rPr>
+            </w:pPr>
+            <w:r>
+              <w:rPr>
+                <w:lang/>
+              </w:rPr>
+              <w:t>DECIMAL(10,2)</w:t>
+            </w:r>
+          </w:p>
+        </w:tc>
+        <w:tc>
+          <w:tcPr>
+            <w:tcW w:w="0" w:type="auto"/>
+            <w:hideMark/>
+          </w:tcPr>
+          <w:p>
+            <w:pPr>
+              <w:pStyle w:val="IT"/>
+              <w:cnfStyle w:val="000000000000" w:firstRow="0" w:lastRow="0" w:firstColumn="0" w:lastColumn="0" w:oddVBand="0" w:evenVBand="0" w:oddHBand="0" w:evenHBand="0" w:firstRowFirstColumn="0" w:firstRowLastColumn="0" w:lastRowFirstColumn="0" w:lastRowLastColumn="0"/>
+              <w:rPr>
+                <w:lang/>
+              </w:rPr>
+            </w:pPr>
+            <w:r>
+              <w:rPr>
+                <w:lang/>
+              </w:rPr>
+              <w:t>Not null</w:t>
+            </w:r>
+          </w:p>
+        </w:tc>
+      </w:tr>
+    </w:tbl>
+    <w:p>
+      <w:pPr>
+        <w:pStyle w:val="IT"/>
+        <w:rPr>
+          <w:lang/>
+        </w:rPr>
+      </w:pPr>
+      <w:r>
+        <w:rPr>
+          <w:lang/>
+        </w:rPr>
+        <w:t>A treatment record may refer to one medicine. When several medicines are prescribed during the same appointment, a separate treatment record can be entered for each medicine.</w:t>
+      </w:r>
+    </w:p>
+    <w:p>
+      <w:pPr>
+        <w:pStyle w:val="IT"/>
+        <w:rPr>
+          <w:lang/>
+        </w:rPr>
+      </w:pPr>
+      <w:r>
+        <w:rPr>
+          <w:b/>
+          <w:bCs/>
+          <w:lang/>
+        </w:rPr>
+        <w:t>6. Payments</w:t>
+      </w:r>
+    </w:p>
+    <w:p>
+      <w:pPr>
+        <w:pStyle w:val="IT"/>
+        <w:rPr>
+          <w:lang/>
+        </w:rPr>
+      </w:pPr>
+      <w:r>
+        <w:rPr>
+          <w:lang/>
+        </w:rPr>
+        <w:t>Records the financial transactions made for appointments and treatments.</w:t>
+      </w:r>
+    </w:p>
+    <w:tbl>
+      <w:tblPr>
+        <w:tblStyle w:val="GridTable3-Accent1"/>
+        <w:tblW w:w="0" w:type="auto"/>
+        <w:tblLook w:val="04A0" w:firstRow="1" w:lastRow="0" w:firstColumn="1" w:lastColumn="0" w:noHBand="0" w:noVBand="1"/>
+      </w:tblPr>
+      <w:tblGrid>
+        <w:gridCol w:w="1958"/>
+        <w:gridCol w:w="1890"/>
+        <w:gridCol w:w="2953"/>
+      </w:tblGrid>
+      <w:tr>
+        <w:trPr>
+          <w:cnfStyle w:val="100000000000" w:firstRow="1" w:lastRow="0" w:firstColumn="0" w:lastColumn="0" w:oddVBand="0" w:evenVBand="0" w:oddHBand="0" w:evenHBand="0" w:firstRowFirstColumn="0" w:firstRowLastColumn="0" w:lastRowFirstColumn="0" w:lastRowLastColumn="0"/>
+        </w:trPr>
+        <w:tc>
+          <w:tcPr>
+            <w:cnfStyle w:val="001000000100" w:firstRow="0" w:lastRow="0" w:firstColumn="1" w:lastColumn="0" w:oddVBand="0" w:evenVBand="0" w:oddHBand="0" w:evenHBand="0" w:firstRowFirstColumn="1" w:firstRowLastColumn="0" w:lastRowFirstColumn="0" w:lastRowLastColumn="0"/>
+            <w:tcW w:w="0" w:type="auto"/>
+            <w:hideMark/>
+          </w:tcPr>
+          <w:p>
+            <w:pPr>
+              <w:pStyle w:val="IT"/>
+              <w:rPr>
+                <w:lang/>
+              </w:rPr>
+            </w:pPr>
+            <w:r>
+              <w:rPr>
+                <w:lang/>
+              </w:rPr>
+              <w:t>Attribute</w:t>
+            </w:r>
+          </w:p>
+        </w:tc>
+        <w:tc>
+          <w:tcPr>
+            <w:tcW w:w="0" w:type="auto"/>
+            <w:hideMark/>
+          </w:tcPr>
+          <w:p>
+            <w:pPr>
+              <w:pStyle w:val="IT"/>
+              <w:cnfStyle w:val="100000000000" w:firstRow="1" w:lastRow="0" w:firstColumn="0" w:lastColumn="0" w:oddVBand="0" w:evenVBand="0" w:oddHBand="0" w:evenHBand="0" w:firstRowFirstColumn="0" w:firstRowLastColumn="0" w:lastRowFirstColumn="0" w:lastRowLastColumn="0"/>
+              <w:rPr>
+                <w:lang/>
+              </w:rPr>
+            </w:pPr>
+            <w:r>
+              <w:rPr>
+                <w:lang/>
+              </w:rPr>
+              <w:t>Data Type</w:t>
+            </w:r>
+          </w:p>
+        </w:tc>
+        <w:tc>
+          <w:tcPr>
+            <w:tcW w:w="0" w:type="auto"/>
+            <w:hideMark/>
+          </w:tcPr>
+          <w:p>
+            <w:pPr>
+              <w:pStyle w:val="IT"/>
+              <w:cnfStyle w:val="100000000000" w:firstRow="1" w:lastRow="0" w:firstColumn="0" w:lastColumn="0" w:oddVBand="0" w:evenVBand="0" w:oddHBand="0" w:evenHBand="0" w:firstRowFirstColumn="0" w:firstRowLastColumn="0" w:lastRowFirstColumn="0" w:lastRowLastColumn="0"/>
+              <w:rPr>
+                <w:lang/>
+              </w:rPr>
+            </w:pPr>
+            <w:r>
+              <w:rPr>
+                <w:lang/>
+              </w:rPr>
+              <w:t>Constraint</w:t>
+            </w:r>
+          </w:p>
+        </w:tc>
+      </w:tr>
+      <w:tr>
+        <w:trPr>
+          <w:cnfStyle w:val="000000100000" w:firstRow="0" w:lastRow="0" w:firstColumn="0" w:lastColumn="0" w:oddVBand="0" w:evenVBand="0" w:oddHBand="1" w:evenHBand="0" w:firstRowFirstColumn="0" w:firstRowLastColumn="0" w:lastRowFirstColumn="0" w:lastRowLastColumn="0"/>
+        </w:trPr>
+        <w:tc>
+          <w:tcPr>
+            <w:cnfStyle w:val="001000000000" w:firstRow="0" w:lastRow="0" w:firstColumn="1" w:lastColumn="0" w:oddVBand="0" w:evenVBand="0" w:oddHBand="0" w:evenHBand="0" w:firstRowFirstColumn="0" w:firstRowLastColumn="0" w:lastRowFirstColumn="0" w:lastRowLastColumn="0"/>
+            <w:tcW w:w="0" w:type="auto"/>
+            <w:hideMark/>
+          </w:tcPr>
+          <w:p>
+            <w:pPr>
+              <w:pStyle w:val="IT"/>
+              <w:rPr>
+                <w:lang/>
+              </w:rPr>
+            </w:pPr>
+            <w:r>
+              <w:rPr>
+                <w:lang/>
+              </w:rPr>
+              <w:t>payment_id</w:t>
+            </w:r>
+          </w:p>
+        </w:tc>
+        <w:tc>
+          <w:tcPr>
+            <w:tcW w:w="0" w:type="auto"/>
+            <w:hideMark/>
+          </w:tcPr>
+          <w:p>
+            <w:pPr>
+              <w:pStyle w:val="IT"/>
+              <w:cnfStyle w:val="000000100000" w:firstRow="0" w:lastRow="0" w:firstColumn="0" w:lastColumn="0" w:oddVBand="0" w:evenVBand="0" w:oddHBand="1" w:evenHBand="0" w:firstRowFirstColumn="0" w:firstRowLastColumn="0" w:lastRowFirstColumn="0" w:lastRowLastColumn="0"/>
+              <w:rPr>
+                <w:lang/>
+              </w:rPr>
+            </w:pPr>
+            <w:r>
+              <w:rPr>
+                <w:lang/>
+              </w:rPr>
+              <w:t>INT</w:t>
+            </w:r>
+          </w:p>
+        </w:tc>
+        <w:tc>
+          <w:tcPr>
+            <w:tcW w:w="0" w:type="auto"/>
+            <w:hideMark/>
+          </w:tcPr>
+          <w:p>
+            <w:pPr>
+              <w:pStyle w:val="IT"/>
+              <w:cnfStyle w:val="000000100000" w:firstRow="0" w:lastRow="0" w:firstColumn="0" w:lastColumn="0" w:oddVBand="0" w:evenVBand="0" w:oddHBand="1" w:evenHBand="0" w:firstRowFirstColumn="0" w:firstRowLastColumn="0" w:lastRowFirstColumn="0" w:lastRowLastColumn="0"/>
+              <w:rPr>
+                <w:lang/>
+              </w:rPr>
+            </w:pPr>
+            <w:r>
+              <w:rPr>
+                <w:lang/>
+              </w:rPr>
+              <w:t>Primary key, auto-increment</w:t>
+            </w:r>
+          </w:p>
+        </w:tc>
+      </w:tr>
+      <w:tr>
+        <w:tc>
+          <w:tcPr>
+            <w:cnfStyle w:val="001000000000" w:firstRow="0" w:lastRow="0" w:firstColumn="1" w:lastColumn="0" w:oddVBand="0" w:evenVBand="0" w:oddHBand="0" w:evenHBand="0" w:firstRowFirstColumn="0" w:firstRowLastColumn="0" w:lastRowFirstColumn="0" w:lastRowLastColumn="0"/>
+            <w:tcW w:w="0" w:type="auto"/>
+            <w:hideMark/>
+          </w:tcPr>
+          <w:p>
+            <w:pPr>
+              <w:pStyle w:val="IT"/>
+              <w:rPr>
+                <w:lang/>
+              </w:rPr>
+            </w:pPr>
+            <w:r>
+              <w:rPr>
+                <w:lang/>
+              </w:rPr>
+              <w:t>appointment_id</w:t>
+            </w:r>
+          </w:p>
+        </w:tc>
+        <w:tc>
+          <w:tcPr>
+            <w:tcW w:w="0" w:type="auto"/>
+            <w:hideMark/>
+          </w:tcPr>
+          <w:p>
+            <w:pPr>
+              <w:pStyle w:val="IT"/>
+              <w:cnfStyle w:val="000000000000" w:firstRow="0" w:lastRow="0" w:firstColumn="0" w:lastColumn="0" w:oddVBand="0" w:evenVBand="0" w:oddHBand="0" w:evenHBand="0" w:firstRowFirstColumn="0" w:firstRowLastColumn="0" w:lastRowFirstColumn="0" w:lastRowLastColumn="0"/>
+              <w:rPr>
+                <w:lang/>
+              </w:rPr>
+            </w:pPr>
+            <w:r>
+              <w:rPr>
+                <w:lang/>
+              </w:rPr>
+              <w:t>INT</w:t>
+            </w:r>
+          </w:p>
+        </w:tc>
+        <w:tc>
+          <w:tcPr>
+            <w:tcW w:w="0" w:type="auto"/>
+            <w:hideMark/>
+          </w:tcPr>
+          <w:p>
+            <w:pPr>
+              <w:pStyle w:val="IT"/>
+              <w:cnfStyle w:val="000000000000" w:firstRow="0" w:lastRow="0" w:firstColumn="0" w:lastColumn="0" w:oddVBand="0" w:evenVBand="0" w:oddHBand="0" w:evenHBand="0" w:firstRowFirstColumn="0" w:firstRowLastColumn="0" w:lastRowFirstColumn="0" w:lastRowLastColumn="0"/>
+              <w:rPr>
+                <w:lang/>
+              </w:rPr>
+            </w:pPr>
+            <w:r>
+              <w:rPr>
+                <w:lang/>
+              </w:rPr>
+              <w:t>Foreign key</w:t>
+            </w:r>
+          </w:p>
+        </w:tc>
+      </w:tr>
+      <w:tr>
+        <w:trPr>
+          <w:cnfStyle w:val="000000100000" w:firstRow="0" w:lastRow="0" w:firstColumn="0" w:lastColumn="0" w:oddVBand="0" w:evenVBand="0" w:oddHBand="1" w:evenHBand="0" w:firstRowFirstColumn="0" w:firstRowLastColumn="0" w:lastRowFirstColumn="0" w:lastRowLastColumn="0"/>
+        </w:trPr>
+        <w:tc>
+          <w:tcPr>
+            <w:cnfStyle w:val="001000000000" w:firstRow="0" w:lastRow="0" w:firstColumn="1" w:lastColumn="0" w:oddVBand="0" w:evenVBand="0" w:oddHBand="0" w:evenHBand="0" w:firstRowFirstColumn="0" w:firstRowLastColumn="0" w:lastRowFirstColumn="0" w:lastRowLastColumn="0"/>
+            <w:tcW w:w="0" w:type="auto"/>
+            <w:hideMark/>
+          </w:tcPr>
+          <w:p>
+            <w:pPr>
+              <w:pStyle w:val="IT"/>
+              <w:rPr>
+                <w:lang/>
+              </w:rPr>
+            </w:pPr>
+            <w:r>
+              <w:rPr>
+                <w:lang/>
+              </w:rPr>
+              <w:t>payment_date</w:t>
+            </w:r>
+          </w:p>
+        </w:tc>
+        <w:tc>
+          <w:tcPr>
+            <w:tcW w:w="0" w:type="auto"/>
+            <w:hideMark/>
+          </w:tcPr>
+          <w:p>
+            <w:pPr>
+              <w:pStyle w:val="IT"/>
+              <w:cnfStyle w:val="000000100000" w:firstRow="0" w:lastRow="0" w:firstColumn="0" w:lastColumn="0" w:oddVBand="0" w:evenVBand="0" w:oddHBand="1" w:evenHBand="0" w:firstRowFirstColumn="0" w:firstRowLastColumn="0" w:lastRowFirstColumn="0" w:lastRowLastColumn="0"/>
+              <w:rPr>
+                <w:lang/>
+              </w:rPr>
+            </w:pPr>
+            <w:r>
+              <w:rPr>
+                <w:lang/>
+              </w:rPr>
+              <w:t>DATE</w:t>
+            </w:r>
+          </w:p>
+        </w:tc>
+        <w:tc>
+          <w:tcPr>
+            <w:tcW w:w="0" w:type="auto"/>
+            <w:hideMark/>
+          </w:tcPr>
+          <w:p>
+            <w:pPr>
+              <w:pStyle w:val="IT"/>
+              <w:cnfStyle w:val="000000100000" w:firstRow="0" w:lastRow="0" w:firstColumn="0" w:lastColumn="0" w:oddVBand="0" w:evenVBand="0" w:oddHBand="1" w:evenHBand="0" w:firstRowFirstColumn="0" w:firstRowLastColumn="0" w:lastRowFirstColumn="0" w:lastRowLastColumn="0"/>
+              <w:rPr>
+                <w:lang/>
+              </w:rPr>
+            </w:pPr>
+            <w:r>
+              <w:rPr>
+                <w:lang/>
+              </w:rPr>
+              <w:t>Not null</w:t>
+            </w:r>
+          </w:p>
+        </w:tc>
+      </w:tr>
+      <w:tr>
+        <w:tc>
+          <w:tcPr>
+            <w:cnfStyle w:val="001000000000" w:firstRow="0" w:lastRow="0" w:firstColumn="1" w:lastColumn="0" w:oddVBand="0" w:evenVBand="0" w:oddHBand="0" w:evenHBand="0" w:firstRowFirstColumn="0" w:firstRowLastColumn="0" w:lastRowFirstColumn="0" w:lastRowLastColumn="0"/>
+            <w:tcW w:w="0" w:type="auto"/>
+            <w:hideMark/>
+          </w:tcPr>
+          <w:p>
+            <w:pPr>
+              <w:pStyle w:val="IT"/>
+              <w:rPr>
+                <w:lang/>
+              </w:rPr>
+            </w:pPr>
+            <w:r>
+              <w:rPr>
+                <w:lang/>
+              </w:rPr>
+              <w:t>amount</w:t>
+            </w:r>
+          </w:p>
+        </w:tc>
+        <w:tc>
+          <w:tcPr>
+            <w:tcW w:w="0" w:type="auto"/>
+            <w:hideMark/>
+          </w:tcPr>
+          <w:p>
+            <w:pPr>
+              <w:pStyle w:val="IT"/>
+              <w:cnfStyle w:val="000000000000" w:firstRow="0" w:lastRow="0" w:firstColumn="0" w:lastColumn="0" w:oddVBand="0" w:evenVBand="0" w:oddHBand="0" w:evenHBand="0" w:firstRowFirstColumn="0" w:firstRowLastColumn="0" w:lastRowFirstColumn="0" w:lastRowLastColumn="0"/>
+              <w:rPr>
+                <w:lang/>
+              </w:rPr>
+            </w:pPr>
+            <w:r>
+              <w:rPr>
+                <w:lang/>
+              </w:rPr>
+              <w:t>DECIMAL(10,2)</w:t>
+            </w:r>
+          </w:p>
+        </w:tc>
+        <w:tc>
+          <w:tcPr>
+            <w:tcW w:w="0" w:type="auto"/>
+            <w:hideMark/>
+          </w:tcPr>
+          <w:p>
+            <w:pPr>
+              <w:pStyle w:val="IT"/>
+              <w:cnfStyle w:val="000000000000" w:firstRow="0" w:lastRow="0" w:firstColumn="0" w:lastColumn="0" w:oddVBand="0" w:evenVBand="0" w:oddHBand="0" w:evenHBand="0" w:firstRowFirstColumn="0" w:firstRowLastColumn="0" w:lastRowFirstColumn="0" w:lastRowLastColumn="0"/>
+              <w:rPr>
+                <w:lang/>
+              </w:rPr>
+            </w:pPr>
+            <w:r>
+              <w:rPr>
+                <w:lang/>
+              </w:rPr>
+              <w:t>Not null</w:t>
+            </w:r>
+          </w:p>
+        </w:tc>
+      </w:tr>
+      <w:tr>
+        <w:trPr>
+          <w:cnfStyle w:val="000000100000" w:firstRow="0" w:lastRow="0" w:firstColumn="0" w:lastColumn="0" w:oddVBand="0" w:evenVBand="0" w:oddHBand="1" w:evenHBand="0" w:firstRowFirstColumn="0" w:firstRowLastColumn="0" w:lastRowFirstColumn="0" w:lastRowLastColumn="0"/>
+        </w:trPr>
+        <w:tc>
+          <w:tcPr>
+            <w:cnfStyle w:val="001000000000" w:firstRow="0" w:lastRow="0" w:firstColumn="1" w:lastColumn="0" w:oddVBand="0" w:evenVBand="0" w:oddHBand="0" w:evenHBand="0" w:firstRowFirstColumn="0" w:firstRowLastColumn="0" w:lastRowFirstColumn="0" w:lastRowLastColumn="0"/>
+            <w:tcW w:w="0" w:type="auto"/>
+            <w:hideMark/>
+          </w:tcPr>
+          <w:p>
+            <w:pPr>
+              <w:pStyle w:val="IT"/>
+              <w:rPr>
+                <w:lang/>
+              </w:rPr>
+            </w:pPr>
+            <w:r>
+              <w:rPr>
+                <w:lang/>
+              </w:rPr>
+              <w:t>payment_method</w:t>
+            </w:r>
+          </w:p>
+        </w:tc>
+        <w:tc>
+          <w:tcPr>
+            <w:tcW w:w="0" w:type="auto"/>
+            <w:hideMark/>
+          </w:tcPr>
+          <w:p>
+            <w:pPr>
+              <w:pStyle w:val="IT"/>
+              <w:cnfStyle w:val="000000100000" w:firstRow="0" w:lastRow="0" w:firstColumn="0" w:lastColumn="0" w:oddVBand="0" w:evenVBand="0" w:oddHBand="1" w:evenHBand="0" w:firstRowFirstColumn="0" w:firstRowLastColumn="0" w:lastRowFirstColumn="0" w:lastRowLastColumn="0"/>
+              <w:rPr>
+                <w:lang/>
+              </w:rPr>
+            </w:pPr>
+            <w:r>
+              <w:rPr>
+                <w:lang/>
+              </w:rPr>
+              <w:t>ENUM</w:t>
+            </w:r>
+          </w:p>
+        </w:tc>
+        <w:tc>
+          <w:tcPr>
+            <w:tcW w:w="0" w:type="auto"/>
+            <w:hideMark/>
+          </w:tcPr>
+          <w:p>
+            <w:pPr>
+              <w:pStyle w:val="IT"/>
+              <w:cnfStyle w:val="000000100000" w:firstRow="0" w:lastRow="0" w:firstColumn="0" w:lastColumn="0" w:oddVBand="0" w:evenVBand="0" w:oddHBand="1" w:evenHBand="0" w:firstRowFirstColumn="0" w:firstRowLastColumn="0" w:lastRowFirstColumn="0" w:lastRowLastColumn="0"/>
+              <w:rPr>
+                <w:lang/>
+              </w:rPr>
+            </w:pPr>
+            <w:r>
+              <w:rPr>
+                <w:lang/>
+              </w:rPr>
+              <w:t>Not null</w:t>
+            </w:r>
+          </w:p>
+        </w:tc>
+      </w:tr>
+      <w:tr>
+        <w:tc>
+          <w:tcPr>
+            <w:cnfStyle w:val="001000000000" w:firstRow="0" w:lastRow="0" w:firstColumn="1" w:lastColumn="0" w:oddVBand="0" w:evenVBand="0" w:oddHBand="0" w:evenHBand="0" w:firstRowFirstColumn="0" w:firstRowLastColumn="0" w:lastRowFirstColumn="0" w:lastRowLastColumn="0"/>
+            <w:tcW w:w="0" w:type="auto"/>
+            <w:hideMark/>
+          </w:tcPr>
+          <w:p>
+            <w:pPr>
+              <w:pStyle w:val="IT"/>
+              <w:rPr>
+                <w:lang/>
+              </w:rPr>
+            </w:pPr>
+            <w:r>
+              <w:rPr>
+                <w:lang/>
+              </w:rPr>
+              <w:t>payment_status</w:t>
+            </w:r>
+          </w:p>
+        </w:tc>
+        <w:tc>
+          <w:tcPr>
+            <w:tcW w:w="0" w:type="auto"/>
+            <w:hideMark/>
+          </w:tcPr>
+          <w:p>
+            <w:pPr>
+              <w:pStyle w:val="IT"/>
+              <w:cnfStyle w:val="000000000000" w:firstRow="0" w:lastRow="0" w:firstColumn="0" w:lastColumn="0" w:oddVBand="0" w:evenVBand="0" w:oddHBand="0" w:evenHBand="0" w:firstRowFirstColumn="0" w:firstRowLastColumn="0" w:lastRowFirstColumn="0" w:lastRowLastColumn="0"/>
+              <w:rPr>
+                <w:lang/>
+              </w:rPr>
+            </w:pPr>
+            <w:r>
+              <w:rPr>
+                <w:lang/>
+              </w:rPr>
+              <w:t>ENUM</w:t>
+            </w:r>
+          </w:p>
+        </w:tc>
+        <w:tc>
+          <w:tcPr>
+            <w:tcW w:w="0" w:type="auto"/>
+            <w:hideMark/>
+          </w:tcPr>
+          <w:p>
+            <w:pPr>
+              <w:pStyle w:val="IT"/>
+              <w:cnfStyle w:val="000000000000" w:firstRow="0" w:lastRow="0" w:firstColumn="0" w:lastColumn="0" w:oddVBand="0" w:evenVBand="0" w:oddHBand="0" w:evenHBand="0" w:firstRowFirstColumn="0" w:firstRowLastColumn="0" w:lastRowFirstColumn="0" w:lastRowLastColumn="0"/>
+              <w:rPr>
+                <w:lang/>
+              </w:rPr>
+            </w:pPr>
+            <w:r>
+              <w:rPr>
+                <w:lang/>
+              </w:rPr>
+              <w:t>Not null</w:t>
+            </w:r>
+          </w:p>
+        </w:tc>
+      </w:tr>
+      <w:tr>
+        <w:trPr>
+          <w:cnfStyle w:val="000000100000" w:firstRow="0" w:lastRow="0" w:firstColumn="0" w:lastColumn="0" w:oddVBand="0" w:evenVBand="0" w:oddHBand="1" w:evenHBand="0" w:firstRowFirstColumn="0" w:firstRowLastColumn="0" w:lastRowFirstColumn="0" w:lastRowLastColumn="0"/>
+        </w:trPr>
+        <w:tc>
+          <w:tcPr>
+            <w:cnfStyle w:val="001000000000" w:firstRow="0" w:lastRow="0" w:firstColumn="1" w:lastColumn="0" w:oddVBand="0" w:evenVBand="0" w:oddHBand="0" w:evenHBand="0" w:firstRowFirstColumn="0" w:firstRowLastColumn="0" w:lastRowFirstColumn="0" w:lastRowLastColumn="0"/>
+            <w:tcW w:w="0" w:type="auto"/>
+            <w:hideMark/>
+          </w:tcPr>
+          <w:p>
+            <w:pPr>
+              <w:pStyle w:val="IT"/>
+              <w:rPr>
+                <w:lang/>
+              </w:rPr>
+            </w:pPr>
+            <w:r>
+              <w:rPr>
+                <w:lang/>
+              </w:rPr>
+              <w:t>reference_number</w:t>
+            </w:r>
+          </w:p>
+        </w:tc>
+        <w:tc>
+          <w:tcPr>
+            <w:tcW w:w="0" w:type="auto"/>
+            <w:hideMark/>
+          </w:tcPr>
+          <w:p>
+            <w:pPr>
+              <w:pStyle w:val="IT"/>
+              <w:cnfStyle w:val="000000100000" w:firstRow="0" w:lastRow="0" w:firstColumn="0" w:lastColumn="0" w:oddVBand="0" w:evenVBand="0" w:oddHBand="1" w:evenHBand="0" w:firstRowFirstColumn="0" w:firstRowLastColumn="0" w:lastRowFirstColumn="0" w:lastRowLastColumn="0"/>
+              <w:rPr>
+                <w:lang/>
+              </w:rPr>
+            </w:pPr>
+            <w:r>
+              <w:rPr>
+                <w:lang/>
+              </w:rPr>
+              <w:t>VARCHAR(50)</w:t>
+            </w:r>
+          </w:p>
+        </w:tc>
+        <w:tc>
+          <w:tcPr>
+            <w:tcW w:w="0" w:type="auto"/>
+            <w:hideMark/>
+          </w:tcPr>
+          <w:p>
+            <w:pPr>
+              <w:pStyle w:val="IT"/>
+              <w:cnfStyle w:val="000000100000" w:firstRow="0" w:lastRow="0" w:firstColumn="0" w:lastColumn="0" w:oddVBand="0" w:evenVBand="0" w:oddHBand="1" w:evenHBand="0" w:firstRowFirstColumn="0" w:firstRowLastColumn="0" w:lastRowFirstColumn="0" w:lastRowLastColumn="0"/>
+              <w:rPr>
+                <w:lang/>
+              </w:rPr>
+            </w:pPr>
+            <w:r>
+              <w:rPr>
+                <w:lang/>
+              </w:rPr>
+              <w:t>Unique, optional</w:t>
+            </w:r>
+          </w:p>
+        </w:tc>
+      </w:tr>
+    </w:tbl>
+    <w:p>
+      <w:pPr>
+        <w:pStyle w:val="IT"/>
+      </w:pPr>
+    </w:p>
+    <w:bookmarkEnd w:id="6"/>
     <w:p>
       <w:pPr>
         <w:pStyle w:val="Heading1"/>
@@ -5455,7 +9292,25 @@
           <w:sz w:val="24"/>
           <w:szCs w:val="24"/>
         </w:rPr>
-        <w:t xml:space="preserve">If you used any AI tools during this project (e.g., ChatGPT, Claude, Copilot), disclose which tool(s), for what specific purpose (e.g., debugging, grammar checking, brainstorming), and how you verified or modified the output. </w:t>
+        <w:t xml:space="preserve">If you used any AI tools during this project (e.g., </w:t>
+      </w:r>
+      <w:proofErr w:type="spellStart"/>
+      <w:r>
+        <w:rPr>
+          <w:rFonts w:ascii="Times New Roman" w:hAnsi="Times New Roman" w:cs="Times New Roman"/>
+          <w:sz w:val="24"/>
+          <w:szCs w:val="24"/>
+        </w:rPr>
+        <w:t>ChatGPT</w:t>
+      </w:r>
+      <w:proofErr w:type="spellEnd"/>
+      <w:r>
+        <w:rPr>
+          <w:rFonts w:ascii="Times New Roman" w:hAnsi="Times New Roman" w:cs="Times New Roman"/>
+          <w:sz w:val="24"/>
+          <w:szCs w:val="24"/>
+        </w:rPr>
+        <w:t xml:space="preserve">, Claude, Copilot), disclose which tool(s), for what specific purpose (e.g., debugging, grammar checking, brainstorming), and how you verified or modified the output. </w:t>
       </w:r>
     </w:p>
     <w:p>
@@ -5517,8 +9372,6 @@
       <w:pPr>
         <w:pStyle w:val="IT"/>
       </w:pPr>
-      <w:bookmarkStart w:id="5" w:name="_GoBack"/>
-      <w:bookmarkEnd w:id="5"/>
     </w:p>
     <w:p>
       <w:pPr>
@@ -5582,7 +9435,29 @@
           <w:sz w:val="24"/>
           <w:szCs w:val="24"/>
         </w:rPr>
-        <w:t>SQL Script (.sql)</w:t>
+        <w:t>SQL Script (.</w:t>
+      </w:r>
+      <w:proofErr w:type="spellStart"/>
+      <w:r>
+        <w:rPr>
+          <w:rFonts w:ascii="Times New Roman" w:hAnsi="Times New Roman" w:cs="Times New Roman"/>
+          <w:b/>
+          <w:bCs/>
+          <w:sz w:val="24"/>
+          <w:szCs w:val="24"/>
+        </w:rPr>
+        <w:t>sql</w:t>
+      </w:r>
+      <w:proofErr w:type="spellEnd"/>
+      <w:r>
+        <w:rPr>
+          <w:rFonts w:ascii="Times New Roman" w:hAnsi="Times New Roman" w:cs="Times New Roman"/>
+          <w:b/>
+          <w:bCs/>
+          <w:sz w:val="24"/>
+          <w:szCs w:val="24"/>
+        </w:rPr>
+        <w:t>)</w:t>
       </w:r>
       <w:r>
         <w:rPr>
@@ -5730,7 +9605,25 @@
           <w:sz w:val="24"/>
           <w:szCs w:val="24"/>
         </w:rPr>
-        <w:t>GitHub/GitLab repository (with commit history): [link]</w:t>
+        <w:t>GitHub/</w:t>
+      </w:r>
+      <w:proofErr w:type="spellStart"/>
+      <w:r>
+        <w:rPr>
+          <w:rFonts w:ascii="Times New Roman" w:hAnsi="Times New Roman" w:cs="Times New Roman"/>
+          <w:sz w:val="24"/>
+          <w:szCs w:val="24"/>
+        </w:rPr>
+        <w:t>GitLab</w:t>
+      </w:r>
+      <w:proofErr w:type="spellEnd"/>
+      <w:r>
+        <w:rPr>
+          <w:rFonts w:ascii="Times New Roman" w:hAnsi="Times New Roman" w:cs="Times New Roman"/>
+          <w:sz w:val="24"/>
+          <w:szCs w:val="24"/>
+        </w:rPr>
+        <w:t xml:space="preserve"> repository (with commit history): [link]</w:t>
       </w:r>
     </w:p>
     <w:p>
@@ -5752,7 +9645,25 @@
           <w:sz w:val="24"/>
           <w:szCs w:val="24"/>
         </w:rPr>
-        <w:t>Google Colab notebook (if applicable): [link]</w:t>
+        <w:t xml:space="preserve">Google </w:t>
+      </w:r>
+      <w:proofErr w:type="spellStart"/>
+      <w:r>
+        <w:rPr>
+          <w:rFonts w:ascii="Times New Roman" w:hAnsi="Times New Roman" w:cs="Times New Roman"/>
+          <w:sz w:val="24"/>
+          <w:szCs w:val="24"/>
+        </w:rPr>
+        <w:t>Colab</w:t>
+      </w:r>
+      <w:proofErr w:type="spellEnd"/>
+      <w:r>
+        <w:rPr>
+          <w:rFonts w:ascii="Times New Roman" w:hAnsi="Times New Roman" w:cs="Times New Roman"/>
+          <w:sz w:val="24"/>
+          <w:szCs w:val="24"/>
+        </w:rPr>
+        <w:t xml:space="preserve"> notebook (if applicable): [link]</w:t>
       </w:r>
     </w:p>
     <w:p>
@@ -5853,7 +9764,7 @@
               <wp:docPr id="1349517934" name="Text Box 9" descr="Restricted - مقيد ">
                 <a:extLst xmlns:a="http://schemas.openxmlformats.org/drawingml/2006/main">
                   <a:ext uri="{5AE41FA2-C0FF-4470-9BD4-5FADCA87CBE2}">
-                    <aclsh:classification xmlns:aclsh="http://schemas.microsoft.com/office/drawing/2020/classificationShape" xmlns:w16du="http://schemas.microsoft.com/office/word/2023/wordml/word16du" xmlns:w16sdtfl="http://schemas.microsoft.com/office/word/2024/wordml/sdtformatlock" xmlns:w16sdtdh="http://schemas.microsoft.com/office/word/2020/wordml/sdtdatahash" xmlns:w16="http://schemas.microsoft.com/office/word/2018/wordml" xmlns:w16cid="http://schemas.microsoft.com/office/word/2016/wordml/cid" xmlns:w16cex="http://schemas.microsoft.com/office/word/2018/wordml/cex" xmlns:w16cei="http://schemas.microsoft.com/office/word/2026/wordml/cei" xmlns:w="http://schemas.openxmlformats.org/wordprocessingml/2006/main" xmlns:w10="urn:schemas-microsoft-com:office:word" xmlns:v="urn:schemas-microsoft-com:vml" xmlns:o="urn:schemas-microsoft-com:office:office" xmlns:oel="http://schemas.microsoft.com/office/2019/extlst" xmlns:am3d="http://schemas.microsoft.com/office/drawing/2017/model3d" xmlns:aink="http://schemas.microsoft.com/office/drawing/2016/ink" xmlns:cx8="http://schemas.microsoft.com/office/drawing/2016/5/14/chartex" xmlns:cx7="http://schemas.microsoft.com/office/drawing/2016/5/13/chartex" xmlns:cx6="http://schemas.microsoft.com/office/drawing/2016/5/12/chartex" xmlns:cx5="http://schemas.microsoft.com/office/drawing/2016/5/11/chartex" xmlns:cx4="http://schemas.microsoft.com/office/drawing/2016/5/10/chartex" xmlns:cx3="http://schemas.microsoft.com/office/drawing/2016/5/9/chartex" xmlns:cx2="http://schemas.microsoft.com/office/drawing/2015/10/21/chartex" xmlns:cx1="http://schemas.microsoft.com/office/drawing/2015/9/8/chartex" xmlns="" classificationOutcomeType="ftr"/>
+                    <aclsh:classification xmlns="" xmlns:cx1="http://schemas.microsoft.com/office/drawing/2015/9/8/chartex" xmlns:cx2="http://schemas.microsoft.com/office/drawing/2015/10/21/chartex" xmlns:cx3="http://schemas.microsoft.com/office/drawing/2016/5/9/chartex" xmlns:cx4="http://schemas.microsoft.com/office/drawing/2016/5/10/chartex" xmlns:cx5="http://schemas.microsoft.com/office/drawing/2016/5/11/chartex" xmlns:cx6="http://schemas.microsoft.com/office/drawing/2016/5/12/chartex" xmlns:cx7="http://schemas.microsoft.com/office/drawing/2016/5/13/chartex" xmlns:cx8="http://schemas.microsoft.com/office/drawing/2016/5/14/chartex" xmlns:aink="http://schemas.microsoft.com/office/drawing/2016/ink" xmlns:am3d="http://schemas.microsoft.com/office/drawing/2017/model3d" xmlns:oel="http://schemas.microsoft.com/office/2019/extlst" xmlns:o="urn:schemas-microsoft-com:office:office" xmlns:v="urn:schemas-microsoft-com:vml" xmlns:w10="urn:schemas-microsoft-com:office:word" xmlns:w="http://schemas.openxmlformats.org/wordprocessingml/2006/main" xmlns:w16cei="http://schemas.microsoft.com/office/word/2026/wordml/cei" xmlns:w16cex="http://schemas.microsoft.com/office/word/2018/wordml/cex" xmlns:w16cid="http://schemas.microsoft.com/office/word/2016/wordml/cid" xmlns:w16="http://schemas.microsoft.com/office/word/2018/wordml" xmlns:w16sdtdh="http://schemas.microsoft.com/office/word/2020/wordml/sdtdatahash" xmlns:w16sdtfl="http://schemas.microsoft.com/office/word/2024/wordml/sdtformatlock" xmlns:w16du="http://schemas.microsoft.com/office/word/2023/wordml/word16du" xmlns:aclsh="http://schemas.microsoft.com/office/drawing/2020/classificationShape" classificationOutcomeType="ftr"/>
                   </a:ext>
                 </a:extLst>
               </wp:docPr>
@@ -5927,13 +9838,13 @@
             </wp:anchor>
           </w:drawing>
         </mc:Choice>
-        <mc:Fallback xmlns:w16du="http://schemas.microsoft.com/office/word/2023/wordml/word16du" xmlns:w16sdtfl="http://schemas.microsoft.com/office/word/2024/wordml/sdtformatlock" xmlns:w16sdtdh="http://schemas.microsoft.com/office/word/2020/wordml/sdtdatahash" xmlns:w16="http://schemas.microsoft.com/office/word/2018/wordml" xmlns:w16cid="http://schemas.microsoft.com/office/word/2016/wordml/cid" xmlns:w16cex="http://schemas.microsoft.com/office/word/2018/wordml/cex" xmlns:w16cei="http://schemas.microsoft.com/office/word/2026/wordml/cei" xmlns:oel="http://schemas.microsoft.com/office/2019/extlst" xmlns:am3d="http://schemas.microsoft.com/office/drawing/2017/model3d" xmlns:aink="http://schemas.microsoft.com/office/drawing/2016/ink" xmlns:cx8="http://schemas.microsoft.com/office/drawing/2016/5/14/chartex" xmlns:cx7="http://schemas.microsoft.com/office/drawing/2016/5/13/chartex" xmlns:cx6="http://schemas.microsoft.com/office/drawing/2016/5/12/chartex" xmlns:cx5="http://schemas.microsoft.com/office/drawing/2016/5/11/chartex" xmlns:cx4="http://schemas.microsoft.com/office/drawing/2016/5/10/chartex" xmlns:cx3="http://schemas.microsoft.com/office/drawing/2016/5/9/chartex" xmlns:cx2="http://schemas.microsoft.com/office/drawing/2015/10/21/chartex" xmlns:cx1="http://schemas.microsoft.com/office/drawing/2015/9/8/chartex">
+        <mc:Fallback>
           <w:pict>
             <v:shapetype w14:anchorId="0318655A" id="_x0000_t202" coordsize="21600,21600" o:spt="202" path="m,l,21600r21600,l21600,xe">
               <v:stroke joinstyle="miter"/>
               <v:path gradientshapeok="t" o:connecttype="rect"/>
             </v:shapetype>
-            <v:shape id="Text Box 9" o:spid="_x0000_s1033" type="#_x0000_t202" alt="Restricted - مقيد " style="position:absolute;left:0;text-align:left;margin-left:0;margin-top:0;width:84.4pt;height:32.1pt;z-index:251663360;visibility:visible;mso-wrap-style:none;mso-wrap-distance-left:0;mso-wrap-distance-top:0;mso-wrap-distance-right:0;mso-wrap-distance-bottom:0;mso-position-horizontal:left;mso-position-horizontal-relative:page;mso-position-vertical:bottom;mso-position-vertical-relative:page;v-text-anchor:bottom" o:gfxdata="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" filled="f" stroked="f">
+            <v:shape id="Text Box 9" o:spid="_x0000_s1033" type="#_x0000_t202" alt="Restricted - مقيد " style="position:absolute;left:0;text-align:left;margin-left:0;margin-top:0;width:84.4pt;height:32.1pt;z-index:251663360;visibility:visible;mso-wrap-style:none;mso-wrap-distance-left:0;mso-wrap-distance-top:0;mso-wrap-distance-right:0;mso-wrap-distance-bottom:0;mso-position-horizontal:left;mso-position-horizontal-relative:page;mso-position-vertical:bottom;mso-position-vertical-relative:page;v-text-anchor:bottom" o:gfxdata="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" filled="f" stroked="f">
               <v:textbox style="mso-fit-shape-to-text:t" inset="20pt,0,0,15pt">
                 <w:txbxContent>
                   <w:p>
@@ -5955,7 +9866,7 @@
                     </w:r>
                     <w:r>
                       <w:rPr>
-                        <w:rFonts w:ascii="Aptos" w:eastAsia="Aptos" w:hAnsi="Aptos" w:cs="Aptos"/>
+                        <w:rFonts w:ascii="Aptos" w:eastAsia="Aptos" w:hAnsi="Aptos" w:cs="Times New Roman"/>
                         <w:noProof/>
                         <w:color w:val="000000"/>
                         <w:rtl/>
@@ -6011,7 +9922,7 @@
               <wp:docPr id="1992261074" name="Text Box 10" descr="Restricted - مقيد ">
                 <a:extLst xmlns:a="http://schemas.openxmlformats.org/drawingml/2006/main">
                   <a:ext uri="{5AE41FA2-C0FF-4470-9BD4-5FADCA87CBE2}">
-                    <aclsh:classification xmlns:aclsh="http://schemas.microsoft.com/office/drawing/2020/classificationShape" xmlns:w16du="http://schemas.microsoft.com/office/word/2023/wordml/word16du" xmlns:w16sdtfl="http://schemas.microsoft.com/office/word/2024/wordml/sdtformatlock" xmlns:w16sdtdh="http://schemas.microsoft.com/office/word/2020/wordml/sdtdatahash" xmlns:w16="http://schemas.microsoft.com/office/word/2018/wordml" xmlns:w16cid="http://schemas.microsoft.com/office/word/2016/wordml/cid" xmlns:w16cex="http://schemas.microsoft.com/office/word/2018/wordml/cex" xmlns:w16cei="http://schemas.microsoft.com/office/word/2026/wordml/cei" xmlns:w="http://schemas.openxmlformats.org/wordprocessingml/2006/main" xmlns:w10="urn:schemas-microsoft-com:office:word" xmlns:v="urn:schemas-microsoft-com:vml" xmlns:o="urn:schemas-microsoft-com:office:office" xmlns:oel="http://schemas.microsoft.com/office/2019/extlst" xmlns:am3d="http://schemas.microsoft.com/office/drawing/2017/model3d" xmlns:aink="http://schemas.microsoft.com/office/drawing/2016/ink" xmlns:cx8="http://schemas.microsoft.com/office/drawing/2016/5/14/chartex" xmlns:cx7="http://schemas.microsoft.com/office/drawing/2016/5/13/chartex" xmlns:cx6="http://schemas.microsoft.com/office/drawing/2016/5/12/chartex" xmlns:cx5="http://schemas.microsoft.com/office/drawing/2016/5/11/chartex" xmlns:cx4="http://schemas.microsoft.com/office/drawing/2016/5/10/chartex" xmlns:cx3="http://schemas.microsoft.com/office/drawing/2016/5/9/chartex" xmlns:cx2="http://schemas.microsoft.com/office/drawing/2015/10/21/chartex" xmlns:cx1="http://schemas.microsoft.com/office/drawing/2015/9/8/chartex" xmlns="" classificationOutcomeType="ftr"/>
+                    <aclsh:classification xmlns="" xmlns:cx1="http://schemas.microsoft.com/office/drawing/2015/9/8/chartex" xmlns:cx2="http://schemas.microsoft.com/office/drawing/2015/10/21/chartex" xmlns:cx3="http://schemas.microsoft.com/office/drawing/2016/5/9/chartex" xmlns:cx4="http://schemas.microsoft.com/office/drawing/2016/5/10/chartex" xmlns:cx5="http://schemas.microsoft.com/office/drawing/2016/5/11/chartex" xmlns:cx6="http://schemas.microsoft.com/office/drawing/2016/5/12/chartex" xmlns:cx7="http://schemas.microsoft.com/office/drawing/2016/5/13/chartex" xmlns:cx8="http://schemas.microsoft.com/office/drawing/2016/5/14/chartex" xmlns:aink="http://schemas.microsoft.com/office/drawing/2016/ink" xmlns:am3d="http://schemas.microsoft.com/office/drawing/2017/model3d" xmlns:oel="http://schemas.microsoft.com/office/2019/extlst" xmlns:o="urn:schemas-microsoft-com:office:office" xmlns:v="urn:schemas-microsoft-com:vml" xmlns:w10="urn:schemas-microsoft-com:office:word" xmlns:w="http://schemas.openxmlformats.org/wordprocessingml/2006/main" xmlns:w16cei="http://schemas.microsoft.com/office/word/2026/wordml/cei" xmlns:w16cex="http://schemas.microsoft.com/office/word/2018/wordml/cex" xmlns:w16cid="http://schemas.microsoft.com/office/word/2016/wordml/cid" xmlns:w16="http://schemas.microsoft.com/office/word/2018/wordml" xmlns:w16sdtdh="http://schemas.microsoft.com/office/word/2020/wordml/sdtdatahash" xmlns:w16sdtfl="http://schemas.microsoft.com/office/word/2024/wordml/sdtformatlock" xmlns:w16du="http://schemas.microsoft.com/office/word/2023/wordml/word16du" xmlns:aclsh="http://schemas.microsoft.com/office/drawing/2020/classificationShape" classificationOutcomeType="ftr"/>
                   </a:ext>
                 </a:extLst>
               </wp:docPr>
@@ -6085,13 +9996,13 @@
             </wp:anchor>
           </w:drawing>
         </mc:Choice>
-        <mc:Fallback xmlns:w16du="http://schemas.microsoft.com/office/word/2023/wordml/word16du" xmlns:w16sdtfl="http://schemas.microsoft.com/office/word/2024/wordml/sdtformatlock" xmlns:w16sdtdh="http://schemas.microsoft.com/office/word/2020/wordml/sdtdatahash" xmlns:w16="http://schemas.microsoft.com/office/word/2018/wordml" xmlns:w16cid="http://schemas.microsoft.com/office/word/2016/wordml/cid" xmlns:w16cex="http://schemas.microsoft.com/office/word/2018/wordml/cex" xmlns:w16cei="http://schemas.microsoft.com/office/word/2026/wordml/cei" xmlns:oel="http://schemas.microsoft.com/office/2019/extlst" xmlns:am3d="http://schemas.microsoft.com/office/drawing/2017/model3d" xmlns:aink="http://schemas.microsoft.com/office/drawing/2016/ink" xmlns:cx8="http://schemas.microsoft.com/office/drawing/2016/5/14/chartex" xmlns:cx7="http://schemas.microsoft.com/office/drawing/2016/5/13/chartex" xmlns:cx6="http://schemas.microsoft.com/office/drawing/2016/5/12/chartex" xmlns:cx5="http://schemas.microsoft.com/office/drawing/2016/5/11/chartex" xmlns:cx4="http://schemas.microsoft.com/office/drawing/2016/5/10/chartex" xmlns:cx3="http://schemas.microsoft.com/office/drawing/2016/5/9/chartex" xmlns:cx2="http://schemas.microsoft.com/office/drawing/2015/10/21/chartex" xmlns:cx1="http://schemas.microsoft.com/office/drawing/2015/9/8/chartex">
+        <mc:Fallback>
           <w:pict>
             <v:shapetype w14:anchorId="5EFC589A" id="_x0000_t202" coordsize="21600,21600" o:spt="202" path="m,l,21600r21600,l21600,xe">
               <v:stroke joinstyle="miter"/>
               <v:path gradientshapeok="t" o:connecttype="rect"/>
             </v:shapetype>
-            <v:shape id="Text Box 10" o:spid="_x0000_s1034" type="#_x0000_t202" alt="Restricted - مقيد " style="position:absolute;left:0;text-align:left;margin-left:0;margin-top:0;width:84.4pt;height:32.1pt;z-index:251664384;visibility:visible;mso-wrap-style:none;mso-wrap-distance-left:0;mso-wrap-distance-top:0;mso-wrap-distance-right:0;mso-wrap-distance-bottom:0;mso-position-horizontal:left;mso-position-horizontal-relative:page;mso-position-vertical:bottom;mso-position-vertical-relative:page;v-text-anchor:bottom" o:gfxdata="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" filled="f" stroked="f">
+            <v:shape id="Text Box 10" o:spid="_x0000_s1034" type="#_x0000_t202" alt="Restricted - مقيد " style="position:absolute;left:0;text-align:left;margin-left:0;margin-top:0;width:84.4pt;height:32.1pt;z-index:251664384;visibility:visible;mso-wrap-style:none;mso-wrap-distance-left:0;mso-wrap-distance-top:0;mso-wrap-distance-right:0;mso-wrap-distance-bottom:0;mso-position-horizontal:left;mso-position-horizontal-relative:page;mso-position-vertical:bottom;mso-position-vertical-relative:page;v-text-anchor:bottom" o:gfxdata="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" filled="f" stroked="f">
               <v:textbox style="mso-fit-shape-to-text:t" inset="20pt,0,0,15pt">
                 <w:txbxContent>
                   <w:p>
@@ -6113,7 +10024,7 @@
                     </w:r>
                     <w:r>
                       <w:rPr>
-                        <w:rFonts w:ascii="Aptos" w:eastAsia="Aptos" w:hAnsi="Aptos" w:cs="Aptos"/>
+                        <w:rFonts w:ascii="Aptos" w:eastAsia="Aptos" w:hAnsi="Aptos" w:cs="Times New Roman"/>
                         <w:noProof/>
                         <w:color w:val="000000"/>
                         <w:rtl/>
@@ -6169,7 +10080,7 @@
               <wp:docPr id="786098250" name="Text Box 8" descr="Restricted - مقيد ">
                 <a:extLst xmlns:a="http://schemas.openxmlformats.org/drawingml/2006/main">
                   <a:ext uri="{5AE41FA2-C0FF-4470-9BD4-5FADCA87CBE2}">
-                    <aclsh:classification xmlns:aclsh="http://schemas.microsoft.com/office/drawing/2020/classificationShape" xmlns:w16du="http://schemas.microsoft.com/office/word/2023/wordml/word16du" xmlns:w16sdtfl="http://schemas.microsoft.com/office/word/2024/wordml/sdtformatlock" xmlns:w16sdtdh="http://schemas.microsoft.com/office/word/2020/wordml/sdtdatahash" xmlns:w16="http://schemas.microsoft.com/office/word/2018/wordml" xmlns:w16cid="http://schemas.microsoft.com/office/word/2016/wordml/cid" xmlns:w16cex="http://schemas.microsoft.com/office/word/2018/wordml/cex" xmlns:w16cei="http://schemas.microsoft.com/office/word/2026/wordml/cei" xmlns:w="http://schemas.openxmlformats.org/wordprocessingml/2006/main" xmlns:w10="urn:schemas-microsoft-com:office:word" xmlns:v="urn:schemas-microsoft-com:vml" xmlns:o="urn:schemas-microsoft-com:office:office" xmlns:oel="http://schemas.microsoft.com/office/2019/extlst" xmlns:am3d="http://schemas.microsoft.com/office/drawing/2017/model3d" xmlns:aink="http://schemas.microsoft.com/office/drawing/2016/ink" xmlns:cx8="http://schemas.microsoft.com/office/drawing/2016/5/14/chartex" xmlns:cx7="http://schemas.microsoft.com/office/drawing/2016/5/13/chartex" xmlns:cx6="http://schemas.microsoft.com/office/drawing/2016/5/12/chartex" xmlns:cx5="http://schemas.microsoft.com/office/drawing/2016/5/11/chartex" xmlns:cx4="http://schemas.microsoft.com/office/drawing/2016/5/10/chartex" xmlns:cx3="http://schemas.microsoft.com/office/drawing/2016/5/9/chartex" xmlns:cx2="http://schemas.microsoft.com/office/drawing/2015/10/21/chartex" xmlns:cx1="http://schemas.microsoft.com/office/drawing/2015/9/8/chartex" xmlns="" classificationOutcomeType="ftr"/>
+                    <aclsh:classification xmlns="" xmlns:cx1="http://schemas.microsoft.com/office/drawing/2015/9/8/chartex" xmlns:cx2="http://schemas.microsoft.com/office/drawing/2015/10/21/chartex" xmlns:cx3="http://schemas.microsoft.com/office/drawing/2016/5/9/chartex" xmlns:cx4="http://schemas.microsoft.com/office/drawing/2016/5/10/chartex" xmlns:cx5="http://schemas.microsoft.com/office/drawing/2016/5/11/chartex" xmlns:cx6="http://schemas.microsoft.com/office/drawing/2016/5/12/chartex" xmlns:cx7="http://schemas.microsoft.com/office/drawing/2016/5/13/chartex" xmlns:cx8="http://schemas.microsoft.com/office/drawing/2016/5/14/chartex" xmlns:aink="http://schemas.microsoft.com/office/drawing/2016/ink" xmlns:am3d="http://schemas.microsoft.com/office/drawing/2017/model3d" xmlns:oel="http://schemas.microsoft.com/office/2019/extlst" xmlns:o="urn:schemas-microsoft-com:office:office" xmlns:v="urn:schemas-microsoft-com:vml" xmlns:w10="urn:schemas-microsoft-com:office:word" xmlns:w="http://schemas.openxmlformats.org/wordprocessingml/2006/main" xmlns:w16cei="http://schemas.microsoft.com/office/word/2026/wordml/cei" xmlns:w16cex="http://schemas.microsoft.com/office/word/2018/wordml/cex" xmlns:w16cid="http://schemas.microsoft.com/office/word/2016/wordml/cid" xmlns:w16="http://schemas.microsoft.com/office/word/2018/wordml" xmlns:w16sdtdh="http://schemas.microsoft.com/office/word/2020/wordml/sdtdatahash" xmlns:w16sdtfl="http://schemas.microsoft.com/office/word/2024/wordml/sdtformatlock" xmlns:w16du="http://schemas.microsoft.com/office/word/2023/wordml/word16du" xmlns:aclsh="http://schemas.microsoft.com/office/drawing/2020/classificationShape" classificationOutcomeType="ftr"/>
                   </a:ext>
                 </a:extLst>
               </wp:docPr>
@@ -6243,13 +10154,13 @@
             </wp:anchor>
           </w:drawing>
         </mc:Choice>
-        <mc:Fallback xmlns:w16du="http://schemas.microsoft.com/office/word/2023/wordml/word16du" xmlns:w16sdtfl="http://schemas.microsoft.com/office/word/2024/wordml/sdtformatlock" xmlns:w16sdtdh="http://schemas.microsoft.com/office/word/2020/wordml/sdtdatahash" xmlns:w16="http://schemas.microsoft.com/office/word/2018/wordml" xmlns:w16cid="http://schemas.microsoft.com/office/word/2016/wordml/cid" xmlns:w16cex="http://schemas.microsoft.com/office/word/2018/wordml/cex" xmlns:w16cei="http://schemas.microsoft.com/office/word/2026/wordml/cei" xmlns:oel="http://schemas.microsoft.com/office/2019/extlst" xmlns:am3d="http://schemas.microsoft.com/office/drawing/2017/model3d" xmlns:aink="http://schemas.microsoft.com/office/drawing/2016/ink" xmlns:cx8="http://schemas.microsoft.com/office/drawing/2016/5/14/chartex" xmlns:cx7="http://schemas.microsoft.com/office/drawing/2016/5/13/chartex" xmlns:cx6="http://schemas.microsoft.com/office/drawing/2016/5/12/chartex" xmlns:cx5="http://schemas.microsoft.com/office/drawing/2016/5/11/chartex" xmlns:cx4="http://schemas.microsoft.com/office/drawing/2016/5/10/chartex" xmlns:cx3="http://schemas.microsoft.com/office/drawing/2016/5/9/chartex" xmlns:cx2="http://schemas.microsoft.com/office/drawing/2015/10/21/chartex" xmlns:cx1="http://schemas.microsoft.com/office/drawing/2015/9/8/chartex">
+        <mc:Fallback>
           <w:pict>
             <v:shapetype w14:anchorId="6A6AF9A3" id="_x0000_t202" coordsize="21600,21600" o:spt="202" path="m,l,21600r21600,l21600,xe">
               <v:stroke joinstyle="miter"/>
               <v:path gradientshapeok="t" o:connecttype="rect"/>
             </v:shapetype>
-            <v:shape id="Text Box 8" o:spid="_x0000_s1035" type="#_x0000_t202" alt="Restricted - مقيد " style="position:absolute;left:0;text-align:left;margin-left:0;margin-top:0;width:84.4pt;height:32.1pt;z-index:251662336;visibility:visible;mso-wrap-style:none;mso-wrap-distance-left:0;mso-wrap-distance-top:0;mso-wrap-distance-right:0;mso-wrap-distance-bottom:0;mso-position-horizontal:left;mso-position-horizontal-relative:page;mso-position-vertical:bottom;mso-position-vertical-relative:page;v-text-anchor:bottom" o:gfxdata="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" filled="f" stroked="f">
+            <v:shape id="Text Box 8" o:spid="_x0000_s1035" type="#_x0000_t202" alt="Restricted - مقيد " style="position:absolute;left:0;text-align:left;margin-left:0;margin-top:0;width:84.4pt;height:32.1pt;z-index:251662336;visibility:visible;mso-wrap-style:none;mso-wrap-distance-left:0;mso-wrap-distance-top:0;mso-wrap-distance-right:0;mso-wrap-distance-bottom:0;mso-position-horizontal:left;mso-position-horizontal-relative:page;mso-position-vertical:bottom;mso-position-vertical-relative:page;v-text-anchor:bottom" o:gfxdata="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" filled="f" stroked="f">
               <v:textbox style="mso-fit-shape-to-text:t" inset="20pt,0,0,15pt">
                 <w:txbxContent>
                   <w:p>
@@ -6271,7 +10182,7 @@
                     </w:r>
                     <w:r>
                       <w:rPr>
-                        <w:rFonts w:ascii="Aptos" w:eastAsia="Aptos" w:hAnsi="Aptos" w:cs="Aptos"/>
+                        <w:rFonts w:ascii="Aptos" w:eastAsia="Aptos" w:hAnsi="Aptos" w:cs="Times New Roman"/>
                         <w:noProof/>
                         <w:color w:val="000000"/>
                         <w:rtl/>
@@ -6599,7 +10510,7 @@
             </wp:anchor>
           </w:drawing>
         </mc:Choice>
-        <mc:Fallback xmlns:w16du="http://schemas.microsoft.com/office/word/2023/wordml/word16du" xmlns:w16sdtfl="http://schemas.microsoft.com/office/word/2024/wordml/sdtformatlock" xmlns:w16sdtdh="http://schemas.microsoft.com/office/word/2020/wordml/sdtdatahash" xmlns:w16="http://schemas.microsoft.com/office/word/2018/wordml" xmlns:w16cid="http://schemas.microsoft.com/office/word/2016/wordml/cid" xmlns:w16cex="http://schemas.microsoft.com/office/word/2018/wordml/cex" xmlns:w16cei="http://schemas.microsoft.com/office/word/2026/wordml/cei" xmlns:oel="http://schemas.microsoft.com/office/2019/extlst" xmlns:am3d="http://schemas.microsoft.com/office/drawing/2017/model3d" xmlns:aink="http://schemas.microsoft.com/office/drawing/2016/ink" xmlns:cx8="http://schemas.microsoft.com/office/drawing/2016/5/14/chartex" xmlns:cx7="http://schemas.microsoft.com/office/drawing/2016/5/13/chartex" xmlns:cx6="http://schemas.microsoft.com/office/drawing/2016/5/12/chartex" xmlns:cx5="http://schemas.microsoft.com/office/drawing/2016/5/11/chartex" xmlns:cx4="http://schemas.microsoft.com/office/drawing/2016/5/10/chartex" xmlns:cx3="http://schemas.microsoft.com/office/drawing/2016/5/9/chartex" xmlns:cx2="http://schemas.microsoft.com/office/drawing/2015/10/21/chartex" xmlns:cx1="http://schemas.microsoft.com/office/drawing/2015/9/8/chartex">
+        <mc:Fallback xmlns:cx1="http://schemas.microsoft.com/office/drawing/2015/9/8/chartex" xmlns:cx2="http://schemas.microsoft.com/office/drawing/2015/10/21/chartex" xmlns:cx3="http://schemas.microsoft.com/office/drawing/2016/5/9/chartex" xmlns:cx4="http://schemas.microsoft.com/office/drawing/2016/5/10/chartex" xmlns:cx5="http://schemas.microsoft.com/office/drawing/2016/5/11/chartex" xmlns:cx6="http://schemas.microsoft.com/office/drawing/2016/5/12/chartex" xmlns:cx7="http://schemas.microsoft.com/office/drawing/2016/5/13/chartex" xmlns:cx8="http://schemas.microsoft.com/office/drawing/2016/5/14/chartex" xmlns:aink="http://schemas.microsoft.com/office/drawing/2016/ink" xmlns:am3d="http://schemas.microsoft.com/office/drawing/2017/model3d" xmlns:oel="http://schemas.microsoft.com/office/2019/extlst" xmlns:w16cei="http://schemas.microsoft.com/office/word/2026/wordml/cei" xmlns:w16cex="http://schemas.microsoft.com/office/word/2018/wordml/cex" xmlns:w16cid="http://schemas.microsoft.com/office/word/2016/wordml/cid" xmlns:w16="http://schemas.microsoft.com/office/word/2018/wordml" xmlns:w16sdtdh="http://schemas.microsoft.com/office/word/2020/wordml/sdtdatahash" xmlns:w16sdtfl="http://schemas.microsoft.com/office/word/2024/wordml/sdtformatlock" xmlns:w16du="http://schemas.microsoft.com/office/word/2023/wordml/word16du">
           <w:pict>
             <v:line w14:anchorId="04400D3D" id="Straight Connector 6" o:spid="_x0000_s1026" style="position:absolute;z-index:251660288;visibility:visible;mso-wrap-style:square;mso-width-percent:0;mso-height-percent:0;mso-wrap-distance-left:9pt;mso-wrap-distance-top:-3e-5mm;mso-wrap-distance-right:9pt;mso-wrap-distance-bottom:-3e-5mm;mso-position-horizontal:absolute;mso-position-horizontal-relative:text;mso-position-vertical:absolute;mso-position-vertical-relative:text;mso-width-percent:0;mso-height-percent:0;mso-width-relative:page;mso-height-relative:page" from="-68.95pt,-666.45pt" to="489.05pt,-666.45pt" o:gfxdata="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" strokecolor="#4f81bd" strokeweight="2pt">
               <v:shadow on="t" opacity="24903f" origin=",.5" offset="0,.55556mm"/>
@@ -6659,7 +10570,7 @@
             <w:fldChar w:fldCharType="separate"/>
           </w:r>
           <w:r>
-            <w:t>07</w:t>
+            <w:t>03</w:t>
           </w:r>
           <w:r>
             <w:fldChar w:fldCharType="end"/>
@@ -6710,7 +10621,7 @@
             <w:rPr>
               <w:noProof/>
             </w:rPr>
-            <w:instrText>Deliverables</w:instrText>
+            <w:instrText>Task 1 – Database Design (6 Marks)</w:instrText>
           </w:r>
           <w:r>
             <w:rPr>
@@ -6743,7 +10654,7 @@
             <w:rPr>
               <w:noProof/>
             </w:rPr>
-            <w:instrText>Deliverables</w:instrText>
+            <w:instrText>Task 1 – Database Design (6 Marks)</w:instrText>
           </w:r>
           <w:r>
             <w:rPr>
@@ -6761,7 +10672,7 @@
             <w:rPr>
               <w:noProof/>
             </w:rPr>
-            <w:t xml:space="preserve">Deliverables </w:t>
+            <w:t xml:space="preserve">Task 1 – Database Design (6 Marks) </w:t>
           </w:r>
           <w:r>
             <w:fldChar w:fldCharType="end"/>
@@ -11744,6 +15655,7 @@
     <w:rsid w:val="002C763B"/>
     <w:rsid w:val="00324ACF"/>
     <w:rsid w:val="00351A43"/>
+    <w:rsid w:val="00461B18"/>
     <w:rsid w:val="004A7EE6"/>
     <w:rsid w:val="004E5C8C"/>
     <w:rsid w:val="005443A0"/>
@@ -12643,7 +16555,7 @@
 </file>
 
 <file path=customXml/itemProps3.xml><?xml version="1.0" encoding="utf-8"?>
-<ds:datastoreItem xmlns:ds="http://schemas.openxmlformats.org/officeDocument/2006/customXml" ds:itemID="{34AB9000-4A26-4481-A8AF-5093E576A583}">
+<ds:datastoreItem xmlns:ds="http://schemas.openxmlformats.org/officeDocument/2006/customXml" ds:itemID="{0FDA90C2-E837-418D-8420-81D512EB90EE}">
   <ds:schemaRefs>
     <ds:schemaRef ds:uri="http://schemas.openxmlformats.org/officeDocument/2006/bibliography"/>
   </ds:schemaRefs>

--- a/IT244 -#5- Project.docx
+++ b/IT244 -#5- Project.docx
@@ -4848,23 +4848,13 @@
           <w:szCs w:val="24"/>
         </w:rPr>
       </w:pPr>
-      <w:bookmarkStart w:id="5" w:name="_GoBack"/>
-      <w:r>
-        <w:rPr>
-          <w:rFonts w:ascii="Times New Roman" w:hAnsi="Times New Roman" w:cs="Times New Roman"/>
-          <w:sz w:val="24"/>
-          <w:szCs w:val="24"/>
-        </w:rPr>
-        <w:t xml:space="preserve">Design a complete database </w:t>
-      </w:r>
-      <w:bookmarkEnd w:id="5"/>
-      <w:r>
-        <w:rPr>
-          <w:rFonts w:ascii="Times New Roman" w:hAnsi="Times New Roman" w:cs="Times New Roman"/>
-          <w:sz w:val="24"/>
-          <w:szCs w:val="24"/>
-        </w:rPr>
-        <w:t>for the clinic that includes at least six entities such as Patients, Doctors, Appointments, Treatments, Medicines, Payments, or any other appropriate entities.</w:t>
+      <w:r>
+        <w:rPr>
+          <w:rFonts w:ascii="Times New Roman" w:hAnsi="Times New Roman" w:cs="Times New Roman"/>
+          <w:sz w:val="24"/>
+          <w:szCs w:val="24"/>
+        </w:rPr>
+        <w:t>Design a complete database for the clinic that includes at least six entities such as Patients, Doctors, Appointments, Treatments, Medicines, Payments, or any other appropriate entities.</w:t>
       </w:r>
     </w:p>
     <w:p>
@@ -5002,7 +4992,7 @@
           <w:bCs/>
         </w:rPr>
       </w:pPr>
-      <w:bookmarkStart w:id="6" w:name="_Hlk235258935"/>
+      <w:bookmarkStart w:id="5" w:name="_Hlk235258935"/>
       <w:r>
         <w:rPr>
           <w:b/>
@@ -5033,15 +5023,11 @@
     <w:p>
       <w:pPr>
         <w:pStyle w:val="IT"/>
-        <w:rPr>
-          <w:lang/>
-        </w:rPr>
       </w:pPr>
       <w:r>
         <w:rPr>
           <w:b/>
           <w:bCs/>
-          <w:lang/>
         </w:rPr>
         <w:t>Smart Clinic Database Design</w:t>
       </w:r>
@@ -5049,29 +5035,19 @@
     <w:p>
       <w:pPr>
         <w:pStyle w:val="IT"/>
-        <w:rPr>
-          <w:lang/>
-        </w:rPr>
-      </w:pPr>
-      <w:r>
-        <w:rPr>
-          <w:lang/>
-        </w:rPr>
+      </w:pPr>
+      <w:r>
         <w:t>The database contains six related entities: Patients, Doctors, Appointments, Medicines, Treatments, and Payments. It supports patient registration, appointment scheduling, treatment documentation, medicine recording, and payment tracking.</w:t>
       </w:r>
     </w:p>
     <w:p>
       <w:pPr>
         <w:pStyle w:val="IT"/>
-        <w:rPr>
-          <w:lang/>
-        </w:rPr>
       </w:pPr>
       <w:r>
         <w:rPr>
           <w:b/>
           <w:bCs/>
-          <w:lang/>
         </w:rPr>
         <w:t>1. Patients</w:t>
       </w:r>
@@ -5079,14 +5055,8 @@
     <w:p>
       <w:pPr>
         <w:pStyle w:val="IT"/>
-        <w:rPr>
-          <w:lang/>
-        </w:rPr>
-      </w:pPr>
-      <w:r>
-        <w:rPr>
-          <w:lang/>
-        </w:rPr>
+      </w:pPr>
+      <w:r>
         <w:t>Stores the personal and contact information of each clinic patient.</w:t>
       </w:r>
     </w:p>
@@ -5114,14 +5084,8 @@
           <w:p>
             <w:pPr>
               <w:pStyle w:val="IT"/>
-              <w:rPr>
-                <w:lang/>
-              </w:rPr>
-            </w:pPr>
-            <w:r>
-              <w:rPr>
-                <w:lang/>
-              </w:rPr>
+            </w:pPr>
+            <w:r>
               <w:t>Attribute</w:t>
             </w:r>
           </w:p>
@@ -5135,14 +5099,8 @@
             <w:pPr>
               <w:pStyle w:val="IT"/>
               <w:cnfStyle w:val="100000000000" w:firstRow="1" w:lastRow="0" w:firstColumn="0" w:lastColumn="0" w:oddVBand="0" w:evenVBand="0" w:oddHBand="0" w:evenHBand="0" w:firstRowFirstColumn="0" w:firstRowLastColumn="0" w:lastRowFirstColumn="0" w:lastRowLastColumn="0"/>
-              <w:rPr>
-                <w:lang/>
-              </w:rPr>
-            </w:pPr>
-            <w:r>
-              <w:rPr>
-                <w:lang/>
-              </w:rPr>
+            </w:pPr>
+            <w:r>
               <w:t>Data Type</w:t>
             </w:r>
           </w:p>
@@ -5156,14 +5114,8 @@
             <w:pPr>
               <w:pStyle w:val="IT"/>
               <w:cnfStyle w:val="100000000000" w:firstRow="1" w:lastRow="0" w:firstColumn="0" w:lastColumn="0" w:oddVBand="0" w:evenVBand="0" w:oddHBand="0" w:evenHBand="0" w:firstRowFirstColumn="0" w:firstRowLastColumn="0" w:lastRowFirstColumn="0" w:lastRowLastColumn="0"/>
-              <w:rPr>
-                <w:lang/>
-              </w:rPr>
-            </w:pPr>
-            <w:r>
-              <w:rPr>
-                <w:lang/>
-              </w:rPr>
+            </w:pPr>
+            <w:r>
               <w:t>Constraint</w:t>
             </w:r>
           </w:p>
@@ -5182,14 +5134,8 @@
           <w:p>
             <w:pPr>
               <w:pStyle w:val="IT"/>
-              <w:rPr>
-                <w:lang/>
-              </w:rPr>
-            </w:pPr>
-            <w:r>
-              <w:rPr>
-                <w:lang/>
-              </w:rPr>
+            </w:pPr>
+            <w:r>
               <w:t>patient_id</w:t>
             </w:r>
           </w:p>
@@ -5203,14 +5149,8 @@
             <w:pPr>
               <w:pStyle w:val="IT"/>
               <w:cnfStyle w:val="000000100000" w:firstRow="0" w:lastRow="0" w:firstColumn="0" w:lastColumn="0" w:oddVBand="0" w:evenVBand="0" w:oddHBand="1" w:evenHBand="0" w:firstRowFirstColumn="0" w:firstRowLastColumn="0" w:lastRowFirstColumn="0" w:lastRowLastColumn="0"/>
-              <w:rPr>
-                <w:lang/>
-              </w:rPr>
-            </w:pPr>
-            <w:r>
-              <w:rPr>
-                <w:lang/>
-              </w:rPr>
+            </w:pPr>
+            <w:r>
               <w:t>INT</w:t>
             </w:r>
           </w:p>
@@ -5224,14 +5164,8 @@
             <w:pPr>
               <w:pStyle w:val="IT"/>
               <w:cnfStyle w:val="000000100000" w:firstRow="0" w:lastRow="0" w:firstColumn="0" w:lastColumn="0" w:oddVBand="0" w:evenVBand="0" w:oddHBand="1" w:evenHBand="0" w:firstRowFirstColumn="0" w:firstRowLastColumn="0" w:lastRowFirstColumn="0" w:lastRowLastColumn="0"/>
-              <w:rPr>
-                <w:lang/>
-              </w:rPr>
-            </w:pPr>
-            <w:r>
-              <w:rPr>
-                <w:lang/>
-              </w:rPr>
+            </w:pPr>
+            <w:r>
               <w:t>Primary key, auto-increment</w:t>
             </w:r>
           </w:p>
@@ -5247,14 +5181,8 @@
           <w:p>
             <w:pPr>
               <w:pStyle w:val="IT"/>
-              <w:rPr>
-                <w:lang/>
-              </w:rPr>
-            </w:pPr>
-            <w:r>
-              <w:rPr>
-                <w:lang/>
-              </w:rPr>
+            </w:pPr>
+            <w:r>
               <w:t>first_name</w:t>
             </w:r>
           </w:p>
@@ -5268,14 +5196,8 @@
             <w:pPr>
               <w:pStyle w:val="IT"/>
               <w:cnfStyle w:val="000000000000" w:firstRow="0" w:lastRow="0" w:firstColumn="0" w:lastColumn="0" w:oddVBand="0" w:evenVBand="0" w:oddHBand="0" w:evenHBand="0" w:firstRowFirstColumn="0" w:firstRowLastColumn="0" w:lastRowFirstColumn="0" w:lastRowLastColumn="0"/>
-              <w:rPr>
-                <w:lang/>
-              </w:rPr>
-            </w:pPr>
-            <w:r>
-              <w:rPr>
-                <w:lang/>
-              </w:rPr>
+            </w:pPr>
+            <w:r>
               <w:t>VARCHAR(50)</w:t>
             </w:r>
           </w:p>
@@ -5289,14 +5211,8 @@
             <w:pPr>
               <w:pStyle w:val="IT"/>
               <w:cnfStyle w:val="000000000000" w:firstRow="0" w:lastRow="0" w:firstColumn="0" w:lastColumn="0" w:oddVBand="0" w:evenVBand="0" w:oddHBand="0" w:evenHBand="0" w:firstRowFirstColumn="0" w:firstRowLastColumn="0" w:lastRowFirstColumn="0" w:lastRowLastColumn="0"/>
-              <w:rPr>
-                <w:lang/>
-              </w:rPr>
-            </w:pPr>
-            <w:r>
-              <w:rPr>
-                <w:lang/>
-              </w:rPr>
+            </w:pPr>
+            <w:r>
               <w:t>Not null</w:t>
             </w:r>
           </w:p>
@@ -5315,14 +5231,8 @@
           <w:p>
             <w:pPr>
               <w:pStyle w:val="IT"/>
-              <w:rPr>
-                <w:lang/>
-              </w:rPr>
-            </w:pPr>
-            <w:r>
-              <w:rPr>
-                <w:lang/>
-              </w:rPr>
+            </w:pPr>
+            <w:r>
               <w:t>last_name</w:t>
             </w:r>
           </w:p>
@@ -5336,14 +5246,8 @@
             <w:pPr>
               <w:pStyle w:val="IT"/>
               <w:cnfStyle w:val="000000100000" w:firstRow="0" w:lastRow="0" w:firstColumn="0" w:lastColumn="0" w:oddVBand="0" w:evenVBand="0" w:oddHBand="1" w:evenHBand="0" w:firstRowFirstColumn="0" w:firstRowLastColumn="0" w:lastRowFirstColumn="0" w:lastRowLastColumn="0"/>
-              <w:rPr>
-                <w:lang/>
-              </w:rPr>
-            </w:pPr>
-            <w:r>
-              <w:rPr>
-                <w:lang/>
-              </w:rPr>
+            </w:pPr>
+            <w:r>
               <w:t>VARCHAR(50)</w:t>
             </w:r>
           </w:p>
@@ -5357,14 +5261,8 @@
             <w:pPr>
               <w:pStyle w:val="IT"/>
               <w:cnfStyle w:val="000000100000" w:firstRow="0" w:lastRow="0" w:firstColumn="0" w:lastColumn="0" w:oddVBand="0" w:evenVBand="0" w:oddHBand="1" w:evenHBand="0" w:firstRowFirstColumn="0" w:firstRowLastColumn="0" w:lastRowFirstColumn="0" w:lastRowLastColumn="0"/>
-              <w:rPr>
-                <w:lang/>
-              </w:rPr>
-            </w:pPr>
-            <w:r>
-              <w:rPr>
-                <w:lang/>
-              </w:rPr>
+            </w:pPr>
+            <w:r>
               <w:t>Not null</w:t>
             </w:r>
           </w:p>
@@ -5380,14 +5278,8 @@
           <w:p>
             <w:pPr>
               <w:pStyle w:val="IT"/>
-              <w:rPr>
-                <w:lang/>
-              </w:rPr>
-            </w:pPr>
-            <w:r>
-              <w:rPr>
-                <w:lang/>
-              </w:rPr>
+            </w:pPr>
+            <w:r>
               <w:t>gender</w:t>
             </w:r>
           </w:p>
@@ -5401,14 +5293,8 @@
             <w:pPr>
               <w:pStyle w:val="IT"/>
               <w:cnfStyle w:val="000000000000" w:firstRow="0" w:lastRow="0" w:firstColumn="0" w:lastColumn="0" w:oddVBand="0" w:evenVBand="0" w:oddHBand="0" w:evenHBand="0" w:firstRowFirstColumn="0" w:firstRowLastColumn="0" w:lastRowFirstColumn="0" w:lastRowLastColumn="0"/>
-              <w:rPr>
-                <w:lang/>
-              </w:rPr>
-            </w:pPr>
-            <w:r>
-              <w:rPr>
-                <w:lang/>
-              </w:rPr>
+            </w:pPr>
+            <w:r>
               <w:t>ENUM</w:t>
             </w:r>
           </w:p>
@@ -5422,14 +5308,8 @@
             <w:pPr>
               <w:pStyle w:val="IT"/>
               <w:cnfStyle w:val="000000000000" w:firstRow="0" w:lastRow="0" w:firstColumn="0" w:lastColumn="0" w:oddVBand="0" w:evenVBand="0" w:oddHBand="0" w:evenHBand="0" w:firstRowFirstColumn="0" w:firstRowLastColumn="0" w:lastRowFirstColumn="0" w:lastRowLastColumn="0"/>
-              <w:rPr>
-                <w:lang/>
-              </w:rPr>
-            </w:pPr>
-            <w:r>
-              <w:rPr>
-                <w:lang/>
-              </w:rPr>
+            </w:pPr>
+            <w:r>
               <w:t>Not null</w:t>
             </w:r>
           </w:p>
@@ -5448,14 +5328,8 @@
           <w:p>
             <w:pPr>
               <w:pStyle w:val="IT"/>
-              <w:rPr>
-                <w:lang/>
-              </w:rPr>
-            </w:pPr>
-            <w:r>
-              <w:rPr>
-                <w:lang/>
-              </w:rPr>
+            </w:pPr>
+            <w:r>
               <w:t>date_of_birth</w:t>
             </w:r>
           </w:p>
@@ -5469,14 +5343,8 @@
             <w:pPr>
               <w:pStyle w:val="IT"/>
               <w:cnfStyle w:val="000000100000" w:firstRow="0" w:lastRow="0" w:firstColumn="0" w:lastColumn="0" w:oddVBand="0" w:evenVBand="0" w:oddHBand="1" w:evenHBand="0" w:firstRowFirstColumn="0" w:firstRowLastColumn="0" w:lastRowFirstColumn="0" w:lastRowLastColumn="0"/>
-              <w:rPr>
-                <w:lang/>
-              </w:rPr>
-            </w:pPr>
-            <w:r>
-              <w:rPr>
-                <w:lang/>
-              </w:rPr>
+            </w:pPr>
+            <w:r>
               <w:t>DATE</w:t>
             </w:r>
           </w:p>
@@ -5490,14 +5358,8 @@
             <w:pPr>
               <w:pStyle w:val="IT"/>
               <w:cnfStyle w:val="000000100000" w:firstRow="0" w:lastRow="0" w:firstColumn="0" w:lastColumn="0" w:oddVBand="0" w:evenVBand="0" w:oddHBand="1" w:evenHBand="0" w:firstRowFirstColumn="0" w:firstRowLastColumn="0" w:lastRowFirstColumn="0" w:lastRowLastColumn="0"/>
-              <w:rPr>
-                <w:lang/>
-              </w:rPr>
-            </w:pPr>
-            <w:r>
-              <w:rPr>
-                <w:lang/>
-              </w:rPr>
+            </w:pPr>
+            <w:r>
               <w:t>Not null</w:t>
             </w:r>
           </w:p>
@@ -5513,14 +5375,8 @@
           <w:p>
             <w:pPr>
               <w:pStyle w:val="IT"/>
-              <w:rPr>
-                <w:lang/>
-              </w:rPr>
-            </w:pPr>
-            <w:r>
-              <w:rPr>
-                <w:lang/>
-              </w:rPr>
+            </w:pPr>
+            <w:r>
               <w:lastRenderedPageBreak/>
               <w:t>phone</w:t>
             </w:r>
@@ -5535,14 +5391,8 @@
             <w:pPr>
               <w:pStyle w:val="IT"/>
               <w:cnfStyle w:val="000000000000" w:firstRow="0" w:lastRow="0" w:firstColumn="0" w:lastColumn="0" w:oddVBand="0" w:evenVBand="0" w:oddHBand="0" w:evenHBand="0" w:firstRowFirstColumn="0" w:firstRowLastColumn="0" w:lastRowFirstColumn="0" w:lastRowLastColumn="0"/>
-              <w:rPr>
-                <w:lang/>
-              </w:rPr>
-            </w:pPr>
-            <w:r>
-              <w:rPr>
-                <w:lang/>
-              </w:rPr>
+            </w:pPr>
+            <w:r>
               <w:t>VARCHAR(20)</w:t>
             </w:r>
           </w:p>
@@ -5556,14 +5406,8 @@
             <w:pPr>
               <w:pStyle w:val="IT"/>
               <w:cnfStyle w:val="000000000000" w:firstRow="0" w:lastRow="0" w:firstColumn="0" w:lastColumn="0" w:oddVBand="0" w:evenVBand="0" w:oddHBand="0" w:evenHBand="0" w:firstRowFirstColumn="0" w:firstRowLastColumn="0" w:lastRowFirstColumn="0" w:lastRowLastColumn="0"/>
-              <w:rPr>
-                <w:lang/>
-              </w:rPr>
-            </w:pPr>
-            <w:r>
-              <w:rPr>
-                <w:lang/>
-              </w:rPr>
+            </w:pPr>
+            <w:r>
               <w:t>Unique, not null</w:t>
             </w:r>
           </w:p>
@@ -5582,14 +5426,8 @@
           <w:p>
             <w:pPr>
               <w:pStyle w:val="IT"/>
-              <w:rPr>
-                <w:lang/>
-              </w:rPr>
-            </w:pPr>
-            <w:r>
-              <w:rPr>
-                <w:lang/>
-              </w:rPr>
+            </w:pPr>
+            <w:r>
               <w:t>email</w:t>
             </w:r>
           </w:p>
@@ -5603,14 +5441,8 @@
             <w:pPr>
               <w:pStyle w:val="IT"/>
               <w:cnfStyle w:val="000000100000" w:firstRow="0" w:lastRow="0" w:firstColumn="0" w:lastColumn="0" w:oddVBand="0" w:evenVBand="0" w:oddHBand="1" w:evenHBand="0" w:firstRowFirstColumn="0" w:firstRowLastColumn="0" w:lastRowFirstColumn="0" w:lastRowLastColumn="0"/>
-              <w:rPr>
-                <w:lang/>
-              </w:rPr>
-            </w:pPr>
-            <w:r>
-              <w:rPr>
-                <w:lang/>
-              </w:rPr>
+            </w:pPr>
+            <w:r>
               <w:t>VARCHAR(100)</w:t>
             </w:r>
           </w:p>
@@ -5624,14 +5456,8 @@
             <w:pPr>
               <w:pStyle w:val="IT"/>
               <w:cnfStyle w:val="000000100000" w:firstRow="0" w:lastRow="0" w:firstColumn="0" w:lastColumn="0" w:oddVBand="0" w:evenVBand="0" w:oddHBand="1" w:evenHBand="0" w:firstRowFirstColumn="0" w:firstRowLastColumn="0" w:lastRowFirstColumn="0" w:lastRowLastColumn="0"/>
-              <w:rPr>
-                <w:lang/>
-              </w:rPr>
-            </w:pPr>
-            <w:r>
-              <w:rPr>
-                <w:lang/>
-              </w:rPr>
+            </w:pPr>
+            <w:r>
               <w:t>Unique</w:t>
             </w:r>
           </w:p>
@@ -5647,14 +5473,8 @@
           <w:p>
             <w:pPr>
               <w:pStyle w:val="IT"/>
-              <w:rPr>
-                <w:lang/>
-              </w:rPr>
-            </w:pPr>
-            <w:r>
-              <w:rPr>
-                <w:lang/>
-              </w:rPr>
+            </w:pPr>
+            <w:r>
               <w:t>address</w:t>
             </w:r>
           </w:p>
@@ -5668,14 +5488,8 @@
             <w:pPr>
               <w:pStyle w:val="IT"/>
               <w:cnfStyle w:val="000000000000" w:firstRow="0" w:lastRow="0" w:firstColumn="0" w:lastColumn="0" w:oddVBand="0" w:evenVBand="0" w:oddHBand="0" w:evenHBand="0" w:firstRowFirstColumn="0" w:firstRowLastColumn="0" w:lastRowFirstColumn="0" w:lastRowLastColumn="0"/>
-              <w:rPr>
-                <w:lang/>
-              </w:rPr>
-            </w:pPr>
-            <w:r>
-              <w:rPr>
-                <w:lang/>
-              </w:rPr>
+            </w:pPr>
+            <w:r>
               <w:t>VARCHAR(200)</w:t>
             </w:r>
           </w:p>
@@ -5689,14 +5503,8 @@
             <w:pPr>
               <w:pStyle w:val="IT"/>
               <w:cnfStyle w:val="000000000000" w:firstRow="0" w:lastRow="0" w:firstColumn="0" w:lastColumn="0" w:oddVBand="0" w:evenVBand="0" w:oddHBand="0" w:evenHBand="0" w:firstRowFirstColumn="0" w:firstRowLastColumn="0" w:lastRowFirstColumn="0" w:lastRowLastColumn="0"/>
-              <w:rPr>
-                <w:lang/>
-              </w:rPr>
-            </w:pPr>
-            <w:r>
-              <w:rPr>
-                <w:lang/>
-              </w:rPr>
+            </w:pPr>
+            <w:r>
               <w:t>Optional</w:t>
             </w:r>
           </w:p>
@@ -5715,14 +5523,8 @@
           <w:p>
             <w:pPr>
               <w:pStyle w:val="IT"/>
-              <w:rPr>
-                <w:lang/>
-              </w:rPr>
-            </w:pPr>
-            <w:r>
-              <w:rPr>
-                <w:lang/>
-              </w:rPr>
+            </w:pPr>
+            <w:r>
               <w:t>blood_type</w:t>
             </w:r>
           </w:p>
@@ -5736,14 +5538,8 @@
             <w:pPr>
               <w:pStyle w:val="IT"/>
               <w:cnfStyle w:val="000000100000" w:firstRow="0" w:lastRow="0" w:firstColumn="0" w:lastColumn="0" w:oddVBand="0" w:evenVBand="0" w:oddHBand="1" w:evenHBand="0" w:firstRowFirstColumn="0" w:firstRowLastColumn="0" w:lastRowFirstColumn="0" w:lastRowLastColumn="0"/>
-              <w:rPr>
-                <w:lang/>
-              </w:rPr>
-            </w:pPr>
-            <w:r>
-              <w:rPr>
-                <w:lang/>
-              </w:rPr>
+            </w:pPr>
+            <w:r>
               <w:t>VARCHAR(5)</w:t>
             </w:r>
           </w:p>
@@ -5757,14 +5553,8 @@
             <w:pPr>
               <w:pStyle w:val="IT"/>
               <w:cnfStyle w:val="000000100000" w:firstRow="0" w:lastRow="0" w:firstColumn="0" w:lastColumn="0" w:oddVBand="0" w:evenVBand="0" w:oddHBand="1" w:evenHBand="0" w:firstRowFirstColumn="0" w:firstRowLastColumn="0" w:lastRowFirstColumn="0" w:lastRowLastColumn="0"/>
-              <w:rPr>
-                <w:lang/>
-              </w:rPr>
-            </w:pPr>
-            <w:r>
-              <w:rPr>
-                <w:lang/>
-              </w:rPr>
+            </w:pPr>
+            <w:r>
               <w:t>Optional</w:t>
             </w:r>
           </w:p>
@@ -5774,15 +5564,11 @@
     <w:p>
       <w:pPr>
         <w:pStyle w:val="IT"/>
-        <w:rPr>
-          <w:lang/>
-        </w:rPr>
       </w:pPr>
       <w:r>
         <w:rPr>
           <w:b/>
           <w:bCs/>
-          <w:lang/>
         </w:rPr>
         <w:t>2. Doctors</w:t>
       </w:r>
@@ -5790,14 +5576,8 @@
     <w:p>
       <w:pPr>
         <w:pStyle w:val="IT"/>
-        <w:rPr>
-          <w:lang/>
-        </w:rPr>
-      </w:pPr>
-      <w:r>
-        <w:rPr>
-          <w:lang/>
-        </w:rPr>
+      </w:pPr>
+      <w:r>
         <w:t>Stores information about the doctors employed by the clinic.</w:t>
       </w:r>
     </w:p>
@@ -5825,14 +5605,8 @@
           <w:p>
             <w:pPr>
               <w:pStyle w:val="IT"/>
-              <w:rPr>
-                <w:lang/>
-              </w:rPr>
-            </w:pPr>
-            <w:r>
-              <w:rPr>
-                <w:lang/>
-              </w:rPr>
+            </w:pPr>
+            <w:r>
               <w:t>Attribute</w:t>
             </w:r>
           </w:p>
@@ -5846,14 +5620,8 @@
             <w:pPr>
               <w:pStyle w:val="IT"/>
               <w:cnfStyle w:val="100000000000" w:firstRow="1" w:lastRow="0" w:firstColumn="0" w:lastColumn="0" w:oddVBand="0" w:evenVBand="0" w:oddHBand="0" w:evenHBand="0" w:firstRowFirstColumn="0" w:firstRowLastColumn="0" w:lastRowFirstColumn="0" w:lastRowLastColumn="0"/>
-              <w:rPr>
-                <w:lang/>
-              </w:rPr>
-            </w:pPr>
-            <w:r>
-              <w:rPr>
-                <w:lang/>
-              </w:rPr>
+            </w:pPr>
+            <w:r>
               <w:t>Data Type</w:t>
             </w:r>
           </w:p>
@@ -5867,14 +5635,8 @@
             <w:pPr>
               <w:pStyle w:val="IT"/>
               <w:cnfStyle w:val="100000000000" w:firstRow="1" w:lastRow="0" w:firstColumn="0" w:lastColumn="0" w:oddVBand="0" w:evenVBand="0" w:oddHBand="0" w:evenHBand="0" w:firstRowFirstColumn="0" w:firstRowLastColumn="0" w:lastRowFirstColumn="0" w:lastRowLastColumn="0"/>
-              <w:rPr>
-                <w:lang/>
-              </w:rPr>
-            </w:pPr>
-            <w:r>
-              <w:rPr>
-                <w:lang/>
-              </w:rPr>
+            </w:pPr>
+            <w:r>
               <w:t>Constraint</w:t>
             </w:r>
           </w:p>
@@ -5893,14 +5655,8 @@
           <w:p>
             <w:pPr>
               <w:pStyle w:val="IT"/>
-              <w:rPr>
-                <w:lang/>
-              </w:rPr>
-            </w:pPr>
-            <w:r>
-              <w:rPr>
-                <w:lang/>
-              </w:rPr>
+            </w:pPr>
+            <w:r>
               <w:t>doctor_id</w:t>
             </w:r>
           </w:p>
@@ -5914,14 +5670,8 @@
             <w:pPr>
               <w:pStyle w:val="IT"/>
               <w:cnfStyle w:val="000000100000" w:firstRow="0" w:lastRow="0" w:firstColumn="0" w:lastColumn="0" w:oddVBand="0" w:evenVBand="0" w:oddHBand="1" w:evenHBand="0" w:firstRowFirstColumn="0" w:firstRowLastColumn="0" w:lastRowFirstColumn="0" w:lastRowLastColumn="0"/>
-              <w:rPr>
-                <w:lang/>
-              </w:rPr>
-            </w:pPr>
-            <w:r>
-              <w:rPr>
-                <w:lang/>
-              </w:rPr>
+            </w:pPr>
+            <w:r>
               <w:t>INT</w:t>
             </w:r>
           </w:p>
@@ -5935,14 +5685,8 @@
             <w:pPr>
               <w:pStyle w:val="IT"/>
               <w:cnfStyle w:val="000000100000" w:firstRow="0" w:lastRow="0" w:firstColumn="0" w:lastColumn="0" w:oddVBand="0" w:evenVBand="0" w:oddHBand="1" w:evenHBand="0" w:firstRowFirstColumn="0" w:firstRowLastColumn="0" w:lastRowFirstColumn="0" w:lastRowLastColumn="0"/>
-              <w:rPr>
-                <w:lang/>
-              </w:rPr>
-            </w:pPr>
-            <w:r>
-              <w:rPr>
-                <w:lang/>
-              </w:rPr>
+            </w:pPr>
+            <w:r>
               <w:t>Primary key, auto-increment</w:t>
             </w:r>
           </w:p>
@@ -5958,14 +5702,8 @@
           <w:p>
             <w:pPr>
               <w:pStyle w:val="IT"/>
-              <w:rPr>
-                <w:lang/>
-              </w:rPr>
-            </w:pPr>
-            <w:r>
-              <w:rPr>
-                <w:lang/>
-              </w:rPr>
+            </w:pPr>
+            <w:r>
               <w:t>first_name</w:t>
             </w:r>
           </w:p>
@@ -5979,14 +5717,8 @@
             <w:pPr>
               <w:pStyle w:val="IT"/>
               <w:cnfStyle w:val="000000000000" w:firstRow="0" w:lastRow="0" w:firstColumn="0" w:lastColumn="0" w:oddVBand="0" w:evenVBand="0" w:oddHBand="0" w:evenHBand="0" w:firstRowFirstColumn="0" w:firstRowLastColumn="0" w:lastRowFirstColumn="0" w:lastRowLastColumn="0"/>
-              <w:rPr>
-                <w:lang/>
-              </w:rPr>
-            </w:pPr>
-            <w:r>
-              <w:rPr>
-                <w:lang/>
-              </w:rPr>
+            </w:pPr>
+            <w:r>
               <w:t>VARCHAR(50)</w:t>
             </w:r>
           </w:p>
@@ -6000,14 +5732,8 @@
             <w:pPr>
               <w:pStyle w:val="IT"/>
               <w:cnfStyle w:val="000000000000" w:firstRow="0" w:lastRow="0" w:firstColumn="0" w:lastColumn="0" w:oddVBand="0" w:evenVBand="0" w:oddHBand="0" w:evenHBand="0" w:firstRowFirstColumn="0" w:firstRowLastColumn="0" w:lastRowFirstColumn="0" w:lastRowLastColumn="0"/>
-              <w:rPr>
-                <w:lang/>
-              </w:rPr>
-            </w:pPr>
-            <w:r>
-              <w:rPr>
-                <w:lang/>
-              </w:rPr>
+            </w:pPr>
+            <w:r>
               <w:t>Not null</w:t>
             </w:r>
           </w:p>
@@ -6026,14 +5752,8 @@
           <w:p>
             <w:pPr>
               <w:pStyle w:val="IT"/>
-              <w:rPr>
-                <w:lang/>
-              </w:rPr>
-            </w:pPr>
-            <w:r>
-              <w:rPr>
-                <w:lang/>
-              </w:rPr>
+            </w:pPr>
+            <w:r>
               <w:t>last_name</w:t>
             </w:r>
           </w:p>
@@ -6047,14 +5767,8 @@
             <w:pPr>
               <w:pStyle w:val="IT"/>
               <w:cnfStyle w:val="000000100000" w:firstRow="0" w:lastRow="0" w:firstColumn="0" w:lastColumn="0" w:oddVBand="0" w:evenVBand="0" w:oddHBand="1" w:evenHBand="0" w:firstRowFirstColumn="0" w:firstRowLastColumn="0" w:lastRowFirstColumn="0" w:lastRowLastColumn="0"/>
-              <w:rPr>
-                <w:lang/>
-              </w:rPr>
-            </w:pPr>
-            <w:r>
-              <w:rPr>
-                <w:lang/>
-              </w:rPr>
+            </w:pPr>
+            <w:r>
               <w:t>VARCHAR(50)</w:t>
             </w:r>
           </w:p>
@@ -6068,14 +5782,8 @@
             <w:pPr>
               <w:pStyle w:val="IT"/>
               <w:cnfStyle w:val="000000100000" w:firstRow="0" w:lastRow="0" w:firstColumn="0" w:lastColumn="0" w:oddVBand="0" w:evenVBand="0" w:oddHBand="1" w:evenHBand="0" w:firstRowFirstColumn="0" w:firstRowLastColumn="0" w:lastRowFirstColumn="0" w:lastRowLastColumn="0"/>
-              <w:rPr>
-                <w:lang/>
-              </w:rPr>
-            </w:pPr>
-            <w:r>
-              <w:rPr>
-                <w:lang/>
-              </w:rPr>
+            </w:pPr>
+            <w:r>
               <w:t>Not null</w:t>
             </w:r>
           </w:p>
@@ -6091,14 +5799,8 @@
           <w:p>
             <w:pPr>
               <w:pStyle w:val="IT"/>
-              <w:rPr>
-                <w:lang/>
-              </w:rPr>
-            </w:pPr>
-            <w:r>
-              <w:rPr>
-                <w:lang/>
-              </w:rPr>
+            </w:pPr>
+            <w:r>
               <w:t>specialization</w:t>
             </w:r>
           </w:p>
@@ -6112,14 +5814,8 @@
             <w:pPr>
               <w:pStyle w:val="IT"/>
               <w:cnfStyle w:val="000000000000" w:firstRow="0" w:lastRow="0" w:firstColumn="0" w:lastColumn="0" w:oddVBand="0" w:evenVBand="0" w:oddHBand="0" w:evenHBand="0" w:firstRowFirstColumn="0" w:firstRowLastColumn="0" w:lastRowFirstColumn="0" w:lastRowLastColumn="0"/>
-              <w:rPr>
-                <w:lang/>
-              </w:rPr>
-            </w:pPr>
-            <w:r>
-              <w:rPr>
-                <w:lang/>
-              </w:rPr>
+            </w:pPr>
+            <w:r>
               <w:t>VARCHAR(100)</w:t>
             </w:r>
           </w:p>
@@ -6133,14 +5829,8 @@
             <w:pPr>
               <w:pStyle w:val="IT"/>
               <w:cnfStyle w:val="000000000000" w:firstRow="0" w:lastRow="0" w:firstColumn="0" w:lastColumn="0" w:oddVBand="0" w:evenVBand="0" w:oddHBand="0" w:evenHBand="0" w:firstRowFirstColumn="0" w:firstRowLastColumn="0" w:lastRowFirstColumn="0" w:lastRowLastColumn="0"/>
-              <w:rPr>
-                <w:lang/>
-              </w:rPr>
-            </w:pPr>
-            <w:r>
-              <w:rPr>
-                <w:lang/>
-              </w:rPr>
+            </w:pPr>
+            <w:r>
               <w:t>Not null</w:t>
             </w:r>
           </w:p>
@@ -6159,14 +5849,8 @@
           <w:p>
             <w:pPr>
               <w:pStyle w:val="IT"/>
-              <w:rPr>
-                <w:lang/>
-              </w:rPr>
-            </w:pPr>
-            <w:r>
-              <w:rPr>
-                <w:lang/>
-              </w:rPr>
+            </w:pPr>
+            <w:r>
               <w:t>phone</w:t>
             </w:r>
           </w:p>
@@ -6180,14 +5864,8 @@
             <w:pPr>
               <w:pStyle w:val="IT"/>
               <w:cnfStyle w:val="000000100000" w:firstRow="0" w:lastRow="0" w:firstColumn="0" w:lastColumn="0" w:oddVBand="0" w:evenVBand="0" w:oddHBand="1" w:evenHBand="0" w:firstRowFirstColumn="0" w:firstRowLastColumn="0" w:lastRowFirstColumn="0" w:lastRowLastColumn="0"/>
-              <w:rPr>
-                <w:lang/>
-              </w:rPr>
-            </w:pPr>
-            <w:r>
-              <w:rPr>
-                <w:lang/>
-              </w:rPr>
+            </w:pPr>
+            <w:r>
               <w:t>VARCHAR(20)</w:t>
             </w:r>
           </w:p>
@@ -6201,14 +5879,8 @@
             <w:pPr>
               <w:pStyle w:val="IT"/>
               <w:cnfStyle w:val="000000100000" w:firstRow="0" w:lastRow="0" w:firstColumn="0" w:lastColumn="0" w:oddVBand="0" w:evenVBand="0" w:oddHBand="1" w:evenHBand="0" w:firstRowFirstColumn="0" w:firstRowLastColumn="0" w:lastRowFirstColumn="0" w:lastRowLastColumn="0"/>
-              <w:rPr>
-                <w:lang/>
-              </w:rPr>
-            </w:pPr>
-            <w:r>
-              <w:rPr>
-                <w:lang/>
-              </w:rPr>
+            </w:pPr>
+            <w:r>
               <w:t>Unique, not null</w:t>
             </w:r>
           </w:p>
@@ -6224,14 +5896,8 @@
           <w:p>
             <w:pPr>
               <w:pStyle w:val="IT"/>
-              <w:rPr>
-                <w:lang/>
-              </w:rPr>
-            </w:pPr>
-            <w:r>
-              <w:rPr>
-                <w:lang/>
-              </w:rPr>
+            </w:pPr>
+            <w:r>
               <w:t>email</w:t>
             </w:r>
           </w:p>
@@ -6245,14 +5911,8 @@
             <w:pPr>
               <w:pStyle w:val="IT"/>
               <w:cnfStyle w:val="000000000000" w:firstRow="0" w:lastRow="0" w:firstColumn="0" w:lastColumn="0" w:oddVBand="0" w:evenVBand="0" w:oddHBand="0" w:evenHBand="0" w:firstRowFirstColumn="0" w:firstRowLastColumn="0" w:lastRowFirstColumn="0" w:lastRowLastColumn="0"/>
-              <w:rPr>
-                <w:lang/>
-              </w:rPr>
-            </w:pPr>
-            <w:r>
-              <w:rPr>
-                <w:lang/>
-              </w:rPr>
+            </w:pPr>
+            <w:r>
               <w:t>VARCHAR(100)</w:t>
             </w:r>
           </w:p>
@@ -6266,14 +5926,8 @@
             <w:pPr>
               <w:pStyle w:val="IT"/>
               <w:cnfStyle w:val="000000000000" w:firstRow="0" w:lastRow="0" w:firstColumn="0" w:lastColumn="0" w:oddVBand="0" w:evenVBand="0" w:oddHBand="0" w:evenHBand="0" w:firstRowFirstColumn="0" w:firstRowLastColumn="0" w:lastRowFirstColumn="0" w:lastRowLastColumn="0"/>
-              <w:rPr>
-                <w:lang/>
-              </w:rPr>
-            </w:pPr>
-            <w:r>
-              <w:rPr>
-                <w:lang/>
-              </w:rPr>
+            </w:pPr>
+            <w:r>
               <w:t>Unique, not null</w:t>
             </w:r>
           </w:p>
@@ -6292,14 +5946,8 @@
           <w:p>
             <w:pPr>
               <w:pStyle w:val="IT"/>
-              <w:rPr>
-                <w:lang/>
-              </w:rPr>
-            </w:pPr>
-            <w:r>
-              <w:rPr>
-                <w:lang/>
-              </w:rPr>
+            </w:pPr>
+            <w:r>
               <w:t>hire_date</w:t>
             </w:r>
           </w:p>
@@ -6313,14 +5961,8 @@
             <w:pPr>
               <w:pStyle w:val="IT"/>
               <w:cnfStyle w:val="000000100000" w:firstRow="0" w:lastRow="0" w:firstColumn="0" w:lastColumn="0" w:oddVBand="0" w:evenVBand="0" w:oddHBand="1" w:evenHBand="0" w:firstRowFirstColumn="0" w:firstRowLastColumn="0" w:lastRowFirstColumn="0" w:lastRowLastColumn="0"/>
-              <w:rPr>
-                <w:lang/>
-              </w:rPr>
-            </w:pPr>
-            <w:r>
-              <w:rPr>
-                <w:lang/>
-              </w:rPr>
+            </w:pPr>
+            <w:r>
               <w:t>DATE</w:t>
             </w:r>
           </w:p>
@@ -6334,14 +5976,8 @@
             <w:pPr>
               <w:pStyle w:val="IT"/>
               <w:cnfStyle w:val="000000100000" w:firstRow="0" w:lastRow="0" w:firstColumn="0" w:lastColumn="0" w:oddVBand="0" w:evenVBand="0" w:oddHBand="1" w:evenHBand="0" w:firstRowFirstColumn="0" w:firstRowLastColumn="0" w:lastRowFirstColumn="0" w:lastRowLastColumn="0"/>
-              <w:rPr>
-                <w:lang/>
-              </w:rPr>
-            </w:pPr>
-            <w:r>
-              <w:rPr>
-                <w:lang/>
-              </w:rPr>
+            </w:pPr>
+            <w:r>
               <w:t>Not null</w:t>
             </w:r>
           </w:p>
@@ -6351,15 +5987,11 @@
     <w:p>
       <w:pPr>
         <w:pStyle w:val="IT"/>
-        <w:rPr>
-          <w:lang/>
-        </w:rPr>
       </w:pPr>
       <w:r>
         <w:rPr>
           <w:b/>
           <w:bCs/>
-          <w:lang/>
         </w:rPr>
         <w:t>3. Appointments</w:t>
       </w:r>
@@ -6367,14 +5999,8 @@
     <w:p>
       <w:pPr>
         <w:pStyle w:val="IT"/>
-        <w:rPr>
-          <w:lang/>
-        </w:rPr>
-      </w:pPr>
-      <w:r>
-        <w:rPr>
-          <w:lang/>
-        </w:rPr>
+      </w:pPr>
+      <w:r>
         <w:t>Records appointments arranged between patients and doctors.</w:t>
       </w:r>
     </w:p>
@@ -6402,14 +6028,8 @@
           <w:p>
             <w:pPr>
               <w:pStyle w:val="IT"/>
-              <w:rPr>
-                <w:lang/>
-              </w:rPr>
-            </w:pPr>
-            <w:r>
-              <w:rPr>
-                <w:lang/>
-              </w:rPr>
+            </w:pPr>
+            <w:r>
               <w:t>Attribute</w:t>
             </w:r>
           </w:p>
@@ -6423,14 +6043,8 @@
             <w:pPr>
               <w:pStyle w:val="IT"/>
               <w:cnfStyle w:val="100000000000" w:firstRow="1" w:lastRow="0" w:firstColumn="0" w:lastColumn="0" w:oddVBand="0" w:evenVBand="0" w:oddHBand="0" w:evenHBand="0" w:firstRowFirstColumn="0" w:firstRowLastColumn="0" w:lastRowFirstColumn="0" w:lastRowLastColumn="0"/>
-              <w:rPr>
-                <w:lang/>
-              </w:rPr>
-            </w:pPr>
-            <w:r>
-              <w:rPr>
-                <w:lang/>
-              </w:rPr>
+            </w:pPr>
+            <w:r>
               <w:t>Data Type</w:t>
             </w:r>
           </w:p>
@@ -6444,14 +6058,8 @@
             <w:pPr>
               <w:pStyle w:val="IT"/>
               <w:cnfStyle w:val="100000000000" w:firstRow="1" w:lastRow="0" w:firstColumn="0" w:lastColumn="0" w:oddVBand="0" w:evenVBand="0" w:oddHBand="0" w:evenHBand="0" w:firstRowFirstColumn="0" w:firstRowLastColumn="0" w:lastRowFirstColumn="0" w:lastRowLastColumn="0"/>
-              <w:rPr>
-                <w:lang/>
-              </w:rPr>
-            </w:pPr>
-            <w:r>
-              <w:rPr>
-                <w:lang/>
-              </w:rPr>
+            </w:pPr>
+            <w:r>
               <w:t>Constraint</w:t>
             </w:r>
           </w:p>
@@ -6470,14 +6078,8 @@
           <w:p>
             <w:pPr>
               <w:pStyle w:val="IT"/>
-              <w:rPr>
-                <w:lang/>
-              </w:rPr>
-            </w:pPr>
-            <w:r>
-              <w:rPr>
-                <w:lang/>
-              </w:rPr>
+            </w:pPr>
+            <w:r>
               <w:t>appointment_id</w:t>
             </w:r>
           </w:p>
@@ -6491,14 +6093,8 @@
             <w:pPr>
               <w:pStyle w:val="IT"/>
               <w:cnfStyle w:val="000000100000" w:firstRow="0" w:lastRow="0" w:firstColumn="0" w:lastColumn="0" w:oddVBand="0" w:evenVBand="0" w:oddHBand="1" w:evenHBand="0" w:firstRowFirstColumn="0" w:firstRowLastColumn="0" w:lastRowFirstColumn="0" w:lastRowLastColumn="0"/>
-              <w:rPr>
-                <w:lang/>
-              </w:rPr>
-            </w:pPr>
-            <w:r>
-              <w:rPr>
-                <w:lang/>
-              </w:rPr>
+            </w:pPr>
+            <w:r>
               <w:t>INT</w:t>
             </w:r>
           </w:p>
@@ -6512,14 +6108,8 @@
             <w:pPr>
               <w:pStyle w:val="IT"/>
               <w:cnfStyle w:val="000000100000" w:firstRow="0" w:lastRow="0" w:firstColumn="0" w:lastColumn="0" w:oddVBand="0" w:evenVBand="0" w:oddHBand="1" w:evenHBand="0" w:firstRowFirstColumn="0" w:firstRowLastColumn="0" w:lastRowFirstColumn="0" w:lastRowLastColumn="0"/>
-              <w:rPr>
-                <w:lang/>
-              </w:rPr>
-            </w:pPr>
-            <w:r>
-              <w:rPr>
-                <w:lang/>
-              </w:rPr>
+            </w:pPr>
+            <w:r>
               <w:t>Primary key, auto-increment</w:t>
             </w:r>
           </w:p>
@@ -6535,14 +6125,8 @@
           <w:p>
             <w:pPr>
               <w:pStyle w:val="IT"/>
-              <w:rPr>
-                <w:lang/>
-              </w:rPr>
-            </w:pPr>
-            <w:r>
-              <w:rPr>
-                <w:lang/>
-              </w:rPr>
+            </w:pPr>
+            <w:r>
               <w:t>patient_id</w:t>
             </w:r>
           </w:p>
@@ -6556,14 +6140,8 @@
             <w:pPr>
               <w:pStyle w:val="IT"/>
               <w:cnfStyle w:val="000000000000" w:firstRow="0" w:lastRow="0" w:firstColumn="0" w:lastColumn="0" w:oddVBand="0" w:evenVBand="0" w:oddHBand="0" w:evenHBand="0" w:firstRowFirstColumn="0" w:firstRowLastColumn="0" w:lastRowFirstColumn="0" w:lastRowLastColumn="0"/>
-              <w:rPr>
-                <w:lang/>
-              </w:rPr>
-            </w:pPr>
-            <w:r>
-              <w:rPr>
-                <w:lang/>
-              </w:rPr>
+            </w:pPr>
+            <w:r>
               <w:t>INT</w:t>
             </w:r>
           </w:p>
@@ -6577,14 +6155,8 @@
             <w:pPr>
               <w:pStyle w:val="IT"/>
               <w:cnfStyle w:val="000000000000" w:firstRow="0" w:lastRow="0" w:firstColumn="0" w:lastColumn="0" w:oddVBand="0" w:evenVBand="0" w:oddHBand="0" w:evenHBand="0" w:firstRowFirstColumn="0" w:firstRowLastColumn="0" w:lastRowFirstColumn="0" w:lastRowLastColumn="0"/>
-              <w:rPr>
-                <w:lang/>
-              </w:rPr>
-            </w:pPr>
-            <w:r>
-              <w:rPr>
-                <w:lang/>
-              </w:rPr>
+            </w:pPr>
+            <w:r>
               <w:t>Foreign key</w:t>
             </w:r>
           </w:p>
@@ -6603,14 +6175,8 @@
           <w:p>
             <w:pPr>
               <w:pStyle w:val="IT"/>
-              <w:rPr>
-                <w:lang/>
-              </w:rPr>
-            </w:pPr>
-            <w:r>
-              <w:rPr>
-                <w:lang/>
-              </w:rPr>
+            </w:pPr>
+            <w:r>
               <w:t>doctor_id</w:t>
             </w:r>
           </w:p>
@@ -6624,14 +6190,8 @@
             <w:pPr>
               <w:pStyle w:val="IT"/>
               <w:cnfStyle w:val="000000100000" w:firstRow="0" w:lastRow="0" w:firstColumn="0" w:lastColumn="0" w:oddVBand="0" w:evenVBand="0" w:oddHBand="1" w:evenHBand="0" w:firstRowFirstColumn="0" w:firstRowLastColumn="0" w:lastRowFirstColumn="0" w:lastRowLastColumn="0"/>
-              <w:rPr>
-                <w:lang/>
-              </w:rPr>
-            </w:pPr>
-            <w:r>
-              <w:rPr>
-                <w:lang/>
-              </w:rPr>
+            </w:pPr>
+            <w:r>
               <w:t>INT</w:t>
             </w:r>
           </w:p>
@@ -6645,14 +6205,8 @@
             <w:pPr>
               <w:pStyle w:val="IT"/>
               <w:cnfStyle w:val="000000100000" w:firstRow="0" w:lastRow="0" w:firstColumn="0" w:lastColumn="0" w:oddVBand="0" w:evenVBand="0" w:oddHBand="1" w:evenHBand="0" w:firstRowFirstColumn="0" w:firstRowLastColumn="0" w:lastRowFirstColumn="0" w:lastRowLastColumn="0"/>
-              <w:rPr>
-                <w:lang/>
-              </w:rPr>
-            </w:pPr>
-            <w:r>
-              <w:rPr>
-                <w:lang/>
-              </w:rPr>
+            </w:pPr>
+            <w:r>
               <w:t>Foreign key</w:t>
             </w:r>
           </w:p>
@@ -6668,14 +6222,8 @@
           <w:p>
             <w:pPr>
               <w:pStyle w:val="IT"/>
-              <w:rPr>
-                <w:lang/>
-              </w:rPr>
-            </w:pPr>
-            <w:r>
-              <w:rPr>
-                <w:lang/>
-              </w:rPr>
+            </w:pPr>
+            <w:r>
               <w:lastRenderedPageBreak/>
               <w:t>appointment_date</w:t>
             </w:r>
@@ -6690,14 +6238,8 @@
             <w:pPr>
               <w:pStyle w:val="IT"/>
               <w:cnfStyle w:val="000000000000" w:firstRow="0" w:lastRow="0" w:firstColumn="0" w:lastColumn="0" w:oddVBand="0" w:evenVBand="0" w:oddHBand="0" w:evenHBand="0" w:firstRowFirstColumn="0" w:firstRowLastColumn="0" w:lastRowFirstColumn="0" w:lastRowLastColumn="0"/>
-              <w:rPr>
-                <w:lang/>
-              </w:rPr>
-            </w:pPr>
-            <w:r>
-              <w:rPr>
-                <w:lang/>
-              </w:rPr>
+            </w:pPr>
+            <w:r>
               <w:t>DATE</w:t>
             </w:r>
           </w:p>
@@ -6711,14 +6253,8 @@
             <w:pPr>
               <w:pStyle w:val="IT"/>
               <w:cnfStyle w:val="000000000000" w:firstRow="0" w:lastRow="0" w:firstColumn="0" w:lastColumn="0" w:oddVBand="0" w:evenVBand="0" w:oddHBand="0" w:evenHBand="0" w:firstRowFirstColumn="0" w:firstRowLastColumn="0" w:lastRowFirstColumn="0" w:lastRowLastColumn="0"/>
-              <w:rPr>
-                <w:lang/>
-              </w:rPr>
-            </w:pPr>
-            <w:r>
-              <w:rPr>
-                <w:lang/>
-              </w:rPr>
+            </w:pPr>
+            <w:r>
               <w:t>Not null</w:t>
             </w:r>
           </w:p>
@@ -6737,14 +6273,8 @@
           <w:p>
             <w:pPr>
               <w:pStyle w:val="IT"/>
-              <w:rPr>
-                <w:lang/>
-              </w:rPr>
-            </w:pPr>
-            <w:r>
-              <w:rPr>
-                <w:lang/>
-              </w:rPr>
+            </w:pPr>
+            <w:r>
               <w:t>appointment_time</w:t>
             </w:r>
           </w:p>
@@ -6758,14 +6288,8 @@
             <w:pPr>
               <w:pStyle w:val="IT"/>
               <w:cnfStyle w:val="000000100000" w:firstRow="0" w:lastRow="0" w:firstColumn="0" w:lastColumn="0" w:oddVBand="0" w:evenVBand="0" w:oddHBand="1" w:evenHBand="0" w:firstRowFirstColumn="0" w:firstRowLastColumn="0" w:lastRowFirstColumn="0" w:lastRowLastColumn="0"/>
-              <w:rPr>
-                <w:lang/>
-              </w:rPr>
-            </w:pPr>
-            <w:r>
-              <w:rPr>
-                <w:lang/>
-              </w:rPr>
+            </w:pPr>
+            <w:r>
               <w:t>TIME</w:t>
             </w:r>
           </w:p>
@@ -6779,14 +6303,8 @@
             <w:pPr>
               <w:pStyle w:val="IT"/>
               <w:cnfStyle w:val="000000100000" w:firstRow="0" w:lastRow="0" w:firstColumn="0" w:lastColumn="0" w:oddVBand="0" w:evenVBand="0" w:oddHBand="1" w:evenHBand="0" w:firstRowFirstColumn="0" w:firstRowLastColumn="0" w:lastRowFirstColumn="0" w:lastRowLastColumn="0"/>
-              <w:rPr>
-                <w:lang/>
-              </w:rPr>
-            </w:pPr>
-            <w:r>
-              <w:rPr>
-                <w:lang/>
-              </w:rPr>
+            </w:pPr>
+            <w:r>
               <w:t>Not null</w:t>
             </w:r>
           </w:p>
@@ -6802,14 +6320,8 @@
           <w:p>
             <w:pPr>
               <w:pStyle w:val="IT"/>
-              <w:rPr>
-                <w:lang/>
-              </w:rPr>
-            </w:pPr>
-            <w:r>
-              <w:rPr>
-                <w:lang/>
-              </w:rPr>
+            </w:pPr>
+            <w:r>
               <w:t>reason</w:t>
             </w:r>
           </w:p>
@@ -6823,14 +6335,8 @@
             <w:pPr>
               <w:pStyle w:val="IT"/>
               <w:cnfStyle w:val="000000000000" w:firstRow="0" w:lastRow="0" w:firstColumn="0" w:lastColumn="0" w:oddVBand="0" w:evenVBand="0" w:oddHBand="0" w:evenHBand="0" w:firstRowFirstColumn="0" w:firstRowLastColumn="0" w:lastRowFirstColumn="0" w:lastRowLastColumn="0"/>
-              <w:rPr>
-                <w:lang/>
-              </w:rPr>
-            </w:pPr>
-            <w:r>
-              <w:rPr>
-                <w:lang/>
-              </w:rPr>
+            </w:pPr>
+            <w:r>
               <w:t>VARCHAR(255)</w:t>
             </w:r>
           </w:p>
@@ -6844,14 +6350,8 @@
             <w:pPr>
               <w:pStyle w:val="IT"/>
               <w:cnfStyle w:val="000000000000" w:firstRow="0" w:lastRow="0" w:firstColumn="0" w:lastColumn="0" w:oddVBand="0" w:evenVBand="0" w:oddHBand="0" w:evenHBand="0" w:firstRowFirstColumn="0" w:firstRowLastColumn="0" w:lastRowFirstColumn="0" w:lastRowLastColumn="0"/>
-              <w:rPr>
-                <w:lang/>
-              </w:rPr>
-            </w:pPr>
-            <w:r>
-              <w:rPr>
-                <w:lang/>
-              </w:rPr>
+            </w:pPr>
+            <w:r>
               <w:t>Optional</w:t>
             </w:r>
           </w:p>
@@ -6870,14 +6370,8 @@
           <w:p>
             <w:pPr>
               <w:pStyle w:val="IT"/>
-              <w:rPr>
-                <w:lang/>
-              </w:rPr>
-            </w:pPr>
-            <w:r>
-              <w:rPr>
-                <w:lang/>
-              </w:rPr>
+            </w:pPr>
+            <w:r>
               <w:t>status</w:t>
             </w:r>
           </w:p>
@@ -6891,14 +6385,8 @@
             <w:pPr>
               <w:pStyle w:val="IT"/>
               <w:cnfStyle w:val="000000100000" w:firstRow="0" w:lastRow="0" w:firstColumn="0" w:lastColumn="0" w:oddVBand="0" w:evenVBand="0" w:oddHBand="1" w:evenHBand="0" w:firstRowFirstColumn="0" w:firstRowLastColumn="0" w:lastRowFirstColumn="0" w:lastRowLastColumn="0"/>
-              <w:rPr>
-                <w:lang/>
-              </w:rPr>
-            </w:pPr>
-            <w:r>
-              <w:rPr>
-                <w:lang/>
-              </w:rPr>
+            </w:pPr>
+            <w:r>
               <w:t>ENUM</w:t>
             </w:r>
           </w:p>
@@ -6912,14 +6400,8 @@
             <w:pPr>
               <w:pStyle w:val="IT"/>
               <w:cnfStyle w:val="000000100000" w:firstRow="0" w:lastRow="0" w:firstColumn="0" w:lastColumn="0" w:oddVBand="0" w:evenVBand="0" w:oddHBand="1" w:evenHBand="0" w:firstRowFirstColumn="0" w:firstRowLastColumn="0" w:lastRowFirstColumn="0" w:lastRowLastColumn="0"/>
-              <w:rPr>
-                <w:lang/>
-              </w:rPr>
-            </w:pPr>
-            <w:r>
-              <w:rPr>
-                <w:lang/>
-              </w:rPr>
+            </w:pPr>
+            <w:r>
               <w:t>Not null</w:t>
             </w:r>
           </w:p>
@@ -6935,14 +6417,8 @@
           <w:p>
             <w:pPr>
               <w:pStyle w:val="IT"/>
-              <w:rPr>
-                <w:lang/>
-              </w:rPr>
-            </w:pPr>
-            <w:r>
-              <w:rPr>
-                <w:lang/>
-              </w:rPr>
+            </w:pPr>
+            <w:r>
               <w:t>notes</w:t>
             </w:r>
           </w:p>
@@ -6956,14 +6432,8 @@
             <w:pPr>
               <w:pStyle w:val="IT"/>
               <w:cnfStyle w:val="000000000000" w:firstRow="0" w:lastRow="0" w:firstColumn="0" w:lastColumn="0" w:oddVBand="0" w:evenVBand="0" w:oddHBand="0" w:evenHBand="0" w:firstRowFirstColumn="0" w:firstRowLastColumn="0" w:lastRowFirstColumn="0" w:lastRowLastColumn="0"/>
-              <w:rPr>
-                <w:lang/>
-              </w:rPr>
-            </w:pPr>
-            <w:r>
-              <w:rPr>
-                <w:lang/>
-              </w:rPr>
+            </w:pPr>
+            <w:r>
               <w:t>TEXT</w:t>
             </w:r>
           </w:p>
@@ -6977,14 +6447,8 @@
             <w:pPr>
               <w:pStyle w:val="IT"/>
               <w:cnfStyle w:val="000000000000" w:firstRow="0" w:lastRow="0" w:firstColumn="0" w:lastColumn="0" w:oddVBand="0" w:evenVBand="0" w:oddHBand="0" w:evenHBand="0" w:firstRowFirstColumn="0" w:firstRowLastColumn="0" w:lastRowFirstColumn="0" w:lastRowLastColumn="0"/>
-              <w:rPr>
-                <w:lang/>
-              </w:rPr>
-            </w:pPr>
-            <w:r>
-              <w:rPr>
-                <w:lang/>
-              </w:rPr>
+            </w:pPr>
+            <w:r>
               <w:t>Optional</w:t>
             </w:r>
           </w:p>
@@ -6994,15 +6458,11 @@
     <w:p>
       <w:pPr>
         <w:pStyle w:val="IT"/>
-        <w:rPr>
-          <w:lang/>
-        </w:rPr>
       </w:pPr>
       <w:r>
         <w:rPr>
           <w:b/>
           <w:bCs/>
-          <w:lang/>
         </w:rPr>
         <w:t>4. Medicines</w:t>
       </w:r>
@@ -7010,14 +6470,8 @@
     <w:p>
       <w:pPr>
         <w:pStyle w:val="IT"/>
-        <w:rPr>
-          <w:lang/>
-        </w:rPr>
-      </w:pPr>
-      <w:r>
-        <w:rPr>
-          <w:lang/>
-        </w:rPr>
+      </w:pPr>
+      <w:r>
         <w:t>Maintains information about medicines that may be prescribed during treatment.</w:t>
       </w:r>
     </w:p>
@@ -7045,14 +6499,8 @@
           <w:p>
             <w:pPr>
               <w:pStyle w:val="IT"/>
-              <w:rPr>
-                <w:lang/>
-              </w:rPr>
-            </w:pPr>
-            <w:r>
-              <w:rPr>
-                <w:lang/>
-              </w:rPr>
+            </w:pPr>
+            <w:r>
               <w:t>Attribute</w:t>
             </w:r>
           </w:p>
@@ -7066,14 +6514,8 @@
             <w:pPr>
               <w:pStyle w:val="IT"/>
               <w:cnfStyle w:val="100000000000" w:firstRow="1" w:lastRow="0" w:firstColumn="0" w:lastColumn="0" w:oddVBand="0" w:evenVBand="0" w:oddHBand="0" w:evenHBand="0" w:firstRowFirstColumn="0" w:firstRowLastColumn="0" w:lastRowFirstColumn="0" w:lastRowLastColumn="0"/>
-              <w:rPr>
-                <w:lang/>
-              </w:rPr>
-            </w:pPr>
-            <w:r>
-              <w:rPr>
-                <w:lang/>
-              </w:rPr>
+            </w:pPr>
+            <w:r>
               <w:t>Data Type</w:t>
             </w:r>
           </w:p>
@@ -7087,14 +6529,8 @@
             <w:pPr>
               <w:pStyle w:val="IT"/>
               <w:cnfStyle w:val="100000000000" w:firstRow="1" w:lastRow="0" w:firstColumn="0" w:lastColumn="0" w:oddVBand="0" w:evenVBand="0" w:oddHBand="0" w:evenHBand="0" w:firstRowFirstColumn="0" w:firstRowLastColumn="0" w:lastRowFirstColumn="0" w:lastRowLastColumn="0"/>
-              <w:rPr>
-                <w:lang/>
-              </w:rPr>
-            </w:pPr>
-            <w:r>
-              <w:rPr>
-                <w:lang/>
-              </w:rPr>
+            </w:pPr>
+            <w:r>
               <w:t>Constraint</w:t>
             </w:r>
           </w:p>
@@ -7113,14 +6549,8 @@
           <w:p>
             <w:pPr>
               <w:pStyle w:val="IT"/>
-              <w:rPr>
-                <w:lang/>
-              </w:rPr>
-            </w:pPr>
-            <w:r>
-              <w:rPr>
-                <w:lang/>
-              </w:rPr>
+            </w:pPr>
+            <w:r>
               <w:t>medicine_id</w:t>
             </w:r>
           </w:p>
@@ -7134,14 +6564,8 @@
             <w:pPr>
               <w:pStyle w:val="IT"/>
               <w:cnfStyle w:val="000000100000" w:firstRow="0" w:lastRow="0" w:firstColumn="0" w:lastColumn="0" w:oddVBand="0" w:evenVBand="0" w:oddHBand="1" w:evenHBand="0" w:firstRowFirstColumn="0" w:firstRowLastColumn="0" w:lastRowFirstColumn="0" w:lastRowLastColumn="0"/>
-              <w:rPr>
-                <w:lang/>
-              </w:rPr>
-            </w:pPr>
-            <w:r>
-              <w:rPr>
-                <w:lang/>
-              </w:rPr>
+            </w:pPr>
+            <w:r>
               <w:t>INT</w:t>
             </w:r>
           </w:p>
@@ -7155,14 +6579,8 @@
             <w:pPr>
               <w:pStyle w:val="IT"/>
               <w:cnfStyle w:val="000000100000" w:firstRow="0" w:lastRow="0" w:firstColumn="0" w:lastColumn="0" w:oddVBand="0" w:evenVBand="0" w:oddHBand="1" w:evenHBand="0" w:firstRowFirstColumn="0" w:firstRowLastColumn="0" w:lastRowFirstColumn="0" w:lastRowLastColumn="0"/>
-              <w:rPr>
-                <w:lang/>
-              </w:rPr>
-            </w:pPr>
-            <w:r>
-              <w:rPr>
-                <w:lang/>
-              </w:rPr>
+            </w:pPr>
+            <w:r>
               <w:t>Primary key, auto-increment</w:t>
             </w:r>
           </w:p>
@@ -7178,14 +6596,8 @@
           <w:p>
             <w:pPr>
               <w:pStyle w:val="IT"/>
-              <w:rPr>
-                <w:lang/>
-              </w:rPr>
-            </w:pPr>
-            <w:r>
-              <w:rPr>
-                <w:lang/>
-              </w:rPr>
+            </w:pPr>
+            <w:r>
               <w:t>medicine_name</w:t>
             </w:r>
           </w:p>
@@ -7199,14 +6611,8 @@
             <w:pPr>
               <w:pStyle w:val="IT"/>
               <w:cnfStyle w:val="000000000000" w:firstRow="0" w:lastRow="0" w:firstColumn="0" w:lastColumn="0" w:oddVBand="0" w:evenVBand="0" w:oddHBand="0" w:evenHBand="0" w:firstRowFirstColumn="0" w:firstRowLastColumn="0" w:lastRowFirstColumn="0" w:lastRowLastColumn="0"/>
-              <w:rPr>
-                <w:lang/>
-              </w:rPr>
-            </w:pPr>
-            <w:r>
-              <w:rPr>
-                <w:lang/>
-              </w:rPr>
+            </w:pPr>
+            <w:r>
               <w:t>VARCHAR(100)</w:t>
             </w:r>
           </w:p>
@@ -7220,14 +6626,8 @@
             <w:pPr>
               <w:pStyle w:val="IT"/>
               <w:cnfStyle w:val="000000000000" w:firstRow="0" w:lastRow="0" w:firstColumn="0" w:lastColumn="0" w:oddVBand="0" w:evenVBand="0" w:oddHBand="0" w:evenHBand="0" w:firstRowFirstColumn="0" w:firstRowLastColumn="0" w:lastRowFirstColumn="0" w:lastRowLastColumn="0"/>
-              <w:rPr>
-                <w:lang/>
-              </w:rPr>
-            </w:pPr>
-            <w:r>
-              <w:rPr>
-                <w:lang/>
-              </w:rPr>
+            </w:pPr>
+            <w:r>
               <w:t>Unique, not null</w:t>
             </w:r>
           </w:p>
@@ -7246,14 +6646,8 @@
           <w:p>
             <w:pPr>
               <w:pStyle w:val="IT"/>
-              <w:rPr>
-                <w:lang/>
-              </w:rPr>
-            </w:pPr>
-            <w:r>
-              <w:rPr>
-                <w:lang/>
-              </w:rPr>
+            </w:pPr>
+            <w:r>
               <w:t>medicine_type</w:t>
             </w:r>
           </w:p>
@@ -7267,14 +6661,8 @@
             <w:pPr>
               <w:pStyle w:val="IT"/>
               <w:cnfStyle w:val="000000100000" w:firstRow="0" w:lastRow="0" w:firstColumn="0" w:lastColumn="0" w:oddVBand="0" w:evenVBand="0" w:oddHBand="1" w:evenHBand="0" w:firstRowFirstColumn="0" w:firstRowLastColumn="0" w:lastRowFirstColumn="0" w:lastRowLastColumn="0"/>
-              <w:rPr>
-                <w:lang/>
-              </w:rPr>
-            </w:pPr>
-            <w:r>
-              <w:rPr>
-                <w:lang/>
-              </w:rPr>
+            </w:pPr>
+            <w:r>
               <w:t>VARCHAR(50)</w:t>
             </w:r>
           </w:p>
@@ -7288,14 +6676,8 @@
             <w:pPr>
               <w:pStyle w:val="IT"/>
               <w:cnfStyle w:val="000000100000" w:firstRow="0" w:lastRow="0" w:firstColumn="0" w:lastColumn="0" w:oddVBand="0" w:evenVBand="0" w:oddHBand="1" w:evenHBand="0" w:firstRowFirstColumn="0" w:firstRowLastColumn="0" w:lastRowFirstColumn="0" w:lastRowLastColumn="0"/>
-              <w:rPr>
-                <w:lang/>
-              </w:rPr>
-            </w:pPr>
-            <w:r>
-              <w:rPr>
-                <w:lang/>
-              </w:rPr>
+            </w:pPr>
+            <w:r>
               <w:t>Not null</w:t>
             </w:r>
           </w:p>
@@ -7311,14 +6693,8 @@
           <w:p>
             <w:pPr>
               <w:pStyle w:val="IT"/>
-              <w:rPr>
-                <w:lang/>
-              </w:rPr>
-            </w:pPr>
-            <w:r>
-              <w:rPr>
-                <w:lang/>
-              </w:rPr>
+            </w:pPr>
+            <w:r>
               <w:t>unit_price</w:t>
             </w:r>
           </w:p>
@@ -7332,14 +6708,8 @@
             <w:pPr>
               <w:pStyle w:val="IT"/>
               <w:cnfStyle w:val="000000000000" w:firstRow="0" w:lastRow="0" w:firstColumn="0" w:lastColumn="0" w:oddVBand="0" w:evenVBand="0" w:oddHBand="0" w:evenHBand="0" w:firstRowFirstColumn="0" w:firstRowLastColumn="0" w:lastRowFirstColumn="0" w:lastRowLastColumn="0"/>
-              <w:rPr>
-                <w:lang/>
-              </w:rPr>
-            </w:pPr>
-            <w:r>
-              <w:rPr>
-                <w:lang/>
-              </w:rPr>
+            </w:pPr>
+            <w:r>
               <w:t>DECIMAL(10,2)</w:t>
             </w:r>
           </w:p>
@@ -7353,14 +6723,8 @@
             <w:pPr>
               <w:pStyle w:val="IT"/>
               <w:cnfStyle w:val="000000000000" w:firstRow="0" w:lastRow="0" w:firstColumn="0" w:lastColumn="0" w:oddVBand="0" w:evenVBand="0" w:oddHBand="0" w:evenHBand="0" w:firstRowFirstColumn="0" w:firstRowLastColumn="0" w:lastRowFirstColumn="0" w:lastRowLastColumn="0"/>
-              <w:rPr>
-                <w:lang/>
-              </w:rPr>
-            </w:pPr>
-            <w:r>
-              <w:rPr>
-                <w:lang/>
-              </w:rPr>
+            </w:pPr>
+            <w:r>
               <w:t>Not null</w:t>
             </w:r>
           </w:p>
@@ -7379,14 +6743,8 @@
           <w:p>
             <w:pPr>
               <w:pStyle w:val="IT"/>
-              <w:rPr>
-                <w:lang/>
-              </w:rPr>
-            </w:pPr>
-            <w:r>
-              <w:rPr>
-                <w:lang/>
-              </w:rPr>
+            </w:pPr>
+            <w:r>
               <w:t>stock_quantity</w:t>
             </w:r>
           </w:p>
@@ -7400,14 +6758,8 @@
             <w:pPr>
               <w:pStyle w:val="IT"/>
               <w:cnfStyle w:val="000000100000" w:firstRow="0" w:lastRow="0" w:firstColumn="0" w:lastColumn="0" w:oddVBand="0" w:evenVBand="0" w:oddHBand="1" w:evenHBand="0" w:firstRowFirstColumn="0" w:firstRowLastColumn="0" w:lastRowFirstColumn="0" w:lastRowLastColumn="0"/>
-              <w:rPr>
-                <w:lang/>
-              </w:rPr>
-            </w:pPr>
-            <w:r>
-              <w:rPr>
-                <w:lang/>
-              </w:rPr>
+            </w:pPr>
+            <w:r>
               <w:t>INT</w:t>
             </w:r>
           </w:p>
@@ -7421,14 +6773,8 @@
             <w:pPr>
               <w:pStyle w:val="IT"/>
               <w:cnfStyle w:val="000000100000" w:firstRow="0" w:lastRow="0" w:firstColumn="0" w:lastColumn="0" w:oddVBand="0" w:evenVBand="0" w:oddHBand="1" w:evenHBand="0" w:firstRowFirstColumn="0" w:firstRowLastColumn="0" w:lastRowFirstColumn="0" w:lastRowLastColumn="0"/>
-              <w:rPr>
-                <w:lang/>
-              </w:rPr>
-            </w:pPr>
-            <w:r>
-              <w:rPr>
-                <w:lang/>
-              </w:rPr>
+            </w:pPr>
+            <w:r>
               <w:t>Not null</w:t>
             </w:r>
           </w:p>
@@ -7444,14 +6790,8 @@
           <w:p>
             <w:pPr>
               <w:pStyle w:val="IT"/>
-              <w:rPr>
-                <w:lang/>
-              </w:rPr>
-            </w:pPr>
-            <w:r>
-              <w:rPr>
-                <w:lang/>
-              </w:rPr>
+            </w:pPr>
+            <w:r>
               <w:t>expiry_date</w:t>
             </w:r>
           </w:p>
@@ -7465,14 +6805,8 @@
             <w:pPr>
               <w:pStyle w:val="IT"/>
               <w:cnfStyle w:val="000000000000" w:firstRow="0" w:lastRow="0" w:firstColumn="0" w:lastColumn="0" w:oddVBand="0" w:evenVBand="0" w:oddHBand="0" w:evenHBand="0" w:firstRowFirstColumn="0" w:firstRowLastColumn="0" w:lastRowFirstColumn="0" w:lastRowLastColumn="0"/>
-              <w:rPr>
-                <w:lang/>
-              </w:rPr>
-            </w:pPr>
-            <w:r>
-              <w:rPr>
-                <w:lang/>
-              </w:rPr>
+            </w:pPr>
+            <w:r>
               <w:t>DATE</w:t>
             </w:r>
           </w:p>
@@ -7486,14 +6820,8 @@
             <w:pPr>
               <w:pStyle w:val="IT"/>
               <w:cnfStyle w:val="000000000000" w:firstRow="0" w:lastRow="0" w:firstColumn="0" w:lastColumn="0" w:oddVBand="0" w:evenVBand="0" w:oddHBand="0" w:evenHBand="0" w:firstRowFirstColumn="0" w:firstRowLastColumn="0" w:lastRowFirstColumn="0" w:lastRowLastColumn="0"/>
-              <w:rPr>
-                <w:lang/>
-              </w:rPr>
-            </w:pPr>
-            <w:r>
-              <w:rPr>
-                <w:lang/>
-              </w:rPr>
+            </w:pPr>
+            <w:r>
               <w:t>Not null</w:t>
             </w:r>
           </w:p>
@@ -7503,15 +6831,11 @@
     <w:p>
       <w:pPr>
         <w:pStyle w:val="IT"/>
-        <w:rPr>
-          <w:lang/>
-        </w:rPr>
       </w:pPr>
       <w:r>
         <w:rPr>
           <w:b/>
           <w:bCs/>
-          <w:lang/>
         </w:rPr>
         <w:t>5. Treatments</w:t>
       </w:r>
@@ -7519,14 +6843,8 @@
     <w:p>
       <w:pPr>
         <w:pStyle w:val="IT"/>
-        <w:rPr>
-          <w:lang/>
-        </w:rPr>
-      </w:pPr>
-      <w:r>
-        <w:rPr>
-          <w:lang/>
-        </w:rPr>
+      </w:pPr>
+      <w:r>
         <w:t>Stores diagnoses, procedures, and prescribed medicine associated with completed appointments.</w:t>
       </w:r>
     </w:p>
@@ -7554,14 +6872,8 @@
           <w:p>
             <w:pPr>
               <w:pStyle w:val="IT"/>
-              <w:rPr>
-                <w:lang/>
-              </w:rPr>
-            </w:pPr>
-            <w:r>
-              <w:rPr>
-                <w:lang/>
-              </w:rPr>
+            </w:pPr>
+            <w:r>
               <w:t>Attribute</w:t>
             </w:r>
           </w:p>
@@ -7575,14 +6887,8 @@
             <w:pPr>
               <w:pStyle w:val="IT"/>
               <w:cnfStyle w:val="100000000000" w:firstRow="1" w:lastRow="0" w:firstColumn="0" w:lastColumn="0" w:oddVBand="0" w:evenVBand="0" w:oddHBand="0" w:evenHBand="0" w:firstRowFirstColumn="0" w:firstRowLastColumn="0" w:lastRowFirstColumn="0" w:lastRowLastColumn="0"/>
-              <w:rPr>
-                <w:lang/>
-              </w:rPr>
-            </w:pPr>
-            <w:r>
-              <w:rPr>
-                <w:lang/>
-              </w:rPr>
+            </w:pPr>
+            <w:r>
               <w:t>Data Type</w:t>
             </w:r>
           </w:p>
@@ -7596,14 +6902,8 @@
             <w:pPr>
               <w:pStyle w:val="IT"/>
               <w:cnfStyle w:val="100000000000" w:firstRow="1" w:lastRow="0" w:firstColumn="0" w:lastColumn="0" w:oddVBand="0" w:evenVBand="0" w:oddHBand="0" w:evenHBand="0" w:firstRowFirstColumn="0" w:firstRowLastColumn="0" w:lastRowFirstColumn="0" w:lastRowLastColumn="0"/>
-              <w:rPr>
-                <w:lang/>
-              </w:rPr>
-            </w:pPr>
-            <w:r>
-              <w:rPr>
-                <w:lang/>
-              </w:rPr>
+            </w:pPr>
+            <w:r>
               <w:t>Constraint</w:t>
             </w:r>
           </w:p>
@@ -7622,14 +6922,8 @@
           <w:p>
             <w:pPr>
               <w:pStyle w:val="IT"/>
-              <w:rPr>
-                <w:lang/>
-              </w:rPr>
-            </w:pPr>
-            <w:r>
-              <w:rPr>
-                <w:lang/>
-              </w:rPr>
+            </w:pPr>
+            <w:r>
               <w:t>treatment_id</w:t>
             </w:r>
           </w:p>
@@ -7643,14 +6937,8 @@
             <w:pPr>
               <w:pStyle w:val="IT"/>
               <w:cnfStyle w:val="000000100000" w:firstRow="0" w:lastRow="0" w:firstColumn="0" w:lastColumn="0" w:oddVBand="0" w:evenVBand="0" w:oddHBand="1" w:evenHBand="0" w:firstRowFirstColumn="0" w:firstRowLastColumn="0" w:lastRowFirstColumn="0" w:lastRowLastColumn="0"/>
-              <w:rPr>
-                <w:lang/>
-              </w:rPr>
-            </w:pPr>
-            <w:r>
-              <w:rPr>
-                <w:lang/>
-              </w:rPr>
+            </w:pPr>
+            <w:r>
               <w:t>INT</w:t>
             </w:r>
           </w:p>
@@ -7664,14 +6952,8 @@
             <w:pPr>
               <w:pStyle w:val="IT"/>
               <w:cnfStyle w:val="000000100000" w:firstRow="0" w:lastRow="0" w:firstColumn="0" w:lastColumn="0" w:oddVBand="0" w:evenVBand="0" w:oddHBand="1" w:evenHBand="0" w:firstRowFirstColumn="0" w:firstRowLastColumn="0" w:lastRowFirstColumn="0" w:lastRowLastColumn="0"/>
-              <w:rPr>
-                <w:lang/>
-              </w:rPr>
-            </w:pPr>
-            <w:r>
-              <w:rPr>
-                <w:lang/>
-              </w:rPr>
+            </w:pPr>
+            <w:r>
               <w:t>Primary key, auto-increment</w:t>
             </w:r>
           </w:p>
@@ -7687,14 +6969,8 @@
           <w:p>
             <w:pPr>
               <w:pStyle w:val="IT"/>
-              <w:rPr>
-                <w:lang/>
-              </w:rPr>
-            </w:pPr>
-            <w:r>
-              <w:rPr>
-                <w:lang/>
-              </w:rPr>
+            </w:pPr>
+            <w:r>
               <w:t>appointment_id</w:t>
             </w:r>
           </w:p>
@@ -7708,14 +6984,8 @@
             <w:pPr>
               <w:pStyle w:val="IT"/>
               <w:cnfStyle w:val="000000000000" w:firstRow="0" w:lastRow="0" w:firstColumn="0" w:lastColumn="0" w:oddVBand="0" w:evenVBand="0" w:oddHBand="0" w:evenHBand="0" w:firstRowFirstColumn="0" w:firstRowLastColumn="0" w:lastRowFirstColumn="0" w:lastRowLastColumn="0"/>
-              <w:rPr>
-                <w:lang/>
-              </w:rPr>
-            </w:pPr>
-            <w:r>
-              <w:rPr>
-                <w:lang/>
-              </w:rPr>
+            </w:pPr>
+            <w:r>
               <w:t>INT</w:t>
             </w:r>
           </w:p>
@@ -7729,14 +6999,8 @@
             <w:pPr>
               <w:pStyle w:val="IT"/>
               <w:cnfStyle w:val="000000000000" w:firstRow="0" w:lastRow="0" w:firstColumn="0" w:lastColumn="0" w:oddVBand="0" w:evenVBand="0" w:oddHBand="0" w:evenHBand="0" w:firstRowFirstColumn="0" w:firstRowLastColumn="0" w:lastRowFirstColumn="0" w:lastRowLastColumn="0"/>
-              <w:rPr>
-                <w:lang/>
-              </w:rPr>
-            </w:pPr>
-            <w:r>
-              <w:rPr>
-                <w:lang/>
-              </w:rPr>
+            </w:pPr>
+            <w:r>
               <w:t>Foreign key</w:t>
             </w:r>
           </w:p>
@@ -7755,14 +7019,8 @@
           <w:p>
             <w:pPr>
               <w:pStyle w:val="IT"/>
-              <w:rPr>
-                <w:lang/>
-              </w:rPr>
-            </w:pPr>
-            <w:r>
-              <w:rPr>
-                <w:lang/>
-              </w:rPr>
+            </w:pPr>
+            <w:r>
               <w:lastRenderedPageBreak/>
               <w:t>medicine_id</w:t>
             </w:r>
@@ -7777,14 +7035,8 @@
             <w:pPr>
               <w:pStyle w:val="IT"/>
               <w:cnfStyle w:val="000000100000" w:firstRow="0" w:lastRow="0" w:firstColumn="0" w:lastColumn="0" w:oddVBand="0" w:evenVBand="0" w:oddHBand="1" w:evenHBand="0" w:firstRowFirstColumn="0" w:firstRowLastColumn="0" w:lastRowFirstColumn="0" w:lastRowLastColumn="0"/>
-              <w:rPr>
-                <w:lang/>
-              </w:rPr>
-            </w:pPr>
-            <w:r>
-              <w:rPr>
-                <w:lang/>
-              </w:rPr>
+            </w:pPr>
+            <w:r>
               <w:t>INT</w:t>
             </w:r>
           </w:p>
@@ -7798,14 +7050,8 @@
             <w:pPr>
               <w:pStyle w:val="IT"/>
               <w:cnfStyle w:val="000000100000" w:firstRow="0" w:lastRow="0" w:firstColumn="0" w:lastColumn="0" w:oddVBand="0" w:evenVBand="0" w:oddHBand="1" w:evenHBand="0" w:firstRowFirstColumn="0" w:firstRowLastColumn="0" w:lastRowFirstColumn="0" w:lastRowLastColumn="0"/>
-              <w:rPr>
-                <w:lang/>
-              </w:rPr>
-            </w:pPr>
-            <w:r>
-              <w:rPr>
-                <w:lang/>
-              </w:rPr>
+            </w:pPr>
+            <w:r>
               <w:t>Foreign key, optional</w:t>
             </w:r>
           </w:p>
@@ -7821,14 +7067,8 @@
           <w:p>
             <w:pPr>
               <w:pStyle w:val="IT"/>
-              <w:rPr>
-                <w:lang/>
-              </w:rPr>
-            </w:pPr>
-            <w:r>
-              <w:rPr>
-                <w:lang/>
-              </w:rPr>
+            </w:pPr>
+            <w:r>
               <w:t>diagnosis</w:t>
             </w:r>
           </w:p>
@@ -7842,14 +7082,8 @@
             <w:pPr>
               <w:pStyle w:val="IT"/>
               <w:cnfStyle w:val="000000000000" w:firstRow="0" w:lastRow="0" w:firstColumn="0" w:lastColumn="0" w:oddVBand="0" w:evenVBand="0" w:oddHBand="0" w:evenHBand="0" w:firstRowFirstColumn="0" w:firstRowLastColumn="0" w:lastRowFirstColumn="0" w:lastRowLastColumn="0"/>
-              <w:rPr>
-                <w:lang/>
-              </w:rPr>
-            </w:pPr>
-            <w:r>
-              <w:rPr>
-                <w:lang/>
-              </w:rPr>
+            </w:pPr>
+            <w:r>
               <w:t>VARCHAR(255)</w:t>
             </w:r>
           </w:p>
@@ -7863,14 +7097,8 @@
             <w:pPr>
               <w:pStyle w:val="IT"/>
               <w:cnfStyle w:val="000000000000" w:firstRow="0" w:lastRow="0" w:firstColumn="0" w:lastColumn="0" w:oddVBand="0" w:evenVBand="0" w:oddHBand="0" w:evenHBand="0" w:firstRowFirstColumn="0" w:firstRowLastColumn="0" w:lastRowFirstColumn="0" w:lastRowLastColumn="0"/>
-              <w:rPr>
-                <w:lang/>
-              </w:rPr>
-            </w:pPr>
-            <w:r>
-              <w:rPr>
-                <w:lang/>
-              </w:rPr>
+            </w:pPr>
+            <w:r>
               <w:t>Not null</w:t>
             </w:r>
           </w:p>
@@ -7889,14 +7117,8 @@
           <w:p>
             <w:pPr>
               <w:pStyle w:val="IT"/>
-              <w:rPr>
-                <w:lang/>
-              </w:rPr>
-            </w:pPr>
-            <w:r>
-              <w:rPr>
-                <w:lang/>
-              </w:rPr>
+            </w:pPr>
+            <w:r>
               <w:t>procedure_name</w:t>
             </w:r>
           </w:p>
@@ -7910,14 +7132,8 @@
             <w:pPr>
               <w:pStyle w:val="IT"/>
               <w:cnfStyle w:val="000000100000" w:firstRow="0" w:lastRow="0" w:firstColumn="0" w:lastColumn="0" w:oddVBand="0" w:evenVBand="0" w:oddHBand="1" w:evenHBand="0" w:firstRowFirstColumn="0" w:firstRowLastColumn="0" w:lastRowFirstColumn="0" w:lastRowLastColumn="0"/>
-              <w:rPr>
-                <w:lang/>
-              </w:rPr>
-            </w:pPr>
-            <w:r>
-              <w:rPr>
-                <w:lang/>
-              </w:rPr>
+            </w:pPr>
+            <w:r>
               <w:t>VARCHAR(150)</w:t>
             </w:r>
           </w:p>
@@ -7931,14 +7147,8 @@
             <w:pPr>
               <w:pStyle w:val="IT"/>
               <w:cnfStyle w:val="000000100000" w:firstRow="0" w:lastRow="0" w:firstColumn="0" w:lastColumn="0" w:oddVBand="0" w:evenVBand="0" w:oddHBand="1" w:evenHBand="0" w:firstRowFirstColumn="0" w:firstRowLastColumn="0" w:lastRowFirstColumn="0" w:lastRowLastColumn="0"/>
-              <w:rPr>
-                <w:lang/>
-              </w:rPr>
-            </w:pPr>
-            <w:r>
-              <w:rPr>
-                <w:lang/>
-              </w:rPr>
+            </w:pPr>
+            <w:r>
               <w:t>Optional</w:t>
             </w:r>
           </w:p>
@@ -7954,14 +7164,8 @@
           <w:p>
             <w:pPr>
               <w:pStyle w:val="IT"/>
-              <w:rPr>
-                <w:lang/>
-              </w:rPr>
-            </w:pPr>
-            <w:r>
-              <w:rPr>
-                <w:lang/>
-              </w:rPr>
+            </w:pPr>
+            <w:r>
               <w:t>dosage</w:t>
             </w:r>
           </w:p>
@@ -7975,14 +7179,8 @@
             <w:pPr>
               <w:pStyle w:val="IT"/>
               <w:cnfStyle w:val="000000000000" w:firstRow="0" w:lastRow="0" w:firstColumn="0" w:lastColumn="0" w:oddVBand="0" w:evenVBand="0" w:oddHBand="0" w:evenHBand="0" w:firstRowFirstColumn="0" w:firstRowLastColumn="0" w:lastRowFirstColumn="0" w:lastRowLastColumn="0"/>
-              <w:rPr>
-                <w:lang/>
-              </w:rPr>
-            </w:pPr>
-            <w:r>
-              <w:rPr>
-                <w:lang/>
-              </w:rPr>
+            </w:pPr>
+            <w:r>
               <w:t>VARCHAR(100)</w:t>
             </w:r>
           </w:p>
@@ -7996,14 +7194,8 @@
             <w:pPr>
               <w:pStyle w:val="IT"/>
               <w:cnfStyle w:val="000000000000" w:firstRow="0" w:lastRow="0" w:firstColumn="0" w:lastColumn="0" w:oddVBand="0" w:evenVBand="0" w:oddHBand="0" w:evenHBand="0" w:firstRowFirstColumn="0" w:firstRowLastColumn="0" w:lastRowFirstColumn="0" w:lastRowLastColumn="0"/>
-              <w:rPr>
-                <w:lang/>
-              </w:rPr>
-            </w:pPr>
-            <w:r>
-              <w:rPr>
-                <w:lang/>
-              </w:rPr>
+            </w:pPr>
+            <w:r>
               <w:t>Optional</w:t>
             </w:r>
           </w:p>
@@ -8022,14 +7214,8 @@
           <w:p>
             <w:pPr>
               <w:pStyle w:val="IT"/>
-              <w:rPr>
-                <w:lang/>
-              </w:rPr>
-            </w:pPr>
-            <w:r>
-              <w:rPr>
-                <w:lang/>
-              </w:rPr>
+            </w:pPr>
+            <w:r>
               <w:t>treatment_date</w:t>
             </w:r>
           </w:p>
@@ -8043,14 +7229,8 @@
             <w:pPr>
               <w:pStyle w:val="IT"/>
               <w:cnfStyle w:val="000000100000" w:firstRow="0" w:lastRow="0" w:firstColumn="0" w:lastColumn="0" w:oddVBand="0" w:evenVBand="0" w:oddHBand="1" w:evenHBand="0" w:firstRowFirstColumn="0" w:firstRowLastColumn="0" w:lastRowFirstColumn="0" w:lastRowLastColumn="0"/>
-              <w:rPr>
-                <w:lang/>
-              </w:rPr>
-            </w:pPr>
-            <w:r>
-              <w:rPr>
-                <w:lang/>
-              </w:rPr>
+            </w:pPr>
+            <w:r>
               <w:t>DATE</w:t>
             </w:r>
           </w:p>
@@ -8064,14 +7244,8 @@
             <w:pPr>
               <w:pStyle w:val="IT"/>
               <w:cnfStyle w:val="000000100000" w:firstRow="0" w:lastRow="0" w:firstColumn="0" w:lastColumn="0" w:oddVBand="0" w:evenVBand="0" w:oddHBand="1" w:evenHBand="0" w:firstRowFirstColumn="0" w:firstRowLastColumn="0" w:lastRowFirstColumn="0" w:lastRowLastColumn="0"/>
-              <w:rPr>
-                <w:lang/>
-              </w:rPr>
-            </w:pPr>
-            <w:r>
-              <w:rPr>
-                <w:lang/>
-              </w:rPr>
+            </w:pPr>
+            <w:r>
               <w:t>Not null</w:t>
             </w:r>
           </w:p>
@@ -8087,14 +7261,8 @@
           <w:p>
             <w:pPr>
               <w:pStyle w:val="IT"/>
-              <w:rPr>
-                <w:lang/>
-              </w:rPr>
-            </w:pPr>
-            <w:r>
-              <w:rPr>
-                <w:lang/>
-              </w:rPr>
+            </w:pPr>
+            <w:r>
               <w:t>treatment_cost</w:t>
             </w:r>
           </w:p>
@@ -8108,14 +7276,8 @@
             <w:pPr>
               <w:pStyle w:val="IT"/>
               <w:cnfStyle w:val="000000000000" w:firstRow="0" w:lastRow="0" w:firstColumn="0" w:lastColumn="0" w:oddVBand="0" w:evenVBand="0" w:oddHBand="0" w:evenHBand="0" w:firstRowFirstColumn="0" w:firstRowLastColumn="0" w:lastRowFirstColumn="0" w:lastRowLastColumn="0"/>
-              <w:rPr>
-                <w:lang/>
-              </w:rPr>
-            </w:pPr>
-            <w:r>
-              <w:rPr>
-                <w:lang/>
-              </w:rPr>
+            </w:pPr>
+            <w:r>
               <w:t>DECIMAL(10,2)</w:t>
             </w:r>
           </w:p>
@@ -8129,14 +7291,8 @@
             <w:pPr>
               <w:pStyle w:val="IT"/>
               <w:cnfStyle w:val="000000000000" w:firstRow="0" w:lastRow="0" w:firstColumn="0" w:lastColumn="0" w:oddVBand="0" w:evenVBand="0" w:oddHBand="0" w:evenHBand="0" w:firstRowFirstColumn="0" w:firstRowLastColumn="0" w:lastRowFirstColumn="0" w:lastRowLastColumn="0"/>
-              <w:rPr>
-                <w:lang/>
-              </w:rPr>
-            </w:pPr>
-            <w:r>
-              <w:rPr>
-                <w:lang/>
-              </w:rPr>
+            </w:pPr>
+            <w:r>
               <w:t>Not null</w:t>
             </w:r>
           </w:p>
@@ -8146,29 +7302,19 @@
     <w:p>
       <w:pPr>
         <w:pStyle w:val="IT"/>
-        <w:rPr>
-          <w:lang/>
-        </w:rPr>
-      </w:pPr>
-      <w:r>
-        <w:rPr>
-          <w:lang/>
-        </w:rPr>
+      </w:pPr>
+      <w:r>
         <w:t>A treatment record may refer to one medicine. When several medicines are prescribed during the same appointment, a separate treatment record can be entered for each medicine.</w:t>
       </w:r>
     </w:p>
     <w:p>
       <w:pPr>
         <w:pStyle w:val="IT"/>
-        <w:rPr>
-          <w:lang/>
-        </w:rPr>
       </w:pPr>
       <w:r>
         <w:rPr>
           <w:b/>
           <w:bCs/>
-          <w:lang/>
         </w:rPr>
         <w:t>6. Payments</w:t>
       </w:r>
@@ -8176,14 +7322,8 @@
     <w:p>
       <w:pPr>
         <w:pStyle w:val="IT"/>
-        <w:rPr>
-          <w:lang/>
-        </w:rPr>
-      </w:pPr>
-      <w:r>
-        <w:rPr>
-          <w:lang/>
-        </w:rPr>
+      </w:pPr>
+      <w:r>
         <w:t>Records the financial transactions made for appointments and treatments.</w:t>
       </w:r>
     </w:p>
@@ -8191,6 +7331,7 @@
       <w:tblPr>
         <w:tblStyle w:val="GridTable3-Accent1"/>
         <w:tblW w:w="0" w:type="auto"/>
+        <w:tblInd w:w="5" w:type="dxa"/>
         <w:tblLook w:val="04A0" w:firstRow="1" w:lastRow="0" w:firstColumn="1" w:lastColumn="0" w:noHBand="0" w:noVBand="1"/>
       </w:tblPr>
       <w:tblGrid>
@@ -8211,14 +7352,8 @@
           <w:p>
             <w:pPr>
               <w:pStyle w:val="IT"/>
-              <w:rPr>
-                <w:lang/>
-              </w:rPr>
-            </w:pPr>
-            <w:r>
-              <w:rPr>
-                <w:lang/>
-              </w:rPr>
+            </w:pPr>
+            <w:r>
               <w:t>Attribute</w:t>
             </w:r>
           </w:p>
@@ -8232,14 +7367,8 @@
             <w:pPr>
               <w:pStyle w:val="IT"/>
               <w:cnfStyle w:val="100000000000" w:firstRow="1" w:lastRow="0" w:firstColumn="0" w:lastColumn="0" w:oddVBand="0" w:evenVBand="0" w:oddHBand="0" w:evenHBand="0" w:firstRowFirstColumn="0" w:firstRowLastColumn="0" w:lastRowFirstColumn="0" w:lastRowLastColumn="0"/>
-              <w:rPr>
-                <w:lang/>
-              </w:rPr>
-            </w:pPr>
-            <w:r>
-              <w:rPr>
-                <w:lang/>
-              </w:rPr>
+            </w:pPr>
+            <w:r>
               <w:t>Data Type</w:t>
             </w:r>
           </w:p>
@@ -8253,14 +7382,8 @@
             <w:pPr>
               <w:pStyle w:val="IT"/>
               <w:cnfStyle w:val="100000000000" w:firstRow="1" w:lastRow="0" w:firstColumn="0" w:lastColumn="0" w:oddVBand="0" w:evenVBand="0" w:oddHBand="0" w:evenHBand="0" w:firstRowFirstColumn="0" w:firstRowLastColumn="0" w:lastRowFirstColumn="0" w:lastRowLastColumn="0"/>
-              <w:rPr>
-                <w:lang/>
-              </w:rPr>
-            </w:pPr>
-            <w:r>
-              <w:rPr>
-                <w:lang/>
-              </w:rPr>
+            </w:pPr>
+            <w:r>
               <w:t>Constraint</w:t>
             </w:r>
           </w:p>
@@ -8279,14 +7402,8 @@
           <w:p>
             <w:pPr>
               <w:pStyle w:val="IT"/>
-              <w:rPr>
-                <w:lang/>
-              </w:rPr>
-            </w:pPr>
-            <w:r>
-              <w:rPr>
-                <w:lang/>
-              </w:rPr>
+            </w:pPr>
+            <w:r>
               <w:t>payment_id</w:t>
             </w:r>
           </w:p>
@@ -8300,14 +7417,8 @@
             <w:pPr>
               <w:pStyle w:val="IT"/>
               <w:cnfStyle w:val="000000100000" w:firstRow="0" w:lastRow="0" w:firstColumn="0" w:lastColumn="0" w:oddVBand="0" w:evenVBand="0" w:oddHBand="1" w:evenHBand="0" w:firstRowFirstColumn="0" w:firstRowLastColumn="0" w:lastRowFirstColumn="0" w:lastRowLastColumn="0"/>
-              <w:rPr>
-                <w:lang/>
-              </w:rPr>
-            </w:pPr>
-            <w:r>
-              <w:rPr>
-                <w:lang/>
-              </w:rPr>
+            </w:pPr>
+            <w:r>
               <w:t>INT</w:t>
             </w:r>
           </w:p>
@@ -8321,14 +7432,8 @@
             <w:pPr>
               <w:pStyle w:val="IT"/>
               <w:cnfStyle w:val="000000100000" w:firstRow="0" w:lastRow="0" w:firstColumn="0" w:lastColumn="0" w:oddVBand="0" w:evenVBand="0" w:oddHBand="1" w:evenHBand="0" w:firstRowFirstColumn="0" w:firstRowLastColumn="0" w:lastRowFirstColumn="0" w:lastRowLastColumn="0"/>
-              <w:rPr>
-                <w:lang/>
-              </w:rPr>
-            </w:pPr>
-            <w:r>
-              <w:rPr>
-                <w:lang/>
-              </w:rPr>
+            </w:pPr>
+            <w:r>
               <w:t>Primary key, auto-increment</w:t>
             </w:r>
           </w:p>
@@ -8344,14 +7449,8 @@
           <w:p>
             <w:pPr>
               <w:pStyle w:val="IT"/>
-              <w:rPr>
-                <w:lang/>
-              </w:rPr>
-            </w:pPr>
-            <w:r>
-              <w:rPr>
-                <w:lang/>
-              </w:rPr>
+            </w:pPr>
+            <w:r>
               <w:t>appointment_id</w:t>
             </w:r>
           </w:p>
@@ -8365,14 +7464,8 @@
             <w:pPr>
               <w:pStyle w:val="IT"/>
               <w:cnfStyle w:val="000000000000" w:firstRow="0" w:lastRow="0" w:firstColumn="0" w:lastColumn="0" w:oddVBand="0" w:evenVBand="0" w:oddHBand="0" w:evenHBand="0" w:firstRowFirstColumn="0" w:firstRowLastColumn="0" w:lastRowFirstColumn="0" w:lastRowLastColumn="0"/>
-              <w:rPr>
-                <w:lang/>
-              </w:rPr>
-            </w:pPr>
-            <w:r>
-              <w:rPr>
-                <w:lang/>
-              </w:rPr>
+            </w:pPr>
+            <w:r>
               <w:t>INT</w:t>
             </w:r>
           </w:p>
@@ -8386,14 +7479,8 @@
             <w:pPr>
               <w:pStyle w:val="IT"/>
               <w:cnfStyle w:val="000000000000" w:firstRow="0" w:lastRow="0" w:firstColumn="0" w:lastColumn="0" w:oddVBand="0" w:evenVBand="0" w:oddHBand="0" w:evenHBand="0" w:firstRowFirstColumn="0" w:firstRowLastColumn="0" w:lastRowFirstColumn="0" w:lastRowLastColumn="0"/>
-              <w:rPr>
-                <w:lang/>
-              </w:rPr>
-            </w:pPr>
-            <w:r>
-              <w:rPr>
-                <w:lang/>
-              </w:rPr>
+            </w:pPr>
+            <w:r>
               <w:t>Foreign key</w:t>
             </w:r>
           </w:p>
@@ -8412,14 +7499,8 @@
           <w:p>
             <w:pPr>
               <w:pStyle w:val="IT"/>
-              <w:rPr>
-                <w:lang/>
-              </w:rPr>
-            </w:pPr>
-            <w:r>
-              <w:rPr>
-                <w:lang/>
-              </w:rPr>
+            </w:pPr>
+            <w:r>
               <w:t>payment_date</w:t>
             </w:r>
           </w:p>
@@ -8433,14 +7514,8 @@
             <w:pPr>
               <w:pStyle w:val="IT"/>
               <w:cnfStyle w:val="000000100000" w:firstRow="0" w:lastRow="0" w:firstColumn="0" w:lastColumn="0" w:oddVBand="0" w:evenVBand="0" w:oddHBand="1" w:evenHBand="0" w:firstRowFirstColumn="0" w:firstRowLastColumn="0" w:lastRowFirstColumn="0" w:lastRowLastColumn="0"/>
-              <w:rPr>
-                <w:lang/>
-              </w:rPr>
-            </w:pPr>
-            <w:r>
-              <w:rPr>
-                <w:lang/>
-              </w:rPr>
+            </w:pPr>
+            <w:r>
               <w:t>DATE</w:t>
             </w:r>
           </w:p>
@@ -8454,14 +7529,8 @@
             <w:pPr>
               <w:pStyle w:val="IT"/>
               <w:cnfStyle w:val="000000100000" w:firstRow="0" w:lastRow="0" w:firstColumn="0" w:lastColumn="0" w:oddVBand="0" w:evenVBand="0" w:oddHBand="1" w:evenHBand="0" w:firstRowFirstColumn="0" w:firstRowLastColumn="0" w:lastRowFirstColumn="0" w:lastRowLastColumn="0"/>
-              <w:rPr>
-                <w:lang/>
-              </w:rPr>
-            </w:pPr>
-            <w:r>
-              <w:rPr>
-                <w:lang/>
-              </w:rPr>
+            </w:pPr>
+            <w:r>
               <w:t>Not null</w:t>
             </w:r>
           </w:p>
@@ -8477,14 +7546,8 @@
           <w:p>
             <w:pPr>
               <w:pStyle w:val="IT"/>
-              <w:rPr>
-                <w:lang/>
-              </w:rPr>
-            </w:pPr>
-            <w:r>
-              <w:rPr>
-                <w:lang/>
-              </w:rPr>
+            </w:pPr>
+            <w:r>
               <w:t>amount</w:t>
             </w:r>
           </w:p>
@@ -8498,14 +7561,8 @@
             <w:pPr>
               <w:pStyle w:val="IT"/>
               <w:cnfStyle w:val="000000000000" w:firstRow="0" w:lastRow="0" w:firstColumn="0" w:lastColumn="0" w:oddVBand="0" w:evenVBand="0" w:oddHBand="0" w:evenHBand="0" w:firstRowFirstColumn="0" w:firstRowLastColumn="0" w:lastRowFirstColumn="0" w:lastRowLastColumn="0"/>
-              <w:rPr>
-                <w:lang/>
-              </w:rPr>
-            </w:pPr>
-            <w:r>
-              <w:rPr>
-                <w:lang/>
-              </w:rPr>
+            </w:pPr>
+            <w:r>
               <w:t>DECIMAL(10,2)</w:t>
             </w:r>
           </w:p>
@@ -8519,14 +7576,8 @@
             <w:pPr>
               <w:pStyle w:val="IT"/>
               <w:cnfStyle w:val="000000000000" w:firstRow="0" w:lastRow="0" w:firstColumn="0" w:lastColumn="0" w:oddVBand="0" w:evenVBand="0" w:oddHBand="0" w:evenHBand="0" w:firstRowFirstColumn="0" w:firstRowLastColumn="0" w:lastRowFirstColumn="0" w:lastRowLastColumn="0"/>
-              <w:rPr>
-                <w:lang/>
-              </w:rPr>
-            </w:pPr>
-            <w:r>
-              <w:rPr>
-                <w:lang/>
-              </w:rPr>
+            </w:pPr>
+            <w:r>
               <w:t>Not null</w:t>
             </w:r>
           </w:p>
@@ -8545,14 +7596,8 @@
           <w:p>
             <w:pPr>
               <w:pStyle w:val="IT"/>
-              <w:rPr>
-                <w:lang/>
-              </w:rPr>
-            </w:pPr>
-            <w:r>
-              <w:rPr>
-                <w:lang/>
-              </w:rPr>
+            </w:pPr>
+            <w:r>
               <w:t>payment_method</w:t>
             </w:r>
           </w:p>
@@ -8566,14 +7611,8 @@
             <w:pPr>
               <w:pStyle w:val="IT"/>
               <w:cnfStyle w:val="000000100000" w:firstRow="0" w:lastRow="0" w:firstColumn="0" w:lastColumn="0" w:oddVBand="0" w:evenVBand="0" w:oddHBand="1" w:evenHBand="0" w:firstRowFirstColumn="0" w:firstRowLastColumn="0" w:lastRowFirstColumn="0" w:lastRowLastColumn="0"/>
-              <w:rPr>
-                <w:lang/>
-              </w:rPr>
-            </w:pPr>
-            <w:r>
-              <w:rPr>
-                <w:lang/>
-              </w:rPr>
+            </w:pPr>
+            <w:r>
               <w:t>ENUM</w:t>
             </w:r>
           </w:p>
@@ -8587,14 +7626,8 @@
             <w:pPr>
               <w:pStyle w:val="IT"/>
               <w:cnfStyle w:val="000000100000" w:firstRow="0" w:lastRow="0" w:firstColumn="0" w:lastColumn="0" w:oddVBand="0" w:evenVBand="0" w:oddHBand="1" w:evenHBand="0" w:firstRowFirstColumn="0" w:firstRowLastColumn="0" w:lastRowFirstColumn="0" w:lastRowLastColumn="0"/>
-              <w:rPr>
-                <w:lang/>
-              </w:rPr>
-            </w:pPr>
-            <w:r>
-              <w:rPr>
-                <w:lang/>
-              </w:rPr>
+            </w:pPr>
+            <w:r>
               <w:t>Not null</w:t>
             </w:r>
           </w:p>
@@ -8610,14 +7643,8 @@
           <w:p>
             <w:pPr>
               <w:pStyle w:val="IT"/>
-              <w:rPr>
-                <w:lang/>
-              </w:rPr>
-            </w:pPr>
-            <w:r>
-              <w:rPr>
-                <w:lang/>
-              </w:rPr>
+            </w:pPr>
+            <w:r>
               <w:t>payment_status</w:t>
             </w:r>
           </w:p>
@@ -8631,14 +7658,8 @@
             <w:pPr>
               <w:pStyle w:val="IT"/>
               <w:cnfStyle w:val="000000000000" w:firstRow="0" w:lastRow="0" w:firstColumn="0" w:lastColumn="0" w:oddVBand="0" w:evenVBand="0" w:oddHBand="0" w:evenHBand="0" w:firstRowFirstColumn="0" w:firstRowLastColumn="0" w:lastRowFirstColumn="0" w:lastRowLastColumn="0"/>
-              <w:rPr>
-                <w:lang/>
-              </w:rPr>
-            </w:pPr>
-            <w:r>
-              <w:rPr>
-                <w:lang/>
-              </w:rPr>
+            </w:pPr>
+            <w:r>
               <w:t>ENUM</w:t>
             </w:r>
           </w:p>
@@ -8652,14 +7673,8 @@
             <w:pPr>
               <w:pStyle w:val="IT"/>
               <w:cnfStyle w:val="000000000000" w:firstRow="0" w:lastRow="0" w:firstColumn="0" w:lastColumn="0" w:oddVBand="0" w:evenVBand="0" w:oddHBand="0" w:evenHBand="0" w:firstRowFirstColumn="0" w:firstRowLastColumn="0" w:lastRowFirstColumn="0" w:lastRowLastColumn="0"/>
-              <w:rPr>
-                <w:lang/>
-              </w:rPr>
-            </w:pPr>
-            <w:r>
-              <w:rPr>
-                <w:lang/>
-              </w:rPr>
+            </w:pPr>
+            <w:r>
               <w:t>Not null</w:t>
             </w:r>
           </w:p>
@@ -8678,6 +7693,180 @@
           <w:p>
             <w:pPr>
               <w:pStyle w:val="IT"/>
+            </w:pPr>
+            <w:r>
+              <w:t>reference_number</w:t>
+            </w:r>
+          </w:p>
+        </w:tc>
+        <w:tc>
+          <w:tcPr>
+            <w:tcW w:w="0" w:type="auto"/>
+            <w:hideMark/>
+          </w:tcPr>
+          <w:p>
+            <w:pPr>
+              <w:pStyle w:val="IT"/>
+              <w:cnfStyle w:val="000000100000" w:firstRow="0" w:lastRow="0" w:firstColumn="0" w:lastColumn="0" w:oddVBand="0" w:evenVBand="0" w:oddHBand="1" w:evenHBand="0" w:firstRowFirstColumn="0" w:firstRowLastColumn="0" w:lastRowFirstColumn="0" w:lastRowLastColumn="0"/>
+            </w:pPr>
+            <w:r>
+              <w:t>VARCHAR(50)</w:t>
+            </w:r>
+          </w:p>
+        </w:tc>
+        <w:tc>
+          <w:tcPr>
+            <w:tcW w:w="0" w:type="auto"/>
+            <w:hideMark/>
+          </w:tcPr>
+          <w:p>
+            <w:pPr>
+              <w:pStyle w:val="IT"/>
+              <w:cnfStyle w:val="000000100000" w:firstRow="0" w:lastRow="0" w:firstColumn="0" w:lastColumn="0" w:oddVBand="0" w:evenVBand="0" w:oddHBand="1" w:evenHBand="0" w:firstRowFirstColumn="0" w:firstRowLastColumn="0" w:lastRowFirstColumn="0" w:lastRowLastColumn="0"/>
+            </w:pPr>
+            <w:r>
+              <w:t>Unique, optional</w:t>
+            </w:r>
+          </w:p>
+        </w:tc>
+      </w:tr>
+    </w:tbl>
+    <w:p>
+      <w:pPr>
+        <w:pStyle w:val="IT"/>
+        <w:rPr>
+          <w:b/>
+          <w:bCs/>
+          <w:color w:val="EF4623" w:themeColor="accent1"/>
+          <w:highlight w:val="yellow"/>
+        </w:rPr>
+      </w:pPr>
+      <w:r>
+        <w:rPr>
+          <w:b/>
+          <w:bCs/>
+          <w:color w:val="EF4623" w:themeColor="accent1"/>
+          <w:highlight w:val="yellow"/>
+        </w:rPr>
+        <w:t>2)</w:t>
+      </w:r>
+      <w:r>
+        <w:rPr>
+          <w:b/>
+          <w:bCs/>
+          <w:color w:val="EF4623" w:themeColor="accent1"/>
+          <w:highlight w:val="yellow"/>
+        </w:rPr>
+        <w:t xml:space="preserve"> ER/EER Diagram</w:t>
+      </w:r>
+    </w:p>
+    <w:p>
+      <w:pPr>
+        <w:pStyle w:val="IT"/>
+      </w:pPr>
+      <w:r>
+        <w:rPr>
+          <w:noProof/>
+          <w:lang w:eastAsia="en-US"/>
+        </w:rPr>
+        <w:lastRenderedPageBreak/>
+        <w:drawing>
+          <wp:inline distT="0" distB="0" distL="0" distR="0" wp14:anchorId="077DFAF4" wp14:editId="07110556">
+            <wp:extent cx="5349240" cy="3400425"/>
+            <wp:effectExtent l="0" t="0" r="0" b="3175"/>
+            <wp:docPr id="712933839" name="Picture 1"/>
+            <wp:cNvGraphicFramePr>
+              <a:graphicFrameLocks xmlns:a="http://schemas.openxmlformats.org/drawingml/2006/main" noChangeAspect="1"/>
+            </wp:cNvGraphicFramePr>
+            <a:graphic xmlns:a="http://schemas.openxmlformats.org/drawingml/2006/main">
+              <a:graphicData uri="http://schemas.openxmlformats.org/drawingml/2006/picture">
+                <pic:pic xmlns:pic="http://schemas.openxmlformats.org/drawingml/2006/picture">
+                  <pic:nvPicPr>
+                    <pic:cNvPr id="712933839" name=""/>
+                    <pic:cNvPicPr/>
+                  </pic:nvPicPr>
+                  <pic:blipFill>
+                    <a:blip r:embed="rId15"/>
+                    <a:stretch>
+                      <a:fillRect/>
+                    </a:stretch>
+                  </pic:blipFill>
+                  <pic:spPr>
+                    <a:xfrm>
+                      <a:off x="0" y="0"/>
+                      <a:ext cx="5349240" cy="3400425"/>
+                    </a:xfrm>
+                    <a:prstGeom prst="rect">
+                      <a:avLst/>
+                    </a:prstGeom>
+                  </pic:spPr>
+                </pic:pic>
+              </a:graphicData>
+            </a:graphic>
+          </wp:inline>
+        </w:drawing>
+      </w:r>
+    </w:p>
+    <w:p>
+      <w:pPr>
+        <w:pStyle w:val="IT"/>
+        <w:rPr>
+          <w:b/>
+          <w:bCs/>
+          <w:color w:val="EF4623" w:themeColor="accent1"/>
+          <w:highlight w:val="yellow"/>
+        </w:rPr>
+      </w:pPr>
+      <w:r>
+        <w:rPr>
+          <w:b/>
+          <w:bCs/>
+          <w:color w:val="EF4623" w:themeColor="accent1"/>
+          <w:highlight w:val="yellow"/>
+        </w:rPr>
+        <w:t>3)</w:t>
+      </w:r>
+    </w:p>
+    <w:p>
+      <w:pPr>
+        <w:pStyle w:val="IT"/>
+        <w:rPr>
+          <w:lang/>
+        </w:rPr>
+      </w:pPr>
+      <w:r>
+        <w:rPr>
+          <w:b/>
+          <w:bCs/>
+          <w:lang/>
+        </w:rPr>
+        <w:t>Primary and Foreign Keys</w:t>
+      </w:r>
+    </w:p>
+    <w:tbl>
+      <w:tblPr>
+        <w:tblStyle w:val="GridTable7Colorful-Accent1"/>
+        <w:tblW w:w="0" w:type="auto"/>
+        <w:tblLook w:val="04A0" w:firstRow="1" w:lastRow="0" w:firstColumn="1" w:lastColumn="0" w:noHBand="0" w:noVBand="1"/>
+      </w:tblPr>
+      <w:tblGrid>
+        <w:gridCol w:w="1536"/>
+        <w:gridCol w:w="1723"/>
+        <w:gridCol w:w="3029"/>
+      </w:tblGrid>
+      <w:tr>
+        <w:trPr>
+          <w:cnfStyle w:val="100000000000" w:firstRow="1" w:lastRow="0" w:firstColumn="0" w:lastColumn="0" w:oddVBand="0" w:evenVBand="0" w:oddHBand="0" w:evenHBand="0" w:firstRowFirstColumn="0" w:firstRowLastColumn="0" w:lastRowFirstColumn="0" w:lastRowLastColumn="0"/>
+        </w:trPr>
+        <w:tc>
+          <w:tcPr>
+            <w:cnfStyle w:val="001000000100" w:firstRow="0" w:lastRow="0" w:firstColumn="1" w:lastColumn="0" w:oddVBand="0" w:evenVBand="0" w:oddHBand="0" w:evenHBand="0" w:firstRowFirstColumn="1" w:firstRowLastColumn="0" w:lastRowFirstColumn="0" w:lastRowLastColumn="0"/>
+            <w:tcW w:w="0" w:type="auto"/>
+            <w:hideMark/>
+          </w:tcPr>
+          <w:p>
+            <w:pPr>
+              <w:pStyle w:val="IT"/>
               <w:rPr>
                 <w:lang/>
               </w:rPr>
@@ -8686,7 +7875,75 @@
               <w:rPr>
                 <w:lang/>
               </w:rPr>
-              <w:t>reference_number</w:t>
+              <w:t>Entity</w:t>
+            </w:r>
+          </w:p>
+        </w:tc>
+        <w:tc>
+          <w:tcPr>
+            <w:tcW w:w="0" w:type="auto"/>
+            <w:hideMark/>
+          </w:tcPr>
+          <w:p>
+            <w:pPr>
+              <w:pStyle w:val="IT"/>
+              <w:cnfStyle w:val="100000000000" w:firstRow="1" w:lastRow="0" w:firstColumn="0" w:lastColumn="0" w:oddVBand="0" w:evenVBand="0" w:oddHBand="0" w:evenHBand="0" w:firstRowFirstColumn="0" w:firstRowLastColumn="0" w:lastRowFirstColumn="0" w:lastRowLastColumn="0"/>
+              <w:rPr>
+                <w:lang/>
+              </w:rPr>
+            </w:pPr>
+            <w:r>
+              <w:rPr>
+                <w:lang/>
+              </w:rPr>
+              <w:t>Primary Key</w:t>
+            </w:r>
+          </w:p>
+        </w:tc>
+        <w:tc>
+          <w:tcPr>
+            <w:tcW w:w="0" w:type="auto"/>
+            <w:hideMark/>
+          </w:tcPr>
+          <w:p>
+            <w:pPr>
+              <w:pStyle w:val="IT"/>
+              <w:cnfStyle w:val="100000000000" w:firstRow="1" w:lastRow="0" w:firstColumn="0" w:lastColumn="0" w:oddVBand="0" w:evenVBand="0" w:oddHBand="0" w:evenHBand="0" w:firstRowFirstColumn="0" w:firstRowLastColumn="0" w:lastRowFirstColumn="0" w:lastRowLastColumn="0"/>
+              <w:rPr>
+                <w:lang/>
+              </w:rPr>
+            </w:pPr>
+            <w:r>
+              <w:rPr>
+                <w:lang/>
+              </w:rPr>
+              <w:t>Foreign Key(s)</w:t>
+            </w:r>
+          </w:p>
+        </w:tc>
+      </w:tr>
+      <w:tr>
+        <w:trPr>
+          <w:cnfStyle w:val="000000100000" w:firstRow="0" w:lastRow="0" w:firstColumn="0" w:lastColumn="0" w:oddVBand="0" w:evenVBand="0" w:oddHBand="1" w:evenHBand="0" w:firstRowFirstColumn="0" w:firstRowLastColumn="0" w:lastRowFirstColumn="0" w:lastRowLastColumn="0"/>
+        </w:trPr>
+        <w:tc>
+          <w:tcPr>
+            <w:cnfStyle w:val="001000000000" w:firstRow="0" w:lastRow="0" w:firstColumn="1" w:lastColumn="0" w:oddVBand="0" w:evenVBand="0" w:oddHBand="0" w:evenHBand="0" w:firstRowFirstColumn="0" w:firstRowLastColumn="0" w:lastRowFirstColumn="0" w:lastRowLastColumn="0"/>
+            <w:tcW w:w="0" w:type="auto"/>
+            <w:hideMark/>
+          </w:tcPr>
+          <w:p>
+            <w:pPr>
+              <w:pStyle w:val="IT"/>
+              <w:rPr>
+                <w:lang/>
+              </w:rPr>
+            </w:pPr>
+            <w:r>
+              <w:rPr>
+                <w:lang/>
+              </w:rPr>
+              <w:t>Patients</w:t>
             </w:r>
           </w:p>
         </w:tc>
@@ -8707,7 +7964,7 @@
               <w:rPr>
                 <w:lang/>
               </w:rPr>
-              <w:t>VARCHAR(50)</w:t>
+              <w:t>patient_id</w:t>
             </w:r>
           </w:p>
         </w:tc>
@@ -8728,7 +7985,338 @@
               <w:rPr>
                 <w:lang/>
               </w:rPr>
-              <w:t>Unique, optional</w:t>
+              <w:t>None</w:t>
+            </w:r>
+          </w:p>
+        </w:tc>
+      </w:tr>
+      <w:tr>
+        <w:tc>
+          <w:tcPr>
+            <w:cnfStyle w:val="001000000000" w:firstRow="0" w:lastRow="0" w:firstColumn="1" w:lastColumn="0" w:oddVBand="0" w:evenVBand="0" w:oddHBand="0" w:evenHBand="0" w:firstRowFirstColumn="0" w:firstRowLastColumn="0" w:lastRowFirstColumn="0" w:lastRowLastColumn="0"/>
+            <w:tcW w:w="0" w:type="auto"/>
+            <w:hideMark/>
+          </w:tcPr>
+          <w:p>
+            <w:pPr>
+              <w:pStyle w:val="IT"/>
+              <w:rPr>
+                <w:lang/>
+              </w:rPr>
+            </w:pPr>
+            <w:r>
+              <w:rPr>
+                <w:lang/>
+              </w:rPr>
+              <w:t>Doctors</w:t>
+            </w:r>
+          </w:p>
+        </w:tc>
+        <w:tc>
+          <w:tcPr>
+            <w:tcW w:w="0" w:type="auto"/>
+            <w:hideMark/>
+          </w:tcPr>
+          <w:p>
+            <w:pPr>
+              <w:pStyle w:val="IT"/>
+              <w:cnfStyle w:val="000000000000" w:firstRow="0" w:lastRow="0" w:firstColumn="0" w:lastColumn="0" w:oddVBand="0" w:evenVBand="0" w:oddHBand="0" w:evenHBand="0" w:firstRowFirstColumn="0" w:firstRowLastColumn="0" w:lastRowFirstColumn="0" w:lastRowLastColumn="0"/>
+              <w:rPr>
+                <w:lang/>
+              </w:rPr>
+            </w:pPr>
+            <w:r>
+              <w:rPr>
+                <w:lang/>
+              </w:rPr>
+              <w:t>doctor_id</w:t>
+            </w:r>
+          </w:p>
+        </w:tc>
+        <w:tc>
+          <w:tcPr>
+            <w:tcW w:w="0" w:type="auto"/>
+            <w:hideMark/>
+          </w:tcPr>
+          <w:p>
+            <w:pPr>
+              <w:pStyle w:val="IT"/>
+              <w:cnfStyle w:val="000000000000" w:firstRow="0" w:lastRow="0" w:firstColumn="0" w:lastColumn="0" w:oddVBand="0" w:evenVBand="0" w:oddHBand="0" w:evenHBand="0" w:firstRowFirstColumn="0" w:firstRowLastColumn="0" w:lastRowFirstColumn="0" w:lastRowLastColumn="0"/>
+              <w:rPr>
+                <w:lang/>
+              </w:rPr>
+            </w:pPr>
+            <w:r>
+              <w:rPr>
+                <w:lang/>
+              </w:rPr>
+              <w:t>None</w:t>
+            </w:r>
+          </w:p>
+        </w:tc>
+      </w:tr>
+      <w:tr>
+        <w:trPr>
+          <w:cnfStyle w:val="000000100000" w:firstRow="0" w:lastRow="0" w:firstColumn="0" w:lastColumn="0" w:oddVBand="0" w:evenVBand="0" w:oddHBand="1" w:evenHBand="0" w:firstRowFirstColumn="0" w:firstRowLastColumn="0" w:lastRowFirstColumn="0" w:lastRowLastColumn="0"/>
+        </w:trPr>
+        <w:tc>
+          <w:tcPr>
+            <w:cnfStyle w:val="001000000000" w:firstRow="0" w:lastRow="0" w:firstColumn="1" w:lastColumn="0" w:oddVBand="0" w:evenVBand="0" w:oddHBand="0" w:evenHBand="0" w:firstRowFirstColumn="0" w:firstRowLastColumn="0" w:lastRowFirstColumn="0" w:lastRowLastColumn="0"/>
+            <w:tcW w:w="0" w:type="auto"/>
+            <w:hideMark/>
+          </w:tcPr>
+          <w:p>
+            <w:pPr>
+              <w:pStyle w:val="IT"/>
+              <w:rPr>
+                <w:lang/>
+              </w:rPr>
+            </w:pPr>
+            <w:r>
+              <w:rPr>
+                <w:lang/>
+              </w:rPr>
+              <w:t>Appointments</w:t>
+            </w:r>
+          </w:p>
+        </w:tc>
+        <w:tc>
+          <w:tcPr>
+            <w:tcW w:w="0" w:type="auto"/>
+            <w:hideMark/>
+          </w:tcPr>
+          <w:p>
+            <w:pPr>
+              <w:pStyle w:val="IT"/>
+              <w:cnfStyle w:val="000000100000" w:firstRow="0" w:lastRow="0" w:firstColumn="0" w:lastColumn="0" w:oddVBand="0" w:evenVBand="0" w:oddHBand="1" w:evenHBand="0" w:firstRowFirstColumn="0" w:firstRowLastColumn="0" w:lastRowFirstColumn="0" w:lastRowLastColumn="0"/>
+              <w:rPr>
+                <w:lang/>
+              </w:rPr>
+            </w:pPr>
+            <w:r>
+              <w:rPr>
+                <w:lang/>
+              </w:rPr>
+              <w:t>appointment_id</w:t>
+            </w:r>
+          </w:p>
+        </w:tc>
+        <w:tc>
+          <w:tcPr>
+            <w:tcW w:w="0" w:type="auto"/>
+            <w:hideMark/>
+          </w:tcPr>
+          <w:p>
+            <w:pPr>
+              <w:pStyle w:val="IT"/>
+              <w:cnfStyle w:val="000000100000" w:firstRow="0" w:lastRow="0" w:firstColumn="0" w:lastColumn="0" w:oddVBand="0" w:evenVBand="0" w:oddHBand="1" w:evenHBand="0" w:firstRowFirstColumn="0" w:firstRowLastColumn="0" w:lastRowFirstColumn="0" w:lastRowLastColumn="0"/>
+              <w:rPr>
+                <w:lang/>
+              </w:rPr>
+            </w:pPr>
+            <w:r>
+              <w:rPr>
+                <w:lang/>
+              </w:rPr>
+              <w:t>patient_id, doctor_id</w:t>
+            </w:r>
+          </w:p>
+        </w:tc>
+      </w:tr>
+      <w:tr>
+        <w:tc>
+          <w:tcPr>
+            <w:cnfStyle w:val="001000000000" w:firstRow="0" w:lastRow="0" w:firstColumn="1" w:lastColumn="0" w:oddVBand="0" w:evenVBand="0" w:oddHBand="0" w:evenHBand="0" w:firstRowFirstColumn="0" w:firstRowLastColumn="0" w:lastRowFirstColumn="0" w:lastRowLastColumn="0"/>
+            <w:tcW w:w="0" w:type="auto"/>
+            <w:hideMark/>
+          </w:tcPr>
+          <w:p>
+            <w:pPr>
+              <w:pStyle w:val="IT"/>
+              <w:rPr>
+                <w:lang/>
+              </w:rPr>
+            </w:pPr>
+            <w:r>
+              <w:rPr>
+                <w:lang/>
+              </w:rPr>
+              <w:t>Treatments</w:t>
+            </w:r>
+          </w:p>
+        </w:tc>
+        <w:tc>
+          <w:tcPr>
+            <w:tcW w:w="0" w:type="auto"/>
+            <w:hideMark/>
+          </w:tcPr>
+          <w:p>
+            <w:pPr>
+              <w:pStyle w:val="IT"/>
+              <w:cnfStyle w:val="000000000000" w:firstRow="0" w:lastRow="0" w:firstColumn="0" w:lastColumn="0" w:oddVBand="0" w:evenVBand="0" w:oddHBand="0" w:evenHBand="0" w:firstRowFirstColumn="0" w:firstRowLastColumn="0" w:lastRowFirstColumn="0" w:lastRowLastColumn="0"/>
+              <w:rPr>
+                <w:lang/>
+              </w:rPr>
+            </w:pPr>
+            <w:r>
+              <w:rPr>
+                <w:lang/>
+              </w:rPr>
+              <w:t>treatment_id</w:t>
+            </w:r>
+          </w:p>
+        </w:tc>
+        <w:tc>
+          <w:tcPr>
+            <w:tcW w:w="0" w:type="auto"/>
+            <w:hideMark/>
+          </w:tcPr>
+          <w:p>
+            <w:pPr>
+              <w:pStyle w:val="IT"/>
+              <w:cnfStyle w:val="000000000000" w:firstRow="0" w:lastRow="0" w:firstColumn="0" w:lastColumn="0" w:oddVBand="0" w:evenVBand="0" w:oddHBand="0" w:evenHBand="0" w:firstRowFirstColumn="0" w:firstRowLastColumn="0" w:lastRowFirstColumn="0" w:lastRowLastColumn="0"/>
+              <w:rPr>
+                <w:lang/>
+              </w:rPr>
+            </w:pPr>
+            <w:r>
+              <w:rPr>
+                <w:lang/>
+              </w:rPr>
+              <w:t>appointment_id, medicine_id</w:t>
+            </w:r>
+          </w:p>
+        </w:tc>
+      </w:tr>
+      <w:tr>
+        <w:trPr>
+          <w:cnfStyle w:val="000000100000" w:firstRow="0" w:lastRow="0" w:firstColumn="0" w:lastColumn="0" w:oddVBand="0" w:evenVBand="0" w:oddHBand="1" w:evenHBand="0" w:firstRowFirstColumn="0" w:firstRowLastColumn="0" w:lastRowFirstColumn="0" w:lastRowLastColumn="0"/>
+        </w:trPr>
+        <w:tc>
+          <w:tcPr>
+            <w:cnfStyle w:val="001000000000" w:firstRow="0" w:lastRow="0" w:firstColumn="1" w:lastColumn="0" w:oddVBand="0" w:evenVBand="0" w:oddHBand="0" w:evenHBand="0" w:firstRowFirstColumn="0" w:firstRowLastColumn="0" w:lastRowFirstColumn="0" w:lastRowLastColumn="0"/>
+            <w:tcW w:w="0" w:type="auto"/>
+            <w:hideMark/>
+          </w:tcPr>
+          <w:p>
+            <w:pPr>
+              <w:pStyle w:val="IT"/>
+              <w:rPr>
+                <w:lang/>
+              </w:rPr>
+            </w:pPr>
+            <w:r>
+              <w:rPr>
+                <w:lang/>
+              </w:rPr>
+              <w:t>Medicines</w:t>
+            </w:r>
+          </w:p>
+        </w:tc>
+        <w:tc>
+          <w:tcPr>
+            <w:tcW w:w="0" w:type="auto"/>
+            <w:hideMark/>
+          </w:tcPr>
+          <w:p>
+            <w:pPr>
+              <w:pStyle w:val="IT"/>
+              <w:cnfStyle w:val="000000100000" w:firstRow="0" w:lastRow="0" w:firstColumn="0" w:lastColumn="0" w:oddVBand="0" w:evenVBand="0" w:oddHBand="1" w:evenHBand="0" w:firstRowFirstColumn="0" w:firstRowLastColumn="0" w:lastRowFirstColumn="0" w:lastRowLastColumn="0"/>
+              <w:rPr>
+                <w:lang/>
+              </w:rPr>
+            </w:pPr>
+            <w:r>
+              <w:rPr>
+                <w:lang/>
+              </w:rPr>
+              <w:t>medicine_id</w:t>
+            </w:r>
+          </w:p>
+        </w:tc>
+        <w:tc>
+          <w:tcPr>
+            <w:tcW w:w="0" w:type="auto"/>
+            <w:hideMark/>
+          </w:tcPr>
+          <w:p>
+            <w:pPr>
+              <w:pStyle w:val="IT"/>
+              <w:cnfStyle w:val="000000100000" w:firstRow="0" w:lastRow="0" w:firstColumn="0" w:lastColumn="0" w:oddVBand="0" w:evenVBand="0" w:oddHBand="1" w:evenHBand="0" w:firstRowFirstColumn="0" w:firstRowLastColumn="0" w:lastRowFirstColumn="0" w:lastRowLastColumn="0"/>
+              <w:rPr>
+                <w:lang/>
+              </w:rPr>
+            </w:pPr>
+            <w:r>
+              <w:rPr>
+                <w:lang/>
+              </w:rPr>
+              <w:t>None</w:t>
+            </w:r>
+          </w:p>
+        </w:tc>
+      </w:tr>
+      <w:tr>
+        <w:tc>
+          <w:tcPr>
+            <w:cnfStyle w:val="001000000000" w:firstRow="0" w:lastRow="0" w:firstColumn="1" w:lastColumn="0" w:oddVBand="0" w:evenVBand="0" w:oddHBand="0" w:evenHBand="0" w:firstRowFirstColumn="0" w:firstRowLastColumn="0" w:lastRowFirstColumn="0" w:lastRowLastColumn="0"/>
+            <w:tcW w:w="0" w:type="auto"/>
+            <w:hideMark/>
+          </w:tcPr>
+          <w:p>
+            <w:pPr>
+              <w:pStyle w:val="IT"/>
+              <w:rPr>
+                <w:lang/>
+              </w:rPr>
+            </w:pPr>
+            <w:r>
+              <w:rPr>
+                <w:lang/>
+              </w:rPr>
+              <w:t>Payments</w:t>
+            </w:r>
+          </w:p>
+        </w:tc>
+        <w:tc>
+          <w:tcPr>
+            <w:tcW w:w="0" w:type="auto"/>
+            <w:hideMark/>
+          </w:tcPr>
+          <w:p>
+            <w:pPr>
+              <w:pStyle w:val="IT"/>
+              <w:cnfStyle w:val="000000000000" w:firstRow="0" w:lastRow="0" w:firstColumn="0" w:lastColumn="0" w:oddVBand="0" w:evenVBand="0" w:oddHBand="0" w:evenHBand="0" w:firstRowFirstColumn="0" w:firstRowLastColumn="0" w:lastRowFirstColumn="0" w:lastRowLastColumn="0"/>
+              <w:rPr>
+                <w:lang/>
+              </w:rPr>
+            </w:pPr>
+            <w:r>
+              <w:rPr>
+                <w:lang/>
+              </w:rPr>
+              <w:t>payment_id</w:t>
+            </w:r>
+          </w:p>
+        </w:tc>
+        <w:tc>
+          <w:tcPr>
+            <w:tcW w:w="0" w:type="auto"/>
+            <w:hideMark/>
+          </w:tcPr>
+          <w:p>
+            <w:pPr>
+              <w:pStyle w:val="IT"/>
+              <w:cnfStyle w:val="000000000000" w:firstRow="0" w:lastRow="0" w:firstColumn="0" w:lastColumn="0" w:oddVBand="0" w:evenVBand="0" w:oddHBand="0" w:evenHBand="0" w:firstRowFirstColumn="0" w:firstRowLastColumn="0" w:lastRowFirstColumn="0" w:lastRowLastColumn="0"/>
+              <w:rPr>
+                <w:lang/>
+              </w:rPr>
+            </w:pPr>
+            <w:r>
+              <w:rPr>
+                <w:lang/>
+              </w:rPr>
+              <w:t>appointment_id</w:t>
             </w:r>
           </w:p>
         </w:tc>
@@ -8737,9 +8325,1414 @@
     <w:p>
       <w:pPr>
         <w:pStyle w:val="IT"/>
-      </w:pPr>
+        <w:rPr>
+          <w:b/>
+          <w:bCs/>
+          <w:color w:val="EF4623" w:themeColor="accent1"/>
+          <w:highlight w:val="yellow"/>
+        </w:rPr>
+      </w:pPr>
+      <w:r>
+        <w:rPr>
+          <w:b/>
+          <w:bCs/>
+          <w:color w:val="EF4623" w:themeColor="accent1"/>
+          <w:highlight w:val="yellow"/>
+        </w:rPr>
+        <w:t>4)</w:t>
+      </w:r>
     </w:p>
-    <w:bookmarkEnd w:id="6"/>
+    <w:p>
+      <w:pPr>
+        <w:pStyle w:val="IT"/>
+        <w:rPr>
+          <w:lang/>
+        </w:rPr>
+      </w:pPr>
+      <w:r>
+        <w:rPr>
+          <w:b/>
+          <w:bCs/>
+          <w:lang/>
+        </w:rPr>
+        <w:lastRenderedPageBreak/>
+        <w:t>Relationships and Cardinality</w:t>
+      </w:r>
+    </w:p>
+    <w:tbl>
+      <w:tblPr>
+        <w:tblStyle w:val="GridTable6Colorful-Accent1"/>
+        <w:tblW w:w="0" w:type="auto"/>
+        <w:tblLook w:val="04A0" w:firstRow="1" w:lastRow="0" w:firstColumn="1" w:lastColumn="0" w:noHBand="0" w:noVBand="1"/>
+      </w:tblPr>
+      <w:tblGrid>
+        <w:gridCol w:w="2101"/>
+        <w:gridCol w:w="1403"/>
+        <w:gridCol w:w="4910"/>
+      </w:tblGrid>
+      <w:tr>
+        <w:trPr>
+          <w:cnfStyle w:val="100000000000" w:firstRow="1" w:lastRow="0" w:firstColumn="0" w:lastColumn="0" w:oddVBand="0" w:evenVBand="0" w:oddHBand="0" w:evenHBand="0" w:firstRowFirstColumn="0" w:firstRowLastColumn="0" w:lastRowFirstColumn="0" w:lastRowLastColumn="0"/>
+        </w:trPr>
+        <w:tc>
+          <w:tcPr>
+            <w:cnfStyle w:val="001000000000" w:firstRow="0" w:lastRow="0" w:firstColumn="1" w:lastColumn="0" w:oddVBand="0" w:evenVBand="0" w:oddHBand="0" w:evenHBand="0" w:firstRowFirstColumn="0" w:firstRowLastColumn="0" w:lastRowFirstColumn="0" w:lastRowLastColumn="0"/>
+            <w:tcW w:w="0" w:type="auto"/>
+            <w:hideMark/>
+          </w:tcPr>
+          <w:p>
+            <w:pPr>
+              <w:pStyle w:val="IT"/>
+              <w:rPr>
+                <w:lang/>
+              </w:rPr>
+            </w:pPr>
+            <w:r>
+              <w:rPr>
+                <w:lang/>
+              </w:rPr>
+              <w:t>Relationship</w:t>
+            </w:r>
+          </w:p>
+        </w:tc>
+        <w:tc>
+          <w:tcPr>
+            <w:tcW w:w="0" w:type="auto"/>
+            <w:hideMark/>
+          </w:tcPr>
+          <w:p>
+            <w:pPr>
+              <w:pStyle w:val="IT"/>
+              <w:cnfStyle w:val="100000000000" w:firstRow="1" w:lastRow="0" w:firstColumn="0" w:lastColumn="0" w:oddVBand="0" w:evenVBand="0" w:oddHBand="0" w:evenHBand="0" w:firstRowFirstColumn="0" w:firstRowLastColumn="0" w:lastRowFirstColumn="0" w:lastRowLastColumn="0"/>
+              <w:rPr>
+                <w:lang/>
+              </w:rPr>
+            </w:pPr>
+            <w:r>
+              <w:rPr>
+                <w:lang/>
+              </w:rPr>
+              <w:t>Cardinality</w:t>
+            </w:r>
+          </w:p>
+        </w:tc>
+        <w:tc>
+          <w:tcPr>
+            <w:tcW w:w="0" w:type="auto"/>
+            <w:hideMark/>
+          </w:tcPr>
+          <w:p>
+            <w:pPr>
+              <w:pStyle w:val="IT"/>
+              <w:cnfStyle w:val="100000000000" w:firstRow="1" w:lastRow="0" w:firstColumn="0" w:lastColumn="0" w:oddVBand="0" w:evenVBand="0" w:oddHBand="0" w:evenHBand="0" w:firstRowFirstColumn="0" w:firstRowLastColumn="0" w:lastRowFirstColumn="0" w:lastRowLastColumn="0"/>
+              <w:rPr>
+                <w:lang/>
+              </w:rPr>
+            </w:pPr>
+            <w:r>
+              <w:rPr>
+                <w:lang/>
+              </w:rPr>
+              <w:t>Explanation</w:t>
+            </w:r>
+          </w:p>
+        </w:tc>
+      </w:tr>
+      <w:tr>
+        <w:trPr>
+          <w:cnfStyle w:val="000000100000" w:firstRow="0" w:lastRow="0" w:firstColumn="0" w:lastColumn="0" w:oddVBand="0" w:evenVBand="0" w:oddHBand="1" w:evenHBand="0" w:firstRowFirstColumn="0" w:firstRowLastColumn="0" w:lastRowFirstColumn="0" w:lastRowLastColumn="0"/>
+        </w:trPr>
+        <w:tc>
+          <w:tcPr>
+            <w:cnfStyle w:val="001000000000" w:firstRow="0" w:lastRow="0" w:firstColumn="1" w:lastColumn="0" w:oddVBand="0" w:evenVBand="0" w:oddHBand="0" w:evenHBand="0" w:firstRowFirstColumn="0" w:firstRowLastColumn="0" w:lastRowFirstColumn="0" w:lastRowLastColumn="0"/>
+            <w:tcW w:w="0" w:type="auto"/>
+            <w:hideMark/>
+          </w:tcPr>
+          <w:p>
+            <w:pPr>
+              <w:pStyle w:val="IT"/>
+              <w:rPr>
+                <w:lang/>
+              </w:rPr>
+            </w:pPr>
+            <w:r>
+              <w:rPr>
+                <w:lang/>
+              </w:rPr>
+              <w:t>Patients — Appointments</w:t>
+            </w:r>
+          </w:p>
+        </w:tc>
+        <w:tc>
+          <w:tcPr>
+            <w:tcW w:w="0" w:type="auto"/>
+            <w:hideMark/>
+          </w:tcPr>
+          <w:p>
+            <w:pPr>
+              <w:pStyle w:val="IT"/>
+              <w:cnfStyle w:val="000000100000" w:firstRow="0" w:lastRow="0" w:firstColumn="0" w:lastColumn="0" w:oddVBand="0" w:evenVBand="0" w:oddHBand="1" w:evenHBand="0" w:firstRowFirstColumn="0" w:firstRowLastColumn="0" w:lastRowFirstColumn="0" w:lastRowLastColumn="0"/>
+              <w:rPr>
+                <w:lang/>
+              </w:rPr>
+            </w:pPr>
+            <w:r>
+              <w:rPr>
+                <w:lang/>
+              </w:rPr>
+              <w:t>1:N</w:t>
+            </w:r>
+          </w:p>
+        </w:tc>
+        <w:tc>
+          <w:tcPr>
+            <w:tcW w:w="0" w:type="auto"/>
+            <w:hideMark/>
+          </w:tcPr>
+          <w:p>
+            <w:pPr>
+              <w:pStyle w:val="IT"/>
+              <w:cnfStyle w:val="000000100000" w:firstRow="0" w:lastRow="0" w:firstColumn="0" w:lastColumn="0" w:oddVBand="0" w:evenVBand="0" w:oddHBand="1" w:evenHBand="0" w:firstRowFirstColumn="0" w:firstRowLastColumn="0" w:lastRowFirstColumn="0" w:lastRowLastColumn="0"/>
+              <w:rPr>
+                <w:lang/>
+              </w:rPr>
+            </w:pPr>
+            <w:r>
+              <w:rPr>
+                <w:lang/>
+              </w:rPr>
+              <w:t>One patient can book many appointments, while each appointment belongs to one patient.</w:t>
+            </w:r>
+          </w:p>
+        </w:tc>
+      </w:tr>
+      <w:tr>
+        <w:tc>
+          <w:tcPr>
+            <w:cnfStyle w:val="001000000000" w:firstRow="0" w:lastRow="0" w:firstColumn="1" w:lastColumn="0" w:oddVBand="0" w:evenVBand="0" w:oddHBand="0" w:evenHBand="0" w:firstRowFirstColumn="0" w:firstRowLastColumn="0" w:lastRowFirstColumn="0" w:lastRowLastColumn="0"/>
+            <w:tcW w:w="0" w:type="auto"/>
+            <w:hideMark/>
+          </w:tcPr>
+          <w:p>
+            <w:pPr>
+              <w:pStyle w:val="IT"/>
+              <w:rPr>
+                <w:lang/>
+              </w:rPr>
+            </w:pPr>
+            <w:r>
+              <w:rPr>
+                <w:lang/>
+              </w:rPr>
+              <w:t>Doctors — Appointments</w:t>
+            </w:r>
+          </w:p>
+        </w:tc>
+        <w:tc>
+          <w:tcPr>
+            <w:tcW w:w="0" w:type="auto"/>
+            <w:hideMark/>
+          </w:tcPr>
+          <w:p>
+            <w:pPr>
+              <w:pStyle w:val="IT"/>
+              <w:cnfStyle w:val="000000000000" w:firstRow="0" w:lastRow="0" w:firstColumn="0" w:lastColumn="0" w:oddVBand="0" w:evenVBand="0" w:oddHBand="0" w:evenHBand="0" w:firstRowFirstColumn="0" w:firstRowLastColumn="0" w:lastRowFirstColumn="0" w:lastRowLastColumn="0"/>
+              <w:rPr>
+                <w:lang/>
+              </w:rPr>
+            </w:pPr>
+            <w:r>
+              <w:rPr>
+                <w:lang/>
+              </w:rPr>
+              <w:t>1:N</w:t>
+            </w:r>
+          </w:p>
+        </w:tc>
+        <w:tc>
+          <w:tcPr>
+            <w:tcW w:w="0" w:type="auto"/>
+            <w:hideMark/>
+          </w:tcPr>
+          <w:p>
+            <w:pPr>
+              <w:pStyle w:val="IT"/>
+              <w:cnfStyle w:val="000000000000" w:firstRow="0" w:lastRow="0" w:firstColumn="0" w:lastColumn="0" w:oddVBand="0" w:evenVBand="0" w:oddHBand="0" w:evenHBand="0" w:firstRowFirstColumn="0" w:firstRowLastColumn="0" w:lastRowFirstColumn="0" w:lastRowLastColumn="0"/>
+              <w:rPr>
+                <w:lang/>
+              </w:rPr>
+            </w:pPr>
+            <w:r>
+              <w:rPr>
+                <w:lang/>
+              </w:rPr>
+              <w:t>One doctor can handle many appointments, while each appointment is assigned to one doctor.</w:t>
+            </w:r>
+          </w:p>
+        </w:tc>
+      </w:tr>
+      <w:tr>
+        <w:trPr>
+          <w:cnfStyle w:val="000000100000" w:firstRow="0" w:lastRow="0" w:firstColumn="0" w:lastColumn="0" w:oddVBand="0" w:evenVBand="0" w:oddHBand="1" w:evenHBand="0" w:firstRowFirstColumn="0" w:firstRowLastColumn="0" w:lastRowFirstColumn="0" w:lastRowLastColumn="0"/>
+        </w:trPr>
+        <w:tc>
+          <w:tcPr>
+            <w:cnfStyle w:val="001000000000" w:firstRow="0" w:lastRow="0" w:firstColumn="1" w:lastColumn="0" w:oddVBand="0" w:evenVBand="0" w:oddHBand="0" w:evenHBand="0" w:firstRowFirstColumn="0" w:firstRowLastColumn="0" w:lastRowFirstColumn="0" w:lastRowLastColumn="0"/>
+            <w:tcW w:w="0" w:type="auto"/>
+            <w:hideMark/>
+          </w:tcPr>
+          <w:p>
+            <w:pPr>
+              <w:pStyle w:val="IT"/>
+              <w:rPr>
+                <w:lang/>
+              </w:rPr>
+            </w:pPr>
+            <w:r>
+              <w:rPr>
+                <w:lang/>
+              </w:rPr>
+              <w:t>Appointments — Treatments</w:t>
+            </w:r>
+          </w:p>
+        </w:tc>
+        <w:tc>
+          <w:tcPr>
+            <w:tcW w:w="0" w:type="auto"/>
+            <w:hideMark/>
+          </w:tcPr>
+          <w:p>
+            <w:pPr>
+              <w:pStyle w:val="IT"/>
+              <w:cnfStyle w:val="000000100000" w:firstRow="0" w:lastRow="0" w:firstColumn="0" w:lastColumn="0" w:oddVBand="0" w:evenVBand="0" w:oddHBand="1" w:evenHBand="0" w:firstRowFirstColumn="0" w:firstRowLastColumn="0" w:lastRowFirstColumn="0" w:lastRowLastColumn="0"/>
+              <w:rPr>
+                <w:lang/>
+              </w:rPr>
+            </w:pPr>
+            <w:r>
+              <w:rPr>
+                <w:lang/>
+              </w:rPr>
+              <w:t>1:N</w:t>
+            </w:r>
+          </w:p>
+        </w:tc>
+        <w:tc>
+          <w:tcPr>
+            <w:tcW w:w="0" w:type="auto"/>
+            <w:hideMark/>
+          </w:tcPr>
+          <w:p>
+            <w:pPr>
+              <w:pStyle w:val="IT"/>
+              <w:cnfStyle w:val="000000100000" w:firstRow="0" w:lastRow="0" w:firstColumn="0" w:lastColumn="0" w:oddVBand="0" w:evenVBand="0" w:oddHBand="1" w:evenHBand="0" w:firstRowFirstColumn="0" w:firstRowLastColumn="0" w:lastRowFirstColumn="0" w:lastRowLastColumn="0"/>
+              <w:rPr>
+                <w:lang/>
+              </w:rPr>
+            </w:pPr>
+            <w:r>
+              <w:rPr>
+                <w:lang/>
+              </w:rPr>
+              <w:t>One appointment may produce several treatment records, while each treatment is linked to one appointment.</w:t>
+            </w:r>
+          </w:p>
+        </w:tc>
+      </w:tr>
+      <w:tr>
+        <w:tc>
+          <w:tcPr>
+            <w:cnfStyle w:val="001000000000" w:firstRow="0" w:lastRow="0" w:firstColumn="1" w:lastColumn="0" w:oddVBand="0" w:evenVBand="0" w:oddHBand="0" w:evenHBand="0" w:firstRowFirstColumn="0" w:firstRowLastColumn="0" w:lastRowFirstColumn="0" w:lastRowLastColumn="0"/>
+            <w:tcW w:w="0" w:type="auto"/>
+            <w:hideMark/>
+          </w:tcPr>
+          <w:p>
+            <w:pPr>
+              <w:pStyle w:val="IT"/>
+              <w:rPr>
+                <w:lang/>
+              </w:rPr>
+            </w:pPr>
+            <w:r>
+              <w:rPr>
+                <w:lang/>
+              </w:rPr>
+              <w:t>Medicines — Treatments</w:t>
+            </w:r>
+          </w:p>
+        </w:tc>
+        <w:tc>
+          <w:tcPr>
+            <w:tcW w:w="0" w:type="auto"/>
+            <w:hideMark/>
+          </w:tcPr>
+          <w:p>
+            <w:pPr>
+              <w:pStyle w:val="IT"/>
+              <w:cnfStyle w:val="000000000000" w:firstRow="0" w:lastRow="0" w:firstColumn="0" w:lastColumn="0" w:oddVBand="0" w:evenVBand="0" w:oddHBand="0" w:evenHBand="0" w:firstRowFirstColumn="0" w:firstRowLastColumn="0" w:lastRowFirstColumn="0" w:lastRowLastColumn="0"/>
+              <w:rPr>
+                <w:lang/>
+              </w:rPr>
+            </w:pPr>
+            <w:r>
+              <w:rPr>
+                <w:lang/>
+              </w:rPr>
+              <w:t>1:N</w:t>
+            </w:r>
+          </w:p>
+        </w:tc>
+        <w:tc>
+          <w:tcPr>
+            <w:tcW w:w="0" w:type="auto"/>
+            <w:hideMark/>
+          </w:tcPr>
+          <w:p>
+            <w:pPr>
+              <w:pStyle w:val="IT"/>
+              <w:cnfStyle w:val="000000000000" w:firstRow="0" w:lastRow="0" w:firstColumn="0" w:lastColumn="0" w:oddVBand="0" w:evenVBand="0" w:oddHBand="0" w:evenHBand="0" w:firstRowFirstColumn="0" w:firstRowLastColumn="0" w:lastRowFirstColumn="0" w:lastRowLastColumn="0"/>
+              <w:rPr>
+                <w:lang/>
+              </w:rPr>
+            </w:pPr>
+            <w:r>
+              <w:rPr>
+                <w:lang/>
+              </w:rPr>
+              <w:t>One medicine can be used in many treatment records, while each treatment record refers to one medicine when medication is prescribed.</w:t>
+            </w:r>
+          </w:p>
+        </w:tc>
+      </w:tr>
+      <w:tr>
+        <w:trPr>
+          <w:cnfStyle w:val="000000100000" w:firstRow="0" w:lastRow="0" w:firstColumn="0" w:lastColumn="0" w:oddVBand="0" w:evenVBand="0" w:oddHBand="1" w:evenHBand="0" w:firstRowFirstColumn="0" w:firstRowLastColumn="0" w:lastRowFirstColumn="0" w:lastRowLastColumn="0"/>
+        </w:trPr>
+        <w:tc>
+          <w:tcPr>
+            <w:cnfStyle w:val="001000000000" w:firstRow="0" w:lastRow="0" w:firstColumn="1" w:lastColumn="0" w:oddVBand="0" w:evenVBand="0" w:oddHBand="0" w:evenHBand="0" w:firstRowFirstColumn="0" w:firstRowLastColumn="0" w:lastRowFirstColumn="0" w:lastRowLastColumn="0"/>
+            <w:tcW w:w="0" w:type="auto"/>
+            <w:hideMark/>
+          </w:tcPr>
+          <w:p>
+            <w:pPr>
+              <w:pStyle w:val="IT"/>
+              <w:rPr>
+                <w:lang/>
+              </w:rPr>
+            </w:pPr>
+            <w:r>
+              <w:rPr>
+                <w:lang/>
+              </w:rPr>
+              <w:t>Appointments — Payments</w:t>
+            </w:r>
+          </w:p>
+        </w:tc>
+        <w:tc>
+          <w:tcPr>
+            <w:tcW w:w="0" w:type="auto"/>
+            <w:hideMark/>
+          </w:tcPr>
+          <w:p>
+            <w:pPr>
+              <w:pStyle w:val="IT"/>
+              <w:cnfStyle w:val="000000100000" w:firstRow="0" w:lastRow="0" w:firstColumn="0" w:lastColumn="0" w:oddVBand="0" w:evenVBand="0" w:oddHBand="1" w:evenHBand="0" w:firstRowFirstColumn="0" w:firstRowLastColumn="0" w:lastRowFirstColumn="0" w:lastRowLastColumn="0"/>
+              <w:rPr>
+                <w:lang/>
+              </w:rPr>
+            </w:pPr>
+            <w:r>
+              <w:rPr>
+                <w:lang/>
+              </w:rPr>
+              <w:t>1:N</w:t>
+            </w:r>
+          </w:p>
+        </w:tc>
+        <w:tc>
+          <w:tcPr>
+            <w:tcW w:w="0" w:type="auto"/>
+            <w:hideMark/>
+          </w:tcPr>
+          <w:p>
+            <w:pPr>
+              <w:pStyle w:val="IT"/>
+              <w:cnfStyle w:val="000000100000" w:firstRow="0" w:lastRow="0" w:firstColumn="0" w:lastColumn="0" w:oddVBand="0" w:evenVBand="0" w:oddHBand="1" w:evenHBand="0" w:firstRowFirstColumn="0" w:firstRowLastColumn="0" w:lastRowFirstColumn="0" w:lastRowLastColumn="0"/>
+              <w:rPr>
+                <w:lang/>
+              </w:rPr>
+            </w:pPr>
+            <w:r>
+              <w:rPr>
+                <w:lang/>
+              </w:rPr>
+              <w:t>One appointment may have one or more payments, while each payment is associated with one appointment.</w:t>
+            </w:r>
+          </w:p>
+        </w:tc>
+      </w:tr>
+    </w:tbl>
+    <w:p>
+      <w:pPr>
+        <w:pStyle w:val="IT"/>
+        <w:rPr>
+          <w:lang/>
+        </w:rPr>
+      </w:pPr>
+      <w:r>
+        <w:rPr>
+          <w:b/>
+          <w:bCs/>
+          <w:lang/>
+        </w:rPr>
+        <w:t>Participation Constraints</w:t>
+      </w:r>
+    </w:p>
+    <w:p>
+      <w:pPr>
+        <w:pStyle w:val="IT"/>
+        <w:numPr>
+          <w:ilvl w:val="0"/>
+          <w:numId w:val="29"/>
+        </w:numPr>
+        <w:rPr>
+          <w:lang/>
+        </w:rPr>
+      </w:pPr>
+      <w:r>
+        <w:rPr>
+          <w:lang/>
+        </w:rPr>
+        <w:t xml:space="preserve">A patient may exist without having an appointment, so patient participation in the Patients–Appointments relationship is optional. </w:t>
+      </w:r>
+    </w:p>
+    <w:p>
+      <w:pPr>
+        <w:pStyle w:val="IT"/>
+        <w:numPr>
+          <w:ilvl w:val="0"/>
+          <w:numId w:val="29"/>
+        </w:numPr>
+        <w:rPr>
+          <w:lang/>
+        </w:rPr>
+      </w:pPr>
+      <w:r>
+        <w:rPr>
+          <w:lang/>
+        </w:rPr>
+        <w:t xml:space="preserve">An appointment must be connected to one patient and one doctor. </w:t>
+      </w:r>
+    </w:p>
+    <w:p>
+      <w:pPr>
+        <w:pStyle w:val="IT"/>
+        <w:numPr>
+          <w:ilvl w:val="0"/>
+          <w:numId w:val="29"/>
+        </w:numPr>
+        <w:rPr>
+          <w:lang/>
+        </w:rPr>
+      </w:pPr>
+      <w:r>
+        <w:rPr>
+          <w:lang/>
+        </w:rPr>
+        <w:t xml:space="preserve">An appointment may exist before any treatment or payment is recorded. </w:t>
+      </w:r>
+    </w:p>
+    <w:p>
+      <w:pPr>
+        <w:pStyle w:val="IT"/>
+        <w:numPr>
+          <w:ilvl w:val="0"/>
+          <w:numId w:val="29"/>
+        </w:numPr>
+        <w:rPr>
+          <w:lang/>
+        </w:rPr>
+      </w:pPr>
+      <w:r>
+        <w:rPr>
+          <w:lang/>
+        </w:rPr>
+        <w:t xml:space="preserve">A treatment must belong to an appointment, but its medicine relationship may be optional because some treatments do not require medication. </w:t>
+      </w:r>
+    </w:p>
+    <w:p>
+      <w:pPr>
+        <w:pStyle w:val="IT"/>
+        <w:numPr>
+          <w:ilvl w:val="0"/>
+          <w:numId w:val="29"/>
+        </w:numPr>
+        <w:rPr>
+          <w:lang/>
+        </w:rPr>
+      </w:pPr>
+      <w:r>
+        <w:rPr>
+          <w:lang/>
+        </w:rPr>
+        <w:t>A payment must belong to an appointment.</w:t>
+      </w:r>
+    </w:p>
+    <w:p>
+      <w:pPr>
+        <w:pStyle w:val="IT"/>
+        <w:rPr>
+          <w:lang/>
+        </w:rPr>
+      </w:pPr>
+    </w:p>
+    <w:p>
+      <w:pPr>
+        <w:pStyle w:val="IT"/>
+        <w:rPr>
+          <w:b/>
+          <w:bCs/>
+          <w:color w:val="EF4623" w:themeColor="accent1"/>
+          <w:highlight w:val="yellow"/>
+        </w:rPr>
+      </w:pPr>
+      <w:r>
+        <w:rPr>
+          <w:b/>
+          <w:bCs/>
+          <w:color w:val="EF4623" w:themeColor="accent1"/>
+          <w:highlight w:val="yellow"/>
+        </w:rPr>
+        <w:t>5)</w:t>
+      </w:r>
+    </w:p>
+    <w:p>
+      <w:pPr>
+        <w:pStyle w:val="IT"/>
+        <w:rPr>
+          <w:lang/>
+        </w:rPr>
+      </w:pPr>
+      <w:r>
+        <w:rPr>
+          <w:b/>
+          <w:bCs/>
+          <w:lang/>
+        </w:rPr>
+        <w:t>Specialization/Generalization (EER Feature)</w:t>
+      </w:r>
+    </w:p>
+    <w:p>
+      <w:pPr>
+        <w:pStyle w:val="IT"/>
+        <w:rPr>
+          <w:lang/>
+        </w:rPr>
+      </w:pPr>
+      <w:r>
+        <w:rPr>
+          <w:lang/>
+        </w:rPr>
+        <w:t>The PAYMENT entity is used as a superclass and is specialized into three subclasses:</w:t>
+      </w:r>
+    </w:p>
+    <w:p>
+      <w:pPr>
+        <w:pStyle w:val="IT"/>
+        <w:numPr>
+          <w:ilvl w:val="0"/>
+          <w:numId w:val="30"/>
+        </w:numPr>
+        <w:rPr>
+          <w:lang/>
+        </w:rPr>
+      </w:pPr>
+      <w:r>
+        <w:rPr>
+          <w:lang/>
+        </w:rPr>
+        <w:t xml:space="preserve">CASH_PAYMENT </w:t>
+      </w:r>
+    </w:p>
+    <w:p>
+      <w:pPr>
+        <w:pStyle w:val="IT"/>
+        <w:numPr>
+          <w:ilvl w:val="0"/>
+          <w:numId w:val="30"/>
+        </w:numPr>
+        <w:rPr>
+          <w:lang/>
+        </w:rPr>
+      </w:pPr>
+      <w:r>
+        <w:rPr>
+          <w:lang/>
+        </w:rPr>
+        <w:t xml:space="preserve">CARD_PAYMENT </w:t>
+      </w:r>
+    </w:p>
+    <w:p>
+      <w:pPr>
+        <w:pStyle w:val="IT"/>
+        <w:numPr>
+          <w:ilvl w:val="0"/>
+          <w:numId w:val="30"/>
+        </w:numPr>
+        <w:rPr>
+          <w:lang/>
+        </w:rPr>
+      </w:pPr>
+      <w:r>
+        <w:rPr>
+          <w:lang/>
+        </w:rPr>
+        <w:t xml:space="preserve">INSURANCE_PAYMENT </w:t>
+      </w:r>
+    </w:p>
+    <w:p>
+      <w:pPr>
+        <w:pStyle w:val="IT"/>
+        <w:rPr>
+          <w:lang/>
+        </w:rPr>
+      </w:pPr>
+      <w:r>
+        <w:rPr>
+          <w:lang/>
+        </w:rPr>
+        <w:t>Each subclass inherits the primary key and common attributes from PAYMENT.</w:t>
+      </w:r>
+    </w:p>
+    <w:tbl>
+      <w:tblPr>
+        <w:tblStyle w:val="GridTable6Colorful-Accent1"/>
+        <w:tblW w:w="0" w:type="auto"/>
+        <w:tblLook w:val="04A0" w:firstRow="1" w:lastRow="0" w:firstColumn="1" w:lastColumn="0" w:noHBand="0" w:noVBand="1"/>
+      </w:tblPr>
+      <w:tblGrid>
+        <w:gridCol w:w="2937"/>
+        <w:gridCol w:w="5477"/>
+      </w:tblGrid>
+      <w:tr>
+        <w:trPr>
+          <w:cnfStyle w:val="100000000000" w:firstRow="1" w:lastRow="0" w:firstColumn="0" w:lastColumn="0" w:oddVBand="0" w:evenVBand="0" w:oddHBand="0" w:evenHBand="0" w:firstRowFirstColumn="0" w:firstRowLastColumn="0" w:lastRowFirstColumn="0" w:lastRowLastColumn="0"/>
+        </w:trPr>
+        <w:tc>
+          <w:tcPr>
+            <w:cnfStyle w:val="001000000000" w:firstRow="0" w:lastRow="0" w:firstColumn="1" w:lastColumn="0" w:oddVBand="0" w:evenVBand="0" w:oddHBand="0" w:evenHBand="0" w:firstRowFirstColumn="0" w:firstRowLastColumn="0" w:lastRowFirstColumn="0" w:lastRowLastColumn="0"/>
+            <w:tcW w:w="0" w:type="auto"/>
+            <w:hideMark/>
+          </w:tcPr>
+          <w:p>
+            <w:pPr>
+              <w:pStyle w:val="IT"/>
+              <w:rPr>
+                <w:lang/>
+              </w:rPr>
+            </w:pPr>
+            <w:r>
+              <w:rPr>
+                <w:lang/>
+              </w:rPr>
+              <w:t>Superclass/Subclass</w:t>
+            </w:r>
+          </w:p>
+        </w:tc>
+        <w:tc>
+          <w:tcPr>
+            <w:tcW w:w="0" w:type="auto"/>
+            <w:hideMark/>
+          </w:tcPr>
+          <w:p>
+            <w:pPr>
+              <w:pStyle w:val="IT"/>
+              <w:cnfStyle w:val="100000000000" w:firstRow="1" w:lastRow="0" w:firstColumn="0" w:lastColumn="0" w:oddVBand="0" w:evenVBand="0" w:oddHBand="0" w:evenHBand="0" w:firstRowFirstColumn="0" w:firstRowLastColumn="0" w:lastRowFirstColumn="0" w:lastRowLastColumn="0"/>
+              <w:rPr>
+                <w:lang/>
+              </w:rPr>
+            </w:pPr>
+            <w:r>
+              <w:rPr>
+                <w:lang/>
+              </w:rPr>
+              <w:t>Additional Attributes</w:t>
+            </w:r>
+          </w:p>
+        </w:tc>
+      </w:tr>
+      <w:tr>
+        <w:trPr>
+          <w:cnfStyle w:val="000000100000" w:firstRow="0" w:lastRow="0" w:firstColumn="0" w:lastColumn="0" w:oddVBand="0" w:evenVBand="0" w:oddHBand="1" w:evenHBand="0" w:firstRowFirstColumn="0" w:firstRowLastColumn="0" w:lastRowFirstColumn="0" w:lastRowLastColumn="0"/>
+        </w:trPr>
+        <w:tc>
+          <w:tcPr>
+            <w:cnfStyle w:val="001000000000" w:firstRow="0" w:lastRow="0" w:firstColumn="1" w:lastColumn="0" w:oddVBand="0" w:evenVBand="0" w:oddHBand="0" w:evenHBand="0" w:firstRowFirstColumn="0" w:firstRowLastColumn="0" w:lastRowFirstColumn="0" w:lastRowLastColumn="0"/>
+            <w:tcW w:w="0" w:type="auto"/>
+            <w:hideMark/>
+          </w:tcPr>
+          <w:p>
+            <w:pPr>
+              <w:pStyle w:val="IT"/>
+              <w:rPr>
+                <w:lang/>
+              </w:rPr>
+            </w:pPr>
+            <w:r>
+              <w:rPr>
+                <w:lang/>
+              </w:rPr>
+              <w:t>PAYMENT</w:t>
+            </w:r>
+          </w:p>
+        </w:tc>
+        <w:tc>
+          <w:tcPr>
+            <w:tcW w:w="0" w:type="auto"/>
+            <w:hideMark/>
+          </w:tcPr>
+          <w:p>
+            <w:pPr>
+              <w:pStyle w:val="IT"/>
+              <w:cnfStyle w:val="000000100000" w:firstRow="0" w:lastRow="0" w:firstColumn="0" w:lastColumn="0" w:oddVBand="0" w:evenVBand="0" w:oddHBand="1" w:evenHBand="0" w:firstRowFirstColumn="0" w:firstRowLastColumn="0" w:lastRowFirstColumn="0" w:lastRowLastColumn="0"/>
+              <w:rPr>
+                <w:lang/>
+              </w:rPr>
+            </w:pPr>
+            <w:r>
+              <w:rPr>
+                <w:lang/>
+              </w:rPr>
+              <w:t>payment_id, appointment_id, payment_date, amount, payment_status</w:t>
+            </w:r>
+          </w:p>
+        </w:tc>
+      </w:tr>
+      <w:tr>
+        <w:tc>
+          <w:tcPr>
+            <w:cnfStyle w:val="001000000000" w:firstRow="0" w:lastRow="0" w:firstColumn="1" w:lastColumn="0" w:oddVBand="0" w:evenVBand="0" w:oddHBand="0" w:evenHBand="0" w:firstRowFirstColumn="0" w:firstRowLastColumn="0" w:lastRowFirstColumn="0" w:lastRowLastColumn="0"/>
+            <w:tcW w:w="0" w:type="auto"/>
+            <w:hideMark/>
+          </w:tcPr>
+          <w:p>
+            <w:pPr>
+              <w:pStyle w:val="IT"/>
+              <w:rPr>
+                <w:lang/>
+              </w:rPr>
+            </w:pPr>
+            <w:r>
+              <w:rPr>
+                <w:lang/>
+              </w:rPr>
+              <w:t>CASH_PAYMENT</w:t>
+            </w:r>
+          </w:p>
+        </w:tc>
+        <w:tc>
+          <w:tcPr>
+            <w:tcW w:w="0" w:type="auto"/>
+            <w:hideMark/>
+          </w:tcPr>
+          <w:p>
+            <w:pPr>
+              <w:pStyle w:val="IT"/>
+              <w:cnfStyle w:val="000000000000" w:firstRow="0" w:lastRow="0" w:firstColumn="0" w:lastColumn="0" w:oddVBand="0" w:evenVBand="0" w:oddHBand="0" w:evenHBand="0" w:firstRowFirstColumn="0" w:firstRowLastColumn="0" w:lastRowFirstColumn="0" w:lastRowLastColumn="0"/>
+              <w:rPr>
+                <w:lang/>
+              </w:rPr>
+            </w:pPr>
+            <w:r>
+              <w:rPr>
+                <w:lang/>
+              </w:rPr>
+              <w:t>receipt_number</w:t>
+            </w:r>
+          </w:p>
+        </w:tc>
+      </w:tr>
+      <w:tr>
+        <w:trPr>
+          <w:cnfStyle w:val="000000100000" w:firstRow="0" w:lastRow="0" w:firstColumn="0" w:lastColumn="0" w:oddVBand="0" w:evenVBand="0" w:oddHBand="1" w:evenHBand="0" w:firstRowFirstColumn="0" w:firstRowLastColumn="0" w:lastRowFirstColumn="0" w:lastRowLastColumn="0"/>
+        </w:trPr>
+        <w:tc>
+          <w:tcPr>
+            <w:cnfStyle w:val="001000000000" w:firstRow="0" w:lastRow="0" w:firstColumn="1" w:lastColumn="0" w:oddVBand="0" w:evenVBand="0" w:oddHBand="0" w:evenHBand="0" w:firstRowFirstColumn="0" w:firstRowLastColumn="0" w:lastRowFirstColumn="0" w:lastRowLastColumn="0"/>
+            <w:tcW w:w="0" w:type="auto"/>
+            <w:hideMark/>
+          </w:tcPr>
+          <w:p>
+            <w:pPr>
+              <w:pStyle w:val="IT"/>
+              <w:rPr>
+                <w:lang/>
+              </w:rPr>
+            </w:pPr>
+            <w:r>
+              <w:rPr>
+                <w:lang/>
+              </w:rPr>
+              <w:t>CARD_PAYMENT</w:t>
+            </w:r>
+          </w:p>
+        </w:tc>
+        <w:tc>
+          <w:tcPr>
+            <w:tcW w:w="0" w:type="auto"/>
+            <w:hideMark/>
+          </w:tcPr>
+          <w:p>
+            <w:pPr>
+              <w:pStyle w:val="IT"/>
+              <w:cnfStyle w:val="000000100000" w:firstRow="0" w:lastRow="0" w:firstColumn="0" w:lastColumn="0" w:oddVBand="0" w:evenVBand="0" w:oddHBand="1" w:evenHBand="0" w:firstRowFirstColumn="0" w:firstRowLastColumn="0" w:lastRowFirstColumn="0" w:lastRowLastColumn="0"/>
+              <w:rPr>
+                <w:lang/>
+              </w:rPr>
+            </w:pPr>
+            <w:r>
+              <w:rPr>
+                <w:lang/>
+              </w:rPr>
+              <w:t>card_last_four, authorization_code</w:t>
+            </w:r>
+          </w:p>
+        </w:tc>
+      </w:tr>
+      <w:tr>
+        <w:tc>
+          <w:tcPr>
+            <w:cnfStyle w:val="001000000000" w:firstRow="0" w:lastRow="0" w:firstColumn="1" w:lastColumn="0" w:oddVBand="0" w:evenVBand="0" w:oddHBand="0" w:evenHBand="0" w:firstRowFirstColumn="0" w:firstRowLastColumn="0" w:lastRowFirstColumn="0" w:lastRowLastColumn="0"/>
+            <w:tcW w:w="0" w:type="auto"/>
+            <w:hideMark/>
+          </w:tcPr>
+          <w:p>
+            <w:pPr>
+              <w:pStyle w:val="IT"/>
+              <w:rPr>
+                <w:lang/>
+              </w:rPr>
+            </w:pPr>
+            <w:r>
+              <w:rPr>
+                <w:lang/>
+              </w:rPr>
+              <w:t>INSURANCE_PAYMENT</w:t>
+            </w:r>
+          </w:p>
+        </w:tc>
+        <w:tc>
+          <w:tcPr>
+            <w:tcW w:w="0" w:type="auto"/>
+            <w:hideMark/>
+          </w:tcPr>
+          <w:p>
+            <w:pPr>
+              <w:pStyle w:val="IT"/>
+              <w:cnfStyle w:val="000000000000" w:firstRow="0" w:lastRow="0" w:firstColumn="0" w:lastColumn="0" w:oddVBand="0" w:evenVBand="0" w:oddHBand="0" w:evenHBand="0" w:firstRowFirstColumn="0" w:firstRowLastColumn="0" w:lastRowFirstColumn="0" w:lastRowLastColumn="0"/>
+              <w:rPr>
+                <w:lang/>
+              </w:rPr>
+            </w:pPr>
+            <w:r>
+              <w:rPr>
+                <w:lang/>
+              </w:rPr>
+              <w:t>insurance_provider, claim_number</w:t>
+            </w:r>
+          </w:p>
+        </w:tc>
+      </w:tr>
+    </w:tbl>
+    <w:p>
+      <w:pPr>
+        <w:pStyle w:val="IT"/>
+        <w:rPr>
+          <w:lang/>
+        </w:rPr>
+      </w:pPr>
+      <w:r>
+        <w:rPr>
+          <w:b/>
+          <w:bCs/>
+          <w:lang/>
+        </w:rPr>
+        <w:t>Specialization Constraints</w:t>
+      </w:r>
+    </w:p>
+    <w:p>
+      <w:pPr>
+        <w:pStyle w:val="IT"/>
+        <w:rPr>
+          <w:lang/>
+        </w:rPr>
+      </w:pPr>
+      <w:r>
+        <w:rPr>
+          <w:lang/>
+        </w:rPr>
+        <w:t xml:space="preserve">The specialization is </w:t>
+      </w:r>
+      <w:r>
+        <w:rPr>
+          <w:b/>
+          <w:bCs/>
+          <w:lang/>
+        </w:rPr>
+        <w:t>disjoint</w:t>
+      </w:r>
+      <w:r>
+        <w:rPr>
+          <w:lang/>
+        </w:rPr>
+        <w:t xml:space="preserve"> because one payment record can belong to only one payment subclass. For example, the same payment cannot be classified as both a cash payment and a card payment.</w:t>
+      </w:r>
+    </w:p>
+    <w:p>
+      <w:pPr>
+        <w:pStyle w:val="IT"/>
+        <w:rPr>
+          <w:lang/>
+        </w:rPr>
+      </w:pPr>
+      <w:r>
+        <w:rPr>
+          <w:lang/>
+        </w:rPr>
+        <w:t xml:space="preserve">It is also </w:t>
+      </w:r>
+      <w:r>
+        <w:rPr>
+          <w:b/>
+          <w:bCs/>
+          <w:lang/>
+        </w:rPr>
+        <w:t>total</w:t>
+      </w:r>
+      <w:r>
+        <w:rPr>
+          <w:lang/>
+        </w:rPr>
+        <w:t xml:space="preserve"> because every payment must be recorded as cash, card, or insurance. Therefore, no PAYMENT entity can exist without belonging to one of the three subclasses.</w:t>
+      </w:r>
+    </w:p>
+    <w:p>
+      <w:pPr>
+        <w:pStyle w:val="IT"/>
+        <w:rPr>
+          <w:lang/>
+        </w:rPr>
+      </w:pPr>
+      <w:r>
+        <w:rPr>
+          <w:noProof/>
+          <w:lang w:eastAsia="en-US"/>
+        </w:rPr>
+        <w:lastRenderedPageBreak/>
+        <w:drawing>
+          <wp:inline distT="0" distB="0" distL="0" distR="0" wp14:anchorId="33066B8A" wp14:editId="185868EC">
+            <wp:extent cx="5349240" cy="3550285"/>
+            <wp:effectExtent l="0" t="0" r="0" b="5715"/>
+            <wp:docPr id="554711962" name="Picture 1"/>
+            <wp:cNvGraphicFramePr>
+              <a:graphicFrameLocks xmlns:a="http://schemas.openxmlformats.org/drawingml/2006/main" noChangeAspect="1"/>
+            </wp:cNvGraphicFramePr>
+            <a:graphic xmlns:a="http://schemas.openxmlformats.org/drawingml/2006/main">
+              <a:graphicData uri="http://schemas.openxmlformats.org/drawingml/2006/picture">
+                <pic:pic xmlns:pic="http://schemas.openxmlformats.org/drawingml/2006/picture">
+                  <pic:nvPicPr>
+                    <pic:cNvPr id="554711962" name=""/>
+                    <pic:cNvPicPr/>
+                  </pic:nvPicPr>
+                  <pic:blipFill>
+                    <a:blip r:embed="rId16"/>
+                    <a:stretch>
+                      <a:fillRect/>
+                    </a:stretch>
+                  </pic:blipFill>
+                  <pic:spPr>
+                    <a:xfrm>
+                      <a:off x="0" y="0"/>
+                      <a:ext cx="5349240" cy="3550285"/>
+                    </a:xfrm>
+                    <a:prstGeom prst="rect">
+                      <a:avLst/>
+                    </a:prstGeom>
+                  </pic:spPr>
+                </pic:pic>
+              </a:graphicData>
+            </a:graphic>
+          </wp:inline>
+        </w:drawing>
+      </w:r>
+    </w:p>
+    <w:p>
+      <w:pPr>
+        <w:pStyle w:val="IT"/>
+        <w:rPr>
+          <w:lang/>
+        </w:rPr>
+      </w:pPr>
+    </w:p>
+    <w:p>
+      <w:pPr>
+        <w:pStyle w:val="IT"/>
+        <w:rPr>
+          <w:b/>
+          <w:bCs/>
+          <w:color w:val="EF4623" w:themeColor="accent1"/>
+          <w:highlight w:val="yellow"/>
+        </w:rPr>
+      </w:pPr>
+      <w:r>
+        <w:rPr>
+          <w:b/>
+          <w:bCs/>
+          <w:color w:val="EF4623" w:themeColor="accent1"/>
+          <w:highlight w:val="yellow"/>
+        </w:rPr>
+        <w:t>6)</w:t>
+      </w:r>
+    </w:p>
+    <w:p>
+      <w:pPr>
+        <w:pStyle w:val="IT"/>
+        <w:rPr>
+          <w:lang/>
+        </w:rPr>
+      </w:pPr>
+      <w:r>
+        <w:rPr>
+          <w:b/>
+          <w:bCs/>
+          <w:lang/>
+        </w:rPr>
+        <w:t>Design Assumptions</w:t>
+      </w:r>
+    </w:p>
+    <w:p>
+      <w:pPr>
+        <w:pStyle w:val="IT"/>
+        <w:numPr>
+          <w:ilvl w:val="0"/>
+          <w:numId w:val="31"/>
+        </w:numPr>
+        <w:rPr>
+          <w:lang/>
+        </w:rPr>
+      </w:pPr>
+      <w:r>
+        <w:rPr>
+          <w:lang/>
+        </w:rPr>
+        <w:t>Each patient is assigned a unique patient_id, even when two patients have the same name, phone number, or date of birth.</w:t>
+      </w:r>
+    </w:p>
+    <w:p>
+      <w:pPr>
+        <w:pStyle w:val="IT"/>
+        <w:numPr>
+          <w:ilvl w:val="0"/>
+          <w:numId w:val="31"/>
+        </w:numPr>
+        <w:rPr>
+          <w:lang/>
+        </w:rPr>
+      </w:pPr>
+      <w:r>
+        <w:rPr>
+          <w:lang/>
+        </w:rPr>
+        <w:t>Each doctor has one main specialization recorded in the system. A doctor with multiple specialties would require an additional specialty table, which is outside the current six-entity design.</w:t>
+      </w:r>
+    </w:p>
+    <w:p>
+      <w:pPr>
+        <w:pStyle w:val="IT"/>
+        <w:numPr>
+          <w:ilvl w:val="0"/>
+          <w:numId w:val="31"/>
+        </w:numPr>
+        <w:rPr>
+          <w:lang/>
+        </w:rPr>
+      </w:pPr>
+      <w:r>
+        <w:rPr>
+          <w:lang/>
+        </w:rPr>
+        <w:t>Every appointment must be linked to exactly one patient and one doctor.</w:t>
+      </w:r>
+    </w:p>
+    <w:p>
+      <w:pPr>
+        <w:pStyle w:val="IT"/>
+        <w:numPr>
+          <w:ilvl w:val="0"/>
+          <w:numId w:val="31"/>
+        </w:numPr>
+        <w:rPr>
+          <w:lang/>
+        </w:rPr>
+      </w:pPr>
+      <w:r>
+        <w:rPr>
+          <w:lang/>
+        </w:rPr>
+        <w:t>A patient or doctor may exist in the database without having any appointments.</w:t>
+      </w:r>
+    </w:p>
+    <w:p>
+      <w:pPr>
+        <w:pStyle w:val="IT"/>
+        <w:numPr>
+          <w:ilvl w:val="0"/>
+          <w:numId w:val="31"/>
+        </w:numPr>
+        <w:rPr>
+          <w:lang/>
+        </w:rPr>
+      </w:pPr>
+      <w:r>
+        <w:rPr>
+          <w:lang/>
+        </w:rPr>
+        <w:t>A doctor cannot have two appointments scheduled at the same date and time.</w:t>
+      </w:r>
+    </w:p>
+    <w:p>
+      <w:pPr>
+        <w:pStyle w:val="IT"/>
+        <w:numPr>
+          <w:ilvl w:val="0"/>
+          <w:numId w:val="31"/>
+        </w:numPr>
+        <w:rPr>
+          <w:lang/>
+        </w:rPr>
+      </w:pPr>
+      <w:r>
+        <w:rPr>
+          <w:lang/>
+        </w:rPr>
+        <w:lastRenderedPageBreak/>
+        <w:t>An appointment may be created before treatment or payment information is available.</w:t>
+      </w:r>
+    </w:p>
+    <w:p>
+      <w:pPr>
+        <w:pStyle w:val="IT"/>
+        <w:numPr>
+          <w:ilvl w:val="0"/>
+          <w:numId w:val="31"/>
+        </w:numPr>
+        <w:rPr>
+          <w:lang/>
+        </w:rPr>
+      </w:pPr>
+      <w:r>
+        <w:rPr>
+          <w:lang/>
+        </w:rPr>
+        <w:t>One appointment may result in several treatment records because multiple procedures or medicines may be involved.</w:t>
+      </w:r>
+    </w:p>
+    <w:p>
+      <w:pPr>
+        <w:pStyle w:val="IT"/>
+        <w:numPr>
+          <w:ilvl w:val="0"/>
+          <w:numId w:val="31"/>
+        </w:numPr>
+        <w:rPr>
+          <w:lang/>
+        </w:rPr>
+      </w:pPr>
+      <w:r>
+        <w:rPr>
+          <w:lang/>
+        </w:rPr>
+        <w:t>A treatment may exist without a medicine because some clinic services, such as examination or wound care, do not require medication.</w:t>
+      </w:r>
+    </w:p>
+    <w:p>
+      <w:pPr>
+        <w:pStyle w:val="IT"/>
+        <w:numPr>
+          <w:ilvl w:val="0"/>
+          <w:numId w:val="31"/>
+        </w:numPr>
+        <w:rPr>
+          <w:lang/>
+        </w:rPr>
+      </w:pPr>
+      <w:r>
+        <w:rPr>
+          <w:lang/>
+        </w:rPr>
+        <w:t>Each treatment record is linked to no more than one medicine. When several medicines are prescribed, separate treatment records are created for each medicine.</w:t>
+      </w:r>
+    </w:p>
+    <w:p>
+      <w:pPr>
+        <w:pStyle w:val="IT"/>
+        <w:numPr>
+          <w:ilvl w:val="0"/>
+          <w:numId w:val="31"/>
+        </w:numPr>
+        <w:rPr>
+          <w:lang/>
+        </w:rPr>
+      </w:pPr>
+      <w:r>
+        <w:rPr>
+          <w:lang/>
+        </w:rPr>
+        <w:t>One medicine can appear in many treatment records, while each medicine is stored once in the Medicines table to reduce duplication.</w:t>
+      </w:r>
+    </w:p>
+    <w:p>
+      <w:pPr>
+        <w:pStyle w:val="IT"/>
+        <w:numPr>
+          <w:ilvl w:val="0"/>
+          <w:numId w:val="31"/>
+        </w:numPr>
+        <w:rPr>
+          <w:lang/>
+        </w:rPr>
+      </w:pPr>
+      <w:r>
+        <w:rPr>
+          <w:lang/>
+        </w:rPr>
+        <w:t>One appointment may have several payment records to support partial payments, insurance contributions, or payments made at different times.</w:t>
+      </w:r>
+    </w:p>
+    <w:p>
+      <w:pPr>
+        <w:pStyle w:val="IT"/>
+        <w:numPr>
+          <w:ilvl w:val="0"/>
+          <w:numId w:val="31"/>
+        </w:numPr>
+        <w:rPr>
+          <w:lang/>
+        </w:rPr>
+      </w:pPr>
+      <w:r>
+        <w:rPr>
+          <w:lang/>
+        </w:rPr>
+        <w:t>Payment specialization is total and disjoint. Every payment must be classified as cash, card, or insurance, and one payment cannot belong to more than one subclass.</w:t>
+      </w:r>
+    </w:p>
+    <w:p>
+      <w:pPr>
+        <w:pStyle w:val="IT"/>
+        <w:numPr>
+          <w:ilvl w:val="0"/>
+          <w:numId w:val="31"/>
+        </w:numPr>
+        <w:rPr>
+          <w:lang/>
+        </w:rPr>
+      </w:pPr>
+      <w:r>
+        <w:rPr>
+          <w:lang/>
+        </w:rPr>
+        <w:t>The payment_method attribute determines the payment subclass.</w:t>
+      </w:r>
+    </w:p>
+    <w:p>
+      <w:pPr>
+        <w:pStyle w:val="IT"/>
+        <w:numPr>
+          <w:ilvl w:val="0"/>
+          <w:numId w:val="31"/>
+        </w:numPr>
+        <w:rPr>
+          <w:lang/>
+        </w:rPr>
+      </w:pPr>
+      <w:r>
+        <w:rPr>
+          <w:lang/>
+        </w:rPr>
+        <w:t>Payment amounts, medicine prices, treatment costs, and stock quantities cannot contain negative values.</w:t>
+      </w:r>
+    </w:p>
+    <w:p>
+      <w:pPr>
+        <w:pStyle w:val="IT"/>
+        <w:numPr>
+          <w:ilvl w:val="0"/>
+          <w:numId w:val="31"/>
+        </w:numPr>
+        <w:rPr>
+          <w:lang/>
+        </w:rPr>
+      </w:pPr>
+      <w:r>
+        <w:rPr>
+          <w:lang/>
+        </w:rPr>
+        <w:t>Deleting a patient or doctor with related appointments is restricted to preserve historical clinic records.</w:t>
+      </w:r>
+    </w:p>
+    <w:p>
+      <w:pPr>
+        <w:pStyle w:val="IT"/>
+        <w:numPr>
+          <w:ilvl w:val="0"/>
+          <w:numId w:val="31"/>
+        </w:numPr>
+        <w:rPr>
+          <w:lang/>
+        </w:rPr>
+      </w:pPr>
+      <w:r>
+        <w:rPr>
+          <w:lang/>
+        </w:rPr>
+        <w:t>Deleting an appointment may remove its related treatment records, while payment records should normally be retained for financial auditing.</w:t>
+      </w:r>
+    </w:p>
+    <w:p>
+      <w:pPr>
+        <w:pStyle w:val="IT"/>
+        <w:numPr>
+          <w:ilvl w:val="0"/>
+          <w:numId w:val="31"/>
+        </w:numPr>
+        <w:rPr>
+          <w:lang/>
+        </w:rPr>
+      </w:pPr>
+      <w:r>
+        <w:rPr>
+          <w:lang/>
+        </w:rPr>
+        <w:lastRenderedPageBreak/>
+        <w:t>Contact information such as patient email and address may be optional, but essential identification and appointment information must be provided.</w:t>
+      </w:r>
+    </w:p>
+    <w:p>
+      <w:pPr>
+        <w:pStyle w:val="IT"/>
+      </w:pPr>
+      <w:r>
+        <w:rPr>
+          <w:lang/>
+        </w:rPr>
+        <w:t>The system is designed for one private clinic location. Multiple branches, rooms, employees, and insurance-policy details are not included in the current scope.</w:t>
+      </w:r>
+      <w:bookmarkStart w:id="6" w:name="_GoBack"/>
+      <w:bookmarkEnd w:id="6"/>
+    </w:p>
+    <w:bookmarkEnd w:id="5"/>
     <w:p>
       <w:pPr>
         <w:pStyle w:val="Heading1"/>
@@ -9696,7 +10689,7 @@
       </w:pPr>
     </w:p>
     <w:sectPr>
-      <w:headerReference w:type="default" r:id="rId15"/>
+      <w:headerReference w:type="default" r:id="rId17"/>
       <w:pgSz w:w="12240" w:h="15840" w:code="1"/>
       <w:pgMar w:top="1080" w:right="720" w:bottom="1800" w:left="3096" w:header="1080" w:footer="720" w:gutter="0"/>
       <w:pgNumType w:start="1"/>
@@ -9764,7 +10757,7 @@
               <wp:docPr id="1349517934" name="Text Box 9" descr="Restricted - مقيد ">
                 <a:extLst xmlns:a="http://schemas.openxmlformats.org/drawingml/2006/main">
                   <a:ext uri="{5AE41FA2-C0FF-4470-9BD4-5FADCA87CBE2}">
-                    <aclsh:classification xmlns="" xmlns:cx1="http://schemas.microsoft.com/office/drawing/2015/9/8/chartex" xmlns:cx2="http://schemas.microsoft.com/office/drawing/2015/10/21/chartex" xmlns:cx3="http://schemas.microsoft.com/office/drawing/2016/5/9/chartex" xmlns:cx4="http://schemas.microsoft.com/office/drawing/2016/5/10/chartex" xmlns:cx5="http://schemas.microsoft.com/office/drawing/2016/5/11/chartex" xmlns:cx6="http://schemas.microsoft.com/office/drawing/2016/5/12/chartex" xmlns:cx7="http://schemas.microsoft.com/office/drawing/2016/5/13/chartex" xmlns:cx8="http://schemas.microsoft.com/office/drawing/2016/5/14/chartex" xmlns:aink="http://schemas.microsoft.com/office/drawing/2016/ink" xmlns:am3d="http://schemas.microsoft.com/office/drawing/2017/model3d" xmlns:oel="http://schemas.microsoft.com/office/2019/extlst" xmlns:o="urn:schemas-microsoft-com:office:office" xmlns:v="urn:schemas-microsoft-com:vml" xmlns:w10="urn:schemas-microsoft-com:office:word" xmlns:w="http://schemas.openxmlformats.org/wordprocessingml/2006/main" xmlns:w16cei="http://schemas.microsoft.com/office/word/2026/wordml/cei" xmlns:w16cex="http://schemas.microsoft.com/office/word/2018/wordml/cex" xmlns:w16cid="http://schemas.microsoft.com/office/word/2016/wordml/cid" xmlns:w16="http://schemas.microsoft.com/office/word/2018/wordml" xmlns:w16sdtdh="http://schemas.microsoft.com/office/word/2020/wordml/sdtdatahash" xmlns:w16sdtfl="http://schemas.microsoft.com/office/word/2024/wordml/sdtformatlock" xmlns:w16du="http://schemas.microsoft.com/office/word/2023/wordml/word16du" xmlns:aclsh="http://schemas.microsoft.com/office/drawing/2020/classificationShape" classificationOutcomeType="ftr"/>
+                    <aclsh:classification xmlns:aclsh="http://schemas.microsoft.com/office/drawing/2020/classificationShape" xmlns:w16du="http://schemas.microsoft.com/office/word/2023/wordml/word16du" xmlns:w16sdtfl="http://schemas.microsoft.com/office/word/2024/wordml/sdtformatlock" xmlns:w16sdtdh="http://schemas.microsoft.com/office/word/2020/wordml/sdtdatahash" xmlns:w16="http://schemas.microsoft.com/office/word/2018/wordml" xmlns:w16cid="http://schemas.microsoft.com/office/word/2016/wordml/cid" xmlns:w16cex="http://schemas.microsoft.com/office/word/2018/wordml/cex" xmlns:w16cei="http://schemas.microsoft.com/office/word/2026/wordml/cei" xmlns:w="http://schemas.openxmlformats.org/wordprocessingml/2006/main" xmlns:w10="urn:schemas-microsoft-com:office:word" xmlns:v="urn:schemas-microsoft-com:vml" xmlns:o="urn:schemas-microsoft-com:office:office" xmlns:oel="http://schemas.microsoft.com/office/2019/extlst" xmlns:am3d="http://schemas.microsoft.com/office/drawing/2017/model3d" xmlns:aink="http://schemas.microsoft.com/office/drawing/2016/ink" xmlns:cx8="http://schemas.microsoft.com/office/drawing/2016/5/14/chartex" xmlns:cx7="http://schemas.microsoft.com/office/drawing/2016/5/13/chartex" xmlns:cx6="http://schemas.microsoft.com/office/drawing/2016/5/12/chartex" xmlns:cx5="http://schemas.microsoft.com/office/drawing/2016/5/11/chartex" xmlns:cx4="http://schemas.microsoft.com/office/drawing/2016/5/10/chartex" xmlns:cx3="http://schemas.microsoft.com/office/drawing/2016/5/9/chartex" xmlns:cx2="http://schemas.microsoft.com/office/drawing/2015/10/21/chartex" xmlns:cx1="http://schemas.microsoft.com/office/drawing/2015/9/8/chartex" xmlns="" classificationOutcomeType="ftr"/>
                   </a:ext>
                 </a:extLst>
               </wp:docPr>
@@ -9922,7 +10915,7 @@
               <wp:docPr id="1992261074" name="Text Box 10" descr="Restricted - مقيد ">
                 <a:extLst xmlns:a="http://schemas.openxmlformats.org/drawingml/2006/main">
                   <a:ext uri="{5AE41FA2-C0FF-4470-9BD4-5FADCA87CBE2}">
-                    <aclsh:classification xmlns="" xmlns:cx1="http://schemas.microsoft.com/office/drawing/2015/9/8/chartex" xmlns:cx2="http://schemas.microsoft.com/office/drawing/2015/10/21/chartex" xmlns:cx3="http://schemas.microsoft.com/office/drawing/2016/5/9/chartex" xmlns:cx4="http://schemas.microsoft.com/office/drawing/2016/5/10/chartex" xmlns:cx5="http://schemas.microsoft.com/office/drawing/2016/5/11/chartex" xmlns:cx6="http://schemas.microsoft.com/office/drawing/2016/5/12/chartex" xmlns:cx7="http://schemas.microsoft.com/office/drawing/2016/5/13/chartex" xmlns:cx8="http://schemas.microsoft.com/office/drawing/2016/5/14/chartex" xmlns:aink="http://schemas.microsoft.com/office/drawing/2016/ink" xmlns:am3d="http://schemas.microsoft.com/office/drawing/2017/model3d" xmlns:oel="http://schemas.microsoft.com/office/2019/extlst" xmlns:o="urn:schemas-microsoft-com:office:office" xmlns:v="urn:schemas-microsoft-com:vml" xmlns:w10="urn:schemas-microsoft-com:office:word" xmlns:w="http://schemas.openxmlformats.org/wordprocessingml/2006/main" xmlns:w16cei="http://schemas.microsoft.com/office/word/2026/wordml/cei" xmlns:w16cex="http://schemas.microsoft.com/office/word/2018/wordml/cex" xmlns:w16cid="http://schemas.microsoft.com/office/word/2016/wordml/cid" xmlns:w16="http://schemas.microsoft.com/office/word/2018/wordml" xmlns:w16sdtdh="http://schemas.microsoft.com/office/word/2020/wordml/sdtdatahash" xmlns:w16sdtfl="http://schemas.microsoft.com/office/word/2024/wordml/sdtformatlock" xmlns:w16du="http://schemas.microsoft.com/office/word/2023/wordml/word16du" xmlns:aclsh="http://schemas.microsoft.com/office/drawing/2020/classificationShape" classificationOutcomeType="ftr"/>
+                    <aclsh:classification xmlns:aclsh="http://schemas.microsoft.com/office/drawing/2020/classificationShape" xmlns:w16du="http://schemas.microsoft.com/office/word/2023/wordml/word16du" xmlns:w16sdtfl="http://schemas.microsoft.com/office/word/2024/wordml/sdtformatlock" xmlns:w16sdtdh="http://schemas.microsoft.com/office/word/2020/wordml/sdtdatahash" xmlns:w16="http://schemas.microsoft.com/office/word/2018/wordml" xmlns:w16cid="http://schemas.microsoft.com/office/word/2016/wordml/cid" xmlns:w16cex="http://schemas.microsoft.com/office/word/2018/wordml/cex" xmlns:w16cei="http://schemas.microsoft.com/office/word/2026/wordml/cei" xmlns:w="http://schemas.openxmlformats.org/wordprocessingml/2006/main" xmlns:w10="urn:schemas-microsoft-com:office:word" xmlns:v="urn:schemas-microsoft-com:vml" xmlns:o="urn:schemas-microsoft-com:office:office" xmlns:oel="http://schemas.microsoft.com/office/2019/extlst" xmlns:am3d="http://schemas.microsoft.com/office/drawing/2017/model3d" xmlns:aink="http://schemas.microsoft.com/office/drawing/2016/ink" xmlns:cx8="http://schemas.microsoft.com/office/drawing/2016/5/14/chartex" xmlns:cx7="http://schemas.microsoft.com/office/drawing/2016/5/13/chartex" xmlns:cx6="http://schemas.microsoft.com/office/drawing/2016/5/12/chartex" xmlns:cx5="http://schemas.microsoft.com/office/drawing/2016/5/11/chartex" xmlns:cx4="http://schemas.microsoft.com/office/drawing/2016/5/10/chartex" xmlns:cx3="http://schemas.microsoft.com/office/drawing/2016/5/9/chartex" xmlns:cx2="http://schemas.microsoft.com/office/drawing/2015/10/21/chartex" xmlns:cx1="http://schemas.microsoft.com/office/drawing/2015/9/8/chartex" xmlns="" classificationOutcomeType="ftr"/>
                   </a:ext>
                 </a:extLst>
               </wp:docPr>
@@ -10080,7 +11073,7 @@
               <wp:docPr id="786098250" name="Text Box 8" descr="Restricted - مقيد ">
                 <a:extLst xmlns:a="http://schemas.openxmlformats.org/drawingml/2006/main">
                   <a:ext uri="{5AE41FA2-C0FF-4470-9BD4-5FADCA87CBE2}">
-                    <aclsh:classification xmlns="" xmlns:cx1="http://schemas.microsoft.com/office/drawing/2015/9/8/chartex" xmlns:cx2="http://schemas.microsoft.com/office/drawing/2015/10/21/chartex" xmlns:cx3="http://schemas.microsoft.com/office/drawing/2016/5/9/chartex" xmlns:cx4="http://schemas.microsoft.com/office/drawing/2016/5/10/chartex" xmlns:cx5="http://schemas.microsoft.com/office/drawing/2016/5/11/chartex" xmlns:cx6="http://schemas.microsoft.com/office/drawing/2016/5/12/chartex" xmlns:cx7="http://schemas.microsoft.com/office/drawing/2016/5/13/chartex" xmlns:cx8="http://schemas.microsoft.com/office/drawing/2016/5/14/chartex" xmlns:aink="http://schemas.microsoft.com/office/drawing/2016/ink" xmlns:am3d="http://schemas.microsoft.com/office/drawing/2017/model3d" xmlns:oel="http://schemas.microsoft.com/office/2019/extlst" xmlns:o="urn:schemas-microsoft-com:office:office" xmlns:v="urn:schemas-microsoft-com:vml" xmlns:w10="urn:schemas-microsoft-com:office:word" xmlns:w="http://schemas.openxmlformats.org/wordprocessingml/2006/main" xmlns:w16cei="http://schemas.microsoft.com/office/word/2026/wordml/cei" xmlns:w16cex="http://schemas.microsoft.com/office/word/2018/wordml/cex" xmlns:w16cid="http://schemas.microsoft.com/office/word/2016/wordml/cid" xmlns:w16="http://schemas.microsoft.com/office/word/2018/wordml" xmlns:w16sdtdh="http://schemas.microsoft.com/office/word/2020/wordml/sdtdatahash" xmlns:w16sdtfl="http://schemas.microsoft.com/office/word/2024/wordml/sdtformatlock" xmlns:w16du="http://schemas.microsoft.com/office/word/2023/wordml/word16du" xmlns:aclsh="http://schemas.microsoft.com/office/drawing/2020/classificationShape" classificationOutcomeType="ftr"/>
+                    <aclsh:classification xmlns:aclsh="http://schemas.microsoft.com/office/drawing/2020/classificationShape" xmlns:w16du="http://schemas.microsoft.com/office/word/2023/wordml/word16du" xmlns:w16sdtfl="http://schemas.microsoft.com/office/word/2024/wordml/sdtformatlock" xmlns:w16sdtdh="http://schemas.microsoft.com/office/word/2020/wordml/sdtdatahash" xmlns:w16="http://schemas.microsoft.com/office/word/2018/wordml" xmlns:w16cid="http://schemas.microsoft.com/office/word/2016/wordml/cid" xmlns:w16cex="http://schemas.microsoft.com/office/word/2018/wordml/cex" xmlns:w16cei="http://schemas.microsoft.com/office/word/2026/wordml/cei" xmlns:w="http://schemas.openxmlformats.org/wordprocessingml/2006/main" xmlns:w10="urn:schemas-microsoft-com:office:word" xmlns:v="urn:schemas-microsoft-com:vml" xmlns:o="urn:schemas-microsoft-com:office:office" xmlns:oel="http://schemas.microsoft.com/office/2019/extlst" xmlns:am3d="http://schemas.microsoft.com/office/drawing/2017/model3d" xmlns:aink="http://schemas.microsoft.com/office/drawing/2016/ink" xmlns:cx8="http://schemas.microsoft.com/office/drawing/2016/5/14/chartex" xmlns:cx7="http://schemas.microsoft.com/office/drawing/2016/5/13/chartex" xmlns:cx6="http://schemas.microsoft.com/office/drawing/2016/5/12/chartex" xmlns:cx5="http://schemas.microsoft.com/office/drawing/2016/5/11/chartex" xmlns:cx4="http://schemas.microsoft.com/office/drawing/2016/5/10/chartex" xmlns:cx3="http://schemas.microsoft.com/office/drawing/2016/5/9/chartex" xmlns:cx2="http://schemas.microsoft.com/office/drawing/2015/10/21/chartex" xmlns:cx1="http://schemas.microsoft.com/office/drawing/2015/9/8/chartex" xmlns="" classificationOutcomeType="ftr"/>
                   </a:ext>
                 </a:extLst>
               </wp:docPr>
@@ -10510,7 +11503,7 @@
             </wp:anchor>
           </w:drawing>
         </mc:Choice>
-        <mc:Fallback xmlns:cx1="http://schemas.microsoft.com/office/drawing/2015/9/8/chartex" xmlns:cx2="http://schemas.microsoft.com/office/drawing/2015/10/21/chartex" xmlns:cx3="http://schemas.microsoft.com/office/drawing/2016/5/9/chartex" xmlns:cx4="http://schemas.microsoft.com/office/drawing/2016/5/10/chartex" xmlns:cx5="http://schemas.microsoft.com/office/drawing/2016/5/11/chartex" xmlns:cx6="http://schemas.microsoft.com/office/drawing/2016/5/12/chartex" xmlns:cx7="http://schemas.microsoft.com/office/drawing/2016/5/13/chartex" xmlns:cx8="http://schemas.microsoft.com/office/drawing/2016/5/14/chartex" xmlns:aink="http://schemas.microsoft.com/office/drawing/2016/ink" xmlns:am3d="http://schemas.microsoft.com/office/drawing/2017/model3d" xmlns:oel="http://schemas.microsoft.com/office/2019/extlst" xmlns:w16cei="http://schemas.microsoft.com/office/word/2026/wordml/cei" xmlns:w16cex="http://schemas.microsoft.com/office/word/2018/wordml/cex" xmlns:w16cid="http://schemas.microsoft.com/office/word/2016/wordml/cid" xmlns:w16="http://schemas.microsoft.com/office/word/2018/wordml" xmlns:w16sdtdh="http://schemas.microsoft.com/office/word/2020/wordml/sdtdatahash" xmlns:w16sdtfl="http://schemas.microsoft.com/office/word/2024/wordml/sdtformatlock" xmlns:w16du="http://schemas.microsoft.com/office/word/2023/wordml/word16du">
+        <mc:Fallback xmlns:w16du="http://schemas.microsoft.com/office/word/2023/wordml/word16du" xmlns:w16sdtfl="http://schemas.microsoft.com/office/word/2024/wordml/sdtformatlock" xmlns:w16sdtdh="http://schemas.microsoft.com/office/word/2020/wordml/sdtdatahash" xmlns:w16="http://schemas.microsoft.com/office/word/2018/wordml" xmlns:w16cid="http://schemas.microsoft.com/office/word/2016/wordml/cid" xmlns:w16cex="http://schemas.microsoft.com/office/word/2018/wordml/cex" xmlns:w16cei="http://schemas.microsoft.com/office/word/2026/wordml/cei" xmlns:oel="http://schemas.microsoft.com/office/2019/extlst" xmlns:am3d="http://schemas.microsoft.com/office/drawing/2017/model3d" xmlns:aink="http://schemas.microsoft.com/office/drawing/2016/ink" xmlns:cx8="http://schemas.microsoft.com/office/drawing/2016/5/14/chartex" xmlns:cx7="http://schemas.microsoft.com/office/drawing/2016/5/13/chartex" xmlns:cx6="http://schemas.microsoft.com/office/drawing/2016/5/12/chartex" xmlns:cx5="http://schemas.microsoft.com/office/drawing/2016/5/11/chartex" xmlns:cx4="http://schemas.microsoft.com/office/drawing/2016/5/10/chartex" xmlns:cx3="http://schemas.microsoft.com/office/drawing/2016/5/9/chartex" xmlns:cx2="http://schemas.microsoft.com/office/drawing/2015/10/21/chartex" xmlns:cx1="http://schemas.microsoft.com/office/drawing/2015/9/8/chartex">
           <w:pict>
             <v:line w14:anchorId="04400D3D" id="Straight Connector 6" o:spid="_x0000_s1026" style="position:absolute;z-index:251660288;visibility:visible;mso-wrap-style:square;mso-width-percent:0;mso-height-percent:0;mso-wrap-distance-left:9pt;mso-wrap-distance-top:-3e-5mm;mso-wrap-distance-right:9pt;mso-wrap-distance-bottom:-3e-5mm;mso-position-horizontal:absolute;mso-position-horizontal-relative:text;mso-position-vertical:absolute;mso-position-vertical-relative:text;mso-width-percent:0;mso-height-percent:0;mso-width-relative:page;mso-height-relative:page" from="-68.95pt,-666.45pt" to="489.05pt,-666.45pt" o:gfxdata="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" strokecolor="#4f81bd" strokeweight="2pt">
               <v:shadow on="t" opacity="24903f" origin=",.5" offset="0,.55556mm"/>
@@ -10570,7 +11563,7 @@
             <w:fldChar w:fldCharType="separate"/>
           </w:r>
           <w:r>
-            <w:t>03</w:t>
+            <w:t>16</w:t>
           </w:r>
           <w:r>
             <w:fldChar w:fldCharType="end"/>
@@ -10621,7 +11614,7 @@
             <w:rPr>
               <w:noProof/>
             </w:rPr>
-            <w:instrText>Task 1 – Database Design (6 Marks)</w:instrText>
+            <w:instrText>Deliverables</w:instrText>
           </w:r>
           <w:r>
             <w:rPr>
@@ -10654,7 +11647,7 @@
             <w:rPr>
               <w:noProof/>
             </w:rPr>
-            <w:instrText>Task 1 – Database Design (6 Marks)</w:instrText>
+            <w:instrText>Deliverables</w:instrText>
           </w:r>
           <w:r>
             <w:rPr>
@@ -10672,7 +11665,7 @@
             <w:rPr>
               <w:noProof/>
             </w:rPr>
-            <w:t xml:space="preserve">Task 1 – Database Design (6 Marks) </w:t>
+            <w:t xml:space="preserve">Deliverables </w:t>
           </w:r>
           <w:r>
             <w:fldChar w:fldCharType="end"/>
@@ -15705,6 +16698,7 @@
     <w:rsid w:val="00E70F80"/>
     <w:rsid w:val="00E9596B"/>
     <w:rsid w:val="00F00256"/>
+    <w:rsid w:val="00F1235E"/>
     <w:rsid w:val="00F64854"/>
     <w:rsid w:val="00FA6C85"/>
   </w:rsids>
@@ -16555,7 +17549,7 @@
 </file>
 
 <file path=customXml/itemProps3.xml><?xml version="1.0" encoding="utf-8"?>
-<ds:datastoreItem xmlns:ds="http://schemas.openxmlformats.org/officeDocument/2006/customXml" ds:itemID="{0FDA90C2-E837-418D-8420-81D512EB90EE}">
+<ds:datastoreItem xmlns:ds="http://schemas.openxmlformats.org/officeDocument/2006/customXml" ds:itemID="{86BDB236-5E50-4B22-8870-151B48233391}">
   <ds:schemaRefs>
     <ds:schemaRef ds:uri="http://schemas.openxmlformats.org/officeDocument/2006/bibliography"/>
   </ds:schemaRefs>

--- a/IT244 -#5- Project.docx
+++ b/IT244 -#5- Project.docx
@@ -1380,14 +1380,7 @@
                                     <w:rPr>
                                       <w:color w:val="auto"/>
                                     </w:rPr>
-                                    <w:t xml:space="preserve"> will be given if you try to bypass the </w:t>
-                                  </w:r>
-                                  <w:proofErr w:type="spellStart"/>
-                                  <w:r>
-                                    <w:rPr>
-                                      <w:color w:val="auto"/>
-                                    </w:rPr>
-                                    <w:t>SafeAssi</w:t>
+                                    <w:t xml:space="preserve"> will be given if you try to bypass the SafeAssi</w:t>
                                   </w:r>
                                   <w:r>
                                     <w:rPr>
@@ -1395,7 +1388,6 @@
                                     </w:rPr>
                                     <w:t>gn</w:t>
                                   </w:r>
-                                  <w:proofErr w:type="spellEnd"/>
                                   <w:r>
                                     <w:rPr>
                                       <w:color w:val="auto"/>
@@ -1868,14 +1860,7 @@
                               <w:rPr>
                                 <w:color w:val="auto"/>
                               </w:rPr>
-                              <w:t xml:space="preserve"> will be given if you try to bypass the </w:t>
-                            </w:r>
-                            <w:proofErr w:type="spellStart"/>
-                            <w:r>
-                              <w:rPr>
-                                <w:color w:val="auto"/>
-                              </w:rPr>
-                              <w:t>SafeAssi</w:t>
+                              <w:t xml:space="preserve"> will be given if you try to bypass the SafeAssi</w:t>
                             </w:r>
                             <w:r>
                               <w:rPr>
@@ -1883,7 +1868,6 @@
                               </w:rPr>
                               <w:t>gn</w:t>
                             </w:r>
-                            <w:proofErr w:type="spellEnd"/>
                             <w:r>
                               <w:rPr>
                                 <w:color w:val="auto"/>
@@ -3716,25 +3700,7 @@
           <w:sz w:val="24"/>
           <w:szCs w:val="24"/>
         </w:rPr>
-        <w:t xml:space="preserve">Task </w:t>
-      </w:r>
-      <w:proofErr w:type="gramStart"/>
-      <w:r>
-        <w:rPr>
-          <w:rFonts w:ascii="Times New Roman" w:hAnsi="Times New Roman" w:cs="Times New Roman"/>
-          <w:sz w:val="24"/>
-          <w:szCs w:val="24"/>
-        </w:rPr>
-        <w:t>1 :</w:t>
-      </w:r>
-      <w:proofErr w:type="gramEnd"/>
-      <w:r>
-        <w:rPr>
-          <w:rFonts w:ascii="Times New Roman" w:hAnsi="Times New Roman" w:cs="Times New Roman"/>
-          <w:sz w:val="24"/>
-          <w:szCs w:val="24"/>
-        </w:rPr>
-        <w:t xml:space="preserve"> database design</w:t>
+        <w:t>Task 1 : database design</w:t>
       </w:r>
     </w:p>
     <w:p>
@@ -3977,25 +3943,7 @@
           <w:sz w:val="24"/>
           <w:szCs w:val="24"/>
         </w:rPr>
-        <w:t xml:space="preserve"> (or </w:t>
-      </w:r>
-      <w:proofErr w:type="spellStart"/>
-      <w:r>
-        <w:rPr>
-          <w:rFonts w:ascii="Times New Roman" w:hAnsi="Times New Roman" w:cs="Times New Roman"/>
-          <w:sz w:val="24"/>
-          <w:szCs w:val="24"/>
-        </w:rPr>
-        <w:t>GitLab</w:t>
-      </w:r>
-      <w:proofErr w:type="spellEnd"/>
-      <w:r>
-        <w:rPr>
-          <w:rFonts w:ascii="Times New Roman" w:hAnsi="Times New Roman" w:cs="Times New Roman"/>
-          <w:sz w:val="24"/>
-          <w:szCs w:val="24"/>
-        </w:rPr>
-        <w:t>) repository containing the complete project with regular commits and meaningful commit messages.</w:t>
+        <w:t xml:space="preserve"> (or GitLab) repository containing the complete project with regular commits and meaningful commit messages.</w:t>
       </w:r>
     </w:p>
     <w:p>
@@ -4081,43 +4029,7 @@
           <w:sz w:val="24"/>
           <w:szCs w:val="24"/>
         </w:rPr>
-        <w:t xml:space="preserve"> to the live report document, GitHub/</w:t>
-      </w:r>
-      <w:proofErr w:type="spellStart"/>
-      <w:r>
-        <w:rPr>
-          <w:rFonts w:ascii="Times New Roman" w:hAnsi="Times New Roman" w:cs="Times New Roman"/>
-          <w:sz w:val="24"/>
-          <w:szCs w:val="24"/>
-        </w:rPr>
-        <w:t>GitLab</w:t>
-      </w:r>
-      <w:proofErr w:type="spellEnd"/>
-      <w:r>
-        <w:rPr>
-          <w:rFonts w:ascii="Times New Roman" w:hAnsi="Times New Roman" w:cs="Times New Roman"/>
-          <w:sz w:val="24"/>
-          <w:szCs w:val="24"/>
-        </w:rPr>
-        <w:t xml:space="preserve"> repository, and Google </w:t>
-      </w:r>
-      <w:proofErr w:type="spellStart"/>
-      <w:r>
-        <w:rPr>
-          <w:rFonts w:ascii="Times New Roman" w:hAnsi="Times New Roman" w:cs="Times New Roman"/>
-          <w:sz w:val="24"/>
-          <w:szCs w:val="24"/>
-        </w:rPr>
-        <w:t>Colab</w:t>
-      </w:r>
-      <w:proofErr w:type="spellEnd"/>
-      <w:r>
-        <w:rPr>
-          <w:rFonts w:ascii="Times New Roman" w:hAnsi="Times New Roman" w:cs="Times New Roman"/>
-          <w:sz w:val="24"/>
-          <w:szCs w:val="24"/>
-        </w:rPr>
-        <w:t xml:space="preserve"> notebook (if applicable) in the </w:t>
+        <w:t xml:space="preserve"> to the live report document, GitHub/GitLab repository, and Google Colab notebook (if applicable) in the </w:t>
       </w:r>
       <w:r>
         <w:rPr>
@@ -4874,27 +4786,7 @@
           <w:szCs w:val="24"/>
           <w:lang w:val="es-ES"/>
         </w:rPr>
-        <w:t xml:space="preserve">A complete ER/EER </w:t>
-      </w:r>
-      <w:proofErr w:type="spellStart"/>
-      <w:r>
-        <w:rPr>
-          <w:rFonts w:ascii="Times New Roman" w:hAnsi="Times New Roman" w:cs="Times New Roman"/>
-          <w:sz w:val="24"/>
-          <w:szCs w:val="24"/>
-          <w:lang w:val="es-ES"/>
-        </w:rPr>
-        <w:t>diagram</w:t>
-      </w:r>
-      <w:proofErr w:type="spellEnd"/>
-      <w:r>
-        <w:rPr>
-          <w:rFonts w:ascii="Times New Roman" w:hAnsi="Times New Roman" w:cs="Times New Roman"/>
-          <w:sz w:val="24"/>
-          <w:szCs w:val="24"/>
-          <w:lang w:val="es-ES"/>
-        </w:rPr>
-        <w:t>.</w:t>
+        <w:t>A complete ER/EER diagram.</w:t>
       </w:r>
     </w:p>
     <w:p>
@@ -7830,15 +7722,11 @@
     <w:p>
       <w:pPr>
         <w:pStyle w:val="IT"/>
-        <w:rPr>
-          <w:lang/>
-        </w:rPr>
       </w:pPr>
       <w:r>
         <w:rPr>
           <w:b/>
           <w:bCs/>
-          <w:lang/>
         </w:rPr>
         <w:t>Primary and Foreign Keys</w:t>
       </w:r>
@@ -7867,14 +7755,8 @@
           <w:p>
             <w:pPr>
               <w:pStyle w:val="IT"/>
-              <w:rPr>
-                <w:lang/>
-              </w:rPr>
             </w:pPr>
             <w:r>
-              <w:rPr>
-                <w:lang/>
-              </w:rPr>
               <w:t>Entity</w:t>
             </w:r>
           </w:p>
@@ -7888,14 +7770,8 @@
             <w:pPr>
               <w:pStyle w:val="IT"/>
               <w:cnfStyle w:val="100000000000" w:firstRow="1" w:lastRow="0" w:firstColumn="0" w:lastColumn="0" w:oddVBand="0" w:evenVBand="0" w:oddHBand="0" w:evenHBand="0" w:firstRowFirstColumn="0" w:firstRowLastColumn="0" w:lastRowFirstColumn="0" w:lastRowLastColumn="0"/>
-              <w:rPr>
-                <w:lang/>
-              </w:rPr>
             </w:pPr>
             <w:r>
-              <w:rPr>
-                <w:lang/>
-              </w:rPr>
               <w:t>Primary Key</w:t>
             </w:r>
           </w:p>
@@ -7909,14 +7785,8 @@
             <w:pPr>
               <w:pStyle w:val="IT"/>
               <w:cnfStyle w:val="100000000000" w:firstRow="1" w:lastRow="0" w:firstColumn="0" w:lastColumn="0" w:oddVBand="0" w:evenVBand="0" w:oddHBand="0" w:evenHBand="0" w:firstRowFirstColumn="0" w:firstRowLastColumn="0" w:lastRowFirstColumn="0" w:lastRowLastColumn="0"/>
-              <w:rPr>
-                <w:lang/>
-              </w:rPr>
             </w:pPr>
             <w:r>
-              <w:rPr>
-                <w:lang/>
-              </w:rPr>
               <w:t>Foreign Key(s)</w:t>
             </w:r>
           </w:p>
@@ -7935,14 +7805,8 @@
           <w:p>
             <w:pPr>
               <w:pStyle w:val="IT"/>
-              <w:rPr>
-                <w:lang/>
-              </w:rPr>
             </w:pPr>
             <w:r>
-              <w:rPr>
-                <w:lang/>
-              </w:rPr>
               <w:t>Patients</w:t>
             </w:r>
           </w:p>
@@ -7956,14 +7820,8 @@
             <w:pPr>
               <w:pStyle w:val="IT"/>
               <w:cnfStyle w:val="000000100000" w:firstRow="0" w:lastRow="0" w:firstColumn="0" w:lastColumn="0" w:oddVBand="0" w:evenVBand="0" w:oddHBand="1" w:evenHBand="0" w:firstRowFirstColumn="0" w:firstRowLastColumn="0" w:lastRowFirstColumn="0" w:lastRowLastColumn="0"/>
-              <w:rPr>
-                <w:lang/>
-              </w:rPr>
             </w:pPr>
             <w:r>
-              <w:rPr>
-                <w:lang/>
-              </w:rPr>
               <w:t>patient_id</w:t>
             </w:r>
           </w:p>
@@ -7977,14 +7835,8 @@
             <w:pPr>
               <w:pStyle w:val="IT"/>
               <w:cnfStyle w:val="000000100000" w:firstRow="0" w:lastRow="0" w:firstColumn="0" w:lastColumn="0" w:oddVBand="0" w:evenVBand="0" w:oddHBand="1" w:evenHBand="0" w:firstRowFirstColumn="0" w:firstRowLastColumn="0" w:lastRowFirstColumn="0" w:lastRowLastColumn="0"/>
-              <w:rPr>
-                <w:lang/>
-              </w:rPr>
             </w:pPr>
             <w:r>
-              <w:rPr>
-                <w:lang/>
-              </w:rPr>
               <w:t>None</w:t>
             </w:r>
           </w:p>
@@ -8000,14 +7852,8 @@
           <w:p>
             <w:pPr>
               <w:pStyle w:val="IT"/>
-              <w:rPr>
-                <w:lang/>
-              </w:rPr>
             </w:pPr>
             <w:r>
-              <w:rPr>
-                <w:lang/>
-              </w:rPr>
               <w:t>Doctors</w:t>
             </w:r>
           </w:p>
@@ -8021,14 +7867,8 @@
             <w:pPr>
               <w:pStyle w:val="IT"/>
               <w:cnfStyle w:val="000000000000" w:firstRow="0" w:lastRow="0" w:firstColumn="0" w:lastColumn="0" w:oddVBand="0" w:evenVBand="0" w:oddHBand="0" w:evenHBand="0" w:firstRowFirstColumn="0" w:firstRowLastColumn="0" w:lastRowFirstColumn="0" w:lastRowLastColumn="0"/>
-              <w:rPr>
-                <w:lang/>
-              </w:rPr>
             </w:pPr>
             <w:r>
-              <w:rPr>
-                <w:lang/>
-              </w:rPr>
               <w:t>doctor_id</w:t>
             </w:r>
           </w:p>
@@ -8042,14 +7882,8 @@
             <w:pPr>
               <w:pStyle w:val="IT"/>
               <w:cnfStyle w:val="000000000000" w:firstRow="0" w:lastRow="0" w:firstColumn="0" w:lastColumn="0" w:oddVBand="0" w:evenVBand="0" w:oddHBand="0" w:evenHBand="0" w:firstRowFirstColumn="0" w:firstRowLastColumn="0" w:lastRowFirstColumn="0" w:lastRowLastColumn="0"/>
-              <w:rPr>
-                <w:lang/>
-              </w:rPr>
             </w:pPr>
             <w:r>
-              <w:rPr>
-                <w:lang/>
-              </w:rPr>
               <w:t>None</w:t>
             </w:r>
           </w:p>
@@ -8068,14 +7902,8 @@
           <w:p>
             <w:pPr>
               <w:pStyle w:val="IT"/>
-              <w:rPr>
-                <w:lang/>
-              </w:rPr>
             </w:pPr>
             <w:r>
-              <w:rPr>
-                <w:lang/>
-              </w:rPr>
               <w:t>Appointments</w:t>
             </w:r>
           </w:p>
@@ -8089,14 +7917,8 @@
             <w:pPr>
               <w:pStyle w:val="IT"/>
               <w:cnfStyle w:val="000000100000" w:firstRow="0" w:lastRow="0" w:firstColumn="0" w:lastColumn="0" w:oddVBand="0" w:evenVBand="0" w:oddHBand="1" w:evenHBand="0" w:firstRowFirstColumn="0" w:firstRowLastColumn="0" w:lastRowFirstColumn="0" w:lastRowLastColumn="0"/>
-              <w:rPr>
-                <w:lang/>
-              </w:rPr>
             </w:pPr>
             <w:r>
-              <w:rPr>
-                <w:lang/>
-              </w:rPr>
               <w:t>appointment_id</w:t>
             </w:r>
           </w:p>
@@ -8110,14 +7932,8 @@
             <w:pPr>
               <w:pStyle w:val="IT"/>
               <w:cnfStyle w:val="000000100000" w:firstRow="0" w:lastRow="0" w:firstColumn="0" w:lastColumn="0" w:oddVBand="0" w:evenVBand="0" w:oddHBand="1" w:evenHBand="0" w:firstRowFirstColumn="0" w:firstRowLastColumn="0" w:lastRowFirstColumn="0" w:lastRowLastColumn="0"/>
-              <w:rPr>
-                <w:lang/>
-              </w:rPr>
             </w:pPr>
             <w:r>
-              <w:rPr>
-                <w:lang/>
-              </w:rPr>
               <w:t>patient_id, doctor_id</w:t>
             </w:r>
           </w:p>
@@ -8133,14 +7949,8 @@
           <w:p>
             <w:pPr>
               <w:pStyle w:val="IT"/>
-              <w:rPr>
-                <w:lang/>
-              </w:rPr>
             </w:pPr>
             <w:r>
-              <w:rPr>
-                <w:lang/>
-              </w:rPr>
               <w:t>Treatments</w:t>
             </w:r>
           </w:p>
@@ -8154,14 +7964,8 @@
             <w:pPr>
               <w:pStyle w:val="IT"/>
               <w:cnfStyle w:val="000000000000" w:firstRow="0" w:lastRow="0" w:firstColumn="0" w:lastColumn="0" w:oddVBand="0" w:evenVBand="0" w:oddHBand="0" w:evenHBand="0" w:firstRowFirstColumn="0" w:firstRowLastColumn="0" w:lastRowFirstColumn="0" w:lastRowLastColumn="0"/>
-              <w:rPr>
-                <w:lang/>
-              </w:rPr>
             </w:pPr>
             <w:r>
-              <w:rPr>
-                <w:lang/>
-              </w:rPr>
               <w:t>treatment_id</w:t>
             </w:r>
           </w:p>
@@ -8175,14 +7979,8 @@
             <w:pPr>
               <w:pStyle w:val="IT"/>
               <w:cnfStyle w:val="000000000000" w:firstRow="0" w:lastRow="0" w:firstColumn="0" w:lastColumn="0" w:oddVBand="0" w:evenVBand="0" w:oddHBand="0" w:evenHBand="0" w:firstRowFirstColumn="0" w:firstRowLastColumn="0" w:lastRowFirstColumn="0" w:lastRowLastColumn="0"/>
-              <w:rPr>
-                <w:lang/>
-              </w:rPr>
             </w:pPr>
             <w:r>
-              <w:rPr>
-                <w:lang/>
-              </w:rPr>
               <w:t>appointment_id, medicine_id</w:t>
             </w:r>
           </w:p>
@@ -8201,14 +7999,8 @@
           <w:p>
             <w:pPr>
               <w:pStyle w:val="IT"/>
-              <w:rPr>
-                <w:lang/>
-              </w:rPr>
             </w:pPr>
             <w:r>
-              <w:rPr>
-                <w:lang/>
-              </w:rPr>
               <w:t>Medicines</w:t>
             </w:r>
           </w:p>
@@ -8222,14 +8014,8 @@
             <w:pPr>
               <w:pStyle w:val="IT"/>
               <w:cnfStyle w:val="000000100000" w:firstRow="0" w:lastRow="0" w:firstColumn="0" w:lastColumn="0" w:oddVBand="0" w:evenVBand="0" w:oddHBand="1" w:evenHBand="0" w:firstRowFirstColumn="0" w:firstRowLastColumn="0" w:lastRowFirstColumn="0" w:lastRowLastColumn="0"/>
-              <w:rPr>
-                <w:lang/>
-              </w:rPr>
             </w:pPr>
             <w:r>
-              <w:rPr>
-                <w:lang/>
-              </w:rPr>
               <w:t>medicine_id</w:t>
             </w:r>
           </w:p>
@@ -8243,14 +8029,8 @@
             <w:pPr>
               <w:pStyle w:val="IT"/>
               <w:cnfStyle w:val="000000100000" w:firstRow="0" w:lastRow="0" w:firstColumn="0" w:lastColumn="0" w:oddVBand="0" w:evenVBand="0" w:oddHBand="1" w:evenHBand="0" w:firstRowFirstColumn="0" w:firstRowLastColumn="0" w:lastRowFirstColumn="0" w:lastRowLastColumn="0"/>
-              <w:rPr>
-                <w:lang/>
-              </w:rPr>
             </w:pPr>
             <w:r>
-              <w:rPr>
-                <w:lang/>
-              </w:rPr>
               <w:t>None</w:t>
             </w:r>
           </w:p>
@@ -8266,14 +8046,8 @@
           <w:p>
             <w:pPr>
               <w:pStyle w:val="IT"/>
-              <w:rPr>
-                <w:lang/>
-              </w:rPr>
             </w:pPr>
             <w:r>
-              <w:rPr>
-                <w:lang/>
-              </w:rPr>
               <w:t>Payments</w:t>
             </w:r>
           </w:p>
@@ -8287,14 +8061,8 @@
             <w:pPr>
               <w:pStyle w:val="IT"/>
               <w:cnfStyle w:val="000000000000" w:firstRow="0" w:lastRow="0" w:firstColumn="0" w:lastColumn="0" w:oddVBand="0" w:evenVBand="0" w:oddHBand="0" w:evenHBand="0" w:firstRowFirstColumn="0" w:firstRowLastColumn="0" w:lastRowFirstColumn="0" w:lastRowLastColumn="0"/>
-              <w:rPr>
-                <w:lang/>
-              </w:rPr>
             </w:pPr>
             <w:r>
-              <w:rPr>
-                <w:lang/>
-              </w:rPr>
               <w:t>payment_id</w:t>
             </w:r>
           </w:p>
@@ -8308,14 +8076,8 @@
             <w:pPr>
               <w:pStyle w:val="IT"/>
               <w:cnfStyle w:val="000000000000" w:firstRow="0" w:lastRow="0" w:firstColumn="0" w:lastColumn="0" w:oddVBand="0" w:evenVBand="0" w:oddHBand="0" w:evenHBand="0" w:firstRowFirstColumn="0" w:firstRowLastColumn="0" w:lastRowFirstColumn="0" w:lastRowLastColumn="0"/>
-              <w:rPr>
-                <w:lang/>
-              </w:rPr>
             </w:pPr>
             <w:r>
-              <w:rPr>
-                <w:lang/>
-              </w:rPr>
               <w:t>appointment_id</w:t>
             </w:r>
           </w:p>
@@ -8345,15 +8107,11 @@
     <w:p>
       <w:pPr>
         <w:pStyle w:val="IT"/>
-        <w:rPr>
-          <w:lang/>
-        </w:rPr>
       </w:pPr>
       <w:r>
         <w:rPr>
           <w:b/>
           <w:bCs/>
-          <w:lang/>
         </w:rPr>
         <w:lastRenderedPageBreak/>
         <w:t>Relationships and Cardinality</w:t>
@@ -8383,14 +8141,8 @@
           <w:p>
             <w:pPr>
               <w:pStyle w:val="IT"/>
-              <w:rPr>
-                <w:lang/>
-              </w:rPr>
             </w:pPr>
             <w:r>
-              <w:rPr>
-                <w:lang/>
-              </w:rPr>
               <w:t>Relationship</w:t>
             </w:r>
           </w:p>
@@ -8404,14 +8156,8 @@
             <w:pPr>
               <w:pStyle w:val="IT"/>
               <w:cnfStyle w:val="100000000000" w:firstRow="1" w:lastRow="0" w:firstColumn="0" w:lastColumn="0" w:oddVBand="0" w:evenVBand="0" w:oddHBand="0" w:evenHBand="0" w:firstRowFirstColumn="0" w:firstRowLastColumn="0" w:lastRowFirstColumn="0" w:lastRowLastColumn="0"/>
-              <w:rPr>
-                <w:lang/>
-              </w:rPr>
             </w:pPr>
             <w:r>
-              <w:rPr>
-                <w:lang/>
-              </w:rPr>
               <w:t>Cardinality</w:t>
             </w:r>
           </w:p>
@@ -8425,14 +8171,8 @@
             <w:pPr>
               <w:pStyle w:val="IT"/>
               <w:cnfStyle w:val="100000000000" w:firstRow="1" w:lastRow="0" w:firstColumn="0" w:lastColumn="0" w:oddVBand="0" w:evenVBand="0" w:oddHBand="0" w:evenHBand="0" w:firstRowFirstColumn="0" w:firstRowLastColumn="0" w:lastRowFirstColumn="0" w:lastRowLastColumn="0"/>
-              <w:rPr>
-                <w:lang/>
-              </w:rPr>
             </w:pPr>
             <w:r>
-              <w:rPr>
-                <w:lang/>
-              </w:rPr>
               <w:t>Explanation</w:t>
             </w:r>
           </w:p>
@@ -8451,14 +8191,8 @@
           <w:p>
             <w:pPr>
               <w:pStyle w:val="IT"/>
-              <w:rPr>
-                <w:lang/>
-              </w:rPr>
             </w:pPr>
             <w:r>
-              <w:rPr>
-                <w:lang/>
-              </w:rPr>
               <w:t>Patients — Appointments</w:t>
             </w:r>
           </w:p>
@@ -8472,14 +8206,8 @@
             <w:pPr>
               <w:pStyle w:val="IT"/>
               <w:cnfStyle w:val="000000100000" w:firstRow="0" w:lastRow="0" w:firstColumn="0" w:lastColumn="0" w:oddVBand="0" w:evenVBand="0" w:oddHBand="1" w:evenHBand="0" w:firstRowFirstColumn="0" w:firstRowLastColumn="0" w:lastRowFirstColumn="0" w:lastRowLastColumn="0"/>
-              <w:rPr>
-                <w:lang/>
-              </w:rPr>
             </w:pPr>
             <w:r>
-              <w:rPr>
-                <w:lang/>
-              </w:rPr>
               <w:t>1:N</w:t>
             </w:r>
           </w:p>
@@ -8493,14 +8221,8 @@
             <w:pPr>
               <w:pStyle w:val="IT"/>
               <w:cnfStyle w:val="000000100000" w:firstRow="0" w:lastRow="0" w:firstColumn="0" w:lastColumn="0" w:oddVBand="0" w:evenVBand="0" w:oddHBand="1" w:evenHBand="0" w:firstRowFirstColumn="0" w:firstRowLastColumn="0" w:lastRowFirstColumn="0" w:lastRowLastColumn="0"/>
-              <w:rPr>
-                <w:lang/>
-              </w:rPr>
             </w:pPr>
             <w:r>
-              <w:rPr>
-                <w:lang/>
-              </w:rPr>
               <w:t>One patient can book many appointments, while each appointment belongs to one patient.</w:t>
             </w:r>
           </w:p>
@@ -8516,14 +8238,8 @@
           <w:p>
             <w:pPr>
               <w:pStyle w:val="IT"/>
-              <w:rPr>
-                <w:lang/>
-              </w:rPr>
             </w:pPr>
             <w:r>
-              <w:rPr>
-                <w:lang/>
-              </w:rPr>
               <w:t>Doctors — Appointments</w:t>
             </w:r>
           </w:p>
@@ -8537,14 +8253,8 @@
             <w:pPr>
               <w:pStyle w:val="IT"/>
               <w:cnfStyle w:val="000000000000" w:firstRow="0" w:lastRow="0" w:firstColumn="0" w:lastColumn="0" w:oddVBand="0" w:evenVBand="0" w:oddHBand="0" w:evenHBand="0" w:firstRowFirstColumn="0" w:firstRowLastColumn="0" w:lastRowFirstColumn="0" w:lastRowLastColumn="0"/>
-              <w:rPr>
-                <w:lang/>
-              </w:rPr>
             </w:pPr>
             <w:r>
-              <w:rPr>
-                <w:lang/>
-              </w:rPr>
               <w:t>1:N</w:t>
             </w:r>
           </w:p>
@@ -8558,14 +8268,8 @@
             <w:pPr>
               <w:pStyle w:val="IT"/>
               <w:cnfStyle w:val="000000000000" w:firstRow="0" w:lastRow="0" w:firstColumn="0" w:lastColumn="0" w:oddVBand="0" w:evenVBand="0" w:oddHBand="0" w:evenHBand="0" w:firstRowFirstColumn="0" w:firstRowLastColumn="0" w:lastRowFirstColumn="0" w:lastRowLastColumn="0"/>
-              <w:rPr>
-                <w:lang/>
-              </w:rPr>
             </w:pPr>
             <w:r>
-              <w:rPr>
-                <w:lang/>
-              </w:rPr>
               <w:t>One doctor can handle many appointments, while each appointment is assigned to one doctor.</w:t>
             </w:r>
           </w:p>
@@ -8584,14 +8288,8 @@
           <w:p>
             <w:pPr>
               <w:pStyle w:val="IT"/>
-              <w:rPr>
-                <w:lang/>
-              </w:rPr>
             </w:pPr>
             <w:r>
-              <w:rPr>
-                <w:lang/>
-              </w:rPr>
               <w:t>Appointments — Treatments</w:t>
             </w:r>
           </w:p>
@@ -8605,14 +8303,8 @@
             <w:pPr>
               <w:pStyle w:val="IT"/>
               <w:cnfStyle w:val="000000100000" w:firstRow="0" w:lastRow="0" w:firstColumn="0" w:lastColumn="0" w:oddVBand="0" w:evenVBand="0" w:oddHBand="1" w:evenHBand="0" w:firstRowFirstColumn="0" w:firstRowLastColumn="0" w:lastRowFirstColumn="0" w:lastRowLastColumn="0"/>
-              <w:rPr>
-                <w:lang/>
-              </w:rPr>
             </w:pPr>
             <w:r>
-              <w:rPr>
-                <w:lang/>
-              </w:rPr>
               <w:t>1:N</w:t>
             </w:r>
           </w:p>
@@ -8626,14 +8318,8 @@
             <w:pPr>
               <w:pStyle w:val="IT"/>
               <w:cnfStyle w:val="000000100000" w:firstRow="0" w:lastRow="0" w:firstColumn="0" w:lastColumn="0" w:oddVBand="0" w:evenVBand="0" w:oddHBand="1" w:evenHBand="0" w:firstRowFirstColumn="0" w:firstRowLastColumn="0" w:lastRowFirstColumn="0" w:lastRowLastColumn="0"/>
-              <w:rPr>
-                <w:lang/>
-              </w:rPr>
             </w:pPr>
             <w:r>
-              <w:rPr>
-                <w:lang/>
-              </w:rPr>
               <w:t>One appointment may produce several treatment records, while each treatment is linked to one appointment.</w:t>
             </w:r>
           </w:p>
@@ -8649,14 +8335,8 @@
           <w:p>
             <w:pPr>
               <w:pStyle w:val="IT"/>
-              <w:rPr>
-                <w:lang/>
-              </w:rPr>
             </w:pPr>
             <w:r>
-              <w:rPr>
-                <w:lang/>
-              </w:rPr>
               <w:t>Medicines — Treatments</w:t>
             </w:r>
           </w:p>
@@ -8670,14 +8350,8 @@
             <w:pPr>
               <w:pStyle w:val="IT"/>
               <w:cnfStyle w:val="000000000000" w:firstRow="0" w:lastRow="0" w:firstColumn="0" w:lastColumn="0" w:oddVBand="0" w:evenVBand="0" w:oddHBand="0" w:evenHBand="0" w:firstRowFirstColumn="0" w:firstRowLastColumn="0" w:lastRowFirstColumn="0" w:lastRowLastColumn="0"/>
-              <w:rPr>
-                <w:lang/>
-              </w:rPr>
             </w:pPr>
             <w:r>
-              <w:rPr>
-                <w:lang/>
-              </w:rPr>
               <w:t>1:N</w:t>
             </w:r>
           </w:p>
@@ -8691,14 +8365,8 @@
             <w:pPr>
               <w:pStyle w:val="IT"/>
               <w:cnfStyle w:val="000000000000" w:firstRow="0" w:lastRow="0" w:firstColumn="0" w:lastColumn="0" w:oddVBand="0" w:evenVBand="0" w:oddHBand="0" w:evenHBand="0" w:firstRowFirstColumn="0" w:firstRowLastColumn="0" w:lastRowFirstColumn="0" w:lastRowLastColumn="0"/>
-              <w:rPr>
-                <w:lang/>
-              </w:rPr>
             </w:pPr>
             <w:r>
-              <w:rPr>
-                <w:lang/>
-              </w:rPr>
               <w:t>One medicine can be used in many treatment records, while each treatment record refers to one medicine when medication is prescribed.</w:t>
             </w:r>
           </w:p>
@@ -8717,14 +8385,8 @@
           <w:p>
             <w:pPr>
               <w:pStyle w:val="IT"/>
-              <w:rPr>
-                <w:lang/>
-              </w:rPr>
             </w:pPr>
             <w:r>
-              <w:rPr>
-                <w:lang/>
-              </w:rPr>
               <w:t>Appointments — Payments</w:t>
             </w:r>
           </w:p>
@@ -8738,14 +8400,8 @@
             <w:pPr>
               <w:pStyle w:val="IT"/>
               <w:cnfStyle w:val="000000100000" w:firstRow="0" w:lastRow="0" w:firstColumn="0" w:lastColumn="0" w:oddVBand="0" w:evenVBand="0" w:oddHBand="1" w:evenHBand="0" w:firstRowFirstColumn="0" w:firstRowLastColumn="0" w:lastRowFirstColumn="0" w:lastRowLastColumn="0"/>
-              <w:rPr>
-                <w:lang/>
-              </w:rPr>
             </w:pPr>
             <w:r>
-              <w:rPr>
-                <w:lang/>
-              </w:rPr>
               <w:t>1:N</w:t>
             </w:r>
           </w:p>
@@ -8759,14 +8415,8 @@
             <w:pPr>
               <w:pStyle w:val="IT"/>
               <w:cnfStyle w:val="000000100000" w:firstRow="0" w:lastRow="0" w:firstColumn="0" w:lastColumn="0" w:oddVBand="0" w:evenVBand="0" w:oddHBand="1" w:evenHBand="0" w:firstRowFirstColumn="0" w:firstRowLastColumn="0" w:lastRowFirstColumn="0" w:lastRowLastColumn="0"/>
-              <w:rPr>
-                <w:lang/>
-              </w:rPr>
             </w:pPr>
             <w:r>
-              <w:rPr>
-                <w:lang/>
-              </w:rPr>
               <w:t>One appointment may have one or more payments, while each payment is associated with one appointment.</w:t>
             </w:r>
           </w:p>
@@ -8776,15 +8426,11 @@
     <w:p>
       <w:pPr>
         <w:pStyle w:val="IT"/>
-        <w:rPr>
-          <w:lang/>
-        </w:rPr>
       </w:pPr>
       <w:r>
         <w:rPr>
           <w:b/>
           <w:bCs/>
-          <w:lang/>
         </w:rPr>
         <w:t>Participation Constraints</w:t>
       </w:r>
@@ -8796,14 +8442,8 @@
           <w:ilvl w:val="0"/>
           <w:numId w:val="29"/>
         </w:numPr>
-        <w:rPr>
-          <w:lang/>
-        </w:rPr>
-      </w:pPr>
-      <w:r>
-        <w:rPr>
-          <w:lang/>
-        </w:rPr>
+      </w:pPr>
+      <w:r>
         <w:t xml:space="preserve">A patient may exist without having an appointment, so patient participation in the Patients–Appointments relationship is optional. </w:t>
       </w:r>
     </w:p>
@@ -8814,14 +8454,8 @@
           <w:ilvl w:val="0"/>
           <w:numId w:val="29"/>
         </w:numPr>
-        <w:rPr>
-          <w:lang/>
-        </w:rPr>
-      </w:pPr>
-      <w:r>
-        <w:rPr>
-          <w:lang/>
-        </w:rPr>
+      </w:pPr>
+      <w:r>
         <w:t xml:space="preserve">An appointment must be connected to one patient and one doctor. </w:t>
       </w:r>
     </w:p>
@@ -8832,14 +8466,8 @@
           <w:ilvl w:val="0"/>
           <w:numId w:val="29"/>
         </w:numPr>
-        <w:rPr>
-          <w:lang/>
-        </w:rPr>
-      </w:pPr>
-      <w:r>
-        <w:rPr>
-          <w:lang/>
-        </w:rPr>
+      </w:pPr>
+      <w:r>
         <w:t xml:space="preserve">An appointment may exist before any treatment or payment is recorded. </w:t>
       </w:r>
     </w:p>
@@ -8850,14 +8478,8 @@
           <w:ilvl w:val="0"/>
           <w:numId w:val="29"/>
         </w:numPr>
-        <w:rPr>
-          <w:lang/>
-        </w:rPr>
-      </w:pPr>
-      <w:r>
-        <w:rPr>
-          <w:lang/>
-        </w:rPr>
+      </w:pPr>
+      <w:r>
         <w:t xml:space="preserve">A treatment must belong to an appointment, but its medicine relationship may be optional because some treatments do not require medication. </w:t>
       </w:r>
     </w:p>
@@ -8868,23 +8490,14 @@
           <w:ilvl w:val="0"/>
           <w:numId w:val="29"/>
         </w:numPr>
-        <w:rPr>
-          <w:lang/>
-        </w:rPr>
-      </w:pPr>
-      <w:r>
-        <w:rPr>
-          <w:lang/>
-        </w:rPr>
+      </w:pPr>
+      <w:r>
         <w:t>A payment must belong to an appointment.</w:t>
       </w:r>
     </w:p>
     <w:p>
       <w:pPr>
         <w:pStyle w:val="IT"/>
-        <w:rPr>
-          <w:lang/>
-        </w:rPr>
       </w:pPr>
     </w:p>
     <w:p>
@@ -8910,15 +8523,11 @@
     <w:p>
       <w:pPr>
         <w:pStyle w:val="IT"/>
-        <w:rPr>
-          <w:lang/>
-        </w:rPr>
       </w:pPr>
       <w:r>
         <w:rPr>
           <w:b/>
           <w:bCs/>
-          <w:lang/>
         </w:rPr>
         <w:t>Specialization/Generalization (EER Feature)</w:t>
       </w:r>
@@ -8926,14 +8535,8 @@
     <w:p>
       <w:pPr>
         <w:pStyle w:val="IT"/>
-        <w:rPr>
-          <w:lang/>
-        </w:rPr>
-      </w:pPr>
-      <w:r>
-        <w:rPr>
-          <w:lang/>
-        </w:rPr>
+      </w:pPr>
+      <w:r>
         <w:t>The PAYMENT entity is used as a superclass and is specialized into three subclasses:</w:t>
       </w:r>
     </w:p>
@@ -8944,14 +8547,8 @@
           <w:ilvl w:val="0"/>
           <w:numId w:val="30"/>
         </w:numPr>
-        <w:rPr>
-          <w:lang/>
-        </w:rPr>
-      </w:pPr>
-      <w:r>
-        <w:rPr>
-          <w:lang/>
-        </w:rPr>
+      </w:pPr>
+      <w:r>
         <w:t xml:space="preserve">CASH_PAYMENT </w:t>
       </w:r>
     </w:p>
@@ -8962,14 +8559,8 @@
           <w:ilvl w:val="0"/>
           <w:numId w:val="30"/>
         </w:numPr>
-        <w:rPr>
-          <w:lang/>
-        </w:rPr>
-      </w:pPr>
-      <w:r>
-        <w:rPr>
-          <w:lang/>
-        </w:rPr>
+      </w:pPr>
+      <w:r>
         <w:t xml:space="preserve">CARD_PAYMENT </w:t>
       </w:r>
     </w:p>
@@ -8980,28 +8571,16 @@
           <w:ilvl w:val="0"/>
           <w:numId w:val="30"/>
         </w:numPr>
-        <w:rPr>
-          <w:lang/>
-        </w:rPr>
-      </w:pPr>
-      <w:r>
-        <w:rPr>
-          <w:lang/>
-        </w:rPr>
+      </w:pPr>
+      <w:r>
         <w:t xml:space="preserve">INSURANCE_PAYMENT </w:t>
       </w:r>
     </w:p>
     <w:p>
       <w:pPr>
         <w:pStyle w:val="IT"/>
-        <w:rPr>
-          <w:lang/>
-        </w:rPr>
-      </w:pPr>
-      <w:r>
-        <w:rPr>
-          <w:lang/>
-        </w:rPr>
+      </w:pPr>
+      <w:r>
         <w:t>Each subclass inherits the primary key and common attributes from PAYMENT.</w:t>
       </w:r>
     </w:p>
@@ -9028,14 +8607,8 @@
           <w:p>
             <w:pPr>
               <w:pStyle w:val="IT"/>
-              <w:rPr>
-                <w:lang/>
-              </w:rPr>
             </w:pPr>
             <w:r>
-              <w:rPr>
-                <w:lang/>
-              </w:rPr>
               <w:t>Superclass/Subclass</w:t>
             </w:r>
           </w:p>
@@ -9049,14 +8622,8 @@
             <w:pPr>
               <w:pStyle w:val="IT"/>
               <w:cnfStyle w:val="100000000000" w:firstRow="1" w:lastRow="0" w:firstColumn="0" w:lastColumn="0" w:oddVBand="0" w:evenVBand="0" w:oddHBand="0" w:evenHBand="0" w:firstRowFirstColumn="0" w:firstRowLastColumn="0" w:lastRowFirstColumn="0" w:lastRowLastColumn="0"/>
-              <w:rPr>
-                <w:lang/>
-              </w:rPr>
             </w:pPr>
             <w:r>
-              <w:rPr>
-                <w:lang/>
-              </w:rPr>
               <w:t>Additional Attributes</w:t>
             </w:r>
           </w:p>
@@ -9075,14 +8642,8 @@
           <w:p>
             <w:pPr>
               <w:pStyle w:val="IT"/>
-              <w:rPr>
-                <w:lang/>
-              </w:rPr>
             </w:pPr>
             <w:r>
-              <w:rPr>
-                <w:lang/>
-              </w:rPr>
               <w:t>PAYMENT</w:t>
             </w:r>
           </w:p>
@@ -9096,14 +8657,8 @@
             <w:pPr>
               <w:pStyle w:val="IT"/>
               <w:cnfStyle w:val="000000100000" w:firstRow="0" w:lastRow="0" w:firstColumn="0" w:lastColumn="0" w:oddVBand="0" w:evenVBand="0" w:oddHBand="1" w:evenHBand="0" w:firstRowFirstColumn="0" w:firstRowLastColumn="0" w:lastRowFirstColumn="0" w:lastRowLastColumn="0"/>
-              <w:rPr>
-                <w:lang/>
-              </w:rPr>
             </w:pPr>
             <w:r>
-              <w:rPr>
-                <w:lang/>
-              </w:rPr>
               <w:t>payment_id, appointment_id, payment_date, amount, payment_status</w:t>
             </w:r>
           </w:p>
@@ -9119,14 +8674,8 @@
           <w:p>
             <w:pPr>
               <w:pStyle w:val="IT"/>
-              <w:rPr>
-                <w:lang/>
-              </w:rPr>
             </w:pPr>
             <w:r>
-              <w:rPr>
-                <w:lang/>
-              </w:rPr>
               <w:t>CASH_PAYMENT</w:t>
             </w:r>
           </w:p>
@@ -9140,14 +8689,8 @@
             <w:pPr>
               <w:pStyle w:val="IT"/>
               <w:cnfStyle w:val="000000000000" w:firstRow="0" w:lastRow="0" w:firstColumn="0" w:lastColumn="0" w:oddVBand="0" w:evenVBand="0" w:oddHBand="0" w:evenHBand="0" w:firstRowFirstColumn="0" w:firstRowLastColumn="0" w:lastRowFirstColumn="0" w:lastRowLastColumn="0"/>
-              <w:rPr>
-                <w:lang/>
-              </w:rPr>
             </w:pPr>
             <w:r>
-              <w:rPr>
-                <w:lang/>
-              </w:rPr>
               <w:t>receipt_number</w:t>
             </w:r>
           </w:p>
@@ -9166,14 +8709,8 @@
           <w:p>
             <w:pPr>
               <w:pStyle w:val="IT"/>
-              <w:rPr>
-                <w:lang/>
-              </w:rPr>
             </w:pPr>
             <w:r>
-              <w:rPr>
-                <w:lang/>
-              </w:rPr>
               <w:t>CARD_PAYMENT</w:t>
             </w:r>
           </w:p>
@@ -9187,14 +8724,8 @@
             <w:pPr>
               <w:pStyle w:val="IT"/>
               <w:cnfStyle w:val="000000100000" w:firstRow="0" w:lastRow="0" w:firstColumn="0" w:lastColumn="0" w:oddVBand="0" w:evenVBand="0" w:oddHBand="1" w:evenHBand="0" w:firstRowFirstColumn="0" w:firstRowLastColumn="0" w:lastRowFirstColumn="0" w:lastRowLastColumn="0"/>
-              <w:rPr>
-                <w:lang/>
-              </w:rPr>
             </w:pPr>
             <w:r>
-              <w:rPr>
-                <w:lang/>
-              </w:rPr>
               <w:t>card_last_four, authorization_code</w:t>
             </w:r>
           </w:p>
@@ -9210,14 +8741,8 @@
           <w:p>
             <w:pPr>
               <w:pStyle w:val="IT"/>
-              <w:rPr>
-                <w:lang/>
-              </w:rPr>
             </w:pPr>
             <w:r>
-              <w:rPr>
-                <w:lang/>
-              </w:rPr>
               <w:t>INSURANCE_PAYMENT</w:t>
             </w:r>
           </w:p>
@@ -9231,14 +8756,8 @@
             <w:pPr>
               <w:pStyle w:val="IT"/>
               <w:cnfStyle w:val="000000000000" w:firstRow="0" w:lastRow="0" w:firstColumn="0" w:lastColumn="0" w:oddVBand="0" w:evenVBand="0" w:oddHBand="0" w:evenHBand="0" w:firstRowFirstColumn="0" w:firstRowLastColumn="0" w:lastRowFirstColumn="0" w:lastRowLastColumn="0"/>
-              <w:rPr>
-                <w:lang/>
-              </w:rPr>
             </w:pPr>
             <w:r>
-              <w:rPr>
-                <w:lang/>
-              </w:rPr>
               <w:t>insurance_provider, claim_number</w:t>
             </w:r>
           </w:p>
@@ -9248,15 +8767,11 @@
     <w:p>
       <w:pPr>
         <w:pStyle w:val="IT"/>
-        <w:rPr>
-          <w:lang/>
-        </w:rPr>
       </w:pPr>
       <w:r>
         <w:rPr>
           <w:b/>
           <w:bCs/>
-          <w:lang/>
         </w:rPr>
         <w:t>Specialization Constraints</w:t>
       </w:r>
@@ -9264,65 +8779,42 @@
     <w:p>
       <w:pPr>
         <w:pStyle w:val="IT"/>
-        <w:rPr>
-          <w:lang/>
-        </w:rPr>
-      </w:pPr>
-      <w:r>
-        <w:rPr>
-          <w:lang/>
-        </w:rPr>
+      </w:pPr>
+      <w:r>
         <w:t xml:space="preserve">The specialization is </w:t>
       </w:r>
       <w:r>
         <w:rPr>
           <w:b/>
           <w:bCs/>
-          <w:lang/>
         </w:rPr>
         <w:t>disjoint</w:t>
       </w:r>
       <w:r>
-        <w:rPr>
-          <w:lang/>
-        </w:rPr>
         <w:t xml:space="preserve"> because one payment record can belong to only one payment subclass. For example, the same payment cannot be classified as both a cash payment and a card payment.</w:t>
       </w:r>
     </w:p>
     <w:p>
       <w:pPr>
         <w:pStyle w:val="IT"/>
-        <w:rPr>
-          <w:lang/>
-        </w:rPr>
-      </w:pPr>
-      <w:r>
-        <w:rPr>
-          <w:lang/>
-        </w:rPr>
+      </w:pPr>
+      <w:r>
         <w:t xml:space="preserve">It is also </w:t>
       </w:r>
       <w:r>
         <w:rPr>
           <w:b/>
           <w:bCs/>
-          <w:lang/>
         </w:rPr>
         <w:t>total</w:t>
       </w:r>
       <w:r>
-        <w:rPr>
-          <w:lang/>
-        </w:rPr>
         <w:t xml:space="preserve"> because every payment must be recorded as cash, card, or insurance. Therefore, no PAYMENT entity can exist without belonging to one of the three subclasses.</w:t>
       </w:r>
     </w:p>
     <w:p>
       <w:pPr>
         <w:pStyle w:val="IT"/>
-        <w:rPr>
-          <w:lang/>
-        </w:rPr>
       </w:pPr>
       <w:r>
         <w:rPr>
@@ -9370,9 +8862,6 @@
     <w:p>
       <w:pPr>
         <w:pStyle w:val="IT"/>
-        <w:rPr>
-          <w:lang/>
-        </w:rPr>
       </w:pPr>
     </w:p>
     <w:p>
@@ -9398,15 +8887,11 @@
     <w:p>
       <w:pPr>
         <w:pStyle w:val="IT"/>
-        <w:rPr>
-          <w:lang/>
-        </w:rPr>
       </w:pPr>
       <w:r>
         <w:rPr>
           <w:b/>
           <w:bCs/>
-          <w:lang/>
         </w:rPr>
         <w:t>Design Assumptions</w:t>
       </w:r>
@@ -9418,14 +8903,8 @@
           <w:ilvl w:val="0"/>
           <w:numId w:val="31"/>
         </w:numPr>
-        <w:rPr>
-          <w:lang/>
-        </w:rPr>
-      </w:pPr>
-      <w:r>
-        <w:rPr>
-          <w:lang/>
-        </w:rPr>
+      </w:pPr>
+      <w:r>
         <w:t>Each patient is assigned a unique patient_id, even when two patients have the same name, phone number, or date of birth.</w:t>
       </w:r>
     </w:p>
@@ -9436,14 +8915,8 @@
           <w:ilvl w:val="0"/>
           <w:numId w:val="31"/>
         </w:numPr>
-        <w:rPr>
-          <w:lang/>
-        </w:rPr>
-      </w:pPr>
-      <w:r>
-        <w:rPr>
-          <w:lang/>
-        </w:rPr>
+      </w:pPr>
+      <w:r>
         <w:t>Each doctor has one main specialization recorded in the system. A doctor with multiple specialties would require an additional specialty table, which is outside the current six-entity design.</w:t>
       </w:r>
     </w:p>
@@ -9454,14 +8927,8 @@
           <w:ilvl w:val="0"/>
           <w:numId w:val="31"/>
         </w:numPr>
-        <w:rPr>
-          <w:lang/>
-        </w:rPr>
-      </w:pPr>
-      <w:r>
-        <w:rPr>
-          <w:lang/>
-        </w:rPr>
+      </w:pPr>
+      <w:r>
         <w:t>Every appointment must be linked to exactly one patient and one doctor.</w:t>
       </w:r>
     </w:p>
@@ -9472,14 +8939,8 @@
           <w:ilvl w:val="0"/>
           <w:numId w:val="31"/>
         </w:numPr>
-        <w:rPr>
-          <w:lang/>
-        </w:rPr>
-      </w:pPr>
-      <w:r>
-        <w:rPr>
-          <w:lang/>
-        </w:rPr>
+      </w:pPr>
+      <w:r>
         <w:t>A patient or doctor may exist in the database without having any appointments.</w:t>
       </w:r>
     </w:p>
@@ -9490,14 +8951,8 @@
           <w:ilvl w:val="0"/>
           <w:numId w:val="31"/>
         </w:numPr>
-        <w:rPr>
-          <w:lang/>
-        </w:rPr>
-      </w:pPr>
-      <w:r>
-        <w:rPr>
-          <w:lang/>
-        </w:rPr>
+      </w:pPr>
+      <w:r>
         <w:t>A doctor cannot have two appointments scheduled at the same date and time.</w:t>
       </w:r>
     </w:p>
@@ -9508,14 +8963,8 @@
           <w:ilvl w:val="0"/>
           <w:numId w:val="31"/>
         </w:numPr>
-        <w:rPr>
-          <w:lang/>
-        </w:rPr>
-      </w:pPr>
-      <w:r>
-        <w:rPr>
-          <w:lang/>
-        </w:rPr>
+      </w:pPr>
+      <w:r>
         <w:lastRenderedPageBreak/>
         <w:t>An appointment may be created before treatment or payment information is available.</w:t>
       </w:r>
@@ -9527,14 +8976,8 @@
           <w:ilvl w:val="0"/>
           <w:numId w:val="31"/>
         </w:numPr>
-        <w:rPr>
-          <w:lang/>
-        </w:rPr>
-      </w:pPr>
-      <w:r>
-        <w:rPr>
-          <w:lang/>
-        </w:rPr>
+      </w:pPr>
+      <w:r>
         <w:t>One appointment may result in several treatment records because multiple procedures or medicines may be involved.</w:t>
       </w:r>
     </w:p>
@@ -9545,14 +8988,8 @@
           <w:ilvl w:val="0"/>
           <w:numId w:val="31"/>
         </w:numPr>
-        <w:rPr>
-          <w:lang/>
-        </w:rPr>
-      </w:pPr>
-      <w:r>
-        <w:rPr>
-          <w:lang/>
-        </w:rPr>
+      </w:pPr>
+      <w:r>
         <w:t>A treatment may exist without a medicine because some clinic services, such as examination or wound care, do not require medication.</w:t>
       </w:r>
     </w:p>
@@ -9563,14 +9000,8 @@
           <w:ilvl w:val="0"/>
           <w:numId w:val="31"/>
         </w:numPr>
-        <w:rPr>
-          <w:lang/>
-        </w:rPr>
-      </w:pPr>
-      <w:r>
-        <w:rPr>
-          <w:lang/>
-        </w:rPr>
+      </w:pPr>
+      <w:r>
         <w:t>Each treatment record is linked to no more than one medicine. When several medicines are prescribed, separate treatment records are created for each medicine.</w:t>
       </w:r>
     </w:p>
@@ -9581,14 +9012,8 @@
           <w:ilvl w:val="0"/>
           <w:numId w:val="31"/>
         </w:numPr>
-        <w:rPr>
-          <w:lang/>
-        </w:rPr>
-      </w:pPr>
-      <w:r>
-        <w:rPr>
-          <w:lang/>
-        </w:rPr>
+      </w:pPr>
+      <w:r>
         <w:t>One medicine can appear in many treatment records, while each medicine is stored once in the Medicines table to reduce duplication.</w:t>
       </w:r>
     </w:p>
@@ -9599,14 +9024,8 @@
           <w:ilvl w:val="0"/>
           <w:numId w:val="31"/>
         </w:numPr>
-        <w:rPr>
-          <w:lang/>
-        </w:rPr>
-      </w:pPr>
-      <w:r>
-        <w:rPr>
-          <w:lang/>
-        </w:rPr>
+      </w:pPr>
+      <w:r>
         <w:t>One appointment may have several payment records to support partial payments, insurance contributions, or payments made at different times.</w:t>
       </w:r>
     </w:p>
@@ -9617,14 +9036,8 @@
           <w:ilvl w:val="0"/>
           <w:numId w:val="31"/>
         </w:numPr>
-        <w:rPr>
-          <w:lang/>
-        </w:rPr>
-      </w:pPr>
-      <w:r>
-        <w:rPr>
-          <w:lang/>
-        </w:rPr>
+      </w:pPr>
+      <w:r>
         <w:t>Payment specialization is total and disjoint. Every payment must be classified as cash, card, or insurance, and one payment cannot belong to more than one subclass.</w:t>
       </w:r>
     </w:p>
@@ -9635,14 +9048,8 @@
           <w:ilvl w:val="0"/>
           <w:numId w:val="31"/>
         </w:numPr>
-        <w:rPr>
-          <w:lang/>
-        </w:rPr>
-      </w:pPr>
-      <w:r>
-        <w:rPr>
-          <w:lang/>
-        </w:rPr>
+      </w:pPr>
+      <w:r>
         <w:t>The payment_method attribute determines the payment subclass.</w:t>
       </w:r>
     </w:p>
@@ -9653,14 +9060,8 @@
           <w:ilvl w:val="0"/>
           <w:numId w:val="31"/>
         </w:numPr>
-        <w:rPr>
-          <w:lang/>
-        </w:rPr>
-      </w:pPr>
-      <w:r>
-        <w:rPr>
-          <w:lang/>
-        </w:rPr>
+      </w:pPr>
+      <w:r>
         <w:t>Payment amounts, medicine prices, treatment costs, and stock quantities cannot contain negative values.</w:t>
       </w:r>
     </w:p>
@@ -9671,14 +9072,8 @@
           <w:ilvl w:val="0"/>
           <w:numId w:val="31"/>
         </w:numPr>
-        <w:rPr>
-          <w:lang/>
-        </w:rPr>
-      </w:pPr>
-      <w:r>
-        <w:rPr>
-          <w:lang/>
-        </w:rPr>
+      </w:pPr>
+      <w:r>
         <w:t>Deleting a patient or doctor with related appointments is restricted to preserve historical clinic records.</w:t>
       </w:r>
     </w:p>
@@ -9689,14 +9084,8 @@
           <w:ilvl w:val="0"/>
           <w:numId w:val="31"/>
         </w:numPr>
-        <w:rPr>
-          <w:lang/>
-        </w:rPr>
-      </w:pPr>
-      <w:r>
-        <w:rPr>
-          <w:lang/>
-        </w:rPr>
+      </w:pPr>
+      <w:r>
         <w:t>Deleting an appointment may remove its related treatment records, while payment records should normally be retained for financial auditing.</w:t>
       </w:r>
     </w:p>
@@ -9707,14 +9096,8 @@
           <w:ilvl w:val="0"/>
           <w:numId w:val="31"/>
         </w:numPr>
-        <w:rPr>
-          <w:lang/>
-        </w:rPr>
-      </w:pPr>
-      <w:r>
-        <w:rPr>
-          <w:lang/>
-        </w:rPr>
+      </w:pPr>
+      <w:r>
         <w:lastRenderedPageBreak/>
         <w:t>Contact information such as patient email and address may be optional, but essential identification and appointment information must be provided.</w:t>
       </w:r>
@@ -9724,13 +9107,8 @@
         <w:pStyle w:val="IT"/>
       </w:pPr>
       <w:r>
-        <w:rPr>
-          <w:lang/>
-        </w:rPr>
         <w:t>The system is designed for one private clinic location. Multiple branches, rooms, employees, and insurance-policy details are not included in the current scope.</w:t>
       </w:r>
-      <w:bookmarkStart w:id="6" w:name="_GoBack"/>
-      <w:bookmarkEnd w:id="6"/>
     </w:p>
     <w:bookmarkEnd w:id="5"/>
     <w:p>
@@ -9880,9 +9258,5728 @@
           <w:numId w:val="0"/>
         </w:numPr>
         <w:rPr>
-          <w:color w:val="C00000"/>
-        </w:rPr>
-      </w:pPr>
+          <w:rStyle w:val="Strong"/>
+          <w:b w:val="0"/>
+          <w:bCs w:val="0"/>
+          <w:color w:val="C00000"/>
+        </w:rPr>
+      </w:pPr>
+      <w:r>
+        <w:rPr>
+          <w:rStyle w:val="Strong"/>
+          <w:b w:val="0"/>
+          <w:bCs w:val="0"/>
+          <w:color w:val="C00000"/>
+        </w:rPr>
+        <w:t>CREATE DATABASE smart_clinic_db</w:t>
+      </w:r>
+    </w:p>
+    <w:p>
+      <w:pPr>
+        <w:pStyle w:val="ListBullet"/>
+        <w:numPr>
+          <w:ilvl w:val="0"/>
+          <w:numId w:val="0"/>
+        </w:numPr>
+        <w:rPr>
+          <w:rStyle w:val="Strong"/>
+          <w:b w:val="0"/>
+          <w:bCs w:val="0"/>
+          <w:color w:val="C00000"/>
+        </w:rPr>
+      </w:pPr>
+      <w:r>
+        <w:rPr>
+          <w:rStyle w:val="Strong"/>
+          <w:b w:val="0"/>
+          <w:bCs w:val="0"/>
+          <w:color w:val="C00000"/>
+        </w:rPr>
+        <w:t xml:space="preserve">    CHARACTER SET utf8mb4</w:t>
+      </w:r>
+    </w:p>
+    <w:p>
+      <w:pPr>
+        <w:pStyle w:val="ListBullet"/>
+        <w:numPr>
+          <w:ilvl w:val="0"/>
+          <w:numId w:val="0"/>
+        </w:numPr>
+        <w:rPr>
+          <w:rStyle w:val="Strong"/>
+          <w:b w:val="0"/>
+          <w:bCs w:val="0"/>
+          <w:color w:val="C00000"/>
+        </w:rPr>
+      </w:pPr>
+      <w:r>
+        <w:rPr>
+          <w:rStyle w:val="Strong"/>
+          <w:b w:val="0"/>
+          <w:bCs w:val="0"/>
+          <w:color w:val="C00000"/>
+        </w:rPr>
+        <w:t xml:space="preserve">    COLLATE utf8mb4_unicode_ci;</w:t>
+      </w:r>
+    </w:p>
+    <w:p>
+      <w:pPr>
+        <w:pStyle w:val="ListBullet"/>
+        <w:numPr>
+          <w:ilvl w:val="0"/>
+          <w:numId w:val="0"/>
+        </w:numPr>
+        <w:rPr>
+          <w:rStyle w:val="Strong"/>
+          <w:b w:val="0"/>
+          <w:bCs w:val="0"/>
+          <w:color w:val="C00000"/>
+        </w:rPr>
+      </w:pPr>
+    </w:p>
+    <w:p>
+      <w:pPr>
+        <w:pStyle w:val="ListBullet"/>
+        <w:numPr>
+          <w:ilvl w:val="0"/>
+          <w:numId w:val="0"/>
+        </w:numPr>
+        <w:rPr>
+          <w:rStyle w:val="Strong"/>
+          <w:b w:val="0"/>
+          <w:bCs w:val="0"/>
+          <w:color w:val="C00000"/>
+        </w:rPr>
+      </w:pPr>
+      <w:r>
+        <w:rPr>
+          <w:rStyle w:val="Strong"/>
+          <w:b w:val="0"/>
+          <w:bCs w:val="0"/>
+          <w:color w:val="C00000"/>
+        </w:rPr>
+        <w:t>USE smart_clinic_db;</w:t>
+      </w:r>
+    </w:p>
+    <w:p>
+      <w:pPr>
+        <w:pStyle w:val="ListBullet"/>
+        <w:numPr>
+          <w:ilvl w:val="0"/>
+          <w:numId w:val="0"/>
+        </w:numPr>
+        <w:rPr>
+          <w:rStyle w:val="Strong"/>
+          <w:b w:val="0"/>
+          <w:bCs w:val="0"/>
+          <w:color w:val="C00000"/>
+        </w:rPr>
+      </w:pPr>
+    </w:p>
+    <w:p>
+      <w:pPr>
+        <w:pStyle w:val="ListBullet"/>
+        <w:numPr>
+          <w:ilvl w:val="0"/>
+          <w:numId w:val="0"/>
+        </w:numPr>
+        <w:rPr>
+          <w:rStyle w:val="Strong"/>
+          <w:b w:val="0"/>
+          <w:bCs w:val="0"/>
+          <w:color w:val="C00000"/>
+        </w:rPr>
+      </w:pPr>
+    </w:p>
+    <w:p>
+      <w:pPr>
+        <w:pStyle w:val="ListBullet"/>
+        <w:numPr>
+          <w:ilvl w:val="0"/>
+          <w:numId w:val="0"/>
+        </w:numPr>
+        <w:rPr>
+          <w:rStyle w:val="Strong"/>
+          <w:b w:val="0"/>
+          <w:bCs w:val="0"/>
+          <w:color w:val="C00000"/>
+        </w:rPr>
+      </w:pPr>
+      <w:r>
+        <w:rPr>
+          <w:rStyle w:val="Strong"/>
+          <w:b w:val="0"/>
+          <w:bCs w:val="0"/>
+          <w:color w:val="C00000"/>
+        </w:rPr>
+        <w:t>-- =========================================================</w:t>
+      </w:r>
+    </w:p>
+    <w:p>
+      <w:pPr>
+        <w:pStyle w:val="ListBullet"/>
+        <w:numPr>
+          <w:ilvl w:val="0"/>
+          <w:numId w:val="0"/>
+        </w:numPr>
+        <w:rPr>
+          <w:rStyle w:val="Strong"/>
+          <w:b w:val="0"/>
+          <w:bCs w:val="0"/>
+          <w:color w:val="C00000"/>
+        </w:rPr>
+      </w:pPr>
+      <w:r>
+        <w:rPr>
+          <w:rStyle w:val="Strong"/>
+          <w:b w:val="0"/>
+          <w:bCs w:val="0"/>
+          <w:color w:val="C00000"/>
+        </w:rPr>
+        <w:t>-- 1. PATIENTS TABLE</w:t>
+      </w:r>
+    </w:p>
+    <w:p>
+      <w:pPr>
+        <w:pStyle w:val="ListBullet"/>
+        <w:numPr>
+          <w:ilvl w:val="0"/>
+          <w:numId w:val="0"/>
+        </w:numPr>
+        <w:rPr>
+          <w:rStyle w:val="Strong"/>
+          <w:b w:val="0"/>
+          <w:bCs w:val="0"/>
+          <w:color w:val="C00000"/>
+        </w:rPr>
+      </w:pPr>
+      <w:r>
+        <w:rPr>
+          <w:rStyle w:val="Strong"/>
+          <w:b w:val="0"/>
+          <w:bCs w:val="0"/>
+          <w:color w:val="C00000"/>
+        </w:rPr>
+        <w:t>-- =========================================================</w:t>
+      </w:r>
+    </w:p>
+    <w:p>
+      <w:pPr>
+        <w:pStyle w:val="ListBullet"/>
+        <w:numPr>
+          <w:ilvl w:val="0"/>
+          <w:numId w:val="0"/>
+        </w:numPr>
+        <w:rPr>
+          <w:rStyle w:val="Strong"/>
+          <w:b w:val="0"/>
+          <w:bCs w:val="0"/>
+          <w:color w:val="C00000"/>
+        </w:rPr>
+      </w:pPr>
+    </w:p>
+    <w:p>
+      <w:pPr>
+        <w:pStyle w:val="ListBullet"/>
+        <w:numPr>
+          <w:ilvl w:val="0"/>
+          <w:numId w:val="0"/>
+        </w:numPr>
+        <w:rPr>
+          <w:rStyle w:val="Strong"/>
+          <w:b w:val="0"/>
+          <w:bCs w:val="0"/>
+          <w:color w:val="C00000"/>
+        </w:rPr>
+      </w:pPr>
+      <w:r>
+        <w:rPr>
+          <w:rStyle w:val="Strong"/>
+          <w:b w:val="0"/>
+          <w:bCs w:val="0"/>
+          <w:color w:val="C00000"/>
+        </w:rPr>
+        <w:t>CREATE TABLE Patients (</w:t>
+      </w:r>
+    </w:p>
+    <w:p>
+      <w:pPr>
+        <w:pStyle w:val="ListBullet"/>
+        <w:numPr>
+          <w:ilvl w:val="0"/>
+          <w:numId w:val="0"/>
+        </w:numPr>
+        <w:rPr>
+          <w:rStyle w:val="Strong"/>
+          <w:b w:val="0"/>
+          <w:bCs w:val="0"/>
+          <w:color w:val="C00000"/>
+        </w:rPr>
+      </w:pPr>
+      <w:r>
+        <w:rPr>
+          <w:rStyle w:val="Strong"/>
+          <w:b w:val="0"/>
+          <w:bCs w:val="0"/>
+          <w:color w:val="C00000"/>
+        </w:rPr>
+        <w:t xml:space="preserve">    patient_id INT AUTO_INCREMENT,</w:t>
+      </w:r>
+    </w:p>
+    <w:p>
+      <w:pPr>
+        <w:pStyle w:val="ListBullet"/>
+        <w:numPr>
+          <w:ilvl w:val="0"/>
+          <w:numId w:val="0"/>
+        </w:numPr>
+        <w:rPr>
+          <w:rStyle w:val="Strong"/>
+          <w:b w:val="0"/>
+          <w:bCs w:val="0"/>
+          <w:color w:val="C00000"/>
+        </w:rPr>
+      </w:pPr>
+      <w:r>
+        <w:rPr>
+          <w:rStyle w:val="Strong"/>
+          <w:b w:val="0"/>
+          <w:bCs w:val="0"/>
+          <w:color w:val="C00000"/>
+        </w:rPr>
+        <w:t xml:space="preserve">    first_name VARCHAR(50) NOT NULL,</w:t>
+      </w:r>
+    </w:p>
+    <w:p>
+      <w:pPr>
+        <w:pStyle w:val="ListBullet"/>
+        <w:numPr>
+          <w:ilvl w:val="0"/>
+          <w:numId w:val="0"/>
+        </w:numPr>
+        <w:rPr>
+          <w:rStyle w:val="Strong"/>
+          <w:b w:val="0"/>
+          <w:bCs w:val="0"/>
+          <w:color w:val="C00000"/>
+        </w:rPr>
+      </w:pPr>
+      <w:r>
+        <w:rPr>
+          <w:rStyle w:val="Strong"/>
+          <w:b w:val="0"/>
+          <w:bCs w:val="0"/>
+          <w:color w:val="C00000"/>
+        </w:rPr>
+        <w:t xml:space="preserve">    last_name VARCHAR(50) NOT NULL,</w:t>
+      </w:r>
+    </w:p>
+    <w:p>
+      <w:pPr>
+        <w:pStyle w:val="ListBullet"/>
+        <w:numPr>
+          <w:ilvl w:val="0"/>
+          <w:numId w:val="0"/>
+        </w:numPr>
+        <w:rPr>
+          <w:rStyle w:val="Strong"/>
+          <w:b w:val="0"/>
+          <w:bCs w:val="0"/>
+          <w:color w:val="C00000"/>
+        </w:rPr>
+      </w:pPr>
+      <w:r>
+        <w:rPr>
+          <w:rStyle w:val="Strong"/>
+          <w:b w:val="0"/>
+          <w:bCs w:val="0"/>
+          <w:color w:val="C00000"/>
+        </w:rPr>
+        <w:t xml:space="preserve">    gender ENUM('Male', 'Female') NOT NULL,</w:t>
+      </w:r>
+    </w:p>
+    <w:p>
+      <w:pPr>
+        <w:pStyle w:val="ListBullet"/>
+        <w:numPr>
+          <w:ilvl w:val="0"/>
+          <w:numId w:val="0"/>
+        </w:numPr>
+        <w:rPr>
+          <w:rStyle w:val="Strong"/>
+          <w:b w:val="0"/>
+          <w:bCs w:val="0"/>
+          <w:color w:val="C00000"/>
+        </w:rPr>
+      </w:pPr>
+      <w:r>
+        <w:rPr>
+          <w:rStyle w:val="Strong"/>
+          <w:b w:val="0"/>
+          <w:bCs w:val="0"/>
+          <w:color w:val="C00000"/>
+        </w:rPr>
+        <w:t xml:space="preserve">    date_of_birth DATE NOT NULL,</w:t>
+      </w:r>
+    </w:p>
+    <w:p>
+      <w:pPr>
+        <w:pStyle w:val="ListBullet"/>
+        <w:numPr>
+          <w:ilvl w:val="0"/>
+          <w:numId w:val="0"/>
+        </w:numPr>
+        <w:rPr>
+          <w:rStyle w:val="Strong"/>
+          <w:b w:val="0"/>
+          <w:bCs w:val="0"/>
+          <w:color w:val="C00000"/>
+        </w:rPr>
+      </w:pPr>
+      <w:r>
+        <w:rPr>
+          <w:rStyle w:val="Strong"/>
+          <w:b w:val="0"/>
+          <w:bCs w:val="0"/>
+          <w:color w:val="C00000"/>
+        </w:rPr>
+        <w:t xml:space="preserve">    phone VARCHAR(15) NOT NULL,</w:t>
+      </w:r>
+    </w:p>
+    <w:p>
+      <w:pPr>
+        <w:pStyle w:val="ListBullet"/>
+        <w:numPr>
+          <w:ilvl w:val="0"/>
+          <w:numId w:val="0"/>
+        </w:numPr>
+        <w:rPr>
+          <w:rStyle w:val="Strong"/>
+          <w:b w:val="0"/>
+          <w:bCs w:val="0"/>
+          <w:color w:val="C00000"/>
+        </w:rPr>
+      </w:pPr>
+      <w:r>
+        <w:rPr>
+          <w:rStyle w:val="Strong"/>
+          <w:b w:val="0"/>
+          <w:bCs w:val="0"/>
+          <w:color w:val="C00000"/>
+        </w:rPr>
+        <w:t xml:space="preserve">    email VARCHAR(100),</w:t>
+      </w:r>
+    </w:p>
+    <w:p>
+      <w:pPr>
+        <w:pStyle w:val="ListBullet"/>
+        <w:numPr>
+          <w:ilvl w:val="0"/>
+          <w:numId w:val="0"/>
+        </w:numPr>
+        <w:rPr>
+          <w:rStyle w:val="Strong"/>
+          <w:b w:val="0"/>
+          <w:bCs w:val="0"/>
+          <w:color w:val="C00000"/>
+        </w:rPr>
+      </w:pPr>
+      <w:r>
+        <w:rPr>
+          <w:rStyle w:val="Strong"/>
+          <w:b w:val="0"/>
+          <w:bCs w:val="0"/>
+          <w:color w:val="C00000"/>
+        </w:rPr>
+        <w:t xml:space="preserve">    address VARCHAR(200),</w:t>
+      </w:r>
+    </w:p>
+    <w:p>
+      <w:pPr>
+        <w:pStyle w:val="ListBullet"/>
+        <w:numPr>
+          <w:ilvl w:val="0"/>
+          <w:numId w:val="0"/>
+        </w:numPr>
+        <w:rPr>
+          <w:rStyle w:val="Strong"/>
+          <w:b w:val="0"/>
+          <w:bCs w:val="0"/>
+          <w:color w:val="C00000"/>
+        </w:rPr>
+      </w:pPr>
+      <w:r>
+        <w:rPr>
+          <w:rStyle w:val="Strong"/>
+          <w:b w:val="0"/>
+          <w:bCs w:val="0"/>
+          <w:color w:val="C00000"/>
+        </w:rPr>
+        <w:t xml:space="preserve">    blood_type ENUM(</w:t>
+      </w:r>
+    </w:p>
+    <w:p>
+      <w:pPr>
+        <w:pStyle w:val="ListBullet"/>
+        <w:numPr>
+          <w:ilvl w:val="0"/>
+          <w:numId w:val="0"/>
+        </w:numPr>
+        <w:rPr>
+          <w:rStyle w:val="Strong"/>
+          <w:b w:val="0"/>
+          <w:bCs w:val="0"/>
+          <w:color w:val="C00000"/>
+        </w:rPr>
+      </w:pPr>
+      <w:r>
+        <w:rPr>
+          <w:rStyle w:val="Strong"/>
+          <w:b w:val="0"/>
+          <w:bCs w:val="0"/>
+          <w:color w:val="C00000"/>
+        </w:rPr>
+        <w:t xml:space="preserve">        'A+', 'A-', 'B+', 'B-',</w:t>
+      </w:r>
+    </w:p>
+    <w:p>
+      <w:pPr>
+        <w:pStyle w:val="ListBullet"/>
+        <w:numPr>
+          <w:ilvl w:val="0"/>
+          <w:numId w:val="0"/>
+        </w:numPr>
+        <w:rPr>
+          <w:rStyle w:val="Strong"/>
+          <w:b w:val="0"/>
+          <w:bCs w:val="0"/>
+          <w:color w:val="C00000"/>
+        </w:rPr>
+      </w:pPr>
+      <w:r>
+        <w:rPr>
+          <w:rStyle w:val="Strong"/>
+          <w:b w:val="0"/>
+          <w:bCs w:val="0"/>
+          <w:color w:val="C00000"/>
+        </w:rPr>
+        <w:t xml:space="preserve">        'AB+', 'AB-', 'O+', 'O-'</w:t>
+      </w:r>
+    </w:p>
+    <w:p>
+      <w:pPr>
+        <w:pStyle w:val="ListBullet"/>
+        <w:numPr>
+          <w:ilvl w:val="0"/>
+          <w:numId w:val="0"/>
+        </w:numPr>
+        <w:rPr>
+          <w:rStyle w:val="Strong"/>
+          <w:b w:val="0"/>
+          <w:bCs w:val="0"/>
+          <w:color w:val="C00000"/>
+        </w:rPr>
+      </w:pPr>
+      <w:r>
+        <w:rPr>
+          <w:rStyle w:val="Strong"/>
+          <w:b w:val="0"/>
+          <w:bCs w:val="0"/>
+          <w:color w:val="C00000"/>
+        </w:rPr>
+        <w:t xml:space="preserve">    ),</w:t>
+      </w:r>
+    </w:p>
+    <w:p>
+      <w:pPr>
+        <w:pStyle w:val="ListBullet"/>
+        <w:numPr>
+          <w:ilvl w:val="0"/>
+          <w:numId w:val="0"/>
+        </w:numPr>
+        <w:rPr>
+          <w:rStyle w:val="Strong"/>
+          <w:b w:val="0"/>
+          <w:bCs w:val="0"/>
+          <w:color w:val="C00000"/>
+        </w:rPr>
+      </w:pPr>
+    </w:p>
+    <w:p>
+      <w:pPr>
+        <w:pStyle w:val="ListBullet"/>
+        <w:numPr>
+          <w:ilvl w:val="0"/>
+          <w:numId w:val="0"/>
+        </w:numPr>
+        <w:rPr>
+          <w:rStyle w:val="Strong"/>
+          <w:b w:val="0"/>
+          <w:bCs w:val="0"/>
+          <w:color w:val="C00000"/>
+        </w:rPr>
+      </w:pPr>
+      <w:r>
+        <w:rPr>
+          <w:rStyle w:val="Strong"/>
+          <w:b w:val="0"/>
+          <w:bCs w:val="0"/>
+          <w:color w:val="C00000"/>
+        </w:rPr>
+        <w:t xml:space="preserve">    CONSTRAINT pk_patients</w:t>
+      </w:r>
+    </w:p>
+    <w:p>
+      <w:pPr>
+        <w:pStyle w:val="ListBullet"/>
+        <w:numPr>
+          <w:ilvl w:val="0"/>
+          <w:numId w:val="0"/>
+        </w:numPr>
+        <w:rPr>
+          <w:rStyle w:val="Strong"/>
+          <w:b w:val="0"/>
+          <w:bCs w:val="0"/>
+          <w:color w:val="C00000"/>
+        </w:rPr>
+      </w:pPr>
+      <w:r>
+        <w:rPr>
+          <w:rStyle w:val="Strong"/>
+          <w:b w:val="0"/>
+          <w:bCs w:val="0"/>
+          <w:color w:val="C00000"/>
+        </w:rPr>
+        <w:t xml:space="preserve">        PRIMARY KEY (patient_id),</w:t>
+      </w:r>
+    </w:p>
+    <w:p>
+      <w:pPr>
+        <w:pStyle w:val="ListBullet"/>
+        <w:numPr>
+          <w:ilvl w:val="0"/>
+          <w:numId w:val="0"/>
+        </w:numPr>
+        <w:rPr>
+          <w:rStyle w:val="Strong"/>
+          <w:b w:val="0"/>
+          <w:bCs w:val="0"/>
+          <w:color w:val="C00000"/>
+        </w:rPr>
+      </w:pPr>
+    </w:p>
+    <w:p>
+      <w:pPr>
+        <w:pStyle w:val="ListBullet"/>
+        <w:numPr>
+          <w:ilvl w:val="0"/>
+          <w:numId w:val="0"/>
+        </w:numPr>
+        <w:rPr>
+          <w:rStyle w:val="Strong"/>
+          <w:b w:val="0"/>
+          <w:bCs w:val="0"/>
+          <w:color w:val="C00000"/>
+        </w:rPr>
+      </w:pPr>
+      <w:r>
+        <w:rPr>
+          <w:rStyle w:val="Strong"/>
+          <w:b w:val="0"/>
+          <w:bCs w:val="0"/>
+          <w:color w:val="C00000"/>
+        </w:rPr>
+        <w:t xml:space="preserve">    CONSTRAINT uq_patients_phone</w:t>
+      </w:r>
+    </w:p>
+    <w:p>
+      <w:pPr>
+        <w:pStyle w:val="ListBullet"/>
+        <w:numPr>
+          <w:ilvl w:val="0"/>
+          <w:numId w:val="0"/>
+        </w:numPr>
+        <w:rPr>
+          <w:rStyle w:val="Strong"/>
+          <w:b w:val="0"/>
+          <w:bCs w:val="0"/>
+          <w:color w:val="C00000"/>
+        </w:rPr>
+      </w:pPr>
+      <w:r>
+        <w:rPr>
+          <w:rStyle w:val="Strong"/>
+          <w:b w:val="0"/>
+          <w:bCs w:val="0"/>
+          <w:color w:val="C00000"/>
+        </w:rPr>
+        <w:t xml:space="preserve">        UNIQUE (phone),</w:t>
+      </w:r>
+    </w:p>
+    <w:p>
+      <w:pPr>
+        <w:pStyle w:val="ListBullet"/>
+        <w:numPr>
+          <w:ilvl w:val="0"/>
+          <w:numId w:val="0"/>
+        </w:numPr>
+        <w:rPr>
+          <w:rStyle w:val="Strong"/>
+          <w:b w:val="0"/>
+          <w:bCs w:val="0"/>
+          <w:color w:val="C00000"/>
+        </w:rPr>
+      </w:pPr>
+    </w:p>
+    <w:p>
+      <w:pPr>
+        <w:pStyle w:val="ListBullet"/>
+        <w:numPr>
+          <w:ilvl w:val="0"/>
+          <w:numId w:val="0"/>
+        </w:numPr>
+        <w:rPr>
+          <w:rStyle w:val="Strong"/>
+          <w:b w:val="0"/>
+          <w:bCs w:val="0"/>
+          <w:color w:val="C00000"/>
+        </w:rPr>
+      </w:pPr>
+      <w:r>
+        <w:rPr>
+          <w:rStyle w:val="Strong"/>
+          <w:b w:val="0"/>
+          <w:bCs w:val="0"/>
+          <w:color w:val="C00000"/>
+        </w:rPr>
+        <w:t xml:space="preserve">    CONSTRAINT uq_patients_email</w:t>
+      </w:r>
+    </w:p>
+    <w:p>
+      <w:pPr>
+        <w:pStyle w:val="ListBullet"/>
+        <w:numPr>
+          <w:ilvl w:val="0"/>
+          <w:numId w:val="0"/>
+        </w:numPr>
+        <w:rPr>
+          <w:rStyle w:val="Strong"/>
+          <w:b w:val="0"/>
+          <w:bCs w:val="0"/>
+          <w:color w:val="C00000"/>
+        </w:rPr>
+      </w:pPr>
+      <w:r>
+        <w:rPr>
+          <w:rStyle w:val="Strong"/>
+          <w:b w:val="0"/>
+          <w:bCs w:val="0"/>
+          <w:color w:val="C00000"/>
+        </w:rPr>
+        <w:t xml:space="preserve">        UNIQUE (email)</w:t>
+      </w:r>
+    </w:p>
+    <w:p>
+      <w:pPr>
+        <w:pStyle w:val="ListBullet"/>
+        <w:numPr>
+          <w:ilvl w:val="0"/>
+          <w:numId w:val="0"/>
+        </w:numPr>
+        <w:rPr>
+          <w:rStyle w:val="Strong"/>
+          <w:b w:val="0"/>
+          <w:bCs w:val="0"/>
+          <w:color w:val="C00000"/>
+        </w:rPr>
+      </w:pPr>
+      <w:r>
+        <w:rPr>
+          <w:rStyle w:val="Strong"/>
+          <w:b w:val="0"/>
+          <w:bCs w:val="0"/>
+          <w:color w:val="C00000"/>
+        </w:rPr>
+        <w:t>);</w:t>
+      </w:r>
+    </w:p>
+    <w:p>
+      <w:pPr>
+        <w:pStyle w:val="ListBullet"/>
+        <w:numPr>
+          <w:ilvl w:val="0"/>
+          <w:numId w:val="0"/>
+        </w:numPr>
+        <w:rPr>
+          <w:rStyle w:val="Strong"/>
+          <w:b w:val="0"/>
+          <w:bCs w:val="0"/>
+          <w:color w:val="C00000"/>
+        </w:rPr>
+      </w:pPr>
+    </w:p>
+    <w:p>
+      <w:pPr>
+        <w:pStyle w:val="ListBullet"/>
+        <w:numPr>
+          <w:ilvl w:val="0"/>
+          <w:numId w:val="0"/>
+        </w:numPr>
+        <w:rPr>
+          <w:rStyle w:val="Strong"/>
+          <w:b w:val="0"/>
+          <w:bCs w:val="0"/>
+          <w:color w:val="C00000"/>
+        </w:rPr>
+      </w:pPr>
+    </w:p>
+    <w:p>
+      <w:pPr>
+        <w:pStyle w:val="ListBullet"/>
+        <w:numPr>
+          <w:ilvl w:val="0"/>
+          <w:numId w:val="0"/>
+        </w:numPr>
+        <w:rPr>
+          <w:rStyle w:val="Strong"/>
+          <w:b w:val="0"/>
+          <w:bCs w:val="0"/>
+          <w:color w:val="C00000"/>
+        </w:rPr>
+      </w:pPr>
+      <w:r>
+        <w:rPr>
+          <w:rStyle w:val="Strong"/>
+          <w:b w:val="0"/>
+          <w:bCs w:val="0"/>
+          <w:color w:val="C00000"/>
+        </w:rPr>
+        <w:t>-- =========================================================</w:t>
+      </w:r>
+    </w:p>
+    <w:p>
+      <w:pPr>
+        <w:pStyle w:val="ListBullet"/>
+        <w:numPr>
+          <w:ilvl w:val="0"/>
+          <w:numId w:val="0"/>
+        </w:numPr>
+        <w:rPr>
+          <w:rStyle w:val="Strong"/>
+          <w:b w:val="0"/>
+          <w:bCs w:val="0"/>
+          <w:color w:val="C00000"/>
+        </w:rPr>
+      </w:pPr>
+      <w:r>
+        <w:rPr>
+          <w:rStyle w:val="Strong"/>
+          <w:b w:val="0"/>
+          <w:bCs w:val="0"/>
+          <w:color w:val="C00000"/>
+        </w:rPr>
+        <w:t>-- 2. DOCTORS TABLE</w:t>
+      </w:r>
+    </w:p>
+    <w:p>
+      <w:pPr>
+        <w:pStyle w:val="ListBullet"/>
+        <w:numPr>
+          <w:ilvl w:val="0"/>
+          <w:numId w:val="0"/>
+        </w:numPr>
+        <w:rPr>
+          <w:rStyle w:val="Strong"/>
+          <w:b w:val="0"/>
+          <w:bCs w:val="0"/>
+          <w:color w:val="C00000"/>
+        </w:rPr>
+      </w:pPr>
+      <w:r>
+        <w:rPr>
+          <w:rStyle w:val="Strong"/>
+          <w:b w:val="0"/>
+          <w:bCs w:val="0"/>
+          <w:color w:val="C00000"/>
+        </w:rPr>
+        <w:t>-- =========================================================</w:t>
+      </w:r>
+    </w:p>
+    <w:p>
+      <w:pPr>
+        <w:pStyle w:val="ListBullet"/>
+        <w:numPr>
+          <w:ilvl w:val="0"/>
+          <w:numId w:val="0"/>
+        </w:numPr>
+        <w:rPr>
+          <w:rStyle w:val="Strong"/>
+          <w:b w:val="0"/>
+          <w:bCs w:val="0"/>
+          <w:color w:val="C00000"/>
+        </w:rPr>
+      </w:pPr>
+    </w:p>
+    <w:p>
+      <w:pPr>
+        <w:pStyle w:val="ListBullet"/>
+        <w:numPr>
+          <w:ilvl w:val="0"/>
+          <w:numId w:val="0"/>
+        </w:numPr>
+        <w:rPr>
+          <w:rStyle w:val="Strong"/>
+          <w:b w:val="0"/>
+          <w:bCs w:val="0"/>
+          <w:color w:val="C00000"/>
+        </w:rPr>
+      </w:pPr>
+      <w:r>
+        <w:rPr>
+          <w:rStyle w:val="Strong"/>
+          <w:b w:val="0"/>
+          <w:bCs w:val="0"/>
+          <w:color w:val="C00000"/>
+        </w:rPr>
+        <w:t>CREATE TABLE Doctors (</w:t>
+      </w:r>
+    </w:p>
+    <w:p>
+      <w:pPr>
+        <w:pStyle w:val="ListBullet"/>
+        <w:numPr>
+          <w:ilvl w:val="0"/>
+          <w:numId w:val="0"/>
+        </w:numPr>
+        <w:rPr>
+          <w:rStyle w:val="Strong"/>
+          <w:b w:val="0"/>
+          <w:bCs w:val="0"/>
+          <w:color w:val="C00000"/>
+        </w:rPr>
+      </w:pPr>
+      <w:r>
+        <w:rPr>
+          <w:rStyle w:val="Strong"/>
+          <w:b w:val="0"/>
+          <w:bCs w:val="0"/>
+          <w:color w:val="C00000"/>
+        </w:rPr>
+        <w:t xml:space="preserve">    doctor_id INT AUTO_INCREMENT,</w:t>
+      </w:r>
+    </w:p>
+    <w:p>
+      <w:pPr>
+        <w:pStyle w:val="ListBullet"/>
+        <w:numPr>
+          <w:ilvl w:val="0"/>
+          <w:numId w:val="0"/>
+        </w:numPr>
+        <w:rPr>
+          <w:rStyle w:val="Strong"/>
+          <w:b w:val="0"/>
+          <w:bCs w:val="0"/>
+          <w:color w:val="C00000"/>
+        </w:rPr>
+      </w:pPr>
+      <w:r>
+        <w:rPr>
+          <w:rStyle w:val="Strong"/>
+          <w:b w:val="0"/>
+          <w:bCs w:val="0"/>
+          <w:color w:val="C00000"/>
+        </w:rPr>
+        <w:t xml:space="preserve">    first_name VARCHAR(50) NOT NULL,</w:t>
+      </w:r>
+    </w:p>
+    <w:p>
+      <w:pPr>
+        <w:pStyle w:val="ListBullet"/>
+        <w:numPr>
+          <w:ilvl w:val="0"/>
+          <w:numId w:val="0"/>
+        </w:numPr>
+        <w:rPr>
+          <w:rStyle w:val="Strong"/>
+          <w:b w:val="0"/>
+          <w:bCs w:val="0"/>
+          <w:color w:val="C00000"/>
+        </w:rPr>
+      </w:pPr>
+      <w:r>
+        <w:rPr>
+          <w:rStyle w:val="Strong"/>
+          <w:b w:val="0"/>
+          <w:bCs w:val="0"/>
+          <w:color w:val="C00000"/>
+        </w:rPr>
+        <w:t xml:space="preserve">    last_name VARCHAR(50) NOT NULL,</w:t>
+      </w:r>
+    </w:p>
+    <w:p>
+      <w:pPr>
+        <w:pStyle w:val="ListBullet"/>
+        <w:numPr>
+          <w:ilvl w:val="0"/>
+          <w:numId w:val="0"/>
+        </w:numPr>
+        <w:rPr>
+          <w:rStyle w:val="Strong"/>
+          <w:b w:val="0"/>
+          <w:bCs w:val="0"/>
+          <w:color w:val="C00000"/>
+        </w:rPr>
+      </w:pPr>
+      <w:r>
+        <w:rPr>
+          <w:rStyle w:val="Strong"/>
+          <w:b w:val="0"/>
+          <w:bCs w:val="0"/>
+          <w:color w:val="C00000"/>
+        </w:rPr>
+        <w:t xml:space="preserve">    specialization VARCHAR(100) NOT NULL,</w:t>
+      </w:r>
+    </w:p>
+    <w:p>
+      <w:pPr>
+        <w:pStyle w:val="ListBullet"/>
+        <w:numPr>
+          <w:ilvl w:val="0"/>
+          <w:numId w:val="0"/>
+        </w:numPr>
+        <w:rPr>
+          <w:rStyle w:val="Strong"/>
+          <w:b w:val="0"/>
+          <w:bCs w:val="0"/>
+          <w:color w:val="C00000"/>
+        </w:rPr>
+      </w:pPr>
+      <w:r>
+        <w:rPr>
+          <w:rStyle w:val="Strong"/>
+          <w:b w:val="0"/>
+          <w:bCs w:val="0"/>
+          <w:color w:val="C00000"/>
+        </w:rPr>
+        <w:t xml:space="preserve">    phone VARCHAR(15) NOT NULL,</w:t>
+      </w:r>
+    </w:p>
+    <w:p>
+      <w:pPr>
+        <w:pStyle w:val="ListBullet"/>
+        <w:numPr>
+          <w:ilvl w:val="0"/>
+          <w:numId w:val="0"/>
+        </w:numPr>
+        <w:rPr>
+          <w:rStyle w:val="Strong"/>
+          <w:b w:val="0"/>
+          <w:bCs w:val="0"/>
+          <w:color w:val="C00000"/>
+        </w:rPr>
+      </w:pPr>
+      <w:r>
+        <w:rPr>
+          <w:rStyle w:val="Strong"/>
+          <w:b w:val="0"/>
+          <w:bCs w:val="0"/>
+          <w:color w:val="C00000"/>
+        </w:rPr>
+        <w:t xml:space="preserve">    email VARCHAR(100) NOT NULL,</w:t>
+      </w:r>
+    </w:p>
+    <w:p>
+      <w:pPr>
+        <w:pStyle w:val="ListBullet"/>
+        <w:numPr>
+          <w:ilvl w:val="0"/>
+          <w:numId w:val="0"/>
+        </w:numPr>
+        <w:rPr>
+          <w:rStyle w:val="Strong"/>
+          <w:b w:val="0"/>
+          <w:bCs w:val="0"/>
+          <w:color w:val="C00000"/>
+        </w:rPr>
+      </w:pPr>
+      <w:r>
+        <w:rPr>
+          <w:rStyle w:val="Strong"/>
+          <w:b w:val="0"/>
+          <w:bCs w:val="0"/>
+          <w:color w:val="C00000"/>
+        </w:rPr>
+        <w:t xml:space="preserve">    hire_date DATE NOT NULL,</w:t>
+      </w:r>
+    </w:p>
+    <w:p>
+      <w:pPr>
+        <w:pStyle w:val="ListBullet"/>
+        <w:numPr>
+          <w:ilvl w:val="0"/>
+          <w:numId w:val="0"/>
+        </w:numPr>
+        <w:rPr>
+          <w:rStyle w:val="Strong"/>
+          <w:b w:val="0"/>
+          <w:bCs w:val="0"/>
+          <w:color w:val="C00000"/>
+        </w:rPr>
+      </w:pPr>
+    </w:p>
+    <w:p>
+      <w:pPr>
+        <w:pStyle w:val="ListBullet"/>
+        <w:numPr>
+          <w:ilvl w:val="0"/>
+          <w:numId w:val="0"/>
+        </w:numPr>
+        <w:rPr>
+          <w:rStyle w:val="Strong"/>
+          <w:b w:val="0"/>
+          <w:bCs w:val="0"/>
+          <w:color w:val="C00000"/>
+        </w:rPr>
+      </w:pPr>
+      <w:r>
+        <w:rPr>
+          <w:rStyle w:val="Strong"/>
+          <w:b w:val="0"/>
+          <w:bCs w:val="0"/>
+          <w:color w:val="C00000"/>
+        </w:rPr>
+        <w:t xml:space="preserve">    CONSTRAINT pk_doctors</w:t>
+      </w:r>
+    </w:p>
+    <w:p>
+      <w:pPr>
+        <w:pStyle w:val="ListBullet"/>
+        <w:numPr>
+          <w:ilvl w:val="0"/>
+          <w:numId w:val="0"/>
+        </w:numPr>
+        <w:rPr>
+          <w:rStyle w:val="Strong"/>
+          <w:b w:val="0"/>
+          <w:bCs w:val="0"/>
+          <w:color w:val="C00000"/>
+        </w:rPr>
+      </w:pPr>
+      <w:r>
+        <w:rPr>
+          <w:rStyle w:val="Strong"/>
+          <w:b w:val="0"/>
+          <w:bCs w:val="0"/>
+          <w:color w:val="C00000"/>
+        </w:rPr>
+        <w:t xml:space="preserve">        PRIMARY KEY (doctor_id),</w:t>
+      </w:r>
+    </w:p>
+    <w:p>
+      <w:pPr>
+        <w:pStyle w:val="ListBullet"/>
+        <w:numPr>
+          <w:ilvl w:val="0"/>
+          <w:numId w:val="0"/>
+        </w:numPr>
+        <w:rPr>
+          <w:rStyle w:val="Strong"/>
+          <w:b w:val="0"/>
+          <w:bCs w:val="0"/>
+          <w:color w:val="C00000"/>
+        </w:rPr>
+      </w:pPr>
+    </w:p>
+    <w:p>
+      <w:pPr>
+        <w:pStyle w:val="ListBullet"/>
+        <w:numPr>
+          <w:ilvl w:val="0"/>
+          <w:numId w:val="0"/>
+        </w:numPr>
+        <w:rPr>
+          <w:rStyle w:val="Strong"/>
+          <w:b w:val="0"/>
+          <w:bCs w:val="0"/>
+          <w:color w:val="C00000"/>
+        </w:rPr>
+      </w:pPr>
+      <w:r>
+        <w:rPr>
+          <w:rStyle w:val="Strong"/>
+          <w:b w:val="0"/>
+          <w:bCs w:val="0"/>
+          <w:color w:val="C00000"/>
+        </w:rPr>
+        <w:t xml:space="preserve">    CONSTRAINT uq_doctors_phone</w:t>
+      </w:r>
+    </w:p>
+    <w:p>
+      <w:pPr>
+        <w:pStyle w:val="ListBullet"/>
+        <w:numPr>
+          <w:ilvl w:val="0"/>
+          <w:numId w:val="0"/>
+        </w:numPr>
+        <w:rPr>
+          <w:rStyle w:val="Strong"/>
+          <w:b w:val="0"/>
+          <w:bCs w:val="0"/>
+          <w:color w:val="C00000"/>
+        </w:rPr>
+      </w:pPr>
+      <w:r>
+        <w:rPr>
+          <w:rStyle w:val="Strong"/>
+          <w:b w:val="0"/>
+          <w:bCs w:val="0"/>
+          <w:color w:val="C00000"/>
+        </w:rPr>
+        <w:t xml:space="preserve">        UNIQUE (phone),</w:t>
+      </w:r>
+    </w:p>
+    <w:p>
+      <w:pPr>
+        <w:pStyle w:val="ListBullet"/>
+        <w:numPr>
+          <w:ilvl w:val="0"/>
+          <w:numId w:val="0"/>
+        </w:numPr>
+        <w:rPr>
+          <w:rStyle w:val="Strong"/>
+          <w:b w:val="0"/>
+          <w:bCs w:val="0"/>
+          <w:color w:val="C00000"/>
+        </w:rPr>
+      </w:pPr>
+    </w:p>
+    <w:p>
+      <w:pPr>
+        <w:pStyle w:val="ListBullet"/>
+        <w:numPr>
+          <w:ilvl w:val="0"/>
+          <w:numId w:val="0"/>
+        </w:numPr>
+        <w:rPr>
+          <w:rStyle w:val="Strong"/>
+          <w:b w:val="0"/>
+          <w:bCs w:val="0"/>
+          <w:color w:val="C00000"/>
+        </w:rPr>
+      </w:pPr>
+      <w:r>
+        <w:rPr>
+          <w:rStyle w:val="Strong"/>
+          <w:b w:val="0"/>
+          <w:bCs w:val="0"/>
+          <w:color w:val="C00000"/>
+        </w:rPr>
+        <w:t xml:space="preserve">    CONSTRAINT uq_doctors_email</w:t>
+      </w:r>
+    </w:p>
+    <w:p>
+      <w:pPr>
+        <w:pStyle w:val="ListBullet"/>
+        <w:numPr>
+          <w:ilvl w:val="0"/>
+          <w:numId w:val="0"/>
+        </w:numPr>
+        <w:rPr>
+          <w:rStyle w:val="Strong"/>
+          <w:b w:val="0"/>
+          <w:bCs w:val="0"/>
+          <w:color w:val="C00000"/>
+        </w:rPr>
+      </w:pPr>
+      <w:r>
+        <w:rPr>
+          <w:rStyle w:val="Strong"/>
+          <w:b w:val="0"/>
+          <w:bCs w:val="0"/>
+          <w:color w:val="C00000"/>
+        </w:rPr>
+        <w:t xml:space="preserve">        UNIQUE (email)</w:t>
+      </w:r>
+    </w:p>
+    <w:p>
+      <w:pPr>
+        <w:pStyle w:val="ListBullet"/>
+        <w:numPr>
+          <w:ilvl w:val="0"/>
+          <w:numId w:val="0"/>
+        </w:numPr>
+        <w:rPr>
+          <w:rStyle w:val="Strong"/>
+          <w:b w:val="0"/>
+          <w:bCs w:val="0"/>
+          <w:color w:val="C00000"/>
+        </w:rPr>
+      </w:pPr>
+      <w:r>
+        <w:rPr>
+          <w:rStyle w:val="Strong"/>
+          <w:b w:val="0"/>
+          <w:bCs w:val="0"/>
+          <w:color w:val="C00000"/>
+        </w:rPr>
+        <w:t>);</w:t>
+      </w:r>
+    </w:p>
+    <w:p>
+      <w:pPr>
+        <w:pStyle w:val="ListBullet"/>
+        <w:numPr>
+          <w:ilvl w:val="0"/>
+          <w:numId w:val="0"/>
+        </w:numPr>
+        <w:rPr>
+          <w:rStyle w:val="Strong"/>
+          <w:b w:val="0"/>
+          <w:bCs w:val="0"/>
+          <w:color w:val="C00000"/>
+        </w:rPr>
+      </w:pPr>
+    </w:p>
+    <w:p>
+      <w:pPr>
+        <w:pStyle w:val="ListBullet"/>
+        <w:numPr>
+          <w:ilvl w:val="0"/>
+          <w:numId w:val="0"/>
+        </w:numPr>
+        <w:rPr>
+          <w:rStyle w:val="Strong"/>
+          <w:b w:val="0"/>
+          <w:bCs w:val="0"/>
+          <w:color w:val="C00000"/>
+        </w:rPr>
+      </w:pPr>
+    </w:p>
+    <w:p>
+      <w:pPr>
+        <w:pStyle w:val="ListBullet"/>
+        <w:numPr>
+          <w:ilvl w:val="0"/>
+          <w:numId w:val="0"/>
+        </w:numPr>
+        <w:rPr>
+          <w:rStyle w:val="Strong"/>
+          <w:b w:val="0"/>
+          <w:bCs w:val="0"/>
+          <w:color w:val="C00000"/>
+        </w:rPr>
+      </w:pPr>
+      <w:r>
+        <w:rPr>
+          <w:rStyle w:val="Strong"/>
+          <w:b w:val="0"/>
+          <w:bCs w:val="0"/>
+          <w:color w:val="C00000"/>
+        </w:rPr>
+        <w:t>-- =========================================================</w:t>
+      </w:r>
+    </w:p>
+    <w:p>
+      <w:pPr>
+        <w:pStyle w:val="ListBullet"/>
+        <w:numPr>
+          <w:ilvl w:val="0"/>
+          <w:numId w:val="0"/>
+        </w:numPr>
+        <w:rPr>
+          <w:rStyle w:val="Strong"/>
+          <w:b w:val="0"/>
+          <w:bCs w:val="0"/>
+          <w:color w:val="C00000"/>
+        </w:rPr>
+      </w:pPr>
+      <w:r>
+        <w:rPr>
+          <w:rStyle w:val="Strong"/>
+          <w:b w:val="0"/>
+          <w:bCs w:val="0"/>
+          <w:color w:val="C00000"/>
+        </w:rPr>
+        <w:lastRenderedPageBreak/>
+        <w:t>-- 3. APPOINTMENTS TABLE</w:t>
+      </w:r>
+    </w:p>
+    <w:p>
+      <w:pPr>
+        <w:pStyle w:val="ListBullet"/>
+        <w:numPr>
+          <w:ilvl w:val="0"/>
+          <w:numId w:val="0"/>
+        </w:numPr>
+        <w:rPr>
+          <w:rStyle w:val="Strong"/>
+          <w:b w:val="0"/>
+          <w:bCs w:val="0"/>
+          <w:color w:val="C00000"/>
+        </w:rPr>
+      </w:pPr>
+      <w:r>
+        <w:rPr>
+          <w:rStyle w:val="Strong"/>
+          <w:b w:val="0"/>
+          <w:bCs w:val="0"/>
+          <w:color w:val="C00000"/>
+        </w:rPr>
+        <w:t>-- =========================================================</w:t>
+      </w:r>
+    </w:p>
+    <w:p>
+      <w:pPr>
+        <w:pStyle w:val="ListBullet"/>
+        <w:numPr>
+          <w:ilvl w:val="0"/>
+          <w:numId w:val="0"/>
+        </w:numPr>
+        <w:rPr>
+          <w:rStyle w:val="Strong"/>
+          <w:b w:val="0"/>
+          <w:bCs w:val="0"/>
+          <w:color w:val="C00000"/>
+        </w:rPr>
+      </w:pPr>
+    </w:p>
+    <w:p>
+      <w:pPr>
+        <w:pStyle w:val="ListBullet"/>
+        <w:numPr>
+          <w:ilvl w:val="0"/>
+          <w:numId w:val="0"/>
+        </w:numPr>
+        <w:rPr>
+          <w:rStyle w:val="Strong"/>
+          <w:b w:val="0"/>
+          <w:bCs w:val="0"/>
+          <w:color w:val="C00000"/>
+        </w:rPr>
+      </w:pPr>
+      <w:r>
+        <w:rPr>
+          <w:rStyle w:val="Strong"/>
+          <w:b w:val="0"/>
+          <w:bCs w:val="0"/>
+          <w:color w:val="C00000"/>
+        </w:rPr>
+        <w:t>CREATE TABLE Appointments (</w:t>
+      </w:r>
+    </w:p>
+    <w:p>
+      <w:pPr>
+        <w:pStyle w:val="ListBullet"/>
+        <w:numPr>
+          <w:ilvl w:val="0"/>
+          <w:numId w:val="0"/>
+        </w:numPr>
+        <w:rPr>
+          <w:rStyle w:val="Strong"/>
+          <w:b w:val="0"/>
+          <w:bCs w:val="0"/>
+          <w:color w:val="C00000"/>
+        </w:rPr>
+      </w:pPr>
+      <w:r>
+        <w:rPr>
+          <w:rStyle w:val="Strong"/>
+          <w:b w:val="0"/>
+          <w:bCs w:val="0"/>
+          <w:color w:val="C00000"/>
+        </w:rPr>
+        <w:t xml:space="preserve">    appointment_id INT AUTO_INCREMENT,</w:t>
+      </w:r>
+    </w:p>
+    <w:p>
+      <w:pPr>
+        <w:pStyle w:val="ListBullet"/>
+        <w:numPr>
+          <w:ilvl w:val="0"/>
+          <w:numId w:val="0"/>
+        </w:numPr>
+        <w:rPr>
+          <w:rStyle w:val="Strong"/>
+          <w:b w:val="0"/>
+          <w:bCs w:val="0"/>
+          <w:color w:val="C00000"/>
+        </w:rPr>
+      </w:pPr>
+      <w:r>
+        <w:rPr>
+          <w:rStyle w:val="Strong"/>
+          <w:b w:val="0"/>
+          <w:bCs w:val="0"/>
+          <w:color w:val="C00000"/>
+        </w:rPr>
+        <w:t xml:space="preserve">    patient_id INT NOT NULL,</w:t>
+      </w:r>
+    </w:p>
+    <w:p>
+      <w:pPr>
+        <w:pStyle w:val="ListBullet"/>
+        <w:numPr>
+          <w:ilvl w:val="0"/>
+          <w:numId w:val="0"/>
+        </w:numPr>
+        <w:rPr>
+          <w:rStyle w:val="Strong"/>
+          <w:b w:val="0"/>
+          <w:bCs w:val="0"/>
+          <w:color w:val="C00000"/>
+        </w:rPr>
+      </w:pPr>
+      <w:r>
+        <w:rPr>
+          <w:rStyle w:val="Strong"/>
+          <w:b w:val="0"/>
+          <w:bCs w:val="0"/>
+          <w:color w:val="C00000"/>
+        </w:rPr>
+        <w:t xml:space="preserve">    doctor_id INT NOT NULL,</w:t>
+      </w:r>
+    </w:p>
+    <w:p>
+      <w:pPr>
+        <w:pStyle w:val="ListBullet"/>
+        <w:numPr>
+          <w:ilvl w:val="0"/>
+          <w:numId w:val="0"/>
+        </w:numPr>
+        <w:rPr>
+          <w:rStyle w:val="Strong"/>
+          <w:b w:val="0"/>
+          <w:bCs w:val="0"/>
+          <w:color w:val="C00000"/>
+        </w:rPr>
+      </w:pPr>
+      <w:r>
+        <w:rPr>
+          <w:rStyle w:val="Strong"/>
+          <w:b w:val="0"/>
+          <w:bCs w:val="0"/>
+          <w:color w:val="C00000"/>
+        </w:rPr>
+        <w:t xml:space="preserve">    appointment_date DATE NOT NULL,</w:t>
+      </w:r>
+    </w:p>
+    <w:p>
+      <w:pPr>
+        <w:pStyle w:val="ListBullet"/>
+        <w:numPr>
+          <w:ilvl w:val="0"/>
+          <w:numId w:val="0"/>
+        </w:numPr>
+        <w:rPr>
+          <w:rStyle w:val="Strong"/>
+          <w:b w:val="0"/>
+          <w:bCs w:val="0"/>
+          <w:color w:val="C00000"/>
+        </w:rPr>
+      </w:pPr>
+      <w:r>
+        <w:rPr>
+          <w:rStyle w:val="Strong"/>
+          <w:b w:val="0"/>
+          <w:bCs w:val="0"/>
+          <w:color w:val="C00000"/>
+        </w:rPr>
+        <w:t xml:space="preserve">    appointment_time TIME NOT NULL,</w:t>
+      </w:r>
+    </w:p>
+    <w:p>
+      <w:pPr>
+        <w:pStyle w:val="ListBullet"/>
+        <w:numPr>
+          <w:ilvl w:val="0"/>
+          <w:numId w:val="0"/>
+        </w:numPr>
+        <w:rPr>
+          <w:rStyle w:val="Strong"/>
+          <w:b w:val="0"/>
+          <w:bCs w:val="0"/>
+          <w:color w:val="C00000"/>
+        </w:rPr>
+      </w:pPr>
+      <w:r>
+        <w:rPr>
+          <w:rStyle w:val="Strong"/>
+          <w:b w:val="0"/>
+          <w:bCs w:val="0"/>
+          <w:color w:val="C00000"/>
+        </w:rPr>
+        <w:t xml:space="preserve">    reason VARCHAR(255),</w:t>
+      </w:r>
+    </w:p>
+    <w:p>
+      <w:pPr>
+        <w:pStyle w:val="ListBullet"/>
+        <w:numPr>
+          <w:ilvl w:val="0"/>
+          <w:numId w:val="0"/>
+        </w:numPr>
+        <w:rPr>
+          <w:rStyle w:val="Strong"/>
+          <w:b w:val="0"/>
+          <w:bCs w:val="0"/>
+          <w:color w:val="C00000"/>
+        </w:rPr>
+      </w:pPr>
+      <w:r>
+        <w:rPr>
+          <w:rStyle w:val="Strong"/>
+          <w:b w:val="0"/>
+          <w:bCs w:val="0"/>
+          <w:color w:val="C00000"/>
+        </w:rPr>
+        <w:t xml:space="preserve">    status ENUM(</w:t>
+      </w:r>
+    </w:p>
+    <w:p>
+      <w:pPr>
+        <w:pStyle w:val="ListBullet"/>
+        <w:numPr>
+          <w:ilvl w:val="0"/>
+          <w:numId w:val="0"/>
+        </w:numPr>
+        <w:rPr>
+          <w:rStyle w:val="Strong"/>
+          <w:b w:val="0"/>
+          <w:bCs w:val="0"/>
+          <w:color w:val="C00000"/>
+        </w:rPr>
+      </w:pPr>
+      <w:r>
+        <w:rPr>
+          <w:rStyle w:val="Strong"/>
+          <w:b w:val="0"/>
+          <w:bCs w:val="0"/>
+          <w:color w:val="C00000"/>
+        </w:rPr>
+        <w:t xml:space="preserve">        'Scheduled',</w:t>
+      </w:r>
+    </w:p>
+    <w:p>
+      <w:pPr>
+        <w:pStyle w:val="ListBullet"/>
+        <w:numPr>
+          <w:ilvl w:val="0"/>
+          <w:numId w:val="0"/>
+        </w:numPr>
+        <w:rPr>
+          <w:rStyle w:val="Strong"/>
+          <w:b w:val="0"/>
+          <w:bCs w:val="0"/>
+          <w:color w:val="C00000"/>
+        </w:rPr>
+      </w:pPr>
+      <w:r>
+        <w:rPr>
+          <w:rStyle w:val="Strong"/>
+          <w:b w:val="0"/>
+          <w:bCs w:val="0"/>
+          <w:color w:val="C00000"/>
+        </w:rPr>
+        <w:t xml:space="preserve">        'Completed',</w:t>
+      </w:r>
+    </w:p>
+    <w:p>
+      <w:pPr>
+        <w:pStyle w:val="ListBullet"/>
+        <w:numPr>
+          <w:ilvl w:val="0"/>
+          <w:numId w:val="0"/>
+        </w:numPr>
+        <w:rPr>
+          <w:rStyle w:val="Strong"/>
+          <w:b w:val="0"/>
+          <w:bCs w:val="0"/>
+          <w:color w:val="C00000"/>
+        </w:rPr>
+      </w:pPr>
+      <w:r>
+        <w:rPr>
+          <w:rStyle w:val="Strong"/>
+          <w:b w:val="0"/>
+          <w:bCs w:val="0"/>
+          <w:color w:val="C00000"/>
+        </w:rPr>
+        <w:t xml:space="preserve">        'Cancelled',</w:t>
+      </w:r>
+    </w:p>
+    <w:p>
+      <w:pPr>
+        <w:pStyle w:val="ListBullet"/>
+        <w:numPr>
+          <w:ilvl w:val="0"/>
+          <w:numId w:val="0"/>
+        </w:numPr>
+        <w:rPr>
+          <w:rStyle w:val="Strong"/>
+          <w:b w:val="0"/>
+          <w:bCs w:val="0"/>
+          <w:color w:val="C00000"/>
+        </w:rPr>
+      </w:pPr>
+      <w:r>
+        <w:rPr>
+          <w:rStyle w:val="Strong"/>
+          <w:b w:val="0"/>
+          <w:bCs w:val="0"/>
+          <w:color w:val="C00000"/>
+        </w:rPr>
+        <w:t xml:space="preserve">        'No Show'</w:t>
+      </w:r>
+    </w:p>
+    <w:p>
+      <w:pPr>
+        <w:pStyle w:val="ListBullet"/>
+        <w:numPr>
+          <w:ilvl w:val="0"/>
+          <w:numId w:val="0"/>
+        </w:numPr>
+        <w:rPr>
+          <w:rStyle w:val="Strong"/>
+          <w:b w:val="0"/>
+          <w:bCs w:val="0"/>
+          <w:color w:val="C00000"/>
+        </w:rPr>
+      </w:pPr>
+      <w:r>
+        <w:rPr>
+          <w:rStyle w:val="Strong"/>
+          <w:b w:val="0"/>
+          <w:bCs w:val="0"/>
+          <w:color w:val="C00000"/>
+        </w:rPr>
+        <w:t xml:space="preserve">    ) NOT NULL DEFAULT 'Scheduled',</w:t>
+      </w:r>
+    </w:p>
+    <w:p>
+      <w:pPr>
+        <w:pStyle w:val="ListBullet"/>
+        <w:numPr>
+          <w:ilvl w:val="0"/>
+          <w:numId w:val="0"/>
+        </w:numPr>
+        <w:rPr>
+          <w:rStyle w:val="Strong"/>
+          <w:b w:val="0"/>
+          <w:bCs w:val="0"/>
+          <w:color w:val="C00000"/>
+        </w:rPr>
+      </w:pPr>
+      <w:r>
+        <w:rPr>
+          <w:rStyle w:val="Strong"/>
+          <w:b w:val="0"/>
+          <w:bCs w:val="0"/>
+          <w:color w:val="C00000"/>
+        </w:rPr>
+        <w:t xml:space="preserve">    notes TEXT,</w:t>
+      </w:r>
+    </w:p>
+    <w:p>
+      <w:pPr>
+        <w:pStyle w:val="ListBullet"/>
+        <w:numPr>
+          <w:ilvl w:val="0"/>
+          <w:numId w:val="0"/>
+        </w:numPr>
+        <w:rPr>
+          <w:rStyle w:val="Strong"/>
+          <w:b w:val="0"/>
+          <w:bCs w:val="0"/>
+          <w:color w:val="C00000"/>
+        </w:rPr>
+      </w:pPr>
+    </w:p>
+    <w:p>
+      <w:pPr>
+        <w:pStyle w:val="ListBullet"/>
+        <w:numPr>
+          <w:ilvl w:val="0"/>
+          <w:numId w:val="0"/>
+        </w:numPr>
+        <w:rPr>
+          <w:rStyle w:val="Strong"/>
+          <w:b w:val="0"/>
+          <w:bCs w:val="0"/>
+          <w:color w:val="C00000"/>
+        </w:rPr>
+      </w:pPr>
+      <w:r>
+        <w:rPr>
+          <w:rStyle w:val="Strong"/>
+          <w:b w:val="0"/>
+          <w:bCs w:val="0"/>
+          <w:color w:val="C00000"/>
+        </w:rPr>
+        <w:t xml:space="preserve">    CONSTRAINT pk_appointments</w:t>
+      </w:r>
+    </w:p>
+    <w:p>
+      <w:pPr>
+        <w:pStyle w:val="ListBullet"/>
+        <w:numPr>
+          <w:ilvl w:val="0"/>
+          <w:numId w:val="0"/>
+        </w:numPr>
+        <w:rPr>
+          <w:rStyle w:val="Strong"/>
+          <w:b w:val="0"/>
+          <w:bCs w:val="0"/>
+          <w:color w:val="C00000"/>
+        </w:rPr>
+      </w:pPr>
+      <w:r>
+        <w:rPr>
+          <w:rStyle w:val="Strong"/>
+          <w:b w:val="0"/>
+          <w:bCs w:val="0"/>
+          <w:color w:val="C00000"/>
+        </w:rPr>
+        <w:t xml:space="preserve">        PRIMARY KEY (appointment_id),</w:t>
+      </w:r>
+    </w:p>
+    <w:p>
+      <w:pPr>
+        <w:pStyle w:val="ListBullet"/>
+        <w:numPr>
+          <w:ilvl w:val="0"/>
+          <w:numId w:val="0"/>
+        </w:numPr>
+        <w:rPr>
+          <w:rStyle w:val="Strong"/>
+          <w:b w:val="0"/>
+          <w:bCs w:val="0"/>
+          <w:color w:val="C00000"/>
+        </w:rPr>
+      </w:pPr>
+    </w:p>
+    <w:p>
+      <w:pPr>
+        <w:pStyle w:val="ListBullet"/>
+        <w:numPr>
+          <w:ilvl w:val="0"/>
+          <w:numId w:val="0"/>
+        </w:numPr>
+        <w:rPr>
+          <w:rStyle w:val="Strong"/>
+          <w:b w:val="0"/>
+          <w:bCs w:val="0"/>
+          <w:color w:val="C00000"/>
+        </w:rPr>
+      </w:pPr>
+      <w:r>
+        <w:rPr>
+          <w:rStyle w:val="Strong"/>
+          <w:b w:val="0"/>
+          <w:bCs w:val="0"/>
+          <w:color w:val="C00000"/>
+        </w:rPr>
+        <w:t xml:space="preserve">    CONSTRAINT fk_appointments_patient</w:t>
+      </w:r>
+    </w:p>
+    <w:p>
+      <w:pPr>
+        <w:pStyle w:val="ListBullet"/>
+        <w:numPr>
+          <w:ilvl w:val="0"/>
+          <w:numId w:val="0"/>
+        </w:numPr>
+        <w:rPr>
+          <w:rStyle w:val="Strong"/>
+          <w:b w:val="0"/>
+          <w:bCs w:val="0"/>
+          <w:color w:val="C00000"/>
+        </w:rPr>
+      </w:pPr>
+      <w:r>
+        <w:rPr>
+          <w:rStyle w:val="Strong"/>
+          <w:b w:val="0"/>
+          <w:bCs w:val="0"/>
+          <w:color w:val="C00000"/>
+        </w:rPr>
+        <w:t xml:space="preserve">        FOREIGN KEY (patient_id)</w:t>
+      </w:r>
+    </w:p>
+    <w:p>
+      <w:pPr>
+        <w:pStyle w:val="ListBullet"/>
+        <w:numPr>
+          <w:ilvl w:val="0"/>
+          <w:numId w:val="0"/>
+        </w:numPr>
+        <w:rPr>
+          <w:rStyle w:val="Strong"/>
+          <w:b w:val="0"/>
+          <w:bCs w:val="0"/>
+          <w:color w:val="C00000"/>
+        </w:rPr>
+      </w:pPr>
+      <w:r>
+        <w:rPr>
+          <w:rStyle w:val="Strong"/>
+          <w:b w:val="0"/>
+          <w:bCs w:val="0"/>
+          <w:color w:val="C00000"/>
+        </w:rPr>
+        <w:t xml:space="preserve">        REFERENCES Patients(patient_id)</w:t>
+      </w:r>
+    </w:p>
+    <w:p>
+      <w:pPr>
+        <w:pStyle w:val="ListBullet"/>
+        <w:numPr>
+          <w:ilvl w:val="0"/>
+          <w:numId w:val="0"/>
+        </w:numPr>
+        <w:rPr>
+          <w:rStyle w:val="Strong"/>
+          <w:b w:val="0"/>
+          <w:bCs w:val="0"/>
+          <w:color w:val="C00000"/>
+        </w:rPr>
+      </w:pPr>
+      <w:r>
+        <w:rPr>
+          <w:rStyle w:val="Strong"/>
+          <w:b w:val="0"/>
+          <w:bCs w:val="0"/>
+          <w:color w:val="C00000"/>
+        </w:rPr>
+        <w:t xml:space="preserve">        ON UPDATE CASCADE</w:t>
+      </w:r>
+    </w:p>
+    <w:p>
+      <w:pPr>
+        <w:pStyle w:val="ListBullet"/>
+        <w:numPr>
+          <w:ilvl w:val="0"/>
+          <w:numId w:val="0"/>
+        </w:numPr>
+        <w:rPr>
+          <w:rStyle w:val="Strong"/>
+          <w:b w:val="0"/>
+          <w:bCs w:val="0"/>
+          <w:color w:val="C00000"/>
+        </w:rPr>
+      </w:pPr>
+      <w:r>
+        <w:rPr>
+          <w:rStyle w:val="Strong"/>
+          <w:b w:val="0"/>
+          <w:bCs w:val="0"/>
+          <w:color w:val="C00000"/>
+        </w:rPr>
+        <w:t xml:space="preserve">        ON DELETE RESTRICT,</w:t>
+      </w:r>
+    </w:p>
+    <w:p>
+      <w:pPr>
+        <w:pStyle w:val="ListBullet"/>
+        <w:numPr>
+          <w:ilvl w:val="0"/>
+          <w:numId w:val="0"/>
+        </w:numPr>
+        <w:rPr>
+          <w:rStyle w:val="Strong"/>
+          <w:b w:val="0"/>
+          <w:bCs w:val="0"/>
+          <w:color w:val="C00000"/>
+        </w:rPr>
+      </w:pPr>
+    </w:p>
+    <w:p>
+      <w:pPr>
+        <w:pStyle w:val="ListBullet"/>
+        <w:numPr>
+          <w:ilvl w:val="0"/>
+          <w:numId w:val="0"/>
+        </w:numPr>
+        <w:rPr>
+          <w:rStyle w:val="Strong"/>
+          <w:b w:val="0"/>
+          <w:bCs w:val="0"/>
+          <w:color w:val="C00000"/>
+        </w:rPr>
+      </w:pPr>
+      <w:r>
+        <w:rPr>
+          <w:rStyle w:val="Strong"/>
+          <w:b w:val="0"/>
+          <w:bCs w:val="0"/>
+          <w:color w:val="C00000"/>
+        </w:rPr>
+        <w:t xml:space="preserve">    CONSTRAINT fk_appointments_doctor</w:t>
+      </w:r>
+    </w:p>
+    <w:p>
+      <w:pPr>
+        <w:pStyle w:val="ListBullet"/>
+        <w:numPr>
+          <w:ilvl w:val="0"/>
+          <w:numId w:val="0"/>
+        </w:numPr>
+        <w:rPr>
+          <w:rStyle w:val="Strong"/>
+          <w:b w:val="0"/>
+          <w:bCs w:val="0"/>
+          <w:color w:val="C00000"/>
+        </w:rPr>
+      </w:pPr>
+      <w:r>
+        <w:rPr>
+          <w:rStyle w:val="Strong"/>
+          <w:b w:val="0"/>
+          <w:bCs w:val="0"/>
+          <w:color w:val="C00000"/>
+        </w:rPr>
+        <w:t xml:space="preserve">        FOREIGN KEY (doctor_id)</w:t>
+      </w:r>
+    </w:p>
+    <w:p>
+      <w:pPr>
+        <w:pStyle w:val="ListBullet"/>
+        <w:numPr>
+          <w:ilvl w:val="0"/>
+          <w:numId w:val="0"/>
+        </w:numPr>
+        <w:rPr>
+          <w:rStyle w:val="Strong"/>
+          <w:b w:val="0"/>
+          <w:bCs w:val="0"/>
+          <w:color w:val="C00000"/>
+        </w:rPr>
+      </w:pPr>
+      <w:r>
+        <w:rPr>
+          <w:rStyle w:val="Strong"/>
+          <w:b w:val="0"/>
+          <w:bCs w:val="0"/>
+          <w:color w:val="C00000"/>
+        </w:rPr>
+        <w:t xml:space="preserve">        REFERENCES Doctors(doctor_id)</w:t>
+      </w:r>
+    </w:p>
+    <w:p>
+      <w:pPr>
+        <w:pStyle w:val="ListBullet"/>
+        <w:numPr>
+          <w:ilvl w:val="0"/>
+          <w:numId w:val="0"/>
+        </w:numPr>
+        <w:rPr>
+          <w:rStyle w:val="Strong"/>
+          <w:b w:val="0"/>
+          <w:bCs w:val="0"/>
+          <w:color w:val="C00000"/>
+        </w:rPr>
+      </w:pPr>
+      <w:r>
+        <w:rPr>
+          <w:rStyle w:val="Strong"/>
+          <w:b w:val="0"/>
+          <w:bCs w:val="0"/>
+          <w:color w:val="C00000"/>
+        </w:rPr>
+        <w:t xml:space="preserve">        ON UPDATE CASCADE</w:t>
+      </w:r>
+    </w:p>
+    <w:p>
+      <w:pPr>
+        <w:pStyle w:val="ListBullet"/>
+        <w:numPr>
+          <w:ilvl w:val="0"/>
+          <w:numId w:val="0"/>
+        </w:numPr>
+        <w:rPr>
+          <w:rStyle w:val="Strong"/>
+          <w:b w:val="0"/>
+          <w:bCs w:val="0"/>
+          <w:color w:val="C00000"/>
+        </w:rPr>
+      </w:pPr>
+      <w:r>
+        <w:rPr>
+          <w:rStyle w:val="Strong"/>
+          <w:b w:val="0"/>
+          <w:bCs w:val="0"/>
+          <w:color w:val="C00000"/>
+        </w:rPr>
+        <w:t xml:space="preserve">        ON DELETE RESTRICT,</w:t>
+      </w:r>
+    </w:p>
+    <w:p>
+      <w:pPr>
+        <w:pStyle w:val="ListBullet"/>
+        <w:numPr>
+          <w:ilvl w:val="0"/>
+          <w:numId w:val="0"/>
+        </w:numPr>
+        <w:rPr>
+          <w:rStyle w:val="Strong"/>
+          <w:b w:val="0"/>
+          <w:bCs w:val="0"/>
+          <w:color w:val="C00000"/>
+        </w:rPr>
+      </w:pPr>
+    </w:p>
+    <w:p>
+      <w:pPr>
+        <w:pStyle w:val="ListBullet"/>
+        <w:numPr>
+          <w:ilvl w:val="0"/>
+          <w:numId w:val="0"/>
+        </w:numPr>
+        <w:rPr>
+          <w:rStyle w:val="Strong"/>
+          <w:b w:val="0"/>
+          <w:bCs w:val="0"/>
+          <w:color w:val="C00000"/>
+        </w:rPr>
+      </w:pPr>
+      <w:r>
+        <w:rPr>
+          <w:rStyle w:val="Strong"/>
+          <w:b w:val="0"/>
+          <w:bCs w:val="0"/>
+          <w:color w:val="C00000"/>
+        </w:rPr>
+        <w:t xml:space="preserve">    CONSTRAINT uq_doctor_appointment_time</w:t>
+      </w:r>
+    </w:p>
+    <w:p>
+      <w:pPr>
+        <w:pStyle w:val="ListBullet"/>
+        <w:numPr>
+          <w:ilvl w:val="0"/>
+          <w:numId w:val="0"/>
+        </w:numPr>
+        <w:rPr>
+          <w:rStyle w:val="Strong"/>
+          <w:b w:val="0"/>
+          <w:bCs w:val="0"/>
+          <w:color w:val="C00000"/>
+        </w:rPr>
+      </w:pPr>
+      <w:r>
+        <w:rPr>
+          <w:rStyle w:val="Strong"/>
+          <w:b w:val="0"/>
+          <w:bCs w:val="0"/>
+          <w:color w:val="C00000"/>
+        </w:rPr>
+        <w:t xml:space="preserve">        UNIQUE (</w:t>
+      </w:r>
+    </w:p>
+    <w:p>
+      <w:pPr>
+        <w:pStyle w:val="ListBullet"/>
+        <w:numPr>
+          <w:ilvl w:val="0"/>
+          <w:numId w:val="0"/>
+        </w:numPr>
+        <w:rPr>
+          <w:rStyle w:val="Strong"/>
+          <w:b w:val="0"/>
+          <w:bCs w:val="0"/>
+          <w:color w:val="C00000"/>
+        </w:rPr>
+      </w:pPr>
+      <w:r>
+        <w:rPr>
+          <w:rStyle w:val="Strong"/>
+          <w:b w:val="0"/>
+          <w:bCs w:val="0"/>
+          <w:color w:val="C00000"/>
+        </w:rPr>
+        <w:t xml:space="preserve">            doctor_id,</w:t>
+      </w:r>
+    </w:p>
+    <w:p>
+      <w:pPr>
+        <w:pStyle w:val="ListBullet"/>
+        <w:numPr>
+          <w:ilvl w:val="0"/>
+          <w:numId w:val="0"/>
+        </w:numPr>
+        <w:rPr>
+          <w:rStyle w:val="Strong"/>
+          <w:b w:val="0"/>
+          <w:bCs w:val="0"/>
+          <w:color w:val="C00000"/>
+        </w:rPr>
+      </w:pPr>
+      <w:r>
+        <w:rPr>
+          <w:rStyle w:val="Strong"/>
+          <w:b w:val="0"/>
+          <w:bCs w:val="0"/>
+          <w:color w:val="C00000"/>
+        </w:rPr>
+        <w:t xml:space="preserve">            appointment_date,</w:t>
+      </w:r>
+    </w:p>
+    <w:p>
+      <w:pPr>
+        <w:pStyle w:val="ListBullet"/>
+        <w:numPr>
+          <w:ilvl w:val="0"/>
+          <w:numId w:val="0"/>
+        </w:numPr>
+        <w:rPr>
+          <w:rStyle w:val="Strong"/>
+          <w:b w:val="0"/>
+          <w:bCs w:val="0"/>
+          <w:color w:val="C00000"/>
+        </w:rPr>
+      </w:pPr>
+      <w:r>
+        <w:rPr>
+          <w:rStyle w:val="Strong"/>
+          <w:b w:val="0"/>
+          <w:bCs w:val="0"/>
+          <w:color w:val="C00000"/>
+        </w:rPr>
+        <w:lastRenderedPageBreak/>
+        <w:t xml:space="preserve">            appointment_time</w:t>
+      </w:r>
+    </w:p>
+    <w:p>
+      <w:pPr>
+        <w:pStyle w:val="ListBullet"/>
+        <w:numPr>
+          <w:ilvl w:val="0"/>
+          <w:numId w:val="0"/>
+        </w:numPr>
+        <w:rPr>
+          <w:rStyle w:val="Strong"/>
+          <w:b w:val="0"/>
+          <w:bCs w:val="0"/>
+          <w:color w:val="C00000"/>
+        </w:rPr>
+      </w:pPr>
+      <w:r>
+        <w:rPr>
+          <w:rStyle w:val="Strong"/>
+          <w:b w:val="0"/>
+          <w:bCs w:val="0"/>
+          <w:color w:val="C00000"/>
+        </w:rPr>
+        <w:t xml:space="preserve">        )</w:t>
+      </w:r>
+    </w:p>
+    <w:p>
+      <w:pPr>
+        <w:pStyle w:val="ListBullet"/>
+        <w:numPr>
+          <w:ilvl w:val="0"/>
+          <w:numId w:val="0"/>
+        </w:numPr>
+        <w:rPr>
+          <w:rStyle w:val="Strong"/>
+          <w:b w:val="0"/>
+          <w:bCs w:val="0"/>
+          <w:color w:val="C00000"/>
+        </w:rPr>
+      </w:pPr>
+      <w:r>
+        <w:rPr>
+          <w:rStyle w:val="Strong"/>
+          <w:b w:val="0"/>
+          <w:bCs w:val="0"/>
+          <w:color w:val="C00000"/>
+        </w:rPr>
+        <w:t>);</w:t>
+      </w:r>
+    </w:p>
+    <w:p>
+      <w:pPr>
+        <w:pStyle w:val="ListBullet"/>
+        <w:numPr>
+          <w:ilvl w:val="0"/>
+          <w:numId w:val="0"/>
+        </w:numPr>
+        <w:rPr>
+          <w:rStyle w:val="Strong"/>
+          <w:b w:val="0"/>
+          <w:bCs w:val="0"/>
+          <w:color w:val="C00000"/>
+        </w:rPr>
+      </w:pPr>
+    </w:p>
+    <w:p>
+      <w:pPr>
+        <w:pStyle w:val="ListBullet"/>
+        <w:numPr>
+          <w:ilvl w:val="0"/>
+          <w:numId w:val="0"/>
+        </w:numPr>
+        <w:rPr>
+          <w:rStyle w:val="Strong"/>
+          <w:b w:val="0"/>
+          <w:bCs w:val="0"/>
+          <w:color w:val="C00000"/>
+        </w:rPr>
+      </w:pPr>
+    </w:p>
+    <w:p>
+      <w:pPr>
+        <w:pStyle w:val="ListBullet"/>
+        <w:numPr>
+          <w:ilvl w:val="0"/>
+          <w:numId w:val="0"/>
+        </w:numPr>
+        <w:rPr>
+          <w:rStyle w:val="Strong"/>
+          <w:b w:val="0"/>
+          <w:bCs w:val="0"/>
+          <w:color w:val="C00000"/>
+        </w:rPr>
+      </w:pPr>
+      <w:r>
+        <w:rPr>
+          <w:rStyle w:val="Strong"/>
+          <w:b w:val="0"/>
+          <w:bCs w:val="0"/>
+          <w:color w:val="C00000"/>
+        </w:rPr>
+        <w:t>-- =========================================================</w:t>
+      </w:r>
+    </w:p>
+    <w:p>
+      <w:pPr>
+        <w:pStyle w:val="ListBullet"/>
+        <w:numPr>
+          <w:ilvl w:val="0"/>
+          <w:numId w:val="0"/>
+        </w:numPr>
+        <w:rPr>
+          <w:rStyle w:val="Strong"/>
+          <w:b w:val="0"/>
+          <w:bCs w:val="0"/>
+          <w:color w:val="C00000"/>
+        </w:rPr>
+      </w:pPr>
+      <w:r>
+        <w:rPr>
+          <w:rStyle w:val="Strong"/>
+          <w:b w:val="0"/>
+          <w:bCs w:val="0"/>
+          <w:color w:val="C00000"/>
+        </w:rPr>
+        <w:t>-- 4. MEDICINES TABLE</w:t>
+      </w:r>
+    </w:p>
+    <w:p>
+      <w:pPr>
+        <w:pStyle w:val="ListBullet"/>
+        <w:numPr>
+          <w:ilvl w:val="0"/>
+          <w:numId w:val="0"/>
+        </w:numPr>
+        <w:rPr>
+          <w:rStyle w:val="Strong"/>
+          <w:b w:val="0"/>
+          <w:bCs w:val="0"/>
+          <w:color w:val="C00000"/>
+        </w:rPr>
+      </w:pPr>
+      <w:r>
+        <w:rPr>
+          <w:rStyle w:val="Strong"/>
+          <w:b w:val="0"/>
+          <w:bCs w:val="0"/>
+          <w:color w:val="C00000"/>
+        </w:rPr>
+        <w:t>-- =========================================================</w:t>
+      </w:r>
+    </w:p>
+    <w:p>
+      <w:pPr>
+        <w:pStyle w:val="ListBullet"/>
+        <w:numPr>
+          <w:ilvl w:val="0"/>
+          <w:numId w:val="0"/>
+        </w:numPr>
+        <w:rPr>
+          <w:rStyle w:val="Strong"/>
+          <w:b w:val="0"/>
+          <w:bCs w:val="0"/>
+          <w:color w:val="C00000"/>
+        </w:rPr>
+      </w:pPr>
+    </w:p>
+    <w:p>
+      <w:pPr>
+        <w:pStyle w:val="ListBullet"/>
+        <w:numPr>
+          <w:ilvl w:val="0"/>
+          <w:numId w:val="0"/>
+        </w:numPr>
+        <w:rPr>
+          <w:rStyle w:val="Strong"/>
+          <w:b w:val="0"/>
+          <w:bCs w:val="0"/>
+          <w:color w:val="C00000"/>
+        </w:rPr>
+      </w:pPr>
+      <w:r>
+        <w:rPr>
+          <w:rStyle w:val="Strong"/>
+          <w:b w:val="0"/>
+          <w:bCs w:val="0"/>
+          <w:color w:val="C00000"/>
+        </w:rPr>
+        <w:t>CREATE TABLE Medicines (</w:t>
+      </w:r>
+    </w:p>
+    <w:p>
+      <w:pPr>
+        <w:pStyle w:val="ListBullet"/>
+        <w:numPr>
+          <w:ilvl w:val="0"/>
+          <w:numId w:val="0"/>
+        </w:numPr>
+        <w:rPr>
+          <w:rStyle w:val="Strong"/>
+          <w:b w:val="0"/>
+          <w:bCs w:val="0"/>
+          <w:color w:val="C00000"/>
+        </w:rPr>
+      </w:pPr>
+      <w:r>
+        <w:rPr>
+          <w:rStyle w:val="Strong"/>
+          <w:b w:val="0"/>
+          <w:bCs w:val="0"/>
+          <w:color w:val="C00000"/>
+        </w:rPr>
+        <w:t xml:space="preserve">    medicine_id INT AUTO_INCREMENT,</w:t>
+      </w:r>
+    </w:p>
+    <w:p>
+      <w:pPr>
+        <w:pStyle w:val="ListBullet"/>
+        <w:numPr>
+          <w:ilvl w:val="0"/>
+          <w:numId w:val="0"/>
+        </w:numPr>
+        <w:rPr>
+          <w:rStyle w:val="Strong"/>
+          <w:b w:val="0"/>
+          <w:bCs w:val="0"/>
+          <w:color w:val="C00000"/>
+        </w:rPr>
+      </w:pPr>
+      <w:r>
+        <w:rPr>
+          <w:rStyle w:val="Strong"/>
+          <w:b w:val="0"/>
+          <w:bCs w:val="0"/>
+          <w:color w:val="C00000"/>
+        </w:rPr>
+        <w:t xml:space="preserve">    medicine_name VARCHAR(100) NOT NULL,</w:t>
+      </w:r>
+    </w:p>
+    <w:p>
+      <w:pPr>
+        <w:pStyle w:val="ListBullet"/>
+        <w:numPr>
+          <w:ilvl w:val="0"/>
+          <w:numId w:val="0"/>
+        </w:numPr>
+        <w:rPr>
+          <w:rStyle w:val="Strong"/>
+          <w:b w:val="0"/>
+          <w:bCs w:val="0"/>
+          <w:color w:val="C00000"/>
+        </w:rPr>
+      </w:pPr>
+      <w:r>
+        <w:rPr>
+          <w:rStyle w:val="Strong"/>
+          <w:b w:val="0"/>
+          <w:bCs w:val="0"/>
+          <w:color w:val="C00000"/>
+        </w:rPr>
+        <w:t xml:space="preserve">    medicine_type VARCHAR(50) NOT NULL,</w:t>
+      </w:r>
+    </w:p>
+    <w:p>
+      <w:pPr>
+        <w:pStyle w:val="ListBullet"/>
+        <w:numPr>
+          <w:ilvl w:val="0"/>
+          <w:numId w:val="0"/>
+        </w:numPr>
+        <w:rPr>
+          <w:rStyle w:val="Strong"/>
+          <w:b w:val="0"/>
+          <w:bCs w:val="0"/>
+          <w:color w:val="C00000"/>
+        </w:rPr>
+      </w:pPr>
+      <w:r>
+        <w:rPr>
+          <w:rStyle w:val="Strong"/>
+          <w:b w:val="0"/>
+          <w:bCs w:val="0"/>
+          <w:color w:val="C00000"/>
+        </w:rPr>
+        <w:t xml:space="preserve">    unit_price DECIMAL(10,2) NOT NULL,</w:t>
+      </w:r>
+    </w:p>
+    <w:p>
+      <w:pPr>
+        <w:pStyle w:val="ListBullet"/>
+        <w:numPr>
+          <w:ilvl w:val="0"/>
+          <w:numId w:val="0"/>
+        </w:numPr>
+        <w:rPr>
+          <w:rStyle w:val="Strong"/>
+          <w:b w:val="0"/>
+          <w:bCs w:val="0"/>
+          <w:color w:val="C00000"/>
+        </w:rPr>
+      </w:pPr>
+      <w:r>
+        <w:rPr>
+          <w:rStyle w:val="Strong"/>
+          <w:b w:val="0"/>
+          <w:bCs w:val="0"/>
+          <w:color w:val="C00000"/>
+        </w:rPr>
+        <w:t xml:space="preserve">    stock_quantity INT NOT NULL DEFAULT 0,</w:t>
+      </w:r>
+    </w:p>
+    <w:p>
+      <w:pPr>
+        <w:pStyle w:val="ListBullet"/>
+        <w:numPr>
+          <w:ilvl w:val="0"/>
+          <w:numId w:val="0"/>
+        </w:numPr>
+        <w:rPr>
+          <w:rStyle w:val="Strong"/>
+          <w:b w:val="0"/>
+          <w:bCs w:val="0"/>
+          <w:color w:val="C00000"/>
+        </w:rPr>
+      </w:pPr>
+      <w:r>
+        <w:rPr>
+          <w:rStyle w:val="Strong"/>
+          <w:b w:val="0"/>
+          <w:bCs w:val="0"/>
+          <w:color w:val="C00000"/>
+        </w:rPr>
+        <w:t xml:space="preserve">    expiry_date DATE NOT NULL,</w:t>
+      </w:r>
+    </w:p>
+    <w:p>
+      <w:pPr>
+        <w:pStyle w:val="ListBullet"/>
+        <w:numPr>
+          <w:ilvl w:val="0"/>
+          <w:numId w:val="0"/>
+        </w:numPr>
+        <w:rPr>
+          <w:rStyle w:val="Strong"/>
+          <w:b w:val="0"/>
+          <w:bCs w:val="0"/>
+          <w:color w:val="C00000"/>
+        </w:rPr>
+      </w:pPr>
+    </w:p>
+    <w:p>
+      <w:pPr>
+        <w:pStyle w:val="ListBullet"/>
+        <w:numPr>
+          <w:ilvl w:val="0"/>
+          <w:numId w:val="0"/>
+        </w:numPr>
+        <w:rPr>
+          <w:rStyle w:val="Strong"/>
+          <w:b w:val="0"/>
+          <w:bCs w:val="0"/>
+          <w:color w:val="C00000"/>
+        </w:rPr>
+      </w:pPr>
+      <w:r>
+        <w:rPr>
+          <w:rStyle w:val="Strong"/>
+          <w:b w:val="0"/>
+          <w:bCs w:val="0"/>
+          <w:color w:val="C00000"/>
+        </w:rPr>
+        <w:t xml:space="preserve">    CONSTRAINT pk_medicines</w:t>
+      </w:r>
+    </w:p>
+    <w:p>
+      <w:pPr>
+        <w:pStyle w:val="ListBullet"/>
+        <w:numPr>
+          <w:ilvl w:val="0"/>
+          <w:numId w:val="0"/>
+        </w:numPr>
+        <w:rPr>
+          <w:rStyle w:val="Strong"/>
+          <w:b w:val="0"/>
+          <w:bCs w:val="0"/>
+          <w:color w:val="C00000"/>
+        </w:rPr>
+      </w:pPr>
+      <w:r>
+        <w:rPr>
+          <w:rStyle w:val="Strong"/>
+          <w:b w:val="0"/>
+          <w:bCs w:val="0"/>
+          <w:color w:val="C00000"/>
+        </w:rPr>
+        <w:t xml:space="preserve">        PRIMARY KEY (medicine_id),</w:t>
+      </w:r>
+    </w:p>
+    <w:p>
+      <w:pPr>
+        <w:pStyle w:val="ListBullet"/>
+        <w:numPr>
+          <w:ilvl w:val="0"/>
+          <w:numId w:val="0"/>
+        </w:numPr>
+        <w:rPr>
+          <w:rStyle w:val="Strong"/>
+          <w:b w:val="0"/>
+          <w:bCs w:val="0"/>
+          <w:color w:val="C00000"/>
+        </w:rPr>
+      </w:pPr>
+    </w:p>
+    <w:p>
+      <w:pPr>
+        <w:pStyle w:val="ListBullet"/>
+        <w:numPr>
+          <w:ilvl w:val="0"/>
+          <w:numId w:val="0"/>
+        </w:numPr>
+        <w:rPr>
+          <w:rStyle w:val="Strong"/>
+          <w:b w:val="0"/>
+          <w:bCs w:val="0"/>
+          <w:color w:val="C00000"/>
+        </w:rPr>
+      </w:pPr>
+      <w:r>
+        <w:rPr>
+          <w:rStyle w:val="Strong"/>
+          <w:b w:val="0"/>
+          <w:bCs w:val="0"/>
+          <w:color w:val="C00000"/>
+        </w:rPr>
+        <w:t xml:space="preserve">    CONSTRAINT uq_medicines_name</w:t>
+      </w:r>
+    </w:p>
+    <w:p>
+      <w:pPr>
+        <w:pStyle w:val="ListBullet"/>
+        <w:numPr>
+          <w:ilvl w:val="0"/>
+          <w:numId w:val="0"/>
+        </w:numPr>
+        <w:rPr>
+          <w:rStyle w:val="Strong"/>
+          <w:b w:val="0"/>
+          <w:bCs w:val="0"/>
+          <w:color w:val="C00000"/>
+        </w:rPr>
+      </w:pPr>
+      <w:r>
+        <w:rPr>
+          <w:rStyle w:val="Strong"/>
+          <w:b w:val="0"/>
+          <w:bCs w:val="0"/>
+          <w:color w:val="C00000"/>
+        </w:rPr>
+        <w:t xml:space="preserve">        UNIQUE (medicine_name),</w:t>
+      </w:r>
+    </w:p>
+    <w:p>
+      <w:pPr>
+        <w:pStyle w:val="ListBullet"/>
+        <w:numPr>
+          <w:ilvl w:val="0"/>
+          <w:numId w:val="0"/>
+        </w:numPr>
+        <w:rPr>
+          <w:rStyle w:val="Strong"/>
+          <w:b w:val="0"/>
+          <w:bCs w:val="0"/>
+          <w:color w:val="C00000"/>
+        </w:rPr>
+      </w:pPr>
+    </w:p>
+    <w:p>
+      <w:pPr>
+        <w:pStyle w:val="ListBullet"/>
+        <w:numPr>
+          <w:ilvl w:val="0"/>
+          <w:numId w:val="0"/>
+        </w:numPr>
+        <w:rPr>
+          <w:rStyle w:val="Strong"/>
+          <w:b w:val="0"/>
+          <w:bCs w:val="0"/>
+          <w:color w:val="C00000"/>
+        </w:rPr>
+      </w:pPr>
+      <w:r>
+        <w:rPr>
+          <w:rStyle w:val="Strong"/>
+          <w:b w:val="0"/>
+          <w:bCs w:val="0"/>
+          <w:color w:val="C00000"/>
+        </w:rPr>
+        <w:t xml:space="preserve">    CONSTRAINT chk_medicines_unit_price_nonnegative</w:t>
+      </w:r>
+    </w:p>
+    <w:p>
+      <w:pPr>
+        <w:pStyle w:val="ListBullet"/>
+        <w:numPr>
+          <w:ilvl w:val="0"/>
+          <w:numId w:val="0"/>
+        </w:numPr>
+        <w:rPr>
+          <w:rStyle w:val="Strong"/>
+          <w:b w:val="0"/>
+          <w:bCs w:val="0"/>
+          <w:color w:val="C00000"/>
+        </w:rPr>
+      </w:pPr>
+      <w:r>
+        <w:rPr>
+          <w:rStyle w:val="Strong"/>
+          <w:b w:val="0"/>
+          <w:bCs w:val="0"/>
+          <w:color w:val="C00000"/>
+        </w:rPr>
+        <w:t xml:space="preserve">        CHECK (unit_price &gt;= 0),</w:t>
+      </w:r>
+    </w:p>
+    <w:p>
+      <w:pPr>
+        <w:pStyle w:val="ListBullet"/>
+        <w:numPr>
+          <w:ilvl w:val="0"/>
+          <w:numId w:val="0"/>
+        </w:numPr>
+        <w:rPr>
+          <w:rStyle w:val="Strong"/>
+          <w:b w:val="0"/>
+          <w:bCs w:val="0"/>
+          <w:color w:val="C00000"/>
+        </w:rPr>
+      </w:pPr>
+    </w:p>
+    <w:p>
+      <w:pPr>
+        <w:pStyle w:val="ListBullet"/>
+        <w:numPr>
+          <w:ilvl w:val="0"/>
+          <w:numId w:val="0"/>
+        </w:numPr>
+        <w:rPr>
+          <w:rStyle w:val="Strong"/>
+          <w:b w:val="0"/>
+          <w:bCs w:val="0"/>
+          <w:color w:val="C00000"/>
+        </w:rPr>
+      </w:pPr>
+      <w:r>
+        <w:rPr>
+          <w:rStyle w:val="Strong"/>
+          <w:b w:val="0"/>
+          <w:bCs w:val="0"/>
+          <w:color w:val="C00000"/>
+        </w:rPr>
+        <w:t xml:space="preserve">    CONSTRAINT chk_medicines_stock_nonnegative</w:t>
+      </w:r>
+    </w:p>
+    <w:p>
+      <w:pPr>
+        <w:pStyle w:val="ListBullet"/>
+        <w:numPr>
+          <w:ilvl w:val="0"/>
+          <w:numId w:val="0"/>
+        </w:numPr>
+        <w:rPr>
+          <w:rStyle w:val="Strong"/>
+          <w:b w:val="0"/>
+          <w:bCs w:val="0"/>
+          <w:color w:val="C00000"/>
+        </w:rPr>
+      </w:pPr>
+      <w:r>
+        <w:rPr>
+          <w:rStyle w:val="Strong"/>
+          <w:b w:val="0"/>
+          <w:bCs w:val="0"/>
+          <w:color w:val="C00000"/>
+        </w:rPr>
+        <w:t xml:space="preserve">        CHECK (stock_quantity &gt;= 0)</w:t>
+      </w:r>
+    </w:p>
+    <w:p>
+      <w:pPr>
+        <w:pStyle w:val="ListBullet"/>
+        <w:numPr>
+          <w:ilvl w:val="0"/>
+          <w:numId w:val="0"/>
+        </w:numPr>
+        <w:rPr>
+          <w:rStyle w:val="Strong"/>
+          <w:b w:val="0"/>
+          <w:bCs w:val="0"/>
+          <w:color w:val="C00000"/>
+        </w:rPr>
+      </w:pPr>
+      <w:r>
+        <w:rPr>
+          <w:rStyle w:val="Strong"/>
+          <w:b w:val="0"/>
+          <w:bCs w:val="0"/>
+          <w:color w:val="C00000"/>
+        </w:rPr>
+        <w:t>);</w:t>
+      </w:r>
+    </w:p>
+    <w:p>
+      <w:pPr>
+        <w:pStyle w:val="ListBullet"/>
+        <w:numPr>
+          <w:ilvl w:val="0"/>
+          <w:numId w:val="0"/>
+        </w:numPr>
+        <w:rPr>
+          <w:rStyle w:val="Strong"/>
+          <w:b w:val="0"/>
+          <w:bCs w:val="0"/>
+          <w:color w:val="C00000"/>
+        </w:rPr>
+      </w:pPr>
+    </w:p>
+    <w:p>
+      <w:pPr>
+        <w:pStyle w:val="ListBullet"/>
+        <w:numPr>
+          <w:ilvl w:val="0"/>
+          <w:numId w:val="0"/>
+        </w:numPr>
+        <w:rPr>
+          <w:rStyle w:val="Strong"/>
+          <w:b w:val="0"/>
+          <w:bCs w:val="0"/>
+          <w:color w:val="C00000"/>
+        </w:rPr>
+      </w:pPr>
+      <w:r>
+        <w:rPr>
+          <w:rStyle w:val="Strong"/>
+          <w:b w:val="0"/>
+          <w:bCs w:val="0"/>
+          <w:color w:val="C00000"/>
+        </w:rPr>
+        <w:t>-- =========================================================</w:t>
+      </w:r>
+    </w:p>
+    <w:p>
+      <w:pPr>
+        <w:pStyle w:val="ListBullet"/>
+        <w:numPr>
+          <w:ilvl w:val="0"/>
+          <w:numId w:val="0"/>
+        </w:numPr>
+        <w:rPr>
+          <w:rStyle w:val="Strong"/>
+          <w:b w:val="0"/>
+          <w:bCs w:val="0"/>
+          <w:color w:val="C00000"/>
+        </w:rPr>
+      </w:pPr>
+      <w:r>
+        <w:rPr>
+          <w:rStyle w:val="Strong"/>
+          <w:b w:val="0"/>
+          <w:bCs w:val="0"/>
+          <w:color w:val="C00000"/>
+        </w:rPr>
+        <w:t>-- 5. TREATMENTS TABLE</w:t>
+      </w:r>
+    </w:p>
+    <w:p>
+      <w:pPr>
+        <w:pStyle w:val="ListBullet"/>
+        <w:numPr>
+          <w:ilvl w:val="0"/>
+          <w:numId w:val="0"/>
+        </w:numPr>
+        <w:rPr>
+          <w:rStyle w:val="Strong"/>
+          <w:b w:val="0"/>
+          <w:bCs w:val="0"/>
+          <w:color w:val="C00000"/>
+        </w:rPr>
+      </w:pPr>
+      <w:r>
+        <w:rPr>
+          <w:rStyle w:val="Strong"/>
+          <w:b w:val="0"/>
+          <w:bCs w:val="0"/>
+          <w:color w:val="C00000"/>
+        </w:rPr>
+        <w:t>-- =========================================================</w:t>
+      </w:r>
+    </w:p>
+    <w:p>
+      <w:pPr>
+        <w:pStyle w:val="ListBullet"/>
+        <w:numPr>
+          <w:ilvl w:val="0"/>
+          <w:numId w:val="0"/>
+        </w:numPr>
+        <w:rPr>
+          <w:rStyle w:val="Strong"/>
+          <w:b w:val="0"/>
+          <w:bCs w:val="0"/>
+          <w:color w:val="C00000"/>
+        </w:rPr>
+      </w:pPr>
+    </w:p>
+    <w:p>
+      <w:pPr>
+        <w:pStyle w:val="ListBullet"/>
+        <w:numPr>
+          <w:ilvl w:val="0"/>
+          <w:numId w:val="0"/>
+        </w:numPr>
+        <w:rPr>
+          <w:rStyle w:val="Strong"/>
+          <w:b w:val="0"/>
+          <w:bCs w:val="0"/>
+          <w:color w:val="C00000"/>
+        </w:rPr>
+      </w:pPr>
+      <w:r>
+        <w:rPr>
+          <w:rStyle w:val="Strong"/>
+          <w:b w:val="0"/>
+          <w:bCs w:val="0"/>
+          <w:color w:val="C00000"/>
+        </w:rPr>
+        <w:t>CREATE TABLE Treatments (</w:t>
+      </w:r>
+    </w:p>
+    <w:p>
+      <w:pPr>
+        <w:pStyle w:val="ListBullet"/>
+        <w:numPr>
+          <w:ilvl w:val="0"/>
+          <w:numId w:val="0"/>
+        </w:numPr>
+        <w:rPr>
+          <w:rStyle w:val="Strong"/>
+          <w:b w:val="0"/>
+          <w:bCs w:val="0"/>
+          <w:color w:val="C00000"/>
+        </w:rPr>
+      </w:pPr>
+      <w:r>
+        <w:rPr>
+          <w:rStyle w:val="Strong"/>
+          <w:b w:val="0"/>
+          <w:bCs w:val="0"/>
+          <w:color w:val="C00000"/>
+        </w:rPr>
+        <w:t xml:space="preserve">    treatment_id INT AUTO_INCREMENT,</w:t>
+      </w:r>
+    </w:p>
+    <w:p>
+      <w:pPr>
+        <w:pStyle w:val="ListBullet"/>
+        <w:numPr>
+          <w:ilvl w:val="0"/>
+          <w:numId w:val="0"/>
+        </w:numPr>
+        <w:rPr>
+          <w:rStyle w:val="Strong"/>
+          <w:b w:val="0"/>
+          <w:bCs w:val="0"/>
+          <w:color w:val="C00000"/>
+        </w:rPr>
+      </w:pPr>
+      <w:r>
+        <w:rPr>
+          <w:rStyle w:val="Strong"/>
+          <w:b w:val="0"/>
+          <w:bCs w:val="0"/>
+          <w:color w:val="C00000"/>
+        </w:rPr>
+        <w:t xml:space="preserve">    appointment_id INT NOT NULL,</w:t>
+      </w:r>
+    </w:p>
+    <w:p>
+      <w:pPr>
+        <w:pStyle w:val="ListBullet"/>
+        <w:numPr>
+          <w:ilvl w:val="0"/>
+          <w:numId w:val="0"/>
+        </w:numPr>
+        <w:rPr>
+          <w:rStyle w:val="Strong"/>
+          <w:b w:val="0"/>
+          <w:bCs w:val="0"/>
+          <w:color w:val="C00000"/>
+        </w:rPr>
+      </w:pPr>
+      <w:r>
+        <w:rPr>
+          <w:rStyle w:val="Strong"/>
+          <w:b w:val="0"/>
+          <w:bCs w:val="0"/>
+          <w:color w:val="C00000"/>
+        </w:rPr>
+        <w:lastRenderedPageBreak/>
+        <w:t xml:space="preserve">    medicine_id INT NULL,</w:t>
+      </w:r>
+    </w:p>
+    <w:p>
+      <w:pPr>
+        <w:pStyle w:val="ListBullet"/>
+        <w:numPr>
+          <w:ilvl w:val="0"/>
+          <w:numId w:val="0"/>
+        </w:numPr>
+        <w:rPr>
+          <w:rStyle w:val="Strong"/>
+          <w:b w:val="0"/>
+          <w:bCs w:val="0"/>
+          <w:color w:val="C00000"/>
+        </w:rPr>
+      </w:pPr>
+      <w:r>
+        <w:rPr>
+          <w:rStyle w:val="Strong"/>
+          <w:b w:val="0"/>
+          <w:bCs w:val="0"/>
+          <w:color w:val="C00000"/>
+        </w:rPr>
+        <w:t xml:space="preserve">    diagnosis VARCHAR(255) NOT NULL,</w:t>
+      </w:r>
+    </w:p>
+    <w:p>
+      <w:pPr>
+        <w:pStyle w:val="ListBullet"/>
+        <w:numPr>
+          <w:ilvl w:val="0"/>
+          <w:numId w:val="0"/>
+        </w:numPr>
+        <w:rPr>
+          <w:rStyle w:val="Strong"/>
+          <w:b w:val="0"/>
+          <w:bCs w:val="0"/>
+          <w:color w:val="C00000"/>
+        </w:rPr>
+      </w:pPr>
+      <w:r>
+        <w:rPr>
+          <w:rStyle w:val="Strong"/>
+          <w:b w:val="0"/>
+          <w:bCs w:val="0"/>
+          <w:color w:val="C00000"/>
+        </w:rPr>
+        <w:t xml:space="preserve">    procedure_name VARCHAR(150),</w:t>
+      </w:r>
+    </w:p>
+    <w:p>
+      <w:pPr>
+        <w:pStyle w:val="ListBullet"/>
+        <w:numPr>
+          <w:ilvl w:val="0"/>
+          <w:numId w:val="0"/>
+        </w:numPr>
+        <w:rPr>
+          <w:rStyle w:val="Strong"/>
+          <w:b w:val="0"/>
+          <w:bCs w:val="0"/>
+          <w:color w:val="C00000"/>
+        </w:rPr>
+      </w:pPr>
+      <w:r>
+        <w:rPr>
+          <w:rStyle w:val="Strong"/>
+          <w:b w:val="0"/>
+          <w:bCs w:val="0"/>
+          <w:color w:val="C00000"/>
+        </w:rPr>
+        <w:t xml:space="preserve">    dosage VARCHAR(100),</w:t>
+      </w:r>
+    </w:p>
+    <w:p>
+      <w:pPr>
+        <w:pStyle w:val="ListBullet"/>
+        <w:numPr>
+          <w:ilvl w:val="0"/>
+          <w:numId w:val="0"/>
+        </w:numPr>
+        <w:rPr>
+          <w:rStyle w:val="Strong"/>
+          <w:b w:val="0"/>
+          <w:bCs w:val="0"/>
+          <w:color w:val="C00000"/>
+        </w:rPr>
+      </w:pPr>
+      <w:r>
+        <w:rPr>
+          <w:rStyle w:val="Strong"/>
+          <w:b w:val="0"/>
+          <w:bCs w:val="0"/>
+          <w:color w:val="C00000"/>
+        </w:rPr>
+        <w:t xml:space="preserve">    treatment_date DATE NOT NULL,</w:t>
+      </w:r>
+    </w:p>
+    <w:p>
+      <w:pPr>
+        <w:pStyle w:val="ListBullet"/>
+        <w:numPr>
+          <w:ilvl w:val="0"/>
+          <w:numId w:val="0"/>
+        </w:numPr>
+        <w:rPr>
+          <w:rStyle w:val="Strong"/>
+          <w:b w:val="0"/>
+          <w:bCs w:val="0"/>
+          <w:color w:val="C00000"/>
+        </w:rPr>
+      </w:pPr>
+      <w:r>
+        <w:rPr>
+          <w:rStyle w:val="Strong"/>
+          <w:b w:val="0"/>
+          <w:bCs w:val="0"/>
+          <w:color w:val="C00000"/>
+        </w:rPr>
+        <w:t xml:space="preserve">    treatment_cost DECIMAL(10,2) NOT NULL DEFAULT 0,</w:t>
+      </w:r>
+    </w:p>
+    <w:p>
+      <w:pPr>
+        <w:pStyle w:val="ListBullet"/>
+        <w:numPr>
+          <w:ilvl w:val="0"/>
+          <w:numId w:val="0"/>
+        </w:numPr>
+        <w:rPr>
+          <w:rStyle w:val="Strong"/>
+          <w:b w:val="0"/>
+          <w:bCs w:val="0"/>
+          <w:color w:val="C00000"/>
+        </w:rPr>
+      </w:pPr>
+    </w:p>
+    <w:p>
+      <w:pPr>
+        <w:pStyle w:val="ListBullet"/>
+        <w:numPr>
+          <w:ilvl w:val="0"/>
+          <w:numId w:val="0"/>
+        </w:numPr>
+        <w:rPr>
+          <w:rStyle w:val="Strong"/>
+          <w:b w:val="0"/>
+          <w:bCs w:val="0"/>
+          <w:color w:val="C00000"/>
+        </w:rPr>
+      </w:pPr>
+      <w:r>
+        <w:rPr>
+          <w:rStyle w:val="Strong"/>
+          <w:b w:val="0"/>
+          <w:bCs w:val="0"/>
+          <w:color w:val="C00000"/>
+        </w:rPr>
+        <w:t xml:space="preserve">    CONSTRAINT pk_treatments</w:t>
+      </w:r>
+    </w:p>
+    <w:p>
+      <w:pPr>
+        <w:pStyle w:val="ListBullet"/>
+        <w:numPr>
+          <w:ilvl w:val="0"/>
+          <w:numId w:val="0"/>
+        </w:numPr>
+        <w:rPr>
+          <w:rStyle w:val="Strong"/>
+          <w:b w:val="0"/>
+          <w:bCs w:val="0"/>
+          <w:color w:val="C00000"/>
+        </w:rPr>
+      </w:pPr>
+      <w:r>
+        <w:rPr>
+          <w:rStyle w:val="Strong"/>
+          <w:b w:val="0"/>
+          <w:bCs w:val="0"/>
+          <w:color w:val="C00000"/>
+        </w:rPr>
+        <w:t xml:space="preserve">        PRIMARY KEY (treatment_id),</w:t>
+      </w:r>
+    </w:p>
+    <w:p>
+      <w:pPr>
+        <w:pStyle w:val="ListBullet"/>
+        <w:numPr>
+          <w:ilvl w:val="0"/>
+          <w:numId w:val="0"/>
+        </w:numPr>
+        <w:rPr>
+          <w:rStyle w:val="Strong"/>
+          <w:b w:val="0"/>
+          <w:bCs w:val="0"/>
+          <w:color w:val="C00000"/>
+        </w:rPr>
+      </w:pPr>
+    </w:p>
+    <w:p>
+      <w:pPr>
+        <w:pStyle w:val="ListBullet"/>
+        <w:numPr>
+          <w:ilvl w:val="0"/>
+          <w:numId w:val="0"/>
+        </w:numPr>
+        <w:rPr>
+          <w:rStyle w:val="Strong"/>
+          <w:b w:val="0"/>
+          <w:bCs w:val="0"/>
+          <w:color w:val="C00000"/>
+        </w:rPr>
+      </w:pPr>
+      <w:r>
+        <w:rPr>
+          <w:rStyle w:val="Strong"/>
+          <w:b w:val="0"/>
+          <w:bCs w:val="0"/>
+          <w:color w:val="C00000"/>
+        </w:rPr>
+        <w:t xml:space="preserve">    CONSTRAINT fk_treatments_appointment</w:t>
+      </w:r>
+    </w:p>
+    <w:p>
+      <w:pPr>
+        <w:pStyle w:val="ListBullet"/>
+        <w:numPr>
+          <w:ilvl w:val="0"/>
+          <w:numId w:val="0"/>
+        </w:numPr>
+        <w:rPr>
+          <w:rStyle w:val="Strong"/>
+          <w:b w:val="0"/>
+          <w:bCs w:val="0"/>
+          <w:color w:val="C00000"/>
+        </w:rPr>
+      </w:pPr>
+      <w:r>
+        <w:rPr>
+          <w:rStyle w:val="Strong"/>
+          <w:b w:val="0"/>
+          <w:bCs w:val="0"/>
+          <w:color w:val="C00000"/>
+        </w:rPr>
+        <w:t xml:space="preserve">        FOREIGN KEY (appointment_id)</w:t>
+      </w:r>
+    </w:p>
+    <w:p>
+      <w:pPr>
+        <w:pStyle w:val="ListBullet"/>
+        <w:numPr>
+          <w:ilvl w:val="0"/>
+          <w:numId w:val="0"/>
+        </w:numPr>
+        <w:rPr>
+          <w:rStyle w:val="Strong"/>
+          <w:b w:val="0"/>
+          <w:bCs w:val="0"/>
+          <w:color w:val="C00000"/>
+        </w:rPr>
+      </w:pPr>
+      <w:r>
+        <w:rPr>
+          <w:rStyle w:val="Strong"/>
+          <w:b w:val="0"/>
+          <w:bCs w:val="0"/>
+          <w:color w:val="C00000"/>
+        </w:rPr>
+        <w:t xml:space="preserve">        REFERENCES Appointments(appointment_id)</w:t>
+      </w:r>
+    </w:p>
+    <w:p>
+      <w:pPr>
+        <w:pStyle w:val="ListBullet"/>
+        <w:numPr>
+          <w:ilvl w:val="0"/>
+          <w:numId w:val="0"/>
+        </w:numPr>
+        <w:rPr>
+          <w:rStyle w:val="Strong"/>
+          <w:b w:val="0"/>
+          <w:bCs w:val="0"/>
+          <w:color w:val="C00000"/>
+        </w:rPr>
+      </w:pPr>
+      <w:r>
+        <w:rPr>
+          <w:rStyle w:val="Strong"/>
+          <w:b w:val="0"/>
+          <w:bCs w:val="0"/>
+          <w:color w:val="C00000"/>
+        </w:rPr>
+        <w:t xml:space="preserve">        ON UPDATE CASCADE</w:t>
+      </w:r>
+    </w:p>
+    <w:p>
+      <w:pPr>
+        <w:pStyle w:val="ListBullet"/>
+        <w:numPr>
+          <w:ilvl w:val="0"/>
+          <w:numId w:val="0"/>
+        </w:numPr>
+        <w:rPr>
+          <w:rStyle w:val="Strong"/>
+          <w:b w:val="0"/>
+          <w:bCs w:val="0"/>
+          <w:color w:val="C00000"/>
+        </w:rPr>
+      </w:pPr>
+      <w:r>
+        <w:rPr>
+          <w:rStyle w:val="Strong"/>
+          <w:b w:val="0"/>
+          <w:bCs w:val="0"/>
+          <w:color w:val="C00000"/>
+        </w:rPr>
+        <w:t xml:space="preserve">        ON DELETE CASCADE,</w:t>
+      </w:r>
+    </w:p>
+    <w:p>
+      <w:pPr>
+        <w:pStyle w:val="ListBullet"/>
+        <w:numPr>
+          <w:ilvl w:val="0"/>
+          <w:numId w:val="0"/>
+        </w:numPr>
+        <w:rPr>
+          <w:rStyle w:val="Strong"/>
+          <w:b w:val="0"/>
+          <w:bCs w:val="0"/>
+          <w:color w:val="C00000"/>
+        </w:rPr>
+      </w:pPr>
+    </w:p>
+    <w:p>
+      <w:pPr>
+        <w:pStyle w:val="ListBullet"/>
+        <w:numPr>
+          <w:ilvl w:val="0"/>
+          <w:numId w:val="0"/>
+        </w:numPr>
+        <w:rPr>
+          <w:rStyle w:val="Strong"/>
+          <w:b w:val="0"/>
+          <w:bCs w:val="0"/>
+          <w:color w:val="C00000"/>
+        </w:rPr>
+      </w:pPr>
+      <w:r>
+        <w:rPr>
+          <w:rStyle w:val="Strong"/>
+          <w:b w:val="0"/>
+          <w:bCs w:val="0"/>
+          <w:color w:val="C00000"/>
+        </w:rPr>
+        <w:t xml:space="preserve">    CONSTRAINT fk_treatments_medicine</w:t>
+      </w:r>
+    </w:p>
+    <w:p>
+      <w:pPr>
+        <w:pStyle w:val="ListBullet"/>
+        <w:numPr>
+          <w:ilvl w:val="0"/>
+          <w:numId w:val="0"/>
+        </w:numPr>
+        <w:rPr>
+          <w:rStyle w:val="Strong"/>
+          <w:b w:val="0"/>
+          <w:bCs w:val="0"/>
+          <w:color w:val="C00000"/>
+        </w:rPr>
+      </w:pPr>
+      <w:r>
+        <w:rPr>
+          <w:rStyle w:val="Strong"/>
+          <w:b w:val="0"/>
+          <w:bCs w:val="0"/>
+          <w:color w:val="C00000"/>
+        </w:rPr>
+        <w:t xml:space="preserve">        FOREIGN KEY (medicine_id)</w:t>
+      </w:r>
+    </w:p>
+    <w:p>
+      <w:pPr>
+        <w:pStyle w:val="ListBullet"/>
+        <w:numPr>
+          <w:ilvl w:val="0"/>
+          <w:numId w:val="0"/>
+        </w:numPr>
+        <w:rPr>
+          <w:rStyle w:val="Strong"/>
+          <w:b w:val="0"/>
+          <w:bCs w:val="0"/>
+          <w:color w:val="C00000"/>
+        </w:rPr>
+      </w:pPr>
+      <w:r>
+        <w:rPr>
+          <w:rStyle w:val="Strong"/>
+          <w:b w:val="0"/>
+          <w:bCs w:val="0"/>
+          <w:color w:val="C00000"/>
+        </w:rPr>
+        <w:t xml:space="preserve">        REFERENCES Medicines(medicine_id)</w:t>
+      </w:r>
+    </w:p>
+    <w:p>
+      <w:pPr>
+        <w:pStyle w:val="ListBullet"/>
+        <w:numPr>
+          <w:ilvl w:val="0"/>
+          <w:numId w:val="0"/>
+        </w:numPr>
+        <w:rPr>
+          <w:rStyle w:val="Strong"/>
+          <w:b w:val="0"/>
+          <w:bCs w:val="0"/>
+          <w:color w:val="C00000"/>
+        </w:rPr>
+      </w:pPr>
+      <w:r>
+        <w:rPr>
+          <w:rStyle w:val="Strong"/>
+          <w:b w:val="0"/>
+          <w:bCs w:val="0"/>
+          <w:color w:val="C00000"/>
+        </w:rPr>
+        <w:t xml:space="preserve">        ON UPDATE CASCADE</w:t>
+      </w:r>
+    </w:p>
+    <w:p>
+      <w:pPr>
+        <w:pStyle w:val="ListBullet"/>
+        <w:numPr>
+          <w:ilvl w:val="0"/>
+          <w:numId w:val="0"/>
+        </w:numPr>
+        <w:rPr>
+          <w:rStyle w:val="Strong"/>
+          <w:b w:val="0"/>
+          <w:bCs w:val="0"/>
+          <w:color w:val="C00000"/>
+        </w:rPr>
+      </w:pPr>
+      <w:r>
+        <w:rPr>
+          <w:rStyle w:val="Strong"/>
+          <w:b w:val="0"/>
+          <w:bCs w:val="0"/>
+          <w:color w:val="C00000"/>
+        </w:rPr>
+        <w:t xml:space="preserve">        ON DELETE SET NULL,</w:t>
+      </w:r>
+    </w:p>
+    <w:p>
+      <w:pPr>
+        <w:pStyle w:val="ListBullet"/>
+        <w:numPr>
+          <w:ilvl w:val="0"/>
+          <w:numId w:val="0"/>
+        </w:numPr>
+        <w:rPr>
+          <w:rStyle w:val="Strong"/>
+          <w:b w:val="0"/>
+          <w:bCs w:val="0"/>
+          <w:color w:val="C00000"/>
+        </w:rPr>
+      </w:pPr>
+    </w:p>
+    <w:p>
+      <w:pPr>
+        <w:pStyle w:val="ListBullet"/>
+        <w:numPr>
+          <w:ilvl w:val="0"/>
+          <w:numId w:val="0"/>
+        </w:numPr>
+        <w:rPr>
+          <w:rStyle w:val="Strong"/>
+          <w:b w:val="0"/>
+          <w:bCs w:val="0"/>
+          <w:color w:val="C00000"/>
+        </w:rPr>
+      </w:pPr>
+      <w:r>
+        <w:rPr>
+          <w:rStyle w:val="Strong"/>
+          <w:b w:val="0"/>
+          <w:bCs w:val="0"/>
+          <w:color w:val="C00000"/>
+        </w:rPr>
+        <w:t xml:space="preserve">    CONSTRAINT chk_treatments_cost_nonnegative</w:t>
+      </w:r>
+    </w:p>
+    <w:p>
+      <w:pPr>
+        <w:pStyle w:val="ListBullet"/>
+        <w:numPr>
+          <w:ilvl w:val="0"/>
+          <w:numId w:val="0"/>
+        </w:numPr>
+        <w:rPr>
+          <w:rStyle w:val="Strong"/>
+          <w:b w:val="0"/>
+          <w:bCs w:val="0"/>
+          <w:color w:val="C00000"/>
+        </w:rPr>
+      </w:pPr>
+      <w:r>
+        <w:rPr>
+          <w:rStyle w:val="Strong"/>
+          <w:b w:val="0"/>
+          <w:bCs w:val="0"/>
+          <w:color w:val="C00000"/>
+        </w:rPr>
+        <w:t xml:space="preserve">        CHECK (treatment_cost &gt;= 0)</w:t>
+      </w:r>
+    </w:p>
+    <w:p>
+      <w:pPr>
+        <w:pStyle w:val="ListBullet"/>
+        <w:numPr>
+          <w:ilvl w:val="0"/>
+          <w:numId w:val="0"/>
+        </w:numPr>
+        <w:rPr>
+          <w:rStyle w:val="Strong"/>
+          <w:b w:val="0"/>
+          <w:bCs w:val="0"/>
+          <w:color w:val="C00000"/>
+        </w:rPr>
+      </w:pPr>
+      <w:r>
+        <w:rPr>
+          <w:rStyle w:val="Strong"/>
+          <w:b w:val="0"/>
+          <w:bCs w:val="0"/>
+          <w:color w:val="C00000"/>
+        </w:rPr>
+        <w:t>);</w:t>
+      </w:r>
+    </w:p>
+    <w:p>
+      <w:pPr>
+        <w:pStyle w:val="ListBullet"/>
+        <w:numPr>
+          <w:ilvl w:val="0"/>
+          <w:numId w:val="0"/>
+        </w:numPr>
+        <w:rPr>
+          <w:rStyle w:val="Strong"/>
+          <w:b w:val="0"/>
+          <w:bCs w:val="0"/>
+          <w:color w:val="C00000"/>
+        </w:rPr>
+      </w:pPr>
+    </w:p>
+    <w:p>
+      <w:pPr>
+        <w:pStyle w:val="ListBullet"/>
+        <w:numPr>
+          <w:ilvl w:val="0"/>
+          <w:numId w:val="0"/>
+        </w:numPr>
+        <w:rPr>
+          <w:rStyle w:val="Strong"/>
+          <w:b w:val="0"/>
+          <w:bCs w:val="0"/>
+          <w:color w:val="C00000"/>
+        </w:rPr>
+      </w:pPr>
+    </w:p>
+    <w:p>
+      <w:pPr>
+        <w:pStyle w:val="ListBullet"/>
+        <w:numPr>
+          <w:ilvl w:val="0"/>
+          <w:numId w:val="0"/>
+        </w:numPr>
+        <w:rPr>
+          <w:rStyle w:val="Strong"/>
+          <w:b w:val="0"/>
+          <w:bCs w:val="0"/>
+          <w:color w:val="C00000"/>
+        </w:rPr>
+      </w:pPr>
+      <w:r>
+        <w:rPr>
+          <w:rStyle w:val="Strong"/>
+          <w:b w:val="0"/>
+          <w:bCs w:val="0"/>
+          <w:color w:val="C00000"/>
+        </w:rPr>
+        <w:t>-- =========================================================</w:t>
+      </w:r>
+    </w:p>
+    <w:p>
+      <w:pPr>
+        <w:pStyle w:val="ListBullet"/>
+        <w:numPr>
+          <w:ilvl w:val="0"/>
+          <w:numId w:val="0"/>
+        </w:numPr>
+        <w:rPr>
+          <w:rStyle w:val="Strong"/>
+          <w:b w:val="0"/>
+          <w:bCs w:val="0"/>
+          <w:color w:val="C00000"/>
+        </w:rPr>
+      </w:pPr>
+      <w:r>
+        <w:rPr>
+          <w:rStyle w:val="Strong"/>
+          <w:b w:val="0"/>
+          <w:bCs w:val="0"/>
+          <w:color w:val="C00000"/>
+        </w:rPr>
+        <w:t>-- 6. PAYMENTS SUPERCLASS TABLE</w:t>
+      </w:r>
+    </w:p>
+    <w:p>
+      <w:pPr>
+        <w:pStyle w:val="ListBullet"/>
+        <w:numPr>
+          <w:ilvl w:val="0"/>
+          <w:numId w:val="0"/>
+        </w:numPr>
+        <w:rPr>
+          <w:rStyle w:val="Strong"/>
+          <w:b w:val="0"/>
+          <w:bCs w:val="0"/>
+          <w:color w:val="C00000"/>
+        </w:rPr>
+      </w:pPr>
+      <w:r>
+        <w:rPr>
+          <w:rStyle w:val="Strong"/>
+          <w:b w:val="0"/>
+          <w:bCs w:val="0"/>
+          <w:color w:val="C00000"/>
+        </w:rPr>
+        <w:t>-- =========================================================</w:t>
+      </w:r>
+    </w:p>
+    <w:p>
+      <w:pPr>
+        <w:pStyle w:val="ListBullet"/>
+        <w:numPr>
+          <w:ilvl w:val="0"/>
+          <w:numId w:val="0"/>
+        </w:numPr>
+        <w:rPr>
+          <w:rStyle w:val="Strong"/>
+          <w:b w:val="0"/>
+          <w:bCs w:val="0"/>
+          <w:color w:val="C00000"/>
+        </w:rPr>
+      </w:pPr>
+    </w:p>
+    <w:p>
+      <w:pPr>
+        <w:pStyle w:val="ListBullet"/>
+        <w:numPr>
+          <w:ilvl w:val="0"/>
+          <w:numId w:val="0"/>
+        </w:numPr>
+        <w:rPr>
+          <w:rStyle w:val="Strong"/>
+          <w:b w:val="0"/>
+          <w:bCs w:val="0"/>
+          <w:color w:val="C00000"/>
+        </w:rPr>
+      </w:pPr>
+      <w:r>
+        <w:rPr>
+          <w:rStyle w:val="Strong"/>
+          <w:b w:val="0"/>
+          <w:bCs w:val="0"/>
+          <w:color w:val="C00000"/>
+        </w:rPr>
+        <w:t>CREATE TABLE Payments (</w:t>
+      </w:r>
+    </w:p>
+    <w:p>
+      <w:pPr>
+        <w:pStyle w:val="ListBullet"/>
+        <w:numPr>
+          <w:ilvl w:val="0"/>
+          <w:numId w:val="0"/>
+        </w:numPr>
+        <w:rPr>
+          <w:rStyle w:val="Strong"/>
+          <w:b w:val="0"/>
+          <w:bCs w:val="0"/>
+          <w:color w:val="C00000"/>
+        </w:rPr>
+      </w:pPr>
+      <w:r>
+        <w:rPr>
+          <w:rStyle w:val="Strong"/>
+          <w:b w:val="0"/>
+          <w:bCs w:val="0"/>
+          <w:color w:val="C00000"/>
+        </w:rPr>
+        <w:t xml:space="preserve">    payment_id INT AUTO_INCREMENT,</w:t>
+      </w:r>
+    </w:p>
+    <w:p>
+      <w:pPr>
+        <w:pStyle w:val="ListBullet"/>
+        <w:numPr>
+          <w:ilvl w:val="0"/>
+          <w:numId w:val="0"/>
+        </w:numPr>
+        <w:rPr>
+          <w:rStyle w:val="Strong"/>
+          <w:b w:val="0"/>
+          <w:bCs w:val="0"/>
+          <w:color w:val="C00000"/>
+        </w:rPr>
+      </w:pPr>
+      <w:r>
+        <w:rPr>
+          <w:rStyle w:val="Strong"/>
+          <w:b w:val="0"/>
+          <w:bCs w:val="0"/>
+          <w:color w:val="C00000"/>
+        </w:rPr>
+        <w:t xml:space="preserve">    appointment_id INT NOT NULL,</w:t>
+      </w:r>
+    </w:p>
+    <w:p>
+      <w:pPr>
+        <w:pStyle w:val="ListBullet"/>
+        <w:numPr>
+          <w:ilvl w:val="0"/>
+          <w:numId w:val="0"/>
+        </w:numPr>
+        <w:rPr>
+          <w:rStyle w:val="Strong"/>
+          <w:b w:val="0"/>
+          <w:bCs w:val="0"/>
+          <w:color w:val="C00000"/>
+        </w:rPr>
+      </w:pPr>
+      <w:r>
+        <w:rPr>
+          <w:rStyle w:val="Strong"/>
+          <w:b w:val="0"/>
+          <w:bCs w:val="0"/>
+          <w:color w:val="C00000"/>
+        </w:rPr>
+        <w:t xml:space="preserve">    payment_date DATE NOT NULL,</w:t>
+      </w:r>
+    </w:p>
+    <w:p>
+      <w:pPr>
+        <w:pStyle w:val="ListBullet"/>
+        <w:numPr>
+          <w:ilvl w:val="0"/>
+          <w:numId w:val="0"/>
+        </w:numPr>
+        <w:rPr>
+          <w:rStyle w:val="Strong"/>
+          <w:b w:val="0"/>
+          <w:bCs w:val="0"/>
+          <w:color w:val="C00000"/>
+        </w:rPr>
+      </w:pPr>
+      <w:r>
+        <w:rPr>
+          <w:rStyle w:val="Strong"/>
+          <w:b w:val="0"/>
+          <w:bCs w:val="0"/>
+          <w:color w:val="C00000"/>
+        </w:rPr>
+        <w:t xml:space="preserve">    amount DECIMAL(10,2) NOT NULL,</w:t>
+      </w:r>
+    </w:p>
+    <w:p>
+      <w:pPr>
+        <w:pStyle w:val="ListBullet"/>
+        <w:numPr>
+          <w:ilvl w:val="0"/>
+          <w:numId w:val="0"/>
+        </w:numPr>
+        <w:rPr>
+          <w:rStyle w:val="Strong"/>
+          <w:b w:val="0"/>
+          <w:bCs w:val="0"/>
+          <w:color w:val="C00000"/>
+        </w:rPr>
+      </w:pPr>
+      <w:r>
+        <w:rPr>
+          <w:rStyle w:val="Strong"/>
+          <w:b w:val="0"/>
+          <w:bCs w:val="0"/>
+          <w:color w:val="C00000"/>
+        </w:rPr>
+        <w:t xml:space="preserve">    payment_status ENUM(</w:t>
+      </w:r>
+    </w:p>
+    <w:p>
+      <w:pPr>
+        <w:pStyle w:val="ListBullet"/>
+        <w:numPr>
+          <w:ilvl w:val="0"/>
+          <w:numId w:val="0"/>
+        </w:numPr>
+        <w:rPr>
+          <w:rStyle w:val="Strong"/>
+          <w:b w:val="0"/>
+          <w:bCs w:val="0"/>
+          <w:color w:val="C00000"/>
+        </w:rPr>
+      </w:pPr>
+      <w:r>
+        <w:rPr>
+          <w:rStyle w:val="Strong"/>
+          <w:b w:val="0"/>
+          <w:bCs w:val="0"/>
+          <w:color w:val="C00000"/>
+        </w:rPr>
+        <w:lastRenderedPageBreak/>
+        <w:t xml:space="preserve">        'Pending',</w:t>
+      </w:r>
+    </w:p>
+    <w:p>
+      <w:pPr>
+        <w:pStyle w:val="ListBullet"/>
+        <w:numPr>
+          <w:ilvl w:val="0"/>
+          <w:numId w:val="0"/>
+        </w:numPr>
+        <w:rPr>
+          <w:rStyle w:val="Strong"/>
+          <w:b w:val="0"/>
+          <w:bCs w:val="0"/>
+          <w:color w:val="C00000"/>
+        </w:rPr>
+      </w:pPr>
+      <w:r>
+        <w:rPr>
+          <w:rStyle w:val="Strong"/>
+          <w:b w:val="0"/>
+          <w:bCs w:val="0"/>
+          <w:color w:val="C00000"/>
+        </w:rPr>
+        <w:t xml:space="preserve">        'Paid',</w:t>
+      </w:r>
+    </w:p>
+    <w:p>
+      <w:pPr>
+        <w:pStyle w:val="ListBullet"/>
+        <w:numPr>
+          <w:ilvl w:val="0"/>
+          <w:numId w:val="0"/>
+        </w:numPr>
+        <w:rPr>
+          <w:rStyle w:val="Strong"/>
+          <w:b w:val="0"/>
+          <w:bCs w:val="0"/>
+          <w:color w:val="C00000"/>
+        </w:rPr>
+      </w:pPr>
+      <w:r>
+        <w:rPr>
+          <w:rStyle w:val="Strong"/>
+          <w:b w:val="0"/>
+          <w:bCs w:val="0"/>
+          <w:color w:val="C00000"/>
+        </w:rPr>
+        <w:t xml:space="preserve">        'Partially Paid',</w:t>
+      </w:r>
+    </w:p>
+    <w:p>
+      <w:pPr>
+        <w:pStyle w:val="ListBullet"/>
+        <w:numPr>
+          <w:ilvl w:val="0"/>
+          <w:numId w:val="0"/>
+        </w:numPr>
+        <w:rPr>
+          <w:rStyle w:val="Strong"/>
+          <w:b w:val="0"/>
+          <w:bCs w:val="0"/>
+          <w:color w:val="C00000"/>
+        </w:rPr>
+      </w:pPr>
+      <w:r>
+        <w:rPr>
+          <w:rStyle w:val="Strong"/>
+          <w:b w:val="0"/>
+          <w:bCs w:val="0"/>
+          <w:color w:val="C00000"/>
+        </w:rPr>
+        <w:t xml:space="preserve">        'Refunded'</w:t>
+      </w:r>
+    </w:p>
+    <w:p>
+      <w:pPr>
+        <w:pStyle w:val="ListBullet"/>
+        <w:numPr>
+          <w:ilvl w:val="0"/>
+          <w:numId w:val="0"/>
+        </w:numPr>
+        <w:rPr>
+          <w:rStyle w:val="Strong"/>
+          <w:b w:val="0"/>
+          <w:bCs w:val="0"/>
+          <w:color w:val="C00000"/>
+        </w:rPr>
+      </w:pPr>
+      <w:r>
+        <w:rPr>
+          <w:rStyle w:val="Strong"/>
+          <w:b w:val="0"/>
+          <w:bCs w:val="0"/>
+          <w:color w:val="C00000"/>
+        </w:rPr>
+        <w:t xml:space="preserve">    ) NOT NULL DEFAULT 'Pending',</w:t>
+      </w:r>
+    </w:p>
+    <w:p>
+      <w:pPr>
+        <w:pStyle w:val="ListBullet"/>
+        <w:numPr>
+          <w:ilvl w:val="0"/>
+          <w:numId w:val="0"/>
+        </w:numPr>
+        <w:rPr>
+          <w:rStyle w:val="Strong"/>
+          <w:b w:val="0"/>
+          <w:bCs w:val="0"/>
+          <w:color w:val="C00000"/>
+        </w:rPr>
+      </w:pPr>
+      <w:r>
+        <w:rPr>
+          <w:rStyle w:val="Strong"/>
+          <w:b w:val="0"/>
+          <w:bCs w:val="0"/>
+          <w:color w:val="C00000"/>
+        </w:rPr>
+        <w:t xml:space="preserve">    payment_method ENUM(</w:t>
+      </w:r>
+    </w:p>
+    <w:p>
+      <w:pPr>
+        <w:pStyle w:val="ListBullet"/>
+        <w:numPr>
+          <w:ilvl w:val="0"/>
+          <w:numId w:val="0"/>
+        </w:numPr>
+        <w:rPr>
+          <w:rStyle w:val="Strong"/>
+          <w:b w:val="0"/>
+          <w:bCs w:val="0"/>
+          <w:color w:val="C00000"/>
+        </w:rPr>
+      </w:pPr>
+      <w:r>
+        <w:rPr>
+          <w:rStyle w:val="Strong"/>
+          <w:b w:val="0"/>
+          <w:bCs w:val="0"/>
+          <w:color w:val="C00000"/>
+        </w:rPr>
+        <w:t xml:space="preserve">        'Cash',</w:t>
+      </w:r>
+    </w:p>
+    <w:p>
+      <w:pPr>
+        <w:pStyle w:val="ListBullet"/>
+        <w:numPr>
+          <w:ilvl w:val="0"/>
+          <w:numId w:val="0"/>
+        </w:numPr>
+        <w:rPr>
+          <w:rStyle w:val="Strong"/>
+          <w:b w:val="0"/>
+          <w:bCs w:val="0"/>
+          <w:color w:val="C00000"/>
+        </w:rPr>
+      </w:pPr>
+      <w:r>
+        <w:rPr>
+          <w:rStyle w:val="Strong"/>
+          <w:b w:val="0"/>
+          <w:bCs w:val="0"/>
+          <w:color w:val="C00000"/>
+        </w:rPr>
+        <w:t xml:space="preserve">        'Card',</w:t>
+      </w:r>
+    </w:p>
+    <w:p>
+      <w:pPr>
+        <w:pStyle w:val="ListBullet"/>
+        <w:numPr>
+          <w:ilvl w:val="0"/>
+          <w:numId w:val="0"/>
+        </w:numPr>
+        <w:rPr>
+          <w:rStyle w:val="Strong"/>
+          <w:b w:val="0"/>
+          <w:bCs w:val="0"/>
+          <w:color w:val="C00000"/>
+        </w:rPr>
+      </w:pPr>
+      <w:r>
+        <w:rPr>
+          <w:rStyle w:val="Strong"/>
+          <w:b w:val="0"/>
+          <w:bCs w:val="0"/>
+          <w:color w:val="C00000"/>
+        </w:rPr>
+        <w:t xml:space="preserve">        'Insurance'</w:t>
+      </w:r>
+    </w:p>
+    <w:p>
+      <w:pPr>
+        <w:pStyle w:val="ListBullet"/>
+        <w:numPr>
+          <w:ilvl w:val="0"/>
+          <w:numId w:val="0"/>
+        </w:numPr>
+        <w:rPr>
+          <w:rStyle w:val="Strong"/>
+          <w:b w:val="0"/>
+          <w:bCs w:val="0"/>
+          <w:color w:val="C00000"/>
+        </w:rPr>
+      </w:pPr>
+      <w:r>
+        <w:rPr>
+          <w:rStyle w:val="Strong"/>
+          <w:b w:val="0"/>
+          <w:bCs w:val="0"/>
+          <w:color w:val="C00000"/>
+        </w:rPr>
+        <w:t xml:space="preserve">    ) NOT NULL,</w:t>
+      </w:r>
+    </w:p>
+    <w:p>
+      <w:pPr>
+        <w:pStyle w:val="ListBullet"/>
+        <w:numPr>
+          <w:ilvl w:val="0"/>
+          <w:numId w:val="0"/>
+        </w:numPr>
+        <w:rPr>
+          <w:rStyle w:val="Strong"/>
+          <w:b w:val="0"/>
+          <w:bCs w:val="0"/>
+          <w:color w:val="C00000"/>
+        </w:rPr>
+      </w:pPr>
+    </w:p>
+    <w:p>
+      <w:pPr>
+        <w:pStyle w:val="ListBullet"/>
+        <w:numPr>
+          <w:ilvl w:val="0"/>
+          <w:numId w:val="0"/>
+        </w:numPr>
+        <w:rPr>
+          <w:rStyle w:val="Strong"/>
+          <w:b w:val="0"/>
+          <w:bCs w:val="0"/>
+          <w:color w:val="C00000"/>
+        </w:rPr>
+      </w:pPr>
+      <w:r>
+        <w:rPr>
+          <w:rStyle w:val="Strong"/>
+          <w:b w:val="0"/>
+          <w:bCs w:val="0"/>
+          <w:color w:val="C00000"/>
+        </w:rPr>
+        <w:t xml:space="preserve">    CONSTRAINT pk_payments</w:t>
+      </w:r>
+    </w:p>
+    <w:p>
+      <w:pPr>
+        <w:pStyle w:val="ListBullet"/>
+        <w:numPr>
+          <w:ilvl w:val="0"/>
+          <w:numId w:val="0"/>
+        </w:numPr>
+        <w:rPr>
+          <w:rStyle w:val="Strong"/>
+          <w:b w:val="0"/>
+          <w:bCs w:val="0"/>
+          <w:color w:val="C00000"/>
+        </w:rPr>
+      </w:pPr>
+      <w:r>
+        <w:rPr>
+          <w:rStyle w:val="Strong"/>
+          <w:b w:val="0"/>
+          <w:bCs w:val="0"/>
+          <w:color w:val="C00000"/>
+        </w:rPr>
+        <w:t xml:space="preserve">        PRIMARY KEY (payment_id),</w:t>
+      </w:r>
+    </w:p>
+    <w:p>
+      <w:pPr>
+        <w:pStyle w:val="ListBullet"/>
+        <w:numPr>
+          <w:ilvl w:val="0"/>
+          <w:numId w:val="0"/>
+        </w:numPr>
+        <w:rPr>
+          <w:rStyle w:val="Strong"/>
+          <w:b w:val="0"/>
+          <w:bCs w:val="0"/>
+          <w:color w:val="C00000"/>
+        </w:rPr>
+      </w:pPr>
+    </w:p>
+    <w:p>
+      <w:pPr>
+        <w:pStyle w:val="ListBullet"/>
+        <w:numPr>
+          <w:ilvl w:val="0"/>
+          <w:numId w:val="0"/>
+        </w:numPr>
+        <w:rPr>
+          <w:rStyle w:val="Strong"/>
+          <w:b w:val="0"/>
+          <w:bCs w:val="0"/>
+          <w:color w:val="C00000"/>
+        </w:rPr>
+      </w:pPr>
+      <w:r>
+        <w:rPr>
+          <w:rStyle w:val="Strong"/>
+          <w:b w:val="0"/>
+          <w:bCs w:val="0"/>
+          <w:color w:val="C00000"/>
+        </w:rPr>
+        <w:t xml:space="preserve">    CONSTRAINT fk_payments_appointment</w:t>
+      </w:r>
+    </w:p>
+    <w:p>
+      <w:pPr>
+        <w:pStyle w:val="ListBullet"/>
+        <w:numPr>
+          <w:ilvl w:val="0"/>
+          <w:numId w:val="0"/>
+        </w:numPr>
+        <w:rPr>
+          <w:rStyle w:val="Strong"/>
+          <w:b w:val="0"/>
+          <w:bCs w:val="0"/>
+          <w:color w:val="C00000"/>
+        </w:rPr>
+      </w:pPr>
+      <w:r>
+        <w:rPr>
+          <w:rStyle w:val="Strong"/>
+          <w:b w:val="0"/>
+          <w:bCs w:val="0"/>
+          <w:color w:val="C00000"/>
+        </w:rPr>
+        <w:t xml:space="preserve">        FOREIGN KEY (appointment_id)</w:t>
+      </w:r>
+    </w:p>
+    <w:p>
+      <w:pPr>
+        <w:pStyle w:val="ListBullet"/>
+        <w:numPr>
+          <w:ilvl w:val="0"/>
+          <w:numId w:val="0"/>
+        </w:numPr>
+        <w:rPr>
+          <w:rStyle w:val="Strong"/>
+          <w:b w:val="0"/>
+          <w:bCs w:val="0"/>
+          <w:color w:val="C00000"/>
+        </w:rPr>
+      </w:pPr>
+      <w:r>
+        <w:rPr>
+          <w:rStyle w:val="Strong"/>
+          <w:b w:val="0"/>
+          <w:bCs w:val="0"/>
+          <w:color w:val="C00000"/>
+        </w:rPr>
+        <w:t xml:space="preserve">        REFERENCES Appointments(appointment_id)</w:t>
+      </w:r>
+    </w:p>
+    <w:p>
+      <w:pPr>
+        <w:pStyle w:val="ListBullet"/>
+        <w:numPr>
+          <w:ilvl w:val="0"/>
+          <w:numId w:val="0"/>
+        </w:numPr>
+        <w:rPr>
+          <w:rStyle w:val="Strong"/>
+          <w:b w:val="0"/>
+          <w:bCs w:val="0"/>
+          <w:color w:val="C00000"/>
+        </w:rPr>
+      </w:pPr>
+      <w:r>
+        <w:rPr>
+          <w:rStyle w:val="Strong"/>
+          <w:b w:val="0"/>
+          <w:bCs w:val="0"/>
+          <w:color w:val="C00000"/>
+        </w:rPr>
+        <w:t xml:space="preserve">        ON UPDATE CASCADE</w:t>
+      </w:r>
+    </w:p>
+    <w:p>
+      <w:pPr>
+        <w:pStyle w:val="ListBullet"/>
+        <w:numPr>
+          <w:ilvl w:val="0"/>
+          <w:numId w:val="0"/>
+        </w:numPr>
+        <w:rPr>
+          <w:rStyle w:val="Strong"/>
+          <w:b w:val="0"/>
+          <w:bCs w:val="0"/>
+          <w:color w:val="C00000"/>
+        </w:rPr>
+      </w:pPr>
+      <w:r>
+        <w:rPr>
+          <w:rStyle w:val="Strong"/>
+          <w:b w:val="0"/>
+          <w:bCs w:val="0"/>
+          <w:color w:val="C00000"/>
+        </w:rPr>
+        <w:t xml:space="preserve">        ON DELETE RESTRICT,</w:t>
+      </w:r>
+    </w:p>
+    <w:p>
+      <w:pPr>
+        <w:pStyle w:val="ListBullet"/>
+        <w:numPr>
+          <w:ilvl w:val="0"/>
+          <w:numId w:val="0"/>
+        </w:numPr>
+        <w:rPr>
+          <w:rStyle w:val="Strong"/>
+          <w:b w:val="0"/>
+          <w:bCs w:val="0"/>
+          <w:color w:val="C00000"/>
+        </w:rPr>
+      </w:pPr>
+    </w:p>
+    <w:p>
+      <w:pPr>
+        <w:pStyle w:val="ListBullet"/>
+        <w:numPr>
+          <w:ilvl w:val="0"/>
+          <w:numId w:val="0"/>
+        </w:numPr>
+        <w:rPr>
+          <w:rStyle w:val="Strong"/>
+          <w:b w:val="0"/>
+          <w:bCs w:val="0"/>
+          <w:color w:val="C00000"/>
+        </w:rPr>
+      </w:pPr>
+      <w:r>
+        <w:rPr>
+          <w:rStyle w:val="Strong"/>
+          <w:b w:val="0"/>
+          <w:bCs w:val="0"/>
+          <w:color w:val="C00000"/>
+        </w:rPr>
+        <w:t xml:space="preserve">    CONSTRAINT chk_payments_amount_positive</w:t>
+      </w:r>
+    </w:p>
+    <w:p>
+      <w:pPr>
+        <w:pStyle w:val="ListBullet"/>
+        <w:numPr>
+          <w:ilvl w:val="0"/>
+          <w:numId w:val="0"/>
+        </w:numPr>
+        <w:rPr>
+          <w:rStyle w:val="Strong"/>
+          <w:b w:val="0"/>
+          <w:bCs w:val="0"/>
+          <w:color w:val="C00000"/>
+        </w:rPr>
+      </w:pPr>
+      <w:r>
+        <w:rPr>
+          <w:rStyle w:val="Strong"/>
+          <w:b w:val="0"/>
+          <w:bCs w:val="0"/>
+          <w:color w:val="C00000"/>
+        </w:rPr>
+        <w:t xml:space="preserve">        CHECK (amount &gt; 0)</w:t>
+      </w:r>
+    </w:p>
+    <w:p>
+      <w:pPr>
+        <w:pStyle w:val="ListBullet"/>
+        <w:numPr>
+          <w:ilvl w:val="0"/>
+          <w:numId w:val="0"/>
+        </w:numPr>
+        <w:rPr>
+          <w:rStyle w:val="Strong"/>
+          <w:b w:val="0"/>
+          <w:bCs w:val="0"/>
+          <w:color w:val="C00000"/>
+        </w:rPr>
+      </w:pPr>
+      <w:r>
+        <w:rPr>
+          <w:rStyle w:val="Strong"/>
+          <w:b w:val="0"/>
+          <w:bCs w:val="0"/>
+          <w:color w:val="C00000"/>
+        </w:rPr>
+        <w:t>);</w:t>
+      </w:r>
+    </w:p>
+    <w:p>
+      <w:pPr>
+        <w:pStyle w:val="ListBullet"/>
+        <w:numPr>
+          <w:ilvl w:val="0"/>
+          <w:numId w:val="0"/>
+        </w:numPr>
+        <w:rPr>
+          <w:rStyle w:val="Strong"/>
+          <w:b w:val="0"/>
+          <w:bCs w:val="0"/>
+          <w:color w:val="C00000"/>
+        </w:rPr>
+      </w:pPr>
+    </w:p>
+    <w:p>
+      <w:pPr>
+        <w:pStyle w:val="ListBullet"/>
+        <w:numPr>
+          <w:ilvl w:val="0"/>
+          <w:numId w:val="0"/>
+        </w:numPr>
+        <w:rPr>
+          <w:rStyle w:val="Strong"/>
+          <w:b w:val="0"/>
+          <w:bCs w:val="0"/>
+          <w:color w:val="C00000"/>
+        </w:rPr>
+      </w:pPr>
+    </w:p>
+    <w:p>
+      <w:pPr>
+        <w:pStyle w:val="ListBullet"/>
+        <w:numPr>
+          <w:ilvl w:val="0"/>
+          <w:numId w:val="0"/>
+        </w:numPr>
+        <w:rPr>
+          <w:rStyle w:val="Strong"/>
+          <w:b w:val="0"/>
+          <w:bCs w:val="0"/>
+          <w:color w:val="C00000"/>
+        </w:rPr>
+      </w:pPr>
+      <w:r>
+        <w:rPr>
+          <w:rStyle w:val="Strong"/>
+          <w:b w:val="0"/>
+          <w:bCs w:val="0"/>
+          <w:color w:val="C00000"/>
+        </w:rPr>
+        <w:t>-- =========================================================</w:t>
+      </w:r>
+    </w:p>
+    <w:p>
+      <w:pPr>
+        <w:pStyle w:val="ListBullet"/>
+        <w:numPr>
+          <w:ilvl w:val="0"/>
+          <w:numId w:val="0"/>
+        </w:numPr>
+        <w:rPr>
+          <w:rStyle w:val="Strong"/>
+          <w:b w:val="0"/>
+          <w:bCs w:val="0"/>
+          <w:color w:val="C00000"/>
+        </w:rPr>
+      </w:pPr>
+      <w:r>
+        <w:rPr>
+          <w:rStyle w:val="Strong"/>
+          <w:b w:val="0"/>
+          <w:bCs w:val="0"/>
+          <w:color w:val="C00000"/>
+        </w:rPr>
+        <w:t>-- PAYMENT SPECIALIZATION TABLES</w:t>
+      </w:r>
+    </w:p>
+    <w:p>
+      <w:pPr>
+        <w:pStyle w:val="ListBullet"/>
+        <w:numPr>
+          <w:ilvl w:val="0"/>
+          <w:numId w:val="0"/>
+        </w:numPr>
+        <w:rPr>
+          <w:rStyle w:val="Strong"/>
+          <w:b w:val="0"/>
+          <w:bCs w:val="0"/>
+          <w:color w:val="C00000"/>
+        </w:rPr>
+      </w:pPr>
+      <w:r>
+        <w:rPr>
+          <w:rStyle w:val="Strong"/>
+          <w:b w:val="0"/>
+          <w:bCs w:val="0"/>
+          <w:color w:val="C00000"/>
+        </w:rPr>
+        <w:t>-- Total and disjoint specialization</w:t>
+      </w:r>
+    </w:p>
+    <w:p>
+      <w:pPr>
+        <w:pStyle w:val="ListBullet"/>
+        <w:numPr>
+          <w:ilvl w:val="0"/>
+          <w:numId w:val="0"/>
+        </w:numPr>
+        <w:rPr>
+          <w:rStyle w:val="Strong"/>
+          <w:b w:val="0"/>
+          <w:bCs w:val="0"/>
+          <w:color w:val="C00000"/>
+        </w:rPr>
+      </w:pPr>
+      <w:r>
+        <w:rPr>
+          <w:rStyle w:val="Strong"/>
+          <w:b w:val="0"/>
+          <w:bCs w:val="0"/>
+          <w:color w:val="C00000"/>
+        </w:rPr>
+        <w:t>-- =========================================================</w:t>
+      </w:r>
+    </w:p>
+    <w:p>
+      <w:pPr>
+        <w:pStyle w:val="ListBullet"/>
+        <w:numPr>
+          <w:ilvl w:val="0"/>
+          <w:numId w:val="0"/>
+        </w:numPr>
+        <w:rPr>
+          <w:rStyle w:val="Strong"/>
+          <w:b w:val="0"/>
+          <w:bCs w:val="0"/>
+          <w:color w:val="C00000"/>
+        </w:rPr>
+      </w:pPr>
+    </w:p>
+    <w:p>
+      <w:pPr>
+        <w:pStyle w:val="ListBullet"/>
+        <w:numPr>
+          <w:ilvl w:val="0"/>
+          <w:numId w:val="0"/>
+        </w:numPr>
+        <w:rPr>
+          <w:rStyle w:val="Strong"/>
+          <w:b w:val="0"/>
+          <w:bCs w:val="0"/>
+          <w:color w:val="C00000"/>
+        </w:rPr>
+      </w:pPr>
+      <w:r>
+        <w:rPr>
+          <w:rStyle w:val="Strong"/>
+          <w:b w:val="0"/>
+          <w:bCs w:val="0"/>
+          <w:color w:val="C00000"/>
+        </w:rPr>
+        <w:t>CREATE TABLE Cash_Payments (</w:t>
+      </w:r>
+    </w:p>
+    <w:p>
+      <w:pPr>
+        <w:pStyle w:val="ListBullet"/>
+        <w:numPr>
+          <w:ilvl w:val="0"/>
+          <w:numId w:val="0"/>
+        </w:numPr>
+        <w:rPr>
+          <w:rStyle w:val="Strong"/>
+          <w:b w:val="0"/>
+          <w:bCs w:val="0"/>
+          <w:color w:val="C00000"/>
+        </w:rPr>
+      </w:pPr>
+      <w:r>
+        <w:rPr>
+          <w:rStyle w:val="Strong"/>
+          <w:b w:val="0"/>
+          <w:bCs w:val="0"/>
+          <w:color w:val="C00000"/>
+        </w:rPr>
+        <w:t xml:space="preserve">    payment_id INT,</w:t>
+      </w:r>
+    </w:p>
+    <w:p>
+      <w:pPr>
+        <w:pStyle w:val="ListBullet"/>
+        <w:numPr>
+          <w:ilvl w:val="0"/>
+          <w:numId w:val="0"/>
+        </w:numPr>
+        <w:rPr>
+          <w:rStyle w:val="Strong"/>
+          <w:b w:val="0"/>
+          <w:bCs w:val="0"/>
+          <w:color w:val="C00000"/>
+        </w:rPr>
+      </w:pPr>
+      <w:r>
+        <w:rPr>
+          <w:rStyle w:val="Strong"/>
+          <w:b w:val="0"/>
+          <w:bCs w:val="0"/>
+          <w:color w:val="C00000"/>
+        </w:rPr>
+        <w:t xml:space="preserve">    receipt_number VARCHAR(50) NOT NULL,</w:t>
+      </w:r>
+    </w:p>
+    <w:p>
+      <w:pPr>
+        <w:pStyle w:val="ListBullet"/>
+        <w:numPr>
+          <w:ilvl w:val="0"/>
+          <w:numId w:val="0"/>
+        </w:numPr>
+        <w:rPr>
+          <w:rStyle w:val="Strong"/>
+          <w:b w:val="0"/>
+          <w:bCs w:val="0"/>
+          <w:color w:val="C00000"/>
+        </w:rPr>
+      </w:pPr>
+    </w:p>
+    <w:p>
+      <w:pPr>
+        <w:pStyle w:val="ListBullet"/>
+        <w:numPr>
+          <w:ilvl w:val="0"/>
+          <w:numId w:val="0"/>
+        </w:numPr>
+        <w:rPr>
+          <w:rStyle w:val="Strong"/>
+          <w:b w:val="0"/>
+          <w:bCs w:val="0"/>
+          <w:color w:val="C00000"/>
+        </w:rPr>
+      </w:pPr>
+      <w:r>
+        <w:rPr>
+          <w:rStyle w:val="Strong"/>
+          <w:b w:val="0"/>
+          <w:bCs w:val="0"/>
+          <w:color w:val="C00000"/>
+        </w:rPr>
+        <w:t xml:space="preserve">    CONSTRAINT pk_cash_payments</w:t>
+      </w:r>
+    </w:p>
+    <w:p>
+      <w:pPr>
+        <w:pStyle w:val="ListBullet"/>
+        <w:numPr>
+          <w:ilvl w:val="0"/>
+          <w:numId w:val="0"/>
+        </w:numPr>
+        <w:rPr>
+          <w:rStyle w:val="Strong"/>
+          <w:b w:val="0"/>
+          <w:bCs w:val="0"/>
+          <w:color w:val="C00000"/>
+        </w:rPr>
+      </w:pPr>
+      <w:r>
+        <w:rPr>
+          <w:rStyle w:val="Strong"/>
+          <w:b w:val="0"/>
+          <w:bCs w:val="0"/>
+          <w:color w:val="C00000"/>
+        </w:rPr>
+        <w:t xml:space="preserve">        PRIMARY KEY (payment_id),</w:t>
+      </w:r>
+    </w:p>
+    <w:p>
+      <w:pPr>
+        <w:pStyle w:val="ListBullet"/>
+        <w:numPr>
+          <w:ilvl w:val="0"/>
+          <w:numId w:val="0"/>
+        </w:numPr>
+        <w:rPr>
+          <w:rStyle w:val="Strong"/>
+          <w:b w:val="0"/>
+          <w:bCs w:val="0"/>
+          <w:color w:val="C00000"/>
+        </w:rPr>
+      </w:pPr>
+    </w:p>
+    <w:p>
+      <w:pPr>
+        <w:pStyle w:val="ListBullet"/>
+        <w:numPr>
+          <w:ilvl w:val="0"/>
+          <w:numId w:val="0"/>
+        </w:numPr>
+        <w:rPr>
+          <w:rStyle w:val="Strong"/>
+          <w:b w:val="0"/>
+          <w:bCs w:val="0"/>
+          <w:color w:val="C00000"/>
+        </w:rPr>
+      </w:pPr>
+      <w:r>
+        <w:rPr>
+          <w:rStyle w:val="Strong"/>
+          <w:b w:val="0"/>
+          <w:bCs w:val="0"/>
+          <w:color w:val="C00000"/>
+        </w:rPr>
+        <w:lastRenderedPageBreak/>
+        <w:t xml:space="preserve">    CONSTRAINT uq_cash_receipt</w:t>
+      </w:r>
+    </w:p>
+    <w:p>
+      <w:pPr>
+        <w:pStyle w:val="ListBullet"/>
+        <w:numPr>
+          <w:ilvl w:val="0"/>
+          <w:numId w:val="0"/>
+        </w:numPr>
+        <w:rPr>
+          <w:rStyle w:val="Strong"/>
+          <w:b w:val="0"/>
+          <w:bCs w:val="0"/>
+          <w:color w:val="C00000"/>
+        </w:rPr>
+      </w:pPr>
+      <w:r>
+        <w:rPr>
+          <w:rStyle w:val="Strong"/>
+          <w:b w:val="0"/>
+          <w:bCs w:val="0"/>
+          <w:color w:val="C00000"/>
+        </w:rPr>
+        <w:t xml:space="preserve">        UNIQUE (receipt_number),</w:t>
+      </w:r>
+    </w:p>
+    <w:p>
+      <w:pPr>
+        <w:pStyle w:val="ListBullet"/>
+        <w:numPr>
+          <w:ilvl w:val="0"/>
+          <w:numId w:val="0"/>
+        </w:numPr>
+        <w:rPr>
+          <w:rStyle w:val="Strong"/>
+          <w:b w:val="0"/>
+          <w:bCs w:val="0"/>
+          <w:color w:val="C00000"/>
+        </w:rPr>
+      </w:pPr>
+    </w:p>
+    <w:p>
+      <w:pPr>
+        <w:pStyle w:val="ListBullet"/>
+        <w:numPr>
+          <w:ilvl w:val="0"/>
+          <w:numId w:val="0"/>
+        </w:numPr>
+        <w:rPr>
+          <w:rStyle w:val="Strong"/>
+          <w:b w:val="0"/>
+          <w:bCs w:val="0"/>
+          <w:color w:val="C00000"/>
+        </w:rPr>
+      </w:pPr>
+      <w:r>
+        <w:rPr>
+          <w:rStyle w:val="Strong"/>
+          <w:b w:val="0"/>
+          <w:bCs w:val="0"/>
+          <w:color w:val="C00000"/>
+        </w:rPr>
+        <w:t xml:space="preserve">    CONSTRAINT fk_cash_payment</w:t>
+      </w:r>
+    </w:p>
+    <w:p>
+      <w:pPr>
+        <w:pStyle w:val="ListBullet"/>
+        <w:numPr>
+          <w:ilvl w:val="0"/>
+          <w:numId w:val="0"/>
+        </w:numPr>
+        <w:rPr>
+          <w:rStyle w:val="Strong"/>
+          <w:b w:val="0"/>
+          <w:bCs w:val="0"/>
+          <w:color w:val="C00000"/>
+        </w:rPr>
+      </w:pPr>
+      <w:r>
+        <w:rPr>
+          <w:rStyle w:val="Strong"/>
+          <w:b w:val="0"/>
+          <w:bCs w:val="0"/>
+          <w:color w:val="C00000"/>
+        </w:rPr>
+        <w:t xml:space="preserve">        FOREIGN KEY (payment_id)</w:t>
+      </w:r>
+    </w:p>
+    <w:p>
+      <w:pPr>
+        <w:pStyle w:val="ListBullet"/>
+        <w:numPr>
+          <w:ilvl w:val="0"/>
+          <w:numId w:val="0"/>
+        </w:numPr>
+        <w:rPr>
+          <w:rStyle w:val="Strong"/>
+          <w:b w:val="0"/>
+          <w:bCs w:val="0"/>
+          <w:color w:val="C00000"/>
+        </w:rPr>
+      </w:pPr>
+      <w:r>
+        <w:rPr>
+          <w:rStyle w:val="Strong"/>
+          <w:b w:val="0"/>
+          <w:bCs w:val="0"/>
+          <w:color w:val="C00000"/>
+        </w:rPr>
+        <w:t xml:space="preserve">        REFERENCES Payments(payment_id)</w:t>
+      </w:r>
+    </w:p>
+    <w:p>
+      <w:pPr>
+        <w:pStyle w:val="ListBullet"/>
+        <w:numPr>
+          <w:ilvl w:val="0"/>
+          <w:numId w:val="0"/>
+        </w:numPr>
+        <w:rPr>
+          <w:rStyle w:val="Strong"/>
+          <w:b w:val="0"/>
+          <w:bCs w:val="0"/>
+          <w:color w:val="C00000"/>
+        </w:rPr>
+      </w:pPr>
+      <w:r>
+        <w:rPr>
+          <w:rStyle w:val="Strong"/>
+          <w:b w:val="0"/>
+          <w:bCs w:val="0"/>
+          <w:color w:val="C00000"/>
+        </w:rPr>
+        <w:t xml:space="preserve">        ON UPDATE CASCADE</w:t>
+      </w:r>
+    </w:p>
+    <w:p>
+      <w:pPr>
+        <w:pStyle w:val="ListBullet"/>
+        <w:numPr>
+          <w:ilvl w:val="0"/>
+          <w:numId w:val="0"/>
+        </w:numPr>
+        <w:rPr>
+          <w:rStyle w:val="Strong"/>
+          <w:b w:val="0"/>
+          <w:bCs w:val="0"/>
+          <w:color w:val="C00000"/>
+        </w:rPr>
+      </w:pPr>
+      <w:r>
+        <w:rPr>
+          <w:rStyle w:val="Strong"/>
+          <w:b w:val="0"/>
+          <w:bCs w:val="0"/>
+          <w:color w:val="C00000"/>
+        </w:rPr>
+        <w:t xml:space="preserve">        ON DELETE CASCADE</w:t>
+      </w:r>
+    </w:p>
+    <w:p>
+      <w:pPr>
+        <w:pStyle w:val="ListBullet"/>
+        <w:numPr>
+          <w:ilvl w:val="0"/>
+          <w:numId w:val="0"/>
+        </w:numPr>
+        <w:rPr>
+          <w:rStyle w:val="Strong"/>
+          <w:b w:val="0"/>
+          <w:bCs w:val="0"/>
+          <w:color w:val="C00000"/>
+        </w:rPr>
+      </w:pPr>
+      <w:r>
+        <w:rPr>
+          <w:rStyle w:val="Strong"/>
+          <w:b w:val="0"/>
+          <w:bCs w:val="0"/>
+          <w:color w:val="C00000"/>
+        </w:rPr>
+        <w:t>);</w:t>
+      </w:r>
+    </w:p>
+    <w:p>
+      <w:pPr>
+        <w:pStyle w:val="ListBullet"/>
+        <w:numPr>
+          <w:ilvl w:val="0"/>
+          <w:numId w:val="0"/>
+        </w:numPr>
+        <w:rPr>
+          <w:rStyle w:val="Strong"/>
+          <w:b w:val="0"/>
+          <w:bCs w:val="0"/>
+          <w:color w:val="C00000"/>
+        </w:rPr>
+      </w:pPr>
+    </w:p>
+    <w:p>
+      <w:pPr>
+        <w:pStyle w:val="ListBullet"/>
+        <w:numPr>
+          <w:ilvl w:val="0"/>
+          <w:numId w:val="0"/>
+        </w:numPr>
+        <w:rPr>
+          <w:rStyle w:val="Strong"/>
+          <w:b w:val="0"/>
+          <w:bCs w:val="0"/>
+          <w:color w:val="C00000"/>
+        </w:rPr>
+      </w:pPr>
+    </w:p>
+    <w:p>
+      <w:pPr>
+        <w:pStyle w:val="ListBullet"/>
+        <w:numPr>
+          <w:ilvl w:val="0"/>
+          <w:numId w:val="0"/>
+        </w:numPr>
+        <w:rPr>
+          <w:rStyle w:val="Strong"/>
+          <w:b w:val="0"/>
+          <w:bCs w:val="0"/>
+          <w:color w:val="C00000"/>
+        </w:rPr>
+      </w:pPr>
+      <w:r>
+        <w:rPr>
+          <w:rStyle w:val="Strong"/>
+          <w:b w:val="0"/>
+          <w:bCs w:val="0"/>
+          <w:color w:val="C00000"/>
+        </w:rPr>
+        <w:t>CREATE TABLE Card_Payments (</w:t>
+      </w:r>
+    </w:p>
+    <w:p>
+      <w:pPr>
+        <w:pStyle w:val="ListBullet"/>
+        <w:numPr>
+          <w:ilvl w:val="0"/>
+          <w:numId w:val="0"/>
+        </w:numPr>
+        <w:rPr>
+          <w:rStyle w:val="Strong"/>
+          <w:b w:val="0"/>
+          <w:bCs w:val="0"/>
+          <w:color w:val="C00000"/>
+        </w:rPr>
+      </w:pPr>
+      <w:r>
+        <w:rPr>
+          <w:rStyle w:val="Strong"/>
+          <w:b w:val="0"/>
+          <w:bCs w:val="0"/>
+          <w:color w:val="C00000"/>
+        </w:rPr>
+        <w:t xml:space="preserve">    payment_id INT,</w:t>
+      </w:r>
+    </w:p>
+    <w:p>
+      <w:pPr>
+        <w:pStyle w:val="ListBullet"/>
+        <w:numPr>
+          <w:ilvl w:val="0"/>
+          <w:numId w:val="0"/>
+        </w:numPr>
+        <w:rPr>
+          <w:rStyle w:val="Strong"/>
+          <w:b w:val="0"/>
+          <w:bCs w:val="0"/>
+          <w:color w:val="C00000"/>
+        </w:rPr>
+      </w:pPr>
+      <w:r>
+        <w:rPr>
+          <w:rStyle w:val="Strong"/>
+          <w:b w:val="0"/>
+          <w:bCs w:val="0"/>
+          <w:color w:val="C00000"/>
+        </w:rPr>
+        <w:t xml:space="preserve">    card_last_four CHAR(4) NOT NULL,</w:t>
+      </w:r>
+    </w:p>
+    <w:p>
+      <w:pPr>
+        <w:pStyle w:val="ListBullet"/>
+        <w:numPr>
+          <w:ilvl w:val="0"/>
+          <w:numId w:val="0"/>
+        </w:numPr>
+        <w:rPr>
+          <w:rStyle w:val="Strong"/>
+          <w:b w:val="0"/>
+          <w:bCs w:val="0"/>
+          <w:color w:val="C00000"/>
+        </w:rPr>
+      </w:pPr>
+      <w:r>
+        <w:rPr>
+          <w:rStyle w:val="Strong"/>
+          <w:b w:val="0"/>
+          <w:bCs w:val="0"/>
+          <w:color w:val="C00000"/>
+        </w:rPr>
+        <w:t xml:space="preserve">    authorization_code VARCHAR(50) NOT NULL,</w:t>
+      </w:r>
+    </w:p>
+    <w:p>
+      <w:pPr>
+        <w:pStyle w:val="ListBullet"/>
+        <w:numPr>
+          <w:ilvl w:val="0"/>
+          <w:numId w:val="0"/>
+        </w:numPr>
+        <w:rPr>
+          <w:rStyle w:val="Strong"/>
+          <w:b w:val="0"/>
+          <w:bCs w:val="0"/>
+          <w:color w:val="C00000"/>
+        </w:rPr>
+      </w:pPr>
+    </w:p>
+    <w:p>
+      <w:pPr>
+        <w:pStyle w:val="ListBullet"/>
+        <w:numPr>
+          <w:ilvl w:val="0"/>
+          <w:numId w:val="0"/>
+        </w:numPr>
+        <w:rPr>
+          <w:rStyle w:val="Strong"/>
+          <w:b w:val="0"/>
+          <w:bCs w:val="0"/>
+          <w:color w:val="C00000"/>
+        </w:rPr>
+      </w:pPr>
+      <w:r>
+        <w:rPr>
+          <w:rStyle w:val="Strong"/>
+          <w:b w:val="0"/>
+          <w:bCs w:val="0"/>
+          <w:color w:val="C00000"/>
+        </w:rPr>
+        <w:t xml:space="preserve">    CONSTRAINT pk_card_payments</w:t>
+      </w:r>
+    </w:p>
+    <w:p>
+      <w:pPr>
+        <w:pStyle w:val="ListBullet"/>
+        <w:numPr>
+          <w:ilvl w:val="0"/>
+          <w:numId w:val="0"/>
+        </w:numPr>
+        <w:rPr>
+          <w:rStyle w:val="Strong"/>
+          <w:b w:val="0"/>
+          <w:bCs w:val="0"/>
+          <w:color w:val="C00000"/>
+        </w:rPr>
+      </w:pPr>
+      <w:r>
+        <w:rPr>
+          <w:rStyle w:val="Strong"/>
+          <w:b w:val="0"/>
+          <w:bCs w:val="0"/>
+          <w:color w:val="C00000"/>
+        </w:rPr>
+        <w:t xml:space="preserve">        PRIMARY KEY (payment_id),</w:t>
+      </w:r>
+    </w:p>
+    <w:p>
+      <w:pPr>
+        <w:pStyle w:val="ListBullet"/>
+        <w:numPr>
+          <w:ilvl w:val="0"/>
+          <w:numId w:val="0"/>
+        </w:numPr>
+        <w:rPr>
+          <w:rStyle w:val="Strong"/>
+          <w:b w:val="0"/>
+          <w:bCs w:val="0"/>
+          <w:color w:val="C00000"/>
+        </w:rPr>
+      </w:pPr>
+    </w:p>
+    <w:p>
+      <w:pPr>
+        <w:pStyle w:val="ListBullet"/>
+        <w:numPr>
+          <w:ilvl w:val="0"/>
+          <w:numId w:val="0"/>
+        </w:numPr>
+        <w:rPr>
+          <w:rStyle w:val="Strong"/>
+          <w:b w:val="0"/>
+          <w:bCs w:val="0"/>
+          <w:color w:val="C00000"/>
+        </w:rPr>
+      </w:pPr>
+      <w:r>
+        <w:rPr>
+          <w:rStyle w:val="Strong"/>
+          <w:b w:val="0"/>
+          <w:bCs w:val="0"/>
+          <w:color w:val="C00000"/>
+        </w:rPr>
+        <w:t xml:space="preserve">    CONSTRAINT uq_card_authorization</w:t>
+      </w:r>
+    </w:p>
+    <w:p>
+      <w:pPr>
+        <w:pStyle w:val="ListBullet"/>
+        <w:numPr>
+          <w:ilvl w:val="0"/>
+          <w:numId w:val="0"/>
+        </w:numPr>
+        <w:rPr>
+          <w:rStyle w:val="Strong"/>
+          <w:b w:val="0"/>
+          <w:bCs w:val="0"/>
+          <w:color w:val="C00000"/>
+        </w:rPr>
+      </w:pPr>
+      <w:r>
+        <w:rPr>
+          <w:rStyle w:val="Strong"/>
+          <w:b w:val="0"/>
+          <w:bCs w:val="0"/>
+          <w:color w:val="C00000"/>
+        </w:rPr>
+        <w:t xml:space="preserve">        UNIQUE (authorization_code),</w:t>
+      </w:r>
+    </w:p>
+    <w:p>
+      <w:pPr>
+        <w:pStyle w:val="ListBullet"/>
+        <w:numPr>
+          <w:ilvl w:val="0"/>
+          <w:numId w:val="0"/>
+        </w:numPr>
+        <w:rPr>
+          <w:rStyle w:val="Strong"/>
+          <w:b w:val="0"/>
+          <w:bCs w:val="0"/>
+          <w:color w:val="C00000"/>
+        </w:rPr>
+      </w:pPr>
+    </w:p>
+    <w:p>
+      <w:pPr>
+        <w:pStyle w:val="ListBullet"/>
+        <w:numPr>
+          <w:ilvl w:val="0"/>
+          <w:numId w:val="0"/>
+        </w:numPr>
+        <w:rPr>
+          <w:rStyle w:val="Strong"/>
+          <w:b w:val="0"/>
+          <w:bCs w:val="0"/>
+          <w:color w:val="C00000"/>
+        </w:rPr>
+      </w:pPr>
+      <w:r>
+        <w:rPr>
+          <w:rStyle w:val="Strong"/>
+          <w:b w:val="0"/>
+          <w:bCs w:val="0"/>
+          <w:color w:val="C00000"/>
+        </w:rPr>
+        <w:t xml:space="preserve">    CONSTRAINT fk_card_payment</w:t>
+      </w:r>
+    </w:p>
+    <w:p>
+      <w:pPr>
+        <w:pStyle w:val="ListBullet"/>
+        <w:numPr>
+          <w:ilvl w:val="0"/>
+          <w:numId w:val="0"/>
+        </w:numPr>
+        <w:rPr>
+          <w:rStyle w:val="Strong"/>
+          <w:b w:val="0"/>
+          <w:bCs w:val="0"/>
+          <w:color w:val="C00000"/>
+        </w:rPr>
+      </w:pPr>
+      <w:r>
+        <w:rPr>
+          <w:rStyle w:val="Strong"/>
+          <w:b w:val="0"/>
+          <w:bCs w:val="0"/>
+          <w:color w:val="C00000"/>
+        </w:rPr>
+        <w:t xml:space="preserve">        FOREIGN KEY (payment_id)</w:t>
+      </w:r>
+    </w:p>
+    <w:p>
+      <w:pPr>
+        <w:pStyle w:val="ListBullet"/>
+        <w:numPr>
+          <w:ilvl w:val="0"/>
+          <w:numId w:val="0"/>
+        </w:numPr>
+        <w:rPr>
+          <w:rStyle w:val="Strong"/>
+          <w:b w:val="0"/>
+          <w:bCs w:val="0"/>
+          <w:color w:val="C00000"/>
+        </w:rPr>
+      </w:pPr>
+      <w:r>
+        <w:rPr>
+          <w:rStyle w:val="Strong"/>
+          <w:b w:val="0"/>
+          <w:bCs w:val="0"/>
+          <w:color w:val="C00000"/>
+        </w:rPr>
+        <w:t xml:space="preserve">        REFERENCES Payments(payment_id)</w:t>
+      </w:r>
+    </w:p>
+    <w:p>
+      <w:pPr>
+        <w:pStyle w:val="ListBullet"/>
+        <w:numPr>
+          <w:ilvl w:val="0"/>
+          <w:numId w:val="0"/>
+        </w:numPr>
+        <w:rPr>
+          <w:rStyle w:val="Strong"/>
+          <w:b w:val="0"/>
+          <w:bCs w:val="0"/>
+          <w:color w:val="C00000"/>
+        </w:rPr>
+      </w:pPr>
+      <w:r>
+        <w:rPr>
+          <w:rStyle w:val="Strong"/>
+          <w:b w:val="0"/>
+          <w:bCs w:val="0"/>
+          <w:color w:val="C00000"/>
+        </w:rPr>
+        <w:t xml:space="preserve">        ON UPDATE CASCADE</w:t>
+      </w:r>
+    </w:p>
+    <w:p>
+      <w:pPr>
+        <w:pStyle w:val="ListBullet"/>
+        <w:numPr>
+          <w:ilvl w:val="0"/>
+          <w:numId w:val="0"/>
+        </w:numPr>
+        <w:rPr>
+          <w:rStyle w:val="Strong"/>
+          <w:b w:val="0"/>
+          <w:bCs w:val="0"/>
+          <w:color w:val="C00000"/>
+        </w:rPr>
+      </w:pPr>
+      <w:r>
+        <w:rPr>
+          <w:rStyle w:val="Strong"/>
+          <w:b w:val="0"/>
+          <w:bCs w:val="0"/>
+          <w:color w:val="C00000"/>
+        </w:rPr>
+        <w:t xml:space="preserve">        ON DELETE CASCADE,</w:t>
+      </w:r>
+    </w:p>
+    <w:p>
+      <w:pPr>
+        <w:pStyle w:val="ListBullet"/>
+        <w:numPr>
+          <w:ilvl w:val="0"/>
+          <w:numId w:val="0"/>
+        </w:numPr>
+        <w:rPr>
+          <w:rStyle w:val="Strong"/>
+          <w:b w:val="0"/>
+          <w:bCs w:val="0"/>
+          <w:color w:val="C00000"/>
+        </w:rPr>
+      </w:pPr>
+    </w:p>
+    <w:p>
+      <w:pPr>
+        <w:pStyle w:val="ListBullet"/>
+        <w:numPr>
+          <w:ilvl w:val="0"/>
+          <w:numId w:val="0"/>
+        </w:numPr>
+        <w:rPr>
+          <w:rStyle w:val="Strong"/>
+          <w:b w:val="0"/>
+          <w:bCs w:val="0"/>
+          <w:color w:val="C00000"/>
+        </w:rPr>
+      </w:pPr>
+      <w:r>
+        <w:rPr>
+          <w:rStyle w:val="Strong"/>
+          <w:b w:val="0"/>
+          <w:bCs w:val="0"/>
+          <w:color w:val="C00000"/>
+        </w:rPr>
+        <w:t xml:space="preserve">    CONSTRAINT chk_card_last_four</w:t>
+      </w:r>
+    </w:p>
+    <w:p>
+      <w:pPr>
+        <w:pStyle w:val="ListBullet"/>
+        <w:numPr>
+          <w:ilvl w:val="0"/>
+          <w:numId w:val="0"/>
+        </w:numPr>
+        <w:rPr>
+          <w:rStyle w:val="Strong"/>
+          <w:b w:val="0"/>
+          <w:bCs w:val="0"/>
+          <w:color w:val="C00000"/>
+        </w:rPr>
+      </w:pPr>
+      <w:r>
+        <w:rPr>
+          <w:rStyle w:val="Strong"/>
+          <w:b w:val="0"/>
+          <w:bCs w:val="0"/>
+          <w:color w:val="C00000"/>
+        </w:rPr>
+        <w:t xml:space="preserve">        CHECK (card_last_four REGEXP '^[0-9]{4}$')</w:t>
+      </w:r>
+    </w:p>
+    <w:p>
+      <w:pPr>
+        <w:pStyle w:val="ListBullet"/>
+        <w:numPr>
+          <w:ilvl w:val="0"/>
+          <w:numId w:val="0"/>
+        </w:numPr>
+        <w:rPr>
+          <w:rStyle w:val="Strong"/>
+          <w:b w:val="0"/>
+          <w:bCs w:val="0"/>
+          <w:color w:val="C00000"/>
+        </w:rPr>
+      </w:pPr>
+      <w:r>
+        <w:rPr>
+          <w:rStyle w:val="Strong"/>
+          <w:b w:val="0"/>
+          <w:bCs w:val="0"/>
+          <w:color w:val="C00000"/>
+        </w:rPr>
+        <w:t>);</w:t>
+      </w:r>
+    </w:p>
+    <w:p>
+      <w:pPr>
+        <w:pStyle w:val="ListBullet"/>
+        <w:numPr>
+          <w:ilvl w:val="0"/>
+          <w:numId w:val="0"/>
+        </w:numPr>
+        <w:rPr>
+          <w:rStyle w:val="Strong"/>
+          <w:b w:val="0"/>
+          <w:bCs w:val="0"/>
+          <w:color w:val="C00000"/>
+        </w:rPr>
+      </w:pPr>
+    </w:p>
+    <w:p>
+      <w:pPr>
+        <w:pStyle w:val="ListBullet"/>
+        <w:numPr>
+          <w:ilvl w:val="0"/>
+          <w:numId w:val="0"/>
+        </w:numPr>
+        <w:rPr>
+          <w:rStyle w:val="Strong"/>
+          <w:b w:val="0"/>
+          <w:bCs w:val="0"/>
+          <w:color w:val="C00000"/>
+        </w:rPr>
+      </w:pPr>
+    </w:p>
+    <w:p>
+      <w:pPr>
+        <w:pStyle w:val="ListBullet"/>
+        <w:numPr>
+          <w:ilvl w:val="0"/>
+          <w:numId w:val="0"/>
+        </w:numPr>
+        <w:rPr>
+          <w:rStyle w:val="Strong"/>
+          <w:b w:val="0"/>
+          <w:bCs w:val="0"/>
+          <w:color w:val="C00000"/>
+        </w:rPr>
+      </w:pPr>
+      <w:r>
+        <w:rPr>
+          <w:rStyle w:val="Strong"/>
+          <w:b w:val="0"/>
+          <w:bCs w:val="0"/>
+          <w:color w:val="C00000"/>
+        </w:rPr>
+        <w:t>CREATE TABLE Insurance_Payments (</w:t>
+      </w:r>
+    </w:p>
+    <w:p>
+      <w:pPr>
+        <w:pStyle w:val="ListBullet"/>
+        <w:numPr>
+          <w:ilvl w:val="0"/>
+          <w:numId w:val="0"/>
+        </w:numPr>
+        <w:rPr>
+          <w:rStyle w:val="Strong"/>
+          <w:b w:val="0"/>
+          <w:bCs w:val="0"/>
+          <w:color w:val="C00000"/>
+        </w:rPr>
+      </w:pPr>
+      <w:r>
+        <w:rPr>
+          <w:rStyle w:val="Strong"/>
+          <w:b w:val="0"/>
+          <w:bCs w:val="0"/>
+          <w:color w:val="C00000"/>
+        </w:rPr>
+        <w:t xml:space="preserve">    payment_id INT,</w:t>
+      </w:r>
+    </w:p>
+    <w:p>
+      <w:pPr>
+        <w:pStyle w:val="ListBullet"/>
+        <w:numPr>
+          <w:ilvl w:val="0"/>
+          <w:numId w:val="0"/>
+        </w:numPr>
+        <w:rPr>
+          <w:rStyle w:val="Strong"/>
+          <w:b w:val="0"/>
+          <w:bCs w:val="0"/>
+          <w:color w:val="C00000"/>
+        </w:rPr>
+      </w:pPr>
+      <w:r>
+        <w:rPr>
+          <w:rStyle w:val="Strong"/>
+          <w:b w:val="0"/>
+          <w:bCs w:val="0"/>
+          <w:color w:val="C00000"/>
+        </w:rPr>
+        <w:t xml:space="preserve">    insurance_provider VARCHAR(100) NOT NULL,</w:t>
+      </w:r>
+    </w:p>
+    <w:p>
+      <w:pPr>
+        <w:pStyle w:val="ListBullet"/>
+        <w:numPr>
+          <w:ilvl w:val="0"/>
+          <w:numId w:val="0"/>
+        </w:numPr>
+        <w:rPr>
+          <w:rStyle w:val="Strong"/>
+          <w:b w:val="0"/>
+          <w:bCs w:val="0"/>
+          <w:color w:val="C00000"/>
+        </w:rPr>
+      </w:pPr>
+      <w:r>
+        <w:rPr>
+          <w:rStyle w:val="Strong"/>
+          <w:b w:val="0"/>
+          <w:bCs w:val="0"/>
+          <w:color w:val="C00000"/>
+        </w:rPr>
+        <w:t xml:space="preserve">    claim_number VARCHAR(50) NOT NULL,</w:t>
+      </w:r>
+    </w:p>
+    <w:p>
+      <w:pPr>
+        <w:pStyle w:val="ListBullet"/>
+        <w:numPr>
+          <w:ilvl w:val="0"/>
+          <w:numId w:val="0"/>
+        </w:numPr>
+        <w:rPr>
+          <w:rStyle w:val="Strong"/>
+          <w:b w:val="0"/>
+          <w:bCs w:val="0"/>
+          <w:color w:val="C00000"/>
+        </w:rPr>
+      </w:pPr>
+    </w:p>
+    <w:p>
+      <w:pPr>
+        <w:pStyle w:val="ListBullet"/>
+        <w:numPr>
+          <w:ilvl w:val="0"/>
+          <w:numId w:val="0"/>
+        </w:numPr>
+        <w:rPr>
+          <w:rStyle w:val="Strong"/>
+          <w:b w:val="0"/>
+          <w:bCs w:val="0"/>
+          <w:color w:val="C00000"/>
+        </w:rPr>
+      </w:pPr>
+      <w:r>
+        <w:rPr>
+          <w:rStyle w:val="Strong"/>
+          <w:b w:val="0"/>
+          <w:bCs w:val="0"/>
+          <w:color w:val="C00000"/>
+        </w:rPr>
+        <w:t xml:space="preserve">    CONSTRAINT pk_insurance_payments</w:t>
+      </w:r>
+    </w:p>
+    <w:p>
+      <w:pPr>
+        <w:pStyle w:val="ListBullet"/>
+        <w:numPr>
+          <w:ilvl w:val="0"/>
+          <w:numId w:val="0"/>
+        </w:numPr>
+        <w:rPr>
+          <w:rStyle w:val="Strong"/>
+          <w:b w:val="0"/>
+          <w:bCs w:val="0"/>
+          <w:color w:val="C00000"/>
+        </w:rPr>
+      </w:pPr>
+      <w:r>
+        <w:rPr>
+          <w:rStyle w:val="Strong"/>
+          <w:b w:val="0"/>
+          <w:bCs w:val="0"/>
+          <w:color w:val="C00000"/>
+        </w:rPr>
+        <w:t xml:space="preserve">        PRIMARY KEY (payment_id),</w:t>
+      </w:r>
+    </w:p>
+    <w:p>
+      <w:pPr>
+        <w:pStyle w:val="ListBullet"/>
+        <w:numPr>
+          <w:ilvl w:val="0"/>
+          <w:numId w:val="0"/>
+        </w:numPr>
+        <w:rPr>
+          <w:rStyle w:val="Strong"/>
+          <w:b w:val="0"/>
+          <w:bCs w:val="0"/>
+          <w:color w:val="C00000"/>
+        </w:rPr>
+      </w:pPr>
+    </w:p>
+    <w:p>
+      <w:pPr>
+        <w:pStyle w:val="ListBullet"/>
+        <w:numPr>
+          <w:ilvl w:val="0"/>
+          <w:numId w:val="0"/>
+        </w:numPr>
+        <w:rPr>
+          <w:rStyle w:val="Strong"/>
+          <w:b w:val="0"/>
+          <w:bCs w:val="0"/>
+          <w:color w:val="C00000"/>
+        </w:rPr>
+      </w:pPr>
+      <w:r>
+        <w:rPr>
+          <w:rStyle w:val="Strong"/>
+          <w:b w:val="0"/>
+          <w:bCs w:val="0"/>
+          <w:color w:val="C00000"/>
+        </w:rPr>
+        <w:t xml:space="preserve">    CONSTRAINT uq_insurance_claim</w:t>
+      </w:r>
+    </w:p>
+    <w:p>
+      <w:pPr>
+        <w:pStyle w:val="ListBullet"/>
+        <w:numPr>
+          <w:ilvl w:val="0"/>
+          <w:numId w:val="0"/>
+        </w:numPr>
+        <w:rPr>
+          <w:rStyle w:val="Strong"/>
+          <w:b w:val="0"/>
+          <w:bCs w:val="0"/>
+          <w:color w:val="C00000"/>
+        </w:rPr>
+      </w:pPr>
+      <w:r>
+        <w:rPr>
+          <w:rStyle w:val="Strong"/>
+          <w:b w:val="0"/>
+          <w:bCs w:val="0"/>
+          <w:color w:val="C00000"/>
+        </w:rPr>
+        <w:t xml:space="preserve">        UNIQUE (claim_number),</w:t>
+      </w:r>
+    </w:p>
+    <w:p>
+      <w:pPr>
+        <w:pStyle w:val="ListBullet"/>
+        <w:numPr>
+          <w:ilvl w:val="0"/>
+          <w:numId w:val="0"/>
+        </w:numPr>
+        <w:rPr>
+          <w:rStyle w:val="Strong"/>
+          <w:b w:val="0"/>
+          <w:bCs w:val="0"/>
+          <w:color w:val="C00000"/>
+        </w:rPr>
+      </w:pPr>
+    </w:p>
+    <w:p>
+      <w:pPr>
+        <w:pStyle w:val="ListBullet"/>
+        <w:numPr>
+          <w:ilvl w:val="0"/>
+          <w:numId w:val="0"/>
+        </w:numPr>
+        <w:rPr>
+          <w:rStyle w:val="Strong"/>
+          <w:b w:val="0"/>
+          <w:bCs w:val="0"/>
+          <w:color w:val="C00000"/>
+        </w:rPr>
+      </w:pPr>
+      <w:r>
+        <w:rPr>
+          <w:rStyle w:val="Strong"/>
+          <w:b w:val="0"/>
+          <w:bCs w:val="0"/>
+          <w:color w:val="C00000"/>
+        </w:rPr>
+        <w:t xml:space="preserve">    CONSTRAINT fk_insurance_payment</w:t>
+      </w:r>
+    </w:p>
+    <w:p>
+      <w:pPr>
+        <w:pStyle w:val="ListBullet"/>
+        <w:numPr>
+          <w:ilvl w:val="0"/>
+          <w:numId w:val="0"/>
+        </w:numPr>
+        <w:rPr>
+          <w:rStyle w:val="Strong"/>
+          <w:b w:val="0"/>
+          <w:bCs w:val="0"/>
+          <w:color w:val="C00000"/>
+        </w:rPr>
+      </w:pPr>
+      <w:r>
+        <w:rPr>
+          <w:rStyle w:val="Strong"/>
+          <w:b w:val="0"/>
+          <w:bCs w:val="0"/>
+          <w:color w:val="C00000"/>
+        </w:rPr>
+        <w:t xml:space="preserve">        FOREIGN KEY (payment_id)</w:t>
+      </w:r>
+    </w:p>
+    <w:p>
+      <w:pPr>
+        <w:pStyle w:val="ListBullet"/>
+        <w:numPr>
+          <w:ilvl w:val="0"/>
+          <w:numId w:val="0"/>
+        </w:numPr>
+        <w:rPr>
+          <w:rStyle w:val="Strong"/>
+          <w:b w:val="0"/>
+          <w:bCs w:val="0"/>
+          <w:color w:val="C00000"/>
+        </w:rPr>
+      </w:pPr>
+      <w:r>
+        <w:rPr>
+          <w:rStyle w:val="Strong"/>
+          <w:b w:val="0"/>
+          <w:bCs w:val="0"/>
+          <w:color w:val="C00000"/>
+        </w:rPr>
+        <w:t xml:space="preserve">        REFERENCES Payments(payment_id)</w:t>
+      </w:r>
+    </w:p>
+    <w:p>
+      <w:pPr>
+        <w:pStyle w:val="ListBullet"/>
+        <w:numPr>
+          <w:ilvl w:val="0"/>
+          <w:numId w:val="0"/>
+        </w:numPr>
+        <w:rPr>
+          <w:rStyle w:val="Strong"/>
+          <w:b w:val="0"/>
+          <w:bCs w:val="0"/>
+          <w:color w:val="C00000"/>
+        </w:rPr>
+      </w:pPr>
+      <w:r>
+        <w:rPr>
+          <w:rStyle w:val="Strong"/>
+          <w:b w:val="0"/>
+          <w:bCs w:val="0"/>
+          <w:color w:val="C00000"/>
+        </w:rPr>
+        <w:t xml:space="preserve">        ON UPDATE CASCADE</w:t>
+      </w:r>
+    </w:p>
+    <w:p>
+      <w:pPr>
+        <w:pStyle w:val="ListBullet"/>
+        <w:numPr>
+          <w:ilvl w:val="0"/>
+          <w:numId w:val="0"/>
+        </w:numPr>
+        <w:rPr>
+          <w:rStyle w:val="Strong"/>
+          <w:b w:val="0"/>
+          <w:bCs w:val="0"/>
+          <w:color w:val="C00000"/>
+        </w:rPr>
+      </w:pPr>
+      <w:r>
+        <w:rPr>
+          <w:rStyle w:val="Strong"/>
+          <w:b w:val="0"/>
+          <w:bCs w:val="0"/>
+          <w:color w:val="C00000"/>
+        </w:rPr>
+        <w:t xml:space="preserve">        ON DELETE CASCADE</w:t>
+      </w:r>
+    </w:p>
+    <w:p>
+      <w:pPr>
+        <w:pStyle w:val="ListBullet"/>
+        <w:numPr>
+          <w:ilvl w:val="0"/>
+          <w:numId w:val="0"/>
+        </w:numPr>
+        <w:rPr>
+          <w:rStyle w:val="Strong"/>
+          <w:b w:val="0"/>
+          <w:bCs w:val="0"/>
+          <w:color w:val="C00000"/>
+        </w:rPr>
+      </w:pPr>
+      <w:r>
+        <w:rPr>
+          <w:rStyle w:val="Strong"/>
+          <w:b w:val="0"/>
+          <w:bCs w:val="0"/>
+          <w:color w:val="C00000"/>
+        </w:rPr>
+        <w:t>);</w:t>
+      </w:r>
+    </w:p>
+    <w:p>
+      <w:pPr>
+        <w:pStyle w:val="ListBullet"/>
+        <w:numPr>
+          <w:ilvl w:val="0"/>
+          <w:numId w:val="0"/>
+        </w:numPr>
+        <w:rPr>
+          <w:color w:val="C00000"/>
+        </w:rPr>
+      </w:pPr>
+      <w:bookmarkStart w:id="6" w:name="_GoBack"/>
+      <w:bookmarkEnd w:id="6"/>
     </w:p>
     <w:p>
       <w:pPr>
@@ -10285,25 +15382,7 @@
           <w:sz w:val="24"/>
           <w:szCs w:val="24"/>
         </w:rPr>
-        <w:t xml:space="preserve">If you used any AI tools during this project (e.g., </w:t>
-      </w:r>
-      <w:proofErr w:type="spellStart"/>
-      <w:r>
-        <w:rPr>
-          <w:rFonts w:ascii="Times New Roman" w:hAnsi="Times New Roman" w:cs="Times New Roman"/>
-          <w:sz w:val="24"/>
-          <w:szCs w:val="24"/>
-        </w:rPr>
-        <w:t>ChatGPT</w:t>
-      </w:r>
-      <w:proofErr w:type="spellEnd"/>
-      <w:r>
-        <w:rPr>
-          <w:rFonts w:ascii="Times New Roman" w:hAnsi="Times New Roman" w:cs="Times New Roman"/>
-          <w:sz w:val="24"/>
-          <w:szCs w:val="24"/>
-        </w:rPr>
-        <w:t xml:space="preserve">, Claude, Copilot), disclose which tool(s), for what specific purpose (e.g., debugging, grammar checking, brainstorming), and how you verified or modified the output. </w:t>
+        <w:t xml:space="preserve">If you used any AI tools during this project (e.g., ChatGPT, Claude, Copilot), disclose which tool(s), for what specific purpose (e.g., debugging, grammar checking, brainstorming), and how you verified or modified the output. </w:t>
       </w:r>
     </w:p>
     <w:p>
@@ -10428,9 +15507,30 @@
           <w:sz w:val="24"/>
           <w:szCs w:val="24"/>
         </w:rPr>
-        <w:t>SQL Script (.</w:t>
-      </w:r>
-      <w:proofErr w:type="spellStart"/>
+        <w:t>SQL Script (.sql)</w:t>
+      </w:r>
+      <w:r>
+        <w:rPr>
+          <w:rFonts w:ascii="Times New Roman" w:hAnsi="Times New Roman" w:cs="Times New Roman"/>
+          <w:sz w:val="24"/>
+          <w:szCs w:val="24"/>
+        </w:rPr>
+        <w:t xml:space="preserve"> – Complete SQL implementation of the project. </w:t>
+      </w:r>
+    </w:p>
+    <w:p>
+      <w:pPr>
+        <w:numPr>
+          <w:ilvl w:val="0"/>
+          <w:numId w:val="22"/>
+        </w:numPr>
+        <w:spacing w:after="200" w:line="276" w:lineRule="auto"/>
+        <w:rPr>
+          <w:rFonts w:ascii="Times New Roman" w:hAnsi="Times New Roman" w:cs="Times New Roman"/>
+          <w:sz w:val="24"/>
+          <w:szCs w:val="24"/>
+        </w:rPr>
+      </w:pPr>
       <w:r>
         <w:rPr>
           <w:rFonts w:ascii="Times New Roman" w:hAnsi="Times New Roman" w:cs="Times New Roman"/>
@@ -10439,9 +15539,30 @@
           <w:sz w:val="24"/>
           <w:szCs w:val="24"/>
         </w:rPr>
-        <w:t>sql</w:t>
-      </w:r>
-      <w:proofErr w:type="spellEnd"/>
+        <w:t>GitHub Repository</w:t>
+      </w:r>
+      <w:r>
+        <w:rPr>
+          <w:rFonts w:ascii="Times New Roman" w:hAnsi="Times New Roman" w:cs="Times New Roman"/>
+          <w:sz w:val="24"/>
+          <w:szCs w:val="24"/>
+        </w:rPr>
+        <w:t xml:space="preserve"> – Repository link with the complete project and commit history. </w:t>
+      </w:r>
+    </w:p>
+    <w:p>
+      <w:pPr>
+        <w:numPr>
+          <w:ilvl w:val="0"/>
+          <w:numId w:val="22"/>
+        </w:numPr>
+        <w:spacing w:after="200" w:line="276" w:lineRule="auto"/>
+        <w:rPr>
+          <w:rFonts w:ascii="Times New Roman" w:hAnsi="Times New Roman" w:cs="Times New Roman"/>
+          <w:sz w:val="24"/>
+          <w:szCs w:val="24"/>
+        </w:rPr>
+      </w:pPr>
       <w:r>
         <w:rPr>
           <w:rFonts w:ascii="Times New Roman" w:hAnsi="Times New Roman" w:cs="Times New Roman"/>
@@ -10450,7 +15571,7 @@
           <w:sz w:val="24"/>
           <w:szCs w:val="24"/>
         </w:rPr>
-        <w:t>)</w:t>
+        <w:t>Mid-Project Progress Report</w:t>
       </w:r>
       <w:r>
         <w:rPr>
@@ -10458,7 +15579,7 @@
           <w:sz w:val="24"/>
           <w:szCs w:val="24"/>
         </w:rPr>
-        <w:t xml:space="preserve"> – Complete SQL implementation of the project. </w:t>
+        <w:t xml:space="preserve"> – Summary of progress, challenges, decisions, and team contributions. </w:t>
       </w:r>
     </w:p>
     <w:p>
@@ -10482,7 +15603,7 @@
           <w:sz w:val="24"/>
           <w:szCs w:val="24"/>
         </w:rPr>
-        <w:t>GitHub Repository</w:t>
+        <w:t>Project Artifacts</w:t>
       </w:r>
       <w:r>
         <w:rPr>
@@ -10490,14 +15611,14 @@
           <w:sz w:val="24"/>
           <w:szCs w:val="24"/>
         </w:rPr>
-        <w:t xml:space="preserve"> – Repository link with the complete project and commit history. </w:t>
-      </w:r>
-    </w:p>
-    <w:p>
-      <w:pPr>
-        <w:numPr>
-          <w:ilvl w:val="0"/>
-          <w:numId w:val="22"/>
+        <w:t xml:space="preserve"> </w:t>
+      </w:r>
+    </w:p>
+    <w:p>
+      <w:pPr>
+        <w:numPr>
+          <w:ilvl w:val="1"/>
+          <w:numId w:val="27"/>
         </w:numPr>
         <w:spacing w:after="200" w:line="276" w:lineRule="auto"/>
         <w:rPr>
@@ -10509,154 +15630,54 @@
       <w:r>
         <w:rPr>
           <w:rFonts w:ascii="Times New Roman" w:hAnsi="Times New Roman" w:cs="Times New Roman"/>
-          <w:b/>
-          <w:bCs/>
           <w:sz w:val="24"/>
           <w:szCs w:val="24"/>
         </w:rPr>
-        <w:t>Mid-Project Progress Report</w:t>
-      </w:r>
-      <w:r>
+        <w:t>Live report document (with edit history): [link]</w:t>
+      </w:r>
+    </w:p>
+    <w:p>
+      <w:pPr>
+        <w:numPr>
+          <w:ilvl w:val="1"/>
+          <w:numId w:val="27"/>
+        </w:numPr>
+        <w:spacing w:after="200" w:line="276" w:lineRule="auto"/>
         <w:rPr>
           <w:rFonts w:ascii="Times New Roman" w:hAnsi="Times New Roman" w:cs="Times New Roman"/>
           <w:sz w:val="24"/>
           <w:szCs w:val="24"/>
         </w:rPr>
-        <w:t xml:space="preserve"> – Summary of progress, challenges, decisions, and team contributions. </w:t>
-      </w:r>
-    </w:p>
-    <w:p>
-      <w:pPr>
-        <w:numPr>
-          <w:ilvl w:val="0"/>
-          <w:numId w:val="22"/>
-        </w:numPr>
-        <w:spacing w:after="200" w:line="276" w:lineRule="auto"/>
+      </w:pPr>
+      <w:r>
         <w:rPr>
           <w:rFonts w:ascii="Times New Roman" w:hAnsi="Times New Roman" w:cs="Times New Roman"/>
           <w:sz w:val="24"/>
           <w:szCs w:val="24"/>
         </w:rPr>
-      </w:pPr>
-      <w:r>
-        <w:rPr>
-          <w:rFonts w:ascii="Times New Roman" w:hAnsi="Times New Roman" w:cs="Times New Roman"/>
-          <w:b/>
-          <w:bCs/>
-          <w:sz w:val="24"/>
-          <w:szCs w:val="24"/>
-        </w:rPr>
-        <w:t>Project Artifacts</w:t>
-      </w:r>
-      <w:r>
+        <w:t>GitHub/GitLab repository (with commit history): [link]</w:t>
+      </w:r>
+    </w:p>
+    <w:p>
+      <w:pPr>
+        <w:numPr>
+          <w:ilvl w:val="1"/>
+          <w:numId w:val="27"/>
+        </w:numPr>
+        <w:spacing w:after="200" w:line="276" w:lineRule="auto"/>
         <w:rPr>
           <w:rFonts w:ascii="Times New Roman" w:hAnsi="Times New Roman" w:cs="Times New Roman"/>
           <w:sz w:val="24"/>
           <w:szCs w:val="24"/>
         </w:rPr>
-        <w:t xml:space="preserve"> </w:t>
-      </w:r>
-    </w:p>
-    <w:p>
-      <w:pPr>
-        <w:numPr>
-          <w:ilvl w:val="1"/>
-          <w:numId w:val="27"/>
-        </w:numPr>
-        <w:spacing w:after="200" w:line="276" w:lineRule="auto"/>
+      </w:pPr>
+      <w:r>
         <w:rPr>
           <w:rFonts w:ascii="Times New Roman" w:hAnsi="Times New Roman" w:cs="Times New Roman"/>
           <w:sz w:val="24"/>
           <w:szCs w:val="24"/>
         </w:rPr>
-      </w:pPr>
-      <w:r>
-        <w:rPr>
-          <w:rFonts w:ascii="Times New Roman" w:hAnsi="Times New Roman" w:cs="Times New Roman"/>
-          <w:sz w:val="24"/>
-          <w:szCs w:val="24"/>
-        </w:rPr>
-        <w:t>Live report document (with edit history): [link]</w:t>
-      </w:r>
-    </w:p>
-    <w:p>
-      <w:pPr>
-        <w:numPr>
-          <w:ilvl w:val="1"/>
-          <w:numId w:val="27"/>
-        </w:numPr>
-        <w:spacing w:after="200" w:line="276" w:lineRule="auto"/>
-        <w:rPr>
-          <w:rFonts w:ascii="Times New Roman" w:hAnsi="Times New Roman" w:cs="Times New Roman"/>
-          <w:sz w:val="24"/>
-          <w:szCs w:val="24"/>
-        </w:rPr>
-      </w:pPr>
-      <w:r>
-        <w:rPr>
-          <w:rFonts w:ascii="Times New Roman" w:hAnsi="Times New Roman" w:cs="Times New Roman"/>
-          <w:sz w:val="24"/>
-          <w:szCs w:val="24"/>
-        </w:rPr>
-        <w:t>GitHub/</w:t>
-      </w:r>
-      <w:proofErr w:type="spellStart"/>
-      <w:r>
-        <w:rPr>
-          <w:rFonts w:ascii="Times New Roman" w:hAnsi="Times New Roman" w:cs="Times New Roman"/>
-          <w:sz w:val="24"/>
-          <w:szCs w:val="24"/>
-        </w:rPr>
-        <w:t>GitLab</w:t>
-      </w:r>
-      <w:proofErr w:type="spellEnd"/>
-      <w:r>
-        <w:rPr>
-          <w:rFonts w:ascii="Times New Roman" w:hAnsi="Times New Roman" w:cs="Times New Roman"/>
-          <w:sz w:val="24"/>
-          <w:szCs w:val="24"/>
-        </w:rPr>
-        <w:t xml:space="preserve"> repository (with commit history): [link]</w:t>
-      </w:r>
-    </w:p>
-    <w:p>
-      <w:pPr>
-        <w:numPr>
-          <w:ilvl w:val="1"/>
-          <w:numId w:val="27"/>
-        </w:numPr>
-        <w:spacing w:after="200" w:line="276" w:lineRule="auto"/>
-        <w:rPr>
-          <w:rFonts w:ascii="Times New Roman" w:hAnsi="Times New Roman" w:cs="Times New Roman"/>
-          <w:sz w:val="24"/>
-          <w:szCs w:val="24"/>
-        </w:rPr>
-      </w:pPr>
-      <w:r>
-        <w:rPr>
-          <w:rFonts w:ascii="Times New Roman" w:hAnsi="Times New Roman" w:cs="Times New Roman"/>
-          <w:sz w:val="24"/>
-          <w:szCs w:val="24"/>
-        </w:rPr>
-        <w:t xml:space="preserve">Google </w:t>
-      </w:r>
-      <w:proofErr w:type="spellStart"/>
-      <w:r>
-        <w:rPr>
-          <w:rFonts w:ascii="Times New Roman" w:hAnsi="Times New Roman" w:cs="Times New Roman"/>
-          <w:sz w:val="24"/>
-          <w:szCs w:val="24"/>
-        </w:rPr>
-        <w:t>Colab</w:t>
-      </w:r>
-      <w:proofErr w:type="spellEnd"/>
-      <w:r>
-        <w:rPr>
-          <w:rFonts w:ascii="Times New Roman" w:hAnsi="Times New Roman" w:cs="Times New Roman"/>
-          <w:sz w:val="24"/>
-          <w:szCs w:val="24"/>
-        </w:rPr>
-        <w:t xml:space="preserve"> notebook (if applicable): [link]</w:t>
+        <w:t>Google Colab notebook (if applicable): [link]</w:t>
       </w:r>
     </w:p>
     <w:p>
@@ -10757,7 +15778,7 @@
               <wp:docPr id="1349517934" name="Text Box 9" descr="Restricted - مقيد ">
                 <a:extLst xmlns:a="http://schemas.openxmlformats.org/drawingml/2006/main">
                   <a:ext uri="{5AE41FA2-C0FF-4470-9BD4-5FADCA87CBE2}">
-                    <aclsh:classification xmlns:aclsh="http://schemas.microsoft.com/office/drawing/2020/classificationShape" xmlns:w16du="http://schemas.microsoft.com/office/word/2023/wordml/word16du" xmlns:w16sdtfl="http://schemas.microsoft.com/office/word/2024/wordml/sdtformatlock" xmlns:w16sdtdh="http://schemas.microsoft.com/office/word/2020/wordml/sdtdatahash" xmlns:w16="http://schemas.microsoft.com/office/word/2018/wordml" xmlns:w16cid="http://schemas.microsoft.com/office/word/2016/wordml/cid" xmlns:w16cex="http://schemas.microsoft.com/office/word/2018/wordml/cex" xmlns:w16cei="http://schemas.microsoft.com/office/word/2026/wordml/cei" xmlns:w="http://schemas.openxmlformats.org/wordprocessingml/2006/main" xmlns:w10="urn:schemas-microsoft-com:office:word" xmlns:v="urn:schemas-microsoft-com:vml" xmlns:o="urn:schemas-microsoft-com:office:office" xmlns:oel="http://schemas.microsoft.com/office/2019/extlst" xmlns:am3d="http://schemas.microsoft.com/office/drawing/2017/model3d" xmlns:aink="http://schemas.microsoft.com/office/drawing/2016/ink" xmlns:cx8="http://schemas.microsoft.com/office/drawing/2016/5/14/chartex" xmlns:cx7="http://schemas.microsoft.com/office/drawing/2016/5/13/chartex" xmlns:cx6="http://schemas.microsoft.com/office/drawing/2016/5/12/chartex" xmlns:cx5="http://schemas.microsoft.com/office/drawing/2016/5/11/chartex" xmlns:cx4="http://schemas.microsoft.com/office/drawing/2016/5/10/chartex" xmlns:cx3="http://schemas.microsoft.com/office/drawing/2016/5/9/chartex" xmlns:cx2="http://schemas.microsoft.com/office/drawing/2015/10/21/chartex" xmlns:cx1="http://schemas.microsoft.com/office/drawing/2015/9/8/chartex" xmlns="" classificationOutcomeType="ftr"/>
+                    <aclsh:classification xmlns="" xmlns:cx1="http://schemas.microsoft.com/office/drawing/2015/9/8/chartex" xmlns:cx2="http://schemas.microsoft.com/office/drawing/2015/10/21/chartex" xmlns:cx3="http://schemas.microsoft.com/office/drawing/2016/5/9/chartex" xmlns:cx4="http://schemas.microsoft.com/office/drawing/2016/5/10/chartex" xmlns:cx5="http://schemas.microsoft.com/office/drawing/2016/5/11/chartex" xmlns:cx6="http://schemas.microsoft.com/office/drawing/2016/5/12/chartex" xmlns:cx7="http://schemas.microsoft.com/office/drawing/2016/5/13/chartex" xmlns:cx8="http://schemas.microsoft.com/office/drawing/2016/5/14/chartex" xmlns:aink="http://schemas.microsoft.com/office/drawing/2016/ink" xmlns:am3d="http://schemas.microsoft.com/office/drawing/2017/model3d" xmlns:oel="http://schemas.microsoft.com/office/2019/extlst" xmlns:o="urn:schemas-microsoft-com:office:office" xmlns:v="urn:schemas-microsoft-com:vml" xmlns:w10="urn:schemas-microsoft-com:office:word" xmlns:w="http://schemas.openxmlformats.org/wordprocessingml/2006/main" xmlns:w16cei="http://schemas.microsoft.com/office/word/2026/wordml/cei" xmlns:w16cex="http://schemas.microsoft.com/office/word/2018/wordml/cex" xmlns:w16cid="http://schemas.microsoft.com/office/word/2016/wordml/cid" xmlns:w16="http://schemas.microsoft.com/office/word/2018/wordml" xmlns:w16sdtdh="http://schemas.microsoft.com/office/word/2020/wordml/sdtdatahash" xmlns:w16sdtfl="http://schemas.microsoft.com/office/word/2024/wordml/sdtformatlock" xmlns:w16du="http://schemas.microsoft.com/office/word/2023/wordml/word16du" xmlns:aclsh="http://schemas.microsoft.com/office/drawing/2020/classificationShape" classificationOutcomeType="ftr"/>
                   </a:ext>
                 </a:extLst>
               </wp:docPr>
@@ -10915,7 +15936,7 @@
               <wp:docPr id="1992261074" name="Text Box 10" descr="Restricted - مقيد ">
                 <a:extLst xmlns:a="http://schemas.openxmlformats.org/drawingml/2006/main">
                   <a:ext uri="{5AE41FA2-C0FF-4470-9BD4-5FADCA87CBE2}">
-                    <aclsh:classification xmlns:aclsh="http://schemas.microsoft.com/office/drawing/2020/classificationShape" xmlns:w16du="http://schemas.microsoft.com/office/word/2023/wordml/word16du" xmlns:w16sdtfl="http://schemas.microsoft.com/office/word/2024/wordml/sdtformatlock" xmlns:w16sdtdh="http://schemas.microsoft.com/office/word/2020/wordml/sdtdatahash" xmlns:w16="http://schemas.microsoft.com/office/word/2018/wordml" xmlns:w16cid="http://schemas.microsoft.com/office/word/2016/wordml/cid" xmlns:w16cex="http://schemas.microsoft.com/office/word/2018/wordml/cex" xmlns:w16cei="http://schemas.microsoft.com/office/word/2026/wordml/cei" xmlns:w="http://schemas.openxmlformats.org/wordprocessingml/2006/main" xmlns:w10="urn:schemas-microsoft-com:office:word" xmlns:v="urn:schemas-microsoft-com:vml" xmlns:o="urn:schemas-microsoft-com:office:office" xmlns:oel="http://schemas.microsoft.com/office/2019/extlst" xmlns:am3d="http://schemas.microsoft.com/office/drawing/2017/model3d" xmlns:aink="http://schemas.microsoft.com/office/drawing/2016/ink" xmlns:cx8="http://schemas.microsoft.com/office/drawing/2016/5/14/chartex" xmlns:cx7="http://schemas.microsoft.com/office/drawing/2016/5/13/chartex" xmlns:cx6="http://schemas.microsoft.com/office/drawing/2016/5/12/chartex" xmlns:cx5="http://schemas.microsoft.com/office/drawing/2016/5/11/chartex" xmlns:cx4="http://schemas.microsoft.com/office/drawing/2016/5/10/chartex" xmlns:cx3="http://schemas.microsoft.com/office/drawing/2016/5/9/chartex" xmlns:cx2="http://schemas.microsoft.com/office/drawing/2015/10/21/chartex" xmlns:cx1="http://schemas.microsoft.com/office/drawing/2015/9/8/chartex" xmlns="" classificationOutcomeType="ftr"/>
+                    <aclsh:classification xmlns="" xmlns:cx1="http://schemas.microsoft.com/office/drawing/2015/9/8/chartex" xmlns:cx2="http://schemas.microsoft.com/office/drawing/2015/10/21/chartex" xmlns:cx3="http://schemas.microsoft.com/office/drawing/2016/5/9/chartex" xmlns:cx4="http://schemas.microsoft.com/office/drawing/2016/5/10/chartex" xmlns:cx5="http://schemas.microsoft.com/office/drawing/2016/5/11/chartex" xmlns:cx6="http://schemas.microsoft.com/office/drawing/2016/5/12/chartex" xmlns:cx7="http://schemas.microsoft.com/office/drawing/2016/5/13/chartex" xmlns:cx8="http://schemas.microsoft.com/office/drawing/2016/5/14/chartex" xmlns:aink="http://schemas.microsoft.com/office/drawing/2016/ink" xmlns:am3d="http://schemas.microsoft.com/office/drawing/2017/model3d" xmlns:oel="http://schemas.microsoft.com/office/2019/extlst" xmlns:o="urn:schemas-microsoft-com:office:office" xmlns:v="urn:schemas-microsoft-com:vml" xmlns:w10="urn:schemas-microsoft-com:office:word" xmlns:w="http://schemas.openxmlformats.org/wordprocessingml/2006/main" xmlns:w16cei="http://schemas.microsoft.com/office/word/2026/wordml/cei" xmlns:w16cex="http://schemas.microsoft.com/office/word/2018/wordml/cex" xmlns:w16cid="http://schemas.microsoft.com/office/word/2016/wordml/cid" xmlns:w16="http://schemas.microsoft.com/office/word/2018/wordml" xmlns:w16sdtdh="http://schemas.microsoft.com/office/word/2020/wordml/sdtdatahash" xmlns:w16sdtfl="http://schemas.microsoft.com/office/word/2024/wordml/sdtformatlock" xmlns:w16du="http://schemas.microsoft.com/office/word/2023/wordml/word16du" xmlns:aclsh="http://schemas.microsoft.com/office/drawing/2020/classificationShape" classificationOutcomeType="ftr"/>
                   </a:ext>
                 </a:extLst>
               </wp:docPr>
@@ -11073,7 +16094,7 @@
               <wp:docPr id="786098250" name="Text Box 8" descr="Restricted - مقيد ">
                 <a:extLst xmlns:a="http://schemas.openxmlformats.org/drawingml/2006/main">
                   <a:ext uri="{5AE41FA2-C0FF-4470-9BD4-5FADCA87CBE2}">
-                    <aclsh:classification xmlns:aclsh="http://schemas.microsoft.com/office/drawing/2020/classificationShape" xmlns:w16du="http://schemas.microsoft.com/office/word/2023/wordml/word16du" xmlns:w16sdtfl="http://schemas.microsoft.com/office/word/2024/wordml/sdtformatlock" xmlns:w16sdtdh="http://schemas.microsoft.com/office/word/2020/wordml/sdtdatahash" xmlns:w16="http://schemas.microsoft.com/office/word/2018/wordml" xmlns:w16cid="http://schemas.microsoft.com/office/word/2016/wordml/cid" xmlns:w16cex="http://schemas.microsoft.com/office/word/2018/wordml/cex" xmlns:w16cei="http://schemas.microsoft.com/office/word/2026/wordml/cei" xmlns:w="http://schemas.openxmlformats.org/wordprocessingml/2006/main" xmlns:w10="urn:schemas-microsoft-com:office:word" xmlns:v="urn:schemas-microsoft-com:vml" xmlns:o="urn:schemas-microsoft-com:office:office" xmlns:oel="http://schemas.microsoft.com/office/2019/extlst" xmlns:am3d="http://schemas.microsoft.com/office/drawing/2017/model3d" xmlns:aink="http://schemas.microsoft.com/office/drawing/2016/ink" xmlns:cx8="http://schemas.microsoft.com/office/drawing/2016/5/14/chartex" xmlns:cx7="http://schemas.microsoft.com/office/drawing/2016/5/13/chartex" xmlns:cx6="http://schemas.microsoft.com/office/drawing/2016/5/12/chartex" xmlns:cx5="http://schemas.microsoft.com/office/drawing/2016/5/11/chartex" xmlns:cx4="http://schemas.microsoft.com/office/drawing/2016/5/10/chartex" xmlns:cx3="http://schemas.microsoft.com/office/drawing/2016/5/9/chartex" xmlns:cx2="http://schemas.microsoft.com/office/drawing/2015/10/21/chartex" xmlns:cx1="http://schemas.microsoft.com/office/drawing/2015/9/8/chartex" xmlns="" classificationOutcomeType="ftr"/>
+                    <aclsh:classification xmlns="" xmlns:cx1="http://schemas.microsoft.com/office/drawing/2015/9/8/chartex" xmlns:cx2="http://schemas.microsoft.com/office/drawing/2015/10/21/chartex" xmlns:cx3="http://schemas.microsoft.com/office/drawing/2016/5/9/chartex" xmlns:cx4="http://schemas.microsoft.com/office/drawing/2016/5/10/chartex" xmlns:cx5="http://schemas.microsoft.com/office/drawing/2016/5/11/chartex" xmlns:cx6="http://schemas.microsoft.com/office/drawing/2016/5/12/chartex" xmlns:cx7="http://schemas.microsoft.com/office/drawing/2016/5/13/chartex" xmlns:cx8="http://schemas.microsoft.com/office/drawing/2016/5/14/chartex" xmlns:aink="http://schemas.microsoft.com/office/drawing/2016/ink" xmlns:am3d="http://schemas.microsoft.com/office/drawing/2017/model3d" xmlns:oel="http://schemas.microsoft.com/office/2019/extlst" xmlns:o="urn:schemas-microsoft-com:office:office" xmlns:v="urn:schemas-microsoft-com:vml" xmlns:w10="urn:schemas-microsoft-com:office:word" xmlns:w="http://schemas.openxmlformats.org/wordprocessingml/2006/main" xmlns:w16cei="http://schemas.microsoft.com/office/word/2026/wordml/cei" xmlns:w16cex="http://schemas.microsoft.com/office/word/2018/wordml/cex" xmlns:w16cid="http://schemas.microsoft.com/office/word/2016/wordml/cid" xmlns:w16="http://schemas.microsoft.com/office/word/2018/wordml" xmlns:w16sdtdh="http://schemas.microsoft.com/office/word/2020/wordml/sdtdatahash" xmlns:w16sdtfl="http://schemas.microsoft.com/office/word/2024/wordml/sdtformatlock" xmlns:w16du="http://schemas.microsoft.com/office/word/2023/wordml/word16du" xmlns:aclsh="http://schemas.microsoft.com/office/drawing/2020/classificationShape" classificationOutcomeType="ftr"/>
                   </a:ext>
                 </a:extLst>
               </wp:docPr>
@@ -11503,7 +16524,7 @@
             </wp:anchor>
           </w:drawing>
         </mc:Choice>
-        <mc:Fallback xmlns:w16du="http://schemas.microsoft.com/office/word/2023/wordml/word16du" xmlns:w16sdtfl="http://schemas.microsoft.com/office/word/2024/wordml/sdtformatlock" xmlns:w16sdtdh="http://schemas.microsoft.com/office/word/2020/wordml/sdtdatahash" xmlns:w16="http://schemas.microsoft.com/office/word/2018/wordml" xmlns:w16cid="http://schemas.microsoft.com/office/word/2016/wordml/cid" xmlns:w16cex="http://schemas.microsoft.com/office/word/2018/wordml/cex" xmlns:w16cei="http://schemas.microsoft.com/office/word/2026/wordml/cei" xmlns:oel="http://schemas.microsoft.com/office/2019/extlst" xmlns:am3d="http://schemas.microsoft.com/office/drawing/2017/model3d" xmlns:aink="http://schemas.microsoft.com/office/drawing/2016/ink" xmlns:cx8="http://schemas.microsoft.com/office/drawing/2016/5/14/chartex" xmlns:cx7="http://schemas.microsoft.com/office/drawing/2016/5/13/chartex" xmlns:cx6="http://schemas.microsoft.com/office/drawing/2016/5/12/chartex" xmlns:cx5="http://schemas.microsoft.com/office/drawing/2016/5/11/chartex" xmlns:cx4="http://schemas.microsoft.com/office/drawing/2016/5/10/chartex" xmlns:cx3="http://schemas.microsoft.com/office/drawing/2016/5/9/chartex" xmlns:cx2="http://schemas.microsoft.com/office/drawing/2015/10/21/chartex" xmlns:cx1="http://schemas.microsoft.com/office/drawing/2015/9/8/chartex">
+        <mc:Fallback xmlns:cx1="http://schemas.microsoft.com/office/drawing/2015/9/8/chartex" xmlns:cx2="http://schemas.microsoft.com/office/drawing/2015/10/21/chartex" xmlns:cx3="http://schemas.microsoft.com/office/drawing/2016/5/9/chartex" xmlns:cx4="http://schemas.microsoft.com/office/drawing/2016/5/10/chartex" xmlns:cx5="http://schemas.microsoft.com/office/drawing/2016/5/11/chartex" xmlns:cx6="http://schemas.microsoft.com/office/drawing/2016/5/12/chartex" xmlns:cx7="http://schemas.microsoft.com/office/drawing/2016/5/13/chartex" xmlns:cx8="http://schemas.microsoft.com/office/drawing/2016/5/14/chartex" xmlns:aink="http://schemas.microsoft.com/office/drawing/2016/ink" xmlns:am3d="http://schemas.microsoft.com/office/drawing/2017/model3d" xmlns:oel="http://schemas.microsoft.com/office/2019/extlst" xmlns:w16cei="http://schemas.microsoft.com/office/word/2026/wordml/cei" xmlns:w16cex="http://schemas.microsoft.com/office/word/2018/wordml/cex" xmlns:w16cid="http://schemas.microsoft.com/office/word/2016/wordml/cid" xmlns:w16="http://schemas.microsoft.com/office/word/2018/wordml" xmlns:w16sdtdh="http://schemas.microsoft.com/office/word/2020/wordml/sdtdatahash" xmlns:w16sdtfl="http://schemas.microsoft.com/office/word/2024/wordml/sdtformatlock" xmlns:w16du="http://schemas.microsoft.com/office/word/2023/wordml/word16du">
           <w:pict>
             <v:line w14:anchorId="04400D3D" id="Straight Connector 6" o:spid="_x0000_s1026" style="position:absolute;z-index:251660288;visibility:visible;mso-wrap-style:square;mso-width-percent:0;mso-height-percent:0;mso-wrap-distance-left:9pt;mso-wrap-distance-top:-3e-5mm;mso-wrap-distance-right:9pt;mso-wrap-distance-bottom:-3e-5mm;mso-position-horizontal:absolute;mso-position-horizontal-relative:text;mso-position-vertical:absolute;mso-position-vertical-relative:text;mso-width-percent:0;mso-height-percent:0;mso-width-relative:page;mso-height-relative:page" from="-68.95pt,-666.45pt" to="489.05pt,-666.45pt" o:gfxdata="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" strokecolor="#4f81bd" strokeweight="2pt">
               <v:shadow on="t" opacity="24903f" origin=",.5" offset="0,.55556mm"/>
@@ -11563,7 +16584,7 @@
             <w:fldChar w:fldCharType="separate"/>
           </w:r>
           <w:r>
-            <w:t>16</w:t>
+            <w:t>20</w:t>
           </w:r>
           <w:r>
             <w:fldChar w:fldCharType="end"/>
@@ -11614,7 +16635,7 @@
             <w:rPr>
               <w:noProof/>
             </w:rPr>
-            <w:instrText>Deliverables</w:instrText>
+            <w:instrText>Task 2 – Database Implementation (6 Marks)</w:instrText>
           </w:r>
           <w:r>
             <w:rPr>
@@ -11647,7 +16668,7 @@
             <w:rPr>
               <w:noProof/>
             </w:rPr>
-            <w:instrText>Deliverables</w:instrText>
+            <w:instrText>Task 2 – Database Implementation (6 Marks)</w:instrText>
           </w:r>
           <w:r>
             <w:rPr>
@@ -11665,7 +16686,7 @@
             <w:rPr>
               <w:noProof/>
             </w:rPr>
-            <w:t xml:space="preserve">Deliverables </w:t>
+            <w:t xml:space="preserve">Task 2 – Database Implementation (6 Marks) </w:t>
           </w:r>
           <w:r>
             <w:fldChar w:fldCharType="end"/>
@@ -16699,6 +21720,7 @@
     <w:rsid w:val="00E9596B"/>
     <w:rsid w:val="00F00256"/>
     <w:rsid w:val="00F1235E"/>
+    <w:rsid w:val="00F37974"/>
     <w:rsid w:val="00F64854"/>
     <w:rsid w:val="00FA6C85"/>
   </w:rsids>
@@ -17549,7 +22571,7 @@
 </file>
 
 <file path=customXml/itemProps3.xml><?xml version="1.0" encoding="utf-8"?>
-<ds:datastoreItem xmlns:ds="http://schemas.openxmlformats.org/officeDocument/2006/customXml" ds:itemID="{86BDB236-5E50-4B22-8870-151B48233391}">
+<ds:datastoreItem xmlns:ds="http://schemas.openxmlformats.org/officeDocument/2006/customXml" ds:itemID="{BC2A3C25-4B6D-4F32-B8D5-6D3EC88B02B7}">
   <ds:schemaRefs>
     <ds:schemaRef ds:uri="http://schemas.openxmlformats.org/officeDocument/2006/bibliography"/>
   </ds:schemaRefs>
